--- a/documentacion/Plantilla_bitacora_portafolio_U1.docx
+++ b/documentacion/Plantilla_bitacora_portafolio_U1.docx
@@ -98,13 +98,30 @@
             <w:vAlign w:val="center"/>
           </w:tcPr>
           <w:p>
-            <w:r>
+            <w:pPr>
               <w:rPr>
                 <w:b/>
                 <w:color w:val="394049"/>
                 <w:sz w:val="19"/>
               </w:rPr>
+            </w:pPr>
+            <w:proofErr w:type="spellStart"/>
+            <w:r>
+              <w:rPr>
+                <w:b/>
+                <w:color w:val="394049"/>
+                <w:sz w:val="19"/>
+              </w:rPr>
               <w:t>Estudiante</w:t>
+            </w:r>
+            <w:proofErr w:type="spellEnd"/>
+            <w:r>
+              <w:rPr>
+                <w:b/>
+                <w:color w:val="394049"/>
+                <w:sz w:val="19"/>
+              </w:rPr>
+              <w:t>: Jeffry Aburto</w:t>
             </w:r>
           </w:p>
         </w:tc>
@@ -139,14 +156,41 @@
             <w:vAlign w:val="center"/>
           </w:tcPr>
           <w:p>
-            <w:r>
+            <w:pPr>
               <w:rPr>
                 <w:b/>
                 <w:color w:val="394049"/>
                 <w:sz w:val="19"/>
               </w:rPr>
+            </w:pPr>
+            <w:proofErr w:type="spellStart"/>
+            <w:r>
+              <w:rPr>
+                <w:b/>
+                <w:color w:val="394049"/>
+                <w:sz w:val="19"/>
+              </w:rPr>
               <w:t>Repositorio</w:t>
             </w:r>
+            <w:proofErr w:type="spellEnd"/>
+            <w:r>
+              <w:rPr>
+                <w:b/>
+                <w:color w:val="394049"/>
+                <w:sz w:val="19"/>
+              </w:rPr>
+              <w:t xml:space="preserve">: </w:t>
+            </w:r>
+            <w:hyperlink r:id="rId8" w:history="1">
+              <w:r>
+                <w:rPr>
+                  <w:rStyle w:val="Hipervnculo"/>
+                  <w:b/>
+                  <w:sz w:val="19"/>
+                </w:rPr>
+                <w:t>https://github.com/jeffryx-hub/Portafolio_U1_EnsayoCompresion</w:t>
+              </w:r>
+            </w:hyperlink>
           </w:p>
         </w:tc>
         <w:tc>
@@ -186,8 +230,36 @@
                 <w:color w:val="394049"/>
                 <w:sz w:val="19"/>
               </w:rPr>
-              <w:t>Commit entregado</w:t>
-            </w:r>
+              <w:t xml:space="preserve">Commit </w:t>
+            </w:r>
+            <w:proofErr w:type="spellStart"/>
+            <w:r>
+              <w:rPr>
+                <w:b/>
+                <w:color w:val="394049"/>
+                <w:sz w:val="19"/>
+              </w:rPr>
+              <w:t>entregado</w:t>
+            </w:r>
+            <w:proofErr w:type="spellEnd"/>
+            <w:r>
+              <w:rPr>
+                <w:b/>
+                <w:color w:val="394049"/>
+                <w:sz w:val="19"/>
+              </w:rPr>
+              <w:t xml:space="preserve">: </w:t>
+            </w:r>
+            <w:hyperlink r:id="rId9" w:history="1">
+              <w:r>
+                <w:rPr>
+                  <w:rStyle w:val="Hipervnculo"/>
+                  <w:b/>
+                  <w:sz w:val="19"/>
+                </w:rPr>
+                <w:t>a0c9924</w:t>
+              </w:r>
+            </w:hyperlink>
           </w:p>
         </w:tc>
         <w:tc>
@@ -5161,6 +5233,572 @@
               <w:rPr>
                 <w:sz w:val="18"/>
               </w:rPr>
+              <w:t xml:space="preserve">Creé </w:t>
+            </w:r>
+            <w:proofErr w:type="spellStart"/>
+            <w:r>
+              <w:rPr>
+                <w:sz w:val="18"/>
+              </w:rPr>
+              <w:t>una</w:t>
+            </w:r>
+            <w:proofErr w:type="spellEnd"/>
+            <w:r>
+              <w:rPr>
+                <w:sz w:val="18"/>
+              </w:rPr>
+              <w:t xml:space="preserve"> </w:t>
+            </w:r>
+            <w:proofErr w:type="spellStart"/>
+            <w:r>
+              <w:rPr>
+                <w:sz w:val="18"/>
+              </w:rPr>
+              <w:t>estructura</w:t>
+            </w:r>
+            <w:proofErr w:type="spellEnd"/>
+            <w:r>
+              <w:rPr>
+                <w:sz w:val="18"/>
+              </w:rPr>
+              <w:t xml:space="preserve"> de </w:t>
+            </w:r>
+            <w:proofErr w:type="spellStart"/>
+            <w:r>
+              <w:rPr>
+                <w:sz w:val="18"/>
+              </w:rPr>
+              <w:t>directorios</w:t>
+            </w:r>
+            <w:proofErr w:type="spellEnd"/>
+            <w:r>
+              <w:rPr>
+                <w:sz w:val="18"/>
+              </w:rPr>
+              <w:t xml:space="preserve"> </w:t>
+            </w:r>
+            <w:proofErr w:type="spellStart"/>
+            <w:r>
+              <w:rPr>
+                <w:sz w:val="18"/>
+              </w:rPr>
+              <w:t>lógica</w:t>
+            </w:r>
+            <w:proofErr w:type="spellEnd"/>
+            <w:r>
+              <w:rPr>
+                <w:sz w:val="18"/>
+              </w:rPr>
+              <w:t xml:space="preserve"> (/</w:t>
+            </w:r>
+            <w:proofErr w:type="spellStart"/>
+            <w:r>
+              <w:rPr>
+                <w:sz w:val="18"/>
+              </w:rPr>
+              <w:t>datos_origen</w:t>
+            </w:r>
+            <w:proofErr w:type="spellEnd"/>
+            <w:r>
+              <w:rPr>
+                <w:sz w:val="18"/>
+              </w:rPr>
+              <w:t>, /</w:t>
+            </w:r>
+            <w:proofErr w:type="spellStart"/>
+            <w:r>
+              <w:rPr>
+                <w:sz w:val="18"/>
+              </w:rPr>
+              <w:t>procesamiento</w:t>
+            </w:r>
+            <w:proofErr w:type="spellEnd"/>
+            <w:r>
+              <w:rPr>
+                <w:sz w:val="18"/>
+              </w:rPr>
+              <w:t>, /</w:t>
+            </w:r>
+            <w:proofErr w:type="spellStart"/>
+            <w:r>
+              <w:rPr>
+                <w:sz w:val="18"/>
+              </w:rPr>
+              <w:t>resultados</w:t>
+            </w:r>
+            <w:proofErr w:type="spellEnd"/>
+            <w:r>
+              <w:rPr>
+                <w:sz w:val="18"/>
+              </w:rPr>
+              <w:t>, /</w:t>
+            </w:r>
+            <w:proofErr w:type="spellStart"/>
+            <w:r>
+              <w:rPr>
+                <w:sz w:val="18"/>
+              </w:rPr>
+              <w:t>documentacion</w:t>
+            </w:r>
+            <w:proofErr w:type="spellEnd"/>
+            <w:r>
+              <w:rPr>
+                <w:sz w:val="18"/>
+              </w:rPr>
+              <w:t xml:space="preserve">) para </w:t>
+            </w:r>
+            <w:proofErr w:type="spellStart"/>
+            <w:r>
+              <w:rPr>
+                <w:sz w:val="18"/>
+              </w:rPr>
+              <w:t>segregar</w:t>
+            </w:r>
+            <w:proofErr w:type="spellEnd"/>
+            <w:r>
+              <w:rPr>
+                <w:sz w:val="18"/>
+              </w:rPr>
+              <w:t xml:space="preserve"> la </w:t>
+            </w:r>
+            <w:proofErr w:type="spellStart"/>
+            <w:r>
+              <w:rPr>
+                <w:sz w:val="18"/>
+              </w:rPr>
+              <w:t>información</w:t>
+            </w:r>
+            <w:proofErr w:type="spellEnd"/>
+            <w:r>
+              <w:rPr>
+                <w:sz w:val="18"/>
+              </w:rPr>
+              <w:t xml:space="preserve">. </w:t>
+            </w:r>
+            <w:proofErr w:type="spellStart"/>
+            <w:r>
+              <w:rPr>
+                <w:sz w:val="18"/>
+              </w:rPr>
+              <w:t>Consolidé</w:t>
+            </w:r>
+            <w:proofErr w:type="spellEnd"/>
+            <w:r>
+              <w:rPr>
+                <w:sz w:val="18"/>
+              </w:rPr>
+              <w:t xml:space="preserve"> </w:t>
+            </w:r>
+            <w:proofErr w:type="spellStart"/>
+            <w:r>
+              <w:rPr>
+                <w:sz w:val="18"/>
+              </w:rPr>
+              <w:t>los</w:t>
+            </w:r>
+            <w:proofErr w:type="spellEnd"/>
+            <w:r>
+              <w:rPr>
+                <w:sz w:val="18"/>
+              </w:rPr>
+              <w:t xml:space="preserve"> </w:t>
+            </w:r>
+            <w:proofErr w:type="spellStart"/>
+            <w:r>
+              <w:rPr>
+                <w:sz w:val="18"/>
+              </w:rPr>
+              <w:t>datos</w:t>
+            </w:r>
+            <w:proofErr w:type="spellEnd"/>
+            <w:r>
+              <w:rPr>
+                <w:sz w:val="18"/>
+              </w:rPr>
+              <w:t xml:space="preserve"> </w:t>
+            </w:r>
+            <w:proofErr w:type="spellStart"/>
+            <w:r>
+              <w:rPr>
+                <w:sz w:val="18"/>
+              </w:rPr>
+              <w:t>en</w:t>
+            </w:r>
+            <w:proofErr w:type="spellEnd"/>
+            <w:r>
+              <w:rPr>
+                <w:sz w:val="18"/>
+              </w:rPr>
+              <w:t xml:space="preserve"> un </w:t>
+            </w:r>
+            <w:proofErr w:type="spellStart"/>
+            <w:r>
+              <w:rPr>
+                <w:sz w:val="18"/>
+              </w:rPr>
+              <w:t>único</w:t>
+            </w:r>
+            <w:proofErr w:type="spellEnd"/>
+            <w:r>
+              <w:rPr>
+                <w:sz w:val="18"/>
+              </w:rPr>
+              <w:t xml:space="preserve"> </w:t>
+            </w:r>
+            <w:proofErr w:type="spellStart"/>
+            <w:r>
+              <w:rPr>
+                <w:sz w:val="18"/>
+              </w:rPr>
+              <w:t>archivo</w:t>
+            </w:r>
+            <w:proofErr w:type="spellEnd"/>
+            <w:r>
+              <w:rPr>
+                <w:sz w:val="18"/>
+              </w:rPr>
+              <w:t xml:space="preserve"> Excel </w:t>
+            </w:r>
+            <w:proofErr w:type="spellStart"/>
+            <w:r>
+              <w:rPr>
+                <w:sz w:val="18"/>
+              </w:rPr>
+              <w:t>definitivo</w:t>
+            </w:r>
+            <w:proofErr w:type="spellEnd"/>
+            <w:r>
+              <w:rPr>
+                <w:sz w:val="18"/>
+              </w:rPr>
+              <w:t xml:space="preserve"> </w:t>
+            </w:r>
+            <w:proofErr w:type="spellStart"/>
+            <w:r>
+              <w:rPr>
+                <w:sz w:val="18"/>
+              </w:rPr>
+              <w:t>donde</w:t>
+            </w:r>
+            <w:proofErr w:type="spellEnd"/>
+            <w:r>
+              <w:rPr>
+                <w:sz w:val="18"/>
+              </w:rPr>
+              <w:t xml:space="preserve"> </w:t>
+            </w:r>
+            <w:proofErr w:type="spellStart"/>
+            <w:r>
+              <w:rPr>
+                <w:sz w:val="18"/>
+              </w:rPr>
+              <w:t>calculé</w:t>
+            </w:r>
+            <w:proofErr w:type="spellEnd"/>
+            <w:r>
+              <w:rPr>
+                <w:sz w:val="18"/>
+              </w:rPr>
+              <w:t xml:space="preserve"> el </w:t>
+            </w:r>
+            <w:proofErr w:type="spellStart"/>
+            <w:r>
+              <w:rPr>
+                <w:sz w:val="18"/>
+              </w:rPr>
+              <w:t>área</w:t>
+            </w:r>
+            <w:proofErr w:type="spellEnd"/>
+            <w:r>
+              <w:rPr>
+                <w:sz w:val="18"/>
+              </w:rPr>
+              <w:t xml:space="preserve"> de la </w:t>
+            </w:r>
+            <w:proofErr w:type="spellStart"/>
+            <w:r>
+              <w:rPr>
+                <w:sz w:val="18"/>
+              </w:rPr>
+              <w:t>probeta</w:t>
+            </w:r>
+            <w:proofErr w:type="spellEnd"/>
+            <w:r>
+              <w:rPr>
+                <w:sz w:val="18"/>
+              </w:rPr>
+              <w:t xml:space="preserve"> </w:t>
+            </w:r>
+            <w:proofErr w:type="spellStart"/>
+            <w:r>
+              <w:rPr>
+                <w:sz w:val="18"/>
+              </w:rPr>
+              <w:t>cilíndrica</w:t>
+            </w:r>
+            <w:proofErr w:type="spellEnd"/>
+            <w:r>
+              <w:rPr>
+                <w:sz w:val="18"/>
+              </w:rPr>
+              <w:t xml:space="preserve"> de 150x300 mm y el </w:t>
+            </w:r>
+            <w:proofErr w:type="spellStart"/>
+            <w:r>
+              <w:rPr>
+                <w:sz w:val="18"/>
+              </w:rPr>
+              <w:t>esfuerzo</w:t>
+            </w:r>
+            <w:proofErr w:type="spellEnd"/>
+            <w:r>
+              <w:rPr>
+                <w:sz w:val="18"/>
+              </w:rPr>
+              <w:t xml:space="preserve"> </w:t>
+            </w:r>
+            <w:proofErr w:type="spellStart"/>
+            <w:r>
+              <w:rPr>
+                <w:sz w:val="18"/>
+              </w:rPr>
+              <w:t>en</w:t>
+            </w:r>
+            <w:proofErr w:type="spellEnd"/>
+            <w:r>
+              <w:rPr>
+                <w:sz w:val="18"/>
+              </w:rPr>
+              <w:t xml:space="preserve"> MPa, </w:t>
+            </w:r>
+            <w:proofErr w:type="spellStart"/>
+            <w:r>
+              <w:rPr>
+                <w:sz w:val="18"/>
+              </w:rPr>
+              <w:t>generando</w:t>
+            </w:r>
+            <w:proofErr w:type="spellEnd"/>
+            <w:r>
+              <w:rPr>
+                <w:sz w:val="18"/>
+              </w:rPr>
+              <w:t xml:space="preserve"> el </w:t>
+            </w:r>
+            <w:proofErr w:type="spellStart"/>
+            <w:r>
+              <w:rPr>
+                <w:sz w:val="18"/>
+              </w:rPr>
+              <w:t>gráfico</w:t>
+            </w:r>
+            <w:proofErr w:type="spellEnd"/>
+            <w:r>
+              <w:rPr>
+                <w:sz w:val="18"/>
+              </w:rPr>
+              <w:t xml:space="preserve"> </w:t>
+            </w:r>
+            <w:proofErr w:type="spellStart"/>
+            <w:r>
+              <w:rPr>
+                <w:sz w:val="18"/>
+              </w:rPr>
+              <w:t>directamente</w:t>
+            </w:r>
+            <w:proofErr w:type="spellEnd"/>
+            <w:r>
+              <w:rPr>
+                <w:sz w:val="18"/>
+              </w:rPr>
+              <w:t xml:space="preserve"> </w:t>
+            </w:r>
+            <w:proofErr w:type="spellStart"/>
+            <w:r>
+              <w:rPr>
+                <w:sz w:val="18"/>
+              </w:rPr>
+              <w:t>desde</w:t>
+            </w:r>
+            <w:proofErr w:type="spellEnd"/>
+            <w:r>
+              <w:rPr>
+                <w:sz w:val="18"/>
+              </w:rPr>
+              <w:t xml:space="preserve"> </w:t>
+            </w:r>
+            <w:proofErr w:type="spellStart"/>
+            <w:r>
+              <w:rPr>
+                <w:sz w:val="18"/>
+              </w:rPr>
+              <w:t>esas</w:t>
+            </w:r>
+            <w:proofErr w:type="spellEnd"/>
+            <w:r>
+              <w:rPr>
+                <w:sz w:val="18"/>
+              </w:rPr>
+              <w:t xml:space="preserve"> </w:t>
+            </w:r>
+            <w:proofErr w:type="spellStart"/>
+            <w:r>
+              <w:rPr>
+                <w:sz w:val="18"/>
+              </w:rPr>
+              <w:t>celdas</w:t>
+            </w:r>
+            <w:proofErr w:type="spellEnd"/>
+            <w:r>
+              <w:rPr>
+                <w:sz w:val="18"/>
+              </w:rPr>
+              <w:t xml:space="preserve"> para </w:t>
+            </w:r>
+            <w:proofErr w:type="spellStart"/>
+            <w:r>
+              <w:rPr>
+                <w:sz w:val="18"/>
+              </w:rPr>
+              <w:t>asegurar</w:t>
+            </w:r>
+            <w:proofErr w:type="spellEnd"/>
+            <w:r>
+              <w:rPr>
+                <w:sz w:val="18"/>
+              </w:rPr>
+              <w:t xml:space="preserve"> la </w:t>
+            </w:r>
+            <w:proofErr w:type="spellStart"/>
+            <w:r>
+              <w:rPr>
+                <w:sz w:val="18"/>
+              </w:rPr>
+              <w:t>trazabilidad</w:t>
+            </w:r>
+            <w:proofErr w:type="spellEnd"/>
+            <w:r>
+              <w:rPr>
+                <w:sz w:val="18"/>
+              </w:rPr>
+              <w:t xml:space="preserve">. Todo </w:t>
+            </w:r>
+            <w:proofErr w:type="spellStart"/>
+            <w:r>
+              <w:rPr>
+                <w:sz w:val="18"/>
+              </w:rPr>
+              <w:t>este</w:t>
+            </w:r>
+            <w:proofErr w:type="spellEnd"/>
+            <w:r>
+              <w:rPr>
+                <w:sz w:val="18"/>
+              </w:rPr>
+              <w:t xml:space="preserve"> </w:t>
+            </w:r>
+            <w:proofErr w:type="spellStart"/>
+            <w:r>
+              <w:rPr>
+                <w:sz w:val="18"/>
+              </w:rPr>
+              <w:t>progreso</w:t>
+            </w:r>
+            <w:proofErr w:type="spellEnd"/>
+            <w:r>
+              <w:rPr>
+                <w:sz w:val="18"/>
+              </w:rPr>
+              <w:t xml:space="preserve"> lo </w:t>
+            </w:r>
+            <w:proofErr w:type="spellStart"/>
+            <w:r>
+              <w:rPr>
+                <w:sz w:val="18"/>
+              </w:rPr>
+              <w:t>registré</w:t>
+            </w:r>
+            <w:proofErr w:type="spellEnd"/>
+            <w:r>
+              <w:rPr>
+                <w:sz w:val="18"/>
+              </w:rPr>
+              <w:t xml:space="preserve"> </w:t>
+            </w:r>
+            <w:proofErr w:type="spellStart"/>
+            <w:r>
+              <w:rPr>
+                <w:sz w:val="18"/>
+              </w:rPr>
+              <w:t>en</w:t>
+            </w:r>
+            <w:proofErr w:type="spellEnd"/>
+            <w:r>
+              <w:rPr>
+                <w:sz w:val="18"/>
+              </w:rPr>
+              <w:t xml:space="preserve"> un </w:t>
+            </w:r>
+            <w:proofErr w:type="spellStart"/>
+            <w:r>
+              <w:rPr>
+                <w:sz w:val="18"/>
+              </w:rPr>
+              <w:t>repositorio</w:t>
+            </w:r>
+            <w:proofErr w:type="spellEnd"/>
+            <w:r>
+              <w:rPr>
+                <w:sz w:val="18"/>
+              </w:rPr>
+              <w:t xml:space="preserve"> de GitHub </w:t>
+            </w:r>
+            <w:proofErr w:type="spellStart"/>
+            <w:r>
+              <w:rPr>
+                <w:sz w:val="18"/>
+              </w:rPr>
+              <w:t>mediante</w:t>
+            </w:r>
+            <w:proofErr w:type="spellEnd"/>
+            <w:r>
+              <w:rPr>
+                <w:sz w:val="18"/>
+              </w:rPr>
+              <w:t xml:space="preserve"> </w:t>
+            </w:r>
+            <w:r>
+              <w:rPr>
+                <w:i/>
+                <w:iCs/>
+                <w:sz w:val="18"/>
+              </w:rPr>
+              <w:t>commits</w:t>
+            </w:r>
+            <w:r>
+              <w:rPr>
+                <w:sz w:val="18"/>
+              </w:rPr>
+              <w:t xml:space="preserve"> </w:t>
+            </w:r>
+            <w:proofErr w:type="spellStart"/>
+            <w:r>
+              <w:rPr>
+                <w:sz w:val="18"/>
+              </w:rPr>
+              <w:t>descriptivos</w:t>
+            </w:r>
+            <w:proofErr w:type="spellEnd"/>
+            <w:r>
+              <w:rPr>
+                <w:sz w:val="18"/>
+              </w:rPr>
+              <w:t>.</w:t>
+            </w:r>
+            <w:r>
+              <w:rPr>
+                <w:sz w:val="18"/>
+              </w:rPr>
               <w:br/>
             </w:r>
             <w:r>
@@ -5218,6 +5856,376 @@
               <w:rPr>
                 <w:sz w:val="18"/>
               </w:rPr>
+              <w:t xml:space="preserve">El </w:t>
+            </w:r>
+            <w:proofErr w:type="spellStart"/>
+            <w:r>
+              <w:rPr>
+                <w:sz w:val="18"/>
+              </w:rPr>
+              <w:t>historial</w:t>
+            </w:r>
+            <w:proofErr w:type="spellEnd"/>
+            <w:r>
+              <w:rPr>
+                <w:sz w:val="18"/>
+              </w:rPr>
+              <w:t xml:space="preserve"> de </w:t>
+            </w:r>
+            <w:proofErr w:type="spellStart"/>
+            <w:r>
+              <w:rPr>
+                <w:sz w:val="18"/>
+              </w:rPr>
+              <w:t>versiones</w:t>
+            </w:r>
+            <w:proofErr w:type="spellEnd"/>
+            <w:r>
+              <w:rPr>
+                <w:sz w:val="18"/>
+              </w:rPr>
+              <w:t xml:space="preserve"> </w:t>
+            </w:r>
+            <w:proofErr w:type="spellStart"/>
+            <w:r>
+              <w:rPr>
+                <w:sz w:val="18"/>
+              </w:rPr>
+              <w:t>en</w:t>
+            </w:r>
+            <w:proofErr w:type="spellEnd"/>
+            <w:r>
+              <w:rPr>
+                <w:sz w:val="18"/>
+              </w:rPr>
+              <w:t xml:space="preserve"> el </w:t>
+            </w:r>
+            <w:proofErr w:type="spellStart"/>
+            <w:r>
+              <w:rPr>
+                <w:sz w:val="18"/>
+              </w:rPr>
+              <w:t>repositorio</w:t>
+            </w:r>
+            <w:proofErr w:type="spellEnd"/>
+            <w:r>
+              <w:rPr>
+                <w:sz w:val="18"/>
+              </w:rPr>
+              <w:t xml:space="preserve"> de GitHub, </w:t>
+            </w:r>
+            <w:proofErr w:type="spellStart"/>
+            <w:r>
+              <w:rPr>
+                <w:sz w:val="18"/>
+              </w:rPr>
+              <w:t>donde</w:t>
+            </w:r>
+            <w:proofErr w:type="spellEnd"/>
+            <w:r>
+              <w:rPr>
+                <w:sz w:val="18"/>
+              </w:rPr>
+              <w:t xml:space="preserve"> </w:t>
+            </w:r>
+            <w:proofErr w:type="spellStart"/>
+            <w:r>
+              <w:rPr>
+                <w:sz w:val="18"/>
+              </w:rPr>
+              <w:t>cada</w:t>
+            </w:r>
+            <w:proofErr w:type="spellEnd"/>
+            <w:r>
+              <w:rPr>
+                <w:sz w:val="18"/>
+              </w:rPr>
+              <w:t xml:space="preserve"> </w:t>
+            </w:r>
+            <w:r>
+              <w:rPr>
+                <w:i/>
+                <w:iCs/>
+                <w:sz w:val="18"/>
+              </w:rPr>
+              <w:t>commit</w:t>
+            </w:r>
+            <w:r>
+              <w:rPr>
+                <w:sz w:val="18"/>
+              </w:rPr>
+              <w:t xml:space="preserve"> documenta </w:t>
+            </w:r>
+            <w:proofErr w:type="spellStart"/>
+            <w:r>
+              <w:rPr>
+                <w:sz w:val="18"/>
+              </w:rPr>
+              <w:t>los</w:t>
+            </w:r>
+            <w:proofErr w:type="spellEnd"/>
+            <w:r>
+              <w:rPr>
+                <w:sz w:val="18"/>
+              </w:rPr>
+              <w:t xml:space="preserve"> </w:t>
+            </w:r>
+            <w:proofErr w:type="spellStart"/>
+            <w:r>
+              <w:rPr>
+                <w:sz w:val="18"/>
+              </w:rPr>
+              <w:t>cambios</w:t>
+            </w:r>
+            <w:proofErr w:type="spellEnd"/>
+            <w:r>
+              <w:rPr>
+                <w:sz w:val="18"/>
+              </w:rPr>
+              <w:t xml:space="preserve"> </w:t>
+            </w:r>
+            <w:proofErr w:type="spellStart"/>
+            <w:r>
+              <w:rPr>
+                <w:sz w:val="18"/>
+              </w:rPr>
+              <w:t>estructurales</w:t>
+            </w:r>
+            <w:proofErr w:type="spellEnd"/>
+            <w:r>
+              <w:rPr>
+                <w:sz w:val="18"/>
+              </w:rPr>
+              <w:t xml:space="preserve">. </w:t>
+            </w:r>
+            <w:proofErr w:type="spellStart"/>
+            <w:r>
+              <w:rPr>
+                <w:sz w:val="18"/>
+              </w:rPr>
+              <w:t>Además</w:t>
+            </w:r>
+            <w:proofErr w:type="spellEnd"/>
+            <w:r>
+              <w:rPr>
+                <w:sz w:val="18"/>
+              </w:rPr>
+              <w:t xml:space="preserve">, el nuevo </w:t>
+            </w:r>
+            <w:proofErr w:type="spellStart"/>
+            <w:r>
+              <w:rPr>
+                <w:sz w:val="18"/>
+              </w:rPr>
+              <w:t>archivo</w:t>
+            </w:r>
+            <w:proofErr w:type="spellEnd"/>
+            <w:r>
+              <w:rPr>
+                <w:sz w:val="18"/>
+              </w:rPr>
+              <w:t xml:space="preserve"> Excel de </w:t>
+            </w:r>
+            <w:proofErr w:type="spellStart"/>
+            <w:r>
+              <w:rPr>
+                <w:sz w:val="18"/>
+              </w:rPr>
+              <w:t>procesamiento</w:t>
+            </w:r>
+            <w:proofErr w:type="spellEnd"/>
+            <w:r>
+              <w:rPr>
+                <w:sz w:val="18"/>
+              </w:rPr>
+              <w:t xml:space="preserve"> </w:t>
+            </w:r>
+            <w:proofErr w:type="spellStart"/>
+            <w:r>
+              <w:rPr>
+                <w:sz w:val="18"/>
+              </w:rPr>
+              <w:t>demuestra</w:t>
+            </w:r>
+            <w:proofErr w:type="spellEnd"/>
+            <w:r>
+              <w:rPr>
+                <w:sz w:val="18"/>
+              </w:rPr>
+              <w:t xml:space="preserve"> la </w:t>
+            </w:r>
+            <w:proofErr w:type="spellStart"/>
+            <w:r>
+              <w:rPr>
+                <w:sz w:val="18"/>
+              </w:rPr>
+              <w:t>corrección</w:t>
+            </w:r>
+            <w:proofErr w:type="spellEnd"/>
+            <w:r>
+              <w:rPr>
+                <w:sz w:val="18"/>
+              </w:rPr>
+              <w:t xml:space="preserve"> </w:t>
+            </w:r>
+            <w:proofErr w:type="spellStart"/>
+            <w:r>
+              <w:rPr>
+                <w:sz w:val="18"/>
+              </w:rPr>
+              <w:t>técnica</w:t>
+            </w:r>
+            <w:proofErr w:type="spellEnd"/>
+            <w:r>
+              <w:rPr>
+                <w:sz w:val="18"/>
+              </w:rPr>
+              <w:t xml:space="preserve"> al </w:t>
+            </w:r>
+            <w:proofErr w:type="spellStart"/>
+            <w:r>
+              <w:rPr>
+                <w:sz w:val="18"/>
+              </w:rPr>
+              <w:t>mantener</w:t>
+            </w:r>
+            <w:proofErr w:type="spellEnd"/>
+            <w:r>
+              <w:rPr>
+                <w:sz w:val="18"/>
+              </w:rPr>
+              <w:t xml:space="preserve"> el </w:t>
+            </w:r>
+            <w:proofErr w:type="spellStart"/>
+            <w:r>
+              <w:rPr>
+                <w:sz w:val="18"/>
+              </w:rPr>
+              <w:t>gráfico</w:t>
+            </w:r>
+            <w:proofErr w:type="spellEnd"/>
+            <w:r>
+              <w:rPr>
+                <w:sz w:val="18"/>
+              </w:rPr>
+              <w:t xml:space="preserve"> </w:t>
+            </w:r>
+            <w:proofErr w:type="spellStart"/>
+            <w:r>
+              <w:rPr>
+                <w:sz w:val="18"/>
+              </w:rPr>
+              <w:t>vinculado</w:t>
+            </w:r>
+            <w:proofErr w:type="spellEnd"/>
+            <w:r>
+              <w:rPr>
+                <w:sz w:val="18"/>
+              </w:rPr>
+              <w:t xml:space="preserve"> </w:t>
+            </w:r>
+            <w:proofErr w:type="spellStart"/>
+            <w:r>
+              <w:rPr>
+                <w:sz w:val="18"/>
+              </w:rPr>
+              <w:t>dinámicamente</w:t>
+            </w:r>
+            <w:proofErr w:type="spellEnd"/>
+            <w:r>
+              <w:rPr>
+                <w:sz w:val="18"/>
+              </w:rPr>
+              <w:t xml:space="preserve"> a </w:t>
+            </w:r>
+            <w:proofErr w:type="spellStart"/>
+            <w:r>
+              <w:rPr>
+                <w:sz w:val="18"/>
+              </w:rPr>
+              <w:t>los</w:t>
+            </w:r>
+            <w:proofErr w:type="spellEnd"/>
+            <w:r>
+              <w:rPr>
+                <w:sz w:val="18"/>
+              </w:rPr>
+              <w:t xml:space="preserve"> </w:t>
+            </w:r>
+            <w:proofErr w:type="spellStart"/>
+            <w:r>
+              <w:rPr>
+                <w:sz w:val="18"/>
+              </w:rPr>
+              <w:t>datos</w:t>
+            </w:r>
+            <w:proofErr w:type="spellEnd"/>
+            <w:r>
+              <w:rPr>
+                <w:sz w:val="18"/>
+              </w:rPr>
+              <w:t xml:space="preserve"> de </w:t>
+            </w:r>
+            <w:proofErr w:type="spellStart"/>
+            <w:r>
+              <w:rPr>
+                <w:sz w:val="18"/>
+              </w:rPr>
+              <w:t>esfuerzo</w:t>
+            </w:r>
+            <w:proofErr w:type="spellEnd"/>
+            <w:r>
+              <w:rPr>
+                <w:sz w:val="18"/>
+              </w:rPr>
+              <w:t xml:space="preserve"> y </w:t>
+            </w:r>
+            <w:proofErr w:type="spellStart"/>
+            <w:r>
+              <w:rPr>
+                <w:sz w:val="18"/>
+              </w:rPr>
+              <w:t>deformación</w:t>
+            </w:r>
+            <w:proofErr w:type="spellEnd"/>
+            <w:r>
+              <w:rPr>
+                <w:sz w:val="18"/>
+              </w:rPr>
+              <w:t xml:space="preserve">, </w:t>
+            </w:r>
+            <w:proofErr w:type="spellStart"/>
+            <w:r>
+              <w:rPr>
+                <w:sz w:val="18"/>
+              </w:rPr>
+              <w:t>reemplazando</w:t>
+            </w:r>
+            <w:proofErr w:type="spellEnd"/>
+            <w:r>
+              <w:rPr>
+                <w:sz w:val="18"/>
+              </w:rPr>
+              <w:t xml:space="preserve"> la imagen </w:t>
+            </w:r>
+            <w:proofErr w:type="spellStart"/>
+            <w:r>
+              <w:rPr>
+                <w:sz w:val="18"/>
+              </w:rPr>
+              <w:t>estática</w:t>
+            </w:r>
+            <w:proofErr w:type="spellEnd"/>
+            <w:r>
+              <w:rPr>
+                <w:sz w:val="18"/>
+              </w:rPr>
+              <w:t xml:space="preserve"> anterior.</w:t>
+            </w:r>
+            <w:r>
+              <w:rPr>
+                <w:sz w:val="18"/>
+              </w:rPr>
               <w:br/>
             </w:r>
             <w:r>
@@ -5275,6 +6283,404 @@
               <w:rPr>
                 <w:sz w:val="18"/>
               </w:rPr>
+              <w:t xml:space="preserve">El </w:t>
+            </w:r>
+            <w:proofErr w:type="spellStart"/>
+            <w:r>
+              <w:rPr>
+                <w:sz w:val="18"/>
+              </w:rPr>
+              <w:t>desafío</w:t>
+            </w:r>
+            <w:proofErr w:type="spellEnd"/>
+            <w:r>
+              <w:rPr>
+                <w:sz w:val="18"/>
+              </w:rPr>
+              <w:t xml:space="preserve"> principal </w:t>
+            </w:r>
+            <w:proofErr w:type="spellStart"/>
+            <w:r>
+              <w:rPr>
+                <w:sz w:val="18"/>
+              </w:rPr>
+              <w:t>fue</w:t>
+            </w:r>
+            <w:proofErr w:type="spellEnd"/>
+            <w:r>
+              <w:rPr>
+                <w:sz w:val="18"/>
+              </w:rPr>
+              <w:t xml:space="preserve"> </w:t>
+            </w:r>
+            <w:proofErr w:type="spellStart"/>
+            <w:r>
+              <w:rPr>
+                <w:sz w:val="18"/>
+              </w:rPr>
+              <w:t>asegurar</w:t>
+            </w:r>
+            <w:proofErr w:type="spellEnd"/>
+            <w:r>
+              <w:rPr>
+                <w:sz w:val="18"/>
+              </w:rPr>
+              <w:t xml:space="preserve"> </w:t>
+            </w:r>
+            <w:proofErr w:type="spellStart"/>
+            <w:r>
+              <w:rPr>
+                <w:sz w:val="18"/>
+              </w:rPr>
+              <w:t>que</w:t>
+            </w:r>
+            <w:proofErr w:type="spellEnd"/>
+            <w:r>
+              <w:rPr>
+                <w:sz w:val="18"/>
+              </w:rPr>
+              <w:t xml:space="preserve"> </w:t>
+            </w:r>
+            <w:proofErr w:type="spellStart"/>
+            <w:r>
+              <w:rPr>
+                <w:sz w:val="18"/>
+              </w:rPr>
+              <w:t>los</w:t>
+            </w:r>
+            <w:proofErr w:type="spellEnd"/>
+            <w:r>
+              <w:rPr>
+                <w:sz w:val="18"/>
+              </w:rPr>
+              <w:t xml:space="preserve"> </w:t>
+            </w:r>
+            <w:proofErr w:type="spellStart"/>
+            <w:r>
+              <w:rPr>
+                <w:sz w:val="18"/>
+              </w:rPr>
+              <w:t>archivos</w:t>
+            </w:r>
+            <w:proofErr w:type="spellEnd"/>
+            <w:r>
+              <w:rPr>
+                <w:sz w:val="18"/>
+              </w:rPr>
+              <w:t xml:space="preserve"> </w:t>
+            </w:r>
+            <w:proofErr w:type="spellStart"/>
+            <w:r>
+              <w:rPr>
+                <w:sz w:val="18"/>
+              </w:rPr>
+              <w:t>originales</w:t>
+            </w:r>
+            <w:proofErr w:type="spellEnd"/>
+            <w:r>
+              <w:rPr>
+                <w:sz w:val="18"/>
+              </w:rPr>
+              <w:t xml:space="preserve"> se </w:t>
+            </w:r>
+            <w:proofErr w:type="spellStart"/>
+            <w:r>
+              <w:rPr>
+                <w:sz w:val="18"/>
+              </w:rPr>
+              <w:t>mantuvieran</w:t>
+            </w:r>
+            <w:proofErr w:type="spellEnd"/>
+            <w:r>
+              <w:rPr>
+                <w:sz w:val="18"/>
+              </w:rPr>
+              <w:t xml:space="preserve"> </w:t>
+            </w:r>
+            <w:proofErr w:type="spellStart"/>
+            <w:r>
+              <w:rPr>
+                <w:sz w:val="18"/>
+              </w:rPr>
+              <w:t>intactos</w:t>
+            </w:r>
+            <w:proofErr w:type="spellEnd"/>
+            <w:r>
+              <w:rPr>
+                <w:sz w:val="18"/>
+              </w:rPr>
+              <w:t xml:space="preserve"> </w:t>
+            </w:r>
+            <w:proofErr w:type="spellStart"/>
+            <w:r>
+              <w:rPr>
+                <w:sz w:val="18"/>
+              </w:rPr>
+              <w:t>en</w:t>
+            </w:r>
+            <w:proofErr w:type="spellEnd"/>
+            <w:r>
+              <w:rPr>
+                <w:sz w:val="18"/>
+              </w:rPr>
+              <w:t xml:space="preserve"> la </w:t>
+            </w:r>
+            <w:proofErr w:type="spellStart"/>
+            <w:r>
+              <w:rPr>
+                <w:sz w:val="18"/>
+              </w:rPr>
+              <w:t>carpeta</w:t>
+            </w:r>
+            <w:proofErr w:type="spellEnd"/>
+            <w:r>
+              <w:rPr>
+                <w:sz w:val="18"/>
+              </w:rPr>
+              <w:t xml:space="preserve"> de </w:t>
+            </w:r>
+            <w:proofErr w:type="spellStart"/>
+            <w:r>
+              <w:rPr>
+                <w:sz w:val="18"/>
+              </w:rPr>
+              <w:t>origen</w:t>
+            </w:r>
+            <w:proofErr w:type="spellEnd"/>
+            <w:r>
+              <w:rPr>
+                <w:sz w:val="18"/>
+              </w:rPr>
+              <w:t xml:space="preserve"> sin </w:t>
+            </w:r>
+            <w:proofErr w:type="spellStart"/>
+            <w:r>
+              <w:rPr>
+                <w:sz w:val="18"/>
+              </w:rPr>
+              <w:t>sobrescribirlos</w:t>
+            </w:r>
+            <w:proofErr w:type="spellEnd"/>
+            <w:r>
+              <w:rPr>
+                <w:sz w:val="18"/>
+              </w:rPr>
+              <w:t xml:space="preserve"> </w:t>
+            </w:r>
+            <w:proofErr w:type="spellStart"/>
+            <w:r>
+              <w:rPr>
+                <w:sz w:val="18"/>
+              </w:rPr>
+              <w:t>por</w:t>
+            </w:r>
+            <w:proofErr w:type="spellEnd"/>
+            <w:r>
+              <w:rPr>
+                <w:sz w:val="18"/>
+              </w:rPr>
+              <w:t xml:space="preserve"> error al </w:t>
+            </w:r>
+            <w:proofErr w:type="spellStart"/>
+            <w:r>
+              <w:rPr>
+                <w:sz w:val="18"/>
+              </w:rPr>
+              <w:t>momento</w:t>
+            </w:r>
+            <w:proofErr w:type="spellEnd"/>
+            <w:r>
+              <w:rPr>
+                <w:sz w:val="18"/>
+              </w:rPr>
+              <w:t xml:space="preserve"> de </w:t>
+            </w:r>
+            <w:proofErr w:type="spellStart"/>
+            <w:r>
+              <w:rPr>
+                <w:sz w:val="18"/>
+              </w:rPr>
+              <w:t>hacer</w:t>
+            </w:r>
+            <w:proofErr w:type="spellEnd"/>
+            <w:r>
+              <w:rPr>
+                <w:sz w:val="18"/>
+              </w:rPr>
+              <w:t xml:space="preserve"> las </w:t>
+            </w:r>
+            <w:proofErr w:type="spellStart"/>
+            <w:r>
+              <w:rPr>
+                <w:sz w:val="18"/>
+              </w:rPr>
+              <w:t>correcciones</w:t>
+            </w:r>
+            <w:proofErr w:type="spellEnd"/>
+            <w:r>
+              <w:rPr>
+                <w:sz w:val="18"/>
+              </w:rPr>
+              <w:t xml:space="preserve">. También </w:t>
+            </w:r>
+            <w:proofErr w:type="spellStart"/>
+            <w:r>
+              <w:rPr>
+                <w:sz w:val="18"/>
+              </w:rPr>
+              <w:t>fue</w:t>
+            </w:r>
+            <w:proofErr w:type="spellEnd"/>
+            <w:r>
+              <w:rPr>
+                <w:sz w:val="18"/>
+              </w:rPr>
+              <w:t xml:space="preserve"> </w:t>
+            </w:r>
+            <w:proofErr w:type="spellStart"/>
+            <w:r>
+              <w:rPr>
+                <w:sz w:val="18"/>
+              </w:rPr>
+              <w:t>necesario</w:t>
+            </w:r>
+            <w:proofErr w:type="spellEnd"/>
+            <w:r>
+              <w:rPr>
+                <w:sz w:val="18"/>
+              </w:rPr>
+              <w:t xml:space="preserve"> </w:t>
+            </w:r>
+            <w:proofErr w:type="spellStart"/>
+            <w:r>
+              <w:rPr>
+                <w:sz w:val="18"/>
+              </w:rPr>
+              <w:t>aprender</w:t>
+            </w:r>
+            <w:proofErr w:type="spellEnd"/>
+            <w:r>
+              <w:rPr>
+                <w:sz w:val="18"/>
+              </w:rPr>
+              <w:t xml:space="preserve"> a </w:t>
+            </w:r>
+            <w:proofErr w:type="spellStart"/>
+            <w:r>
+              <w:rPr>
+                <w:sz w:val="18"/>
+              </w:rPr>
+              <w:t>utilizar</w:t>
+            </w:r>
+            <w:proofErr w:type="spellEnd"/>
+            <w:r>
+              <w:rPr>
+                <w:sz w:val="18"/>
+              </w:rPr>
+              <w:t xml:space="preserve"> el </w:t>
+            </w:r>
+            <w:proofErr w:type="spellStart"/>
+            <w:r>
+              <w:rPr>
+                <w:sz w:val="18"/>
+              </w:rPr>
+              <w:t>entorno</w:t>
+            </w:r>
+            <w:proofErr w:type="spellEnd"/>
+            <w:r>
+              <w:rPr>
+                <w:sz w:val="18"/>
+              </w:rPr>
+              <w:t xml:space="preserve"> web de GitHub (</w:t>
+            </w:r>
+            <w:proofErr w:type="spellStart"/>
+            <w:r>
+              <w:rPr>
+                <w:sz w:val="18"/>
+              </w:rPr>
+              <w:t>github.dev</w:t>
+            </w:r>
+            <w:proofErr w:type="spellEnd"/>
+            <w:r>
+              <w:rPr>
+                <w:sz w:val="18"/>
+              </w:rPr>
+              <w:t xml:space="preserve">) para </w:t>
+            </w:r>
+            <w:proofErr w:type="spellStart"/>
+            <w:r>
+              <w:rPr>
+                <w:sz w:val="18"/>
+              </w:rPr>
+              <w:t>subir</w:t>
+            </w:r>
+            <w:proofErr w:type="spellEnd"/>
+            <w:r>
+              <w:rPr>
+                <w:sz w:val="18"/>
+              </w:rPr>
+              <w:t xml:space="preserve"> las </w:t>
+            </w:r>
+            <w:proofErr w:type="spellStart"/>
+            <w:r>
+              <w:rPr>
+                <w:sz w:val="18"/>
+              </w:rPr>
+              <w:t>carpetas</w:t>
+            </w:r>
+            <w:proofErr w:type="spellEnd"/>
+            <w:r>
+              <w:rPr>
+                <w:sz w:val="18"/>
+              </w:rPr>
+              <w:t xml:space="preserve"> </w:t>
+            </w:r>
+            <w:proofErr w:type="spellStart"/>
+            <w:r>
+              <w:rPr>
+                <w:sz w:val="18"/>
+              </w:rPr>
+              <w:t>correctamente</w:t>
+            </w:r>
+            <w:proofErr w:type="spellEnd"/>
+            <w:r>
+              <w:rPr>
+                <w:sz w:val="18"/>
+              </w:rPr>
+              <w:t xml:space="preserve"> sin </w:t>
+            </w:r>
+            <w:proofErr w:type="spellStart"/>
+            <w:r>
+              <w:rPr>
+                <w:sz w:val="18"/>
+              </w:rPr>
+              <w:t>perder</w:t>
+            </w:r>
+            <w:proofErr w:type="spellEnd"/>
+            <w:r>
+              <w:rPr>
+                <w:sz w:val="18"/>
+              </w:rPr>
+              <w:t xml:space="preserve"> la </w:t>
+            </w:r>
+            <w:proofErr w:type="spellStart"/>
+            <w:r>
+              <w:rPr>
+                <w:sz w:val="18"/>
+              </w:rPr>
+              <w:t>estructura</w:t>
+            </w:r>
+            <w:proofErr w:type="spellEnd"/>
+            <w:r>
+              <w:rPr>
+                <w:sz w:val="18"/>
+              </w:rPr>
+              <w:t>.</w:t>
+            </w:r>
+            <w:r>
+              <w:rPr>
+                <w:sz w:val="18"/>
+              </w:rPr>
               <w:br/>
             </w:r>
             <w:r>
@@ -5328,6 +6734,342 @@
             <w:pPr>
               <w:spacing w:after="0" w:line="240" w:lineRule="auto"/>
             </w:pPr>
+            <w:proofErr w:type="spellStart"/>
+            <w:r>
+              <w:rPr>
+                <w:sz w:val="18"/>
+              </w:rPr>
+              <w:t>Revisando</w:t>
+            </w:r>
+            <w:proofErr w:type="spellEnd"/>
+            <w:r>
+              <w:rPr>
+                <w:sz w:val="18"/>
+              </w:rPr>
+              <w:t xml:space="preserve"> el </w:t>
+            </w:r>
+            <w:proofErr w:type="spellStart"/>
+            <w:r>
+              <w:rPr>
+                <w:sz w:val="18"/>
+              </w:rPr>
+              <w:t>repositorio</w:t>
+            </w:r>
+            <w:proofErr w:type="spellEnd"/>
+            <w:r>
+              <w:rPr>
+                <w:sz w:val="18"/>
+              </w:rPr>
+              <w:t xml:space="preserve"> </w:t>
+            </w:r>
+            <w:proofErr w:type="spellStart"/>
+            <w:r>
+              <w:rPr>
+                <w:sz w:val="18"/>
+              </w:rPr>
+              <w:t>según</w:t>
+            </w:r>
+            <w:proofErr w:type="spellEnd"/>
+            <w:r>
+              <w:rPr>
+                <w:sz w:val="18"/>
+              </w:rPr>
+              <w:t xml:space="preserve"> el Checklist de </w:t>
+            </w:r>
+            <w:proofErr w:type="spellStart"/>
+            <w:r>
+              <w:rPr>
+                <w:sz w:val="18"/>
+              </w:rPr>
+              <w:t>revisión</w:t>
+            </w:r>
+            <w:proofErr w:type="spellEnd"/>
+            <w:r>
+              <w:rPr>
+                <w:sz w:val="18"/>
+              </w:rPr>
+              <w:t xml:space="preserve">, </w:t>
+            </w:r>
+            <w:proofErr w:type="spellStart"/>
+            <w:r>
+              <w:rPr>
+                <w:sz w:val="18"/>
+              </w:rPr>
+              <w:t>confirmando</w:t>
+            </w:r>
+            <w:proofErr w:type="spellEnd"/>
+            <w:r>
+              <w:rPr>
+                <w:sz w:val="18"/>
+              </w:rPr>
+              <w:t xml:space="preserve"> </w:t>
+            </w:r>
+            <w:proofErr w:type="spellStart"/>
+            <w:r>
+              <w:rPr>
+                <w:sz w:val="18"/>
+              </w:rPr>
+              <w:t>que</w:t>
+            </w:r>
+            <w:proofErr w:type="spellEnd"/>
+            <w:r>
+              <w:rPr>
+                <w:sz w:val="18"/>
+              </w:rPr>
+              <w:t xml:space="preserve"> </w:t>
+            </w:r>
+            <w:proofErr w:type="spellStart"/>
+            <w:r>
+              <w:rPr>
+                <w:sz w:val="18"/>
+              </w:rPr>
+              <w:t>cualquier</w:t>
+            </w:r>
+            <w:proofErr w:type="spellEnd"/>
+            <w:r>
+              <w:rPr>
+                <w:sz w:val="18"/>
+              </w:rPr>
+              <w:t xml:space="preserve"> persona externa </w:t>
+            </w:r>
+            <w:proofErr w:type="spellStart"/>
+            <w:r>
+              <w:rPr>
+                <w:sz w:val="18"/>
+              </w:rPr>
+              <w:t>puede</w:t>
+            </w:r>
+            <w:proofErr w:type="spellEnd"/>
+            <w:r>
+              <w:rPr>
+                <w:sz w:val="18"/>
+              </w:rPr>
+              <w:t xml:space="preserve"> </w:t>
+            </w:r>
+            <w:proofErr w:type="spellStart"/>
+            <w:r>
+              <w:rPr>
+                <w:sz w:val="18"/>
+              </w:rPr>
+              <w:t>descargar</w:t>
+            </w:r>
+            <w:proofErr w:type="spellEnd"/>
+            <w:r>
+              <w:rPr>
+                <w:sz w:val="18"/>
+              </w:rPr>
+              <w:t xml:space="preserve"> la </w:t>
+            </w:r>
+            <w:proofErr w:type="spellStart"/>
+            <w:r>
+              <w:rPr>
+                <w:sz w:val="18"/>
+              </w:rPr>
+              <w:t>carpeta</w:t>
+            </w:r>
+            <w:proofErr w:type="spellEnd"/>
+            <w:r>
+              <w:rPr>
+                <w:sz w:val="18"/>
+              </w:rPr>
+              <w:t xml:space="preserve">, </w:t>
+            </w:r>
+            <w:proofErr w:type="spellStart"/>
+            <w:r>
+              <w:rPr>
+                <w:sz w:val="18"/>
+              </w:rPr>
+              <w:t>entender</w:t>
+            </w:r>
+            <w:proofErr w:type="spellEnd"/>
+            <w:r>
+              <w:rPr>
+                <w:sz w:val="18"/>
+              </w:rPr>
+              <w:t xml:space="preserve"> </w:t>
+            </w:r>
+            <w:proofErr w:type="spellStart"/>
+            <w:r>
+              <w:rPr>
+                <w:sz w:val="18"/>
+              </w:rPr>
+              <w:t>qué</w:t>
+            </w:r>
+            <w:proofErr w:type="spellEnd"/>
+            <w:r>
+              <w:rPr>
+                <w:sz w:val="18"/>
+              </w:rPr>
+              <w:t xml:space="preserve"> </w:t>
+            </w:r>
+            <w:proofErr w:type="spellStart"/>
+            <w:r>
+              <w:rPr>
+                <w:sz w:val="18"/>
+              </w:rPr>
+              <w:t>archivo</w:t>
+            </w:r>
+            <w:proofErr w:type="spellEnd"/>
+            <w:r>
+              <w:rPr>
+                <w:sz w:val="18"/>
+              </w:rPr>
+              <w:t xml:space="preserve"> </w:t>
+            </w:r>
+            <w:proofErr w:type="spellStart"/>
+            <w:r>
+              <w:rPr>
+                <w:sz w:val="18"/>
+              </w:rPr>
+              <w:t>contiene</w:t>
+            </w:r>
+            <w:proofErr w:type="spellEnd"/>
+            <w:r>
+              <w:rPr>
+                <w:sz w:val="18"/>
+              </w:rPr>
+              <w:t xml:space="preserve"> </w:t>
+            </w:r>
+            <w:proofErr w:type="spellStart"/>
+            <w:r>
+              <w:rPr>
+                <w:sz w:val="18"/>
+              </w:rPr>
+              <w:t>los</w:t>
+            </w:r>
+            <w:proofErr w:type="spellEnd"/>
+            <w:r>
+              <w:rPr>
+                <w:sz w:val="18"/>
+              </w:rPr>
+              <w:t xml:space="preserve"> </w:t>
+            </w:r>
+            <w:proofErr w:type="spellStart"/>
+            <w:r>
+              <w:rPr>
+                <w:sz w:val="18"/>
+              </w:rPr>
+              <w:t>datos</w:t>
+            </w:r>
+            <w:proofErr w:type="spellEnd"/>
+            <w:r>
+              <w:rPr>
+                <w:sz w:val="18"/>
+              </w:rPr>
+              <w:t xml:space="preserve"> crudos y </w:t>
+            </w:r>
+            <w:proofErr w:type="spellStart"/>
+            <w:r>
+              <w:rPr>
+                <w:sz w:val="18"/>
+              </w:rPr>
+              <w:t>cuál</w:t>
+            </w:r>
+            <w:proofErr w:type="spellEnd"/>
+            <w:r>
+              <w:rPr>
+                <w:sz w:val="18"/>
+              </w:rPr>
+              <w:t xml:space="preserve"> </w:t>
+            </w:r>
+            <w:proofErr w:type="spellStart"/>
+            <w:r>
+              <w:rPr>
+                <w:sz w:val="18"/>
+              </w:rPr>
+              <w:t>tiene</w:t>
+            </w:r>
+            <w:proofErr w:type="spellEnd"/>
+            <w:r>
+              <w:rPr>
+                <w:sz w:val="18"/>
+              </w:rPr>
+              <w:t xml:space="preserve"> el </w:t>
+            </w:r>
+            <w:proofErr w:type="spellStart"/>
+            <w:r>
+              <w:rPr>
+                <w:sz w:val="18"/>
+              </w:rPr>
+              <w:t>análisis</w:t>
+            </w:r>
+            <w:proofErr w:type="spellEnd"/>
+            <w:r>
+              <w:rPr>
+                <w:sz w:val="18"/>
+              </w:rPr>
+              <w:t xml:space="preserve"> </w:t>
+            </w:r>
+            <w:proofErr w:type="spellStart"/>
+            <w:r>
+              <w:rPr>
+                <w:sz w:val="18"/>
+              </w:rPr>
+              <w:t>procesado</w:t>
+            </w:r>
+            <w:proofErr w:type="spellEnd"/>
+            <w:r>
+              <w:rPr>
+                <w:sz w:val="18"/>
+              </w:rPr>
+              <w:t xml:space="preserve">, sin </w:t>
+            </w:r>
+            <w:proofErr w:type="spellStart"/>
+            <w:r>
+              <w:rPr>
+                <w:sz w:val="18"/>
+              </w:rPr>
+              <w:t>necesidad</w:t>
+            </w:r>
+            <w:proofErr w:type="spellEnd"/>
+            <w:r>
+              <w:rPr>
+                <w:sz w:val="18"/>
+              </w:rPr>
+              <w:t xml:space="preserve"> de </w:t>
+            </w:r>
+            <w:proofErr w:type="spellStart"/>
+            <w:r>
+              <w:rPr>
+                <w:sz w:val="18"/>
+              </w:rPr>
+              <w:t>preguntarme</w:t>
+            </w:r>
+            <w:proofErr w:type="spellEnd"/>
+            <w:r>
+              <w:rPr>
+                <w:sz w:val="18"/>
+              </w:rPr>
+              <w:t xml:space="preserve"> </w:t>
+            </w:r>
+            <w:proofErr w:type="spellStart"/>
+            <w:r>
+              <w:rPr>
+                <w:sz w:val="18"/>
+              </w:rPr>
+              <w:t>qué</w:t>
+            </w:r>
+            <w:proofErr w:type="spellEnd"/>
+            <w:r>
+              <w:rPr>
+                <w:sz w:val="18"/>
+              </w:rPr>
+              <w:t xml:space="preserve"> </w:t>
+            </w:r>
+            <w:proofErr w:type="spellStart"/>
+            <w:r>
+              <w:rPr>
+                <w:sz w:val="18"/>
+              </w:rPr>
+              <w:t>archivo</w:t>
+            </w:r>
+            <w:proofErr w:type="spellEnd"/>
+            <w:r>
+              <w:rPr>
+                <w:sz w:val="18"/>
+              </w:rPr>
+              <w:t xml:space="preserve"> usar.</w:t>
+            </w:r>
             <w:r>
               <w:rPr>
                 <w:sz w:val="18"/>
@@ -5400,6 +7142,370 @@
             <w:pPr>
               <w:spacing w:after="0" w:line="240" w:lineRule="auto"/>
             </w:pPr>
+            <w:proofErr w:type="spellStart"/>
+            <w:r>
+              <w:rPr>
+                <w:sz w:val="18"/>
+              </w:rPr>
+              <w:t>Redacté</w:t>
+            </w:r>
+            <w:proofErr w:type="spellEnd"/>
+            <w:r>
+              <w:rPr>
+                <w:sz w:val="18"/>
+              </w:rPr>
+              <w:t xml:space="preserve"> el </w:t>
+            </w:r>
+            <w:proofErr w:type="spellStart"/>
+            <w:r>
+              <w:rPr>
+                <w:sz w:val="18"/>
+              </w:rPr>
+              <w:t>archivo</w:t>
+            </w:r>
+            <w:proofErr w:type="spellEnd"/>
+            <w:r>
+              <w:rPr>
+                <w:sz w:val="18"/>
+              </w:rPr>
+              <w:t xml:space="preserve"> README.md </w:t>
+            </w:r>
+            <w:proofErr w:type="spellStart"/>
+            <w:r>
+              <w:rPr>
+                <w:sz w:val="18"/>
+              </w:rPr>
+              <w:t>detallando</w:t>
+            </w:r>
+            <w:proofErr w:type="spellEnd"/>
+            <w:r>
+              <w:rPr>
+                <w:sz w:val="18"/>
+              </w:rPr>
+              <w:t xml:space="preserve"> el </w:t>
+            </w:r>
+            <w:proofErr w:type="spellStart"/>
+            <w:r>
+              <w:rPr>
+                <w:sz w:val="18"/>
+              </w:rPr>
+              <w:t>propósito</w:t>
+            </w:r>
+            <w:proofErr w:type="spellEnd"/>
+            <w:r>
+              <w:rPr>
+                <w:sz w:val="18"/>
+              </w:rPr>
+              <w:t xml:space="preserve">, las entradas, </w:t>
+            </w:r>
+            <w:proofErr w:type="spellStart"/>
+            <w:r>
+              <w:rPr>
+                <w:sz w:val="18"/>
+              </w:rPr>
+              <w:t>salidas</w:t>
+            </w:r>
+            <w:proofErr w:type="spellEnd"/>
+            <w:r>
+              <w:rPr>
+                <w:sz w:val="18"/>
+              </w:rPr>
+              <w:t xml:space="preserve">, </w:t>
+            </w:r>
+            <w:proofErr w:type="spellStart"/>
+            <w:r>
+              <w:rPr>
+                <w:sz w:val="18"/>
+              </w:rPr>
+              <w:t>herramientas</w:t>
+            </w:r>
+            <w:proofErr w:type="spellEnd"/>
+            <w:r>
+              <w:rPr>
+                <w:sz w:val="18"/>
+              </w:rPr>
+              <w:t xml:space="preserve">, y </w:t>
+            </w:r>
+            <w:proofErr w:type="spellStart"/>
+            <w:r>
+              <w:rPr>
+                <w:sz w:val="18"/>
+              </w:rPr>
+              <w:t>explicitando</w:t>
+            </w:r>
+            <w:proofErr w:type="spellEnd"/>
+            <w:r>
+              <w:rPr>
+                <w:sz w:val="18"/>
+              </w:rPr>
+              <w:t xml:space="preserve"> </w:t>
+            </w:r>
+            <w:proofErr w:type="spellStart"/>
+            <w:r>
+              <w:rPr>
+                <w:sz w:val="18"/>
+              </w:rPr>
+              <w:t>los</w:t>
+            </w:r>
+            <w:proofErr w:type="spellEnd"/>
+            <w:r>
+              <w:rPr>
+                <w:sz w:val="18"/>
+              </w:rPr>
+              <w:t xml:space="preserve"> </w:t>
+            </w:r>
+            <w:proofErr w:type="spellStart"/>
+            <w:r>
+              <w:rPr>
+                <w:sz w:val="18"/>
+              </w:rPr>
+              <w:t>supuestos</w:t>
+            </w:r>
+            <w:proofErr w:type="spellEnd"/>
+            <w:r>
+              <w:rPr>
+                <w:sz w:val="18"/>
+              </w:rPr>
+              <w:t xml:space="preserve"> </w:t>
+            </w:r>
+            <w:proofErr w:type="spellStart"/>
+            <w:r>
+              <w:rPr>
+                <w:sz w:val="18"/>
+              </w:rPr>
+              <w:t>críticos</w:t>
+            </w:r>
+            <w:proofErr w:type="spellEnd"/>
+            <w:r>
+              <w:rPr>
+                <w:sz w:val="18"/>
+              </w:rPr>
+              <w:t xml:space="preserve"> </w:t>
+            </w:r>
+            <w:proofErr w:type="spellStart"/>
+            <w:r>
+              <w:rPr>
+                <w:sz w:val="18"/>
+              </w:rPr>
+              <w:t>como</w:t>
+            </w:r>
+            <w:proofErr w:type="spellEnd"/>
+            <w:r>
+              <w:rPr>
+                <w:sz w:val="18"/>
+              </w:rPr>
+              <w:t xml:space="preserve"> las </w:t>
+            </w:r>
+            <w:proofErr w:type="spellStart"/>
+            <w:r>
+              <w:rPr>
+                <w:sz w:val="18"/>
+              </w:rPr>
+              <w:t>dimensiones</w:t>
+            </w:r>
+            <w:proofErr w:type="spellEnd"/>
+            <w:r>
+              <w:rPr>
+                <w:sz w:val="18"/>
+              </w:rPr>
+              <w:t xml:space="preserve"> de la </w:t>
+            </w:r>
+            <w:proofErr w:type="spellStart"/>
+            <w:r>
+              <w:rPr>
+                <w:sz w:val="18"/>
+              </w:rPr>
+              <w:t>probeta</w:t>
+            </w:r>
+            <w:proofErr w:type="spellEnd"/>
+            <w:r>
+              <w:rPr>
+                <w:sz w:val="18"/>
+              </w:rPr>
+              <w:t xml:space="preserve"> (150x300 mm) y las </w:t>
+            </w:r>
+            <w:proofErr w:type="spellStart"/>
+            <w:r>
+              <w:rPr>
+                <w:sz w:val="18"/>
+              </w:rPr>
+              <w:t>unidades</w:t>
+            </w:r>
+            <w:proofErr w:type="spellEnd"/>
+            <w:r>
+              <w:rPr>
+                <w:sz w:val="18"/>
+              </w:rPr>
+              <w:t xml:space="preserve">. </w:t>
+            </w:r>
+            <w:proofErr w:type="spellStart"/>
+            <w:r>
+              <w:rPr>
+                <w:sz w:val="18"/>
+              </w:rPr>
+              <w:t>Además</w:t>
+            </w:r>
+            <w:proofErr w:type="spellEnd"/>
+            <w:r>
+              <w:rPr>
+                <w:sz w:val="18"/>
+              </w:rPr>
+              <w:t xml:space="preserve">, </w:t>
+            </w:r>
+            <w:proofErr w:type="spellStart"/>
+            <w:r>
+              <w:rPr>
+                <w:sz w:val="18"/>
+              </w:rPr>
+              <w:t>completé</w:t>
+            </w:r>
+            <w:proofErr w:type="spellEnd"/>
+            <w:r>
+              <w:rPr>
+                <w:sz w:val="18"/>
+              </w:rPr>
+              <w:t xml:space="preserve"> la </w:t>
+            </w:r>
+            <w:proofErr w:type="spellStart"/>
+            <w:r>
+              <w:rPr>
+                <w:sz w:val="18"/>
+              </w:rPr>
+              <w:t>declaración</w:t>
+            </w:r>
+            <w:proofErr w:type="spellEnd"/>
+            <w:r>
+              <w:rPr>
+                <w:sz w:val="18"/>
+              </w:rPr>
+              <w:t xml:space="preserve"> de IA (USO_IA_sin_completar.md) </w:t>
+            </w:r>
+            <w:proofErr w:type="spellStart"/>
+            <w:r>
+              <w:rPr>
+                <w:sz w:val="18"/>
+              </w:rPr>
+              <w:t>detallando</w:t>
+            </w:r>
+            <w:proofErr w:type="spellEnd"/>
+            <w:r>
+              <w:rPr>
+                <w:sz w:val="18"/>
+              </w:rPr>
+              <w:t xml:space="preserve"> el </w:t>
+            </w:r>
+            <w:proofErr w:type="spellStart"/>
+            <w:r>
+              <w:rPr>
+                <w:sz w:val="18"/>
+              </w:rPr>
+              <w:t>uso</w:t>
+            </w:r>
+            <w:proofErr w:type="spellEnd"/>
+            <w:r>
+              <w:rPr>
+                <w:sz w:val="18"/>
+              </w:rPr>
+              <w:t xml:space="preserve"> de un </w:t>
+            </w:r>
+            <w:proofErr w:type="spellStart"/>
+            <w:r>
+              <w:rPr>
+                <w:sz w:val="18"/>
+              </w:rPr>
+              <w:t>asistente</w:t>
+            </w:r>
+            <w:proofErr w:type="spellEnd"/>
+            <w:r>
+              <w:rPr>
+                <w:sz w:val="18"/>
+              </w:rPr>
+              <w:t xml:space="preserve"> para la </w:t>
+            </w:r>
+            <w:proofErr w:type="spellStart"/>
+            <w:r>
+              <w:rPr>
+                <w:sz w:val="18"/>
+              </w:rPr>
+              <w:t>reestructuración</w:t>
+            </w:r>
+            <w:proofErr w:type="spellEnd"/>
+            <w:r>
+              <w:rPr>
+                <w:sz w:val="18"/>
+              </w:rPr>
+              <w:t xml:space="preserve"> del </w:t>
+            </w:r>
+            <w:proofErr w:type="spellStart"/>
+            <w:r>
+              <w:rPr>
+                <w:sz w:val="18"/>
+              </w:rPr>
+              <w:t>proyecto</w:t>
+            </w:r>
+            <w:proofErr w:type="spellEnd"/>
+            <w:r>
+              <w:rPr>
+                <w:sz w:val="18"/>
+              </w:rPr>
+              <w:t xml:space="preserve">, </w:t>
+            </w:r>
+            <w:proofErr w:type="spellStart"/>
+            <w:r>
+              <w:rPr>
+                <w:sz w:val="18"/>
+              </w:rPr>
+              <w:t>corrigiendo</w:t>
+            </w:r>
+            <w:proofErr w:type="spellEnd"/>
+            <w:r>
+              <w:rPr>
+                <w:sz w:val="18"/>
+              </w:rPr>
+              <w:t xml:space="preserve"> la </w:t>
+            </w:r>
+            <w:proofErr w:type="spellStart"/>
+            <w:r>
+              <w:rPr>
+                <w:sz w:val="18"/>
+              </w:rPr>
+              <w:t>falta</w:t>
+            </w:r>
+            <w:proofErr w:type="spellEnd"/>
+            <w:r>
+              <w:rPr>
+                <w:sz w:val="18"/>
+              </w:rPr>
+              <w:t xml:space="preserve"> de </w:t>
+            </w:r>
+            <w:proofErr w:type="spellStart"/>
+            <w:r>
+              <w:rPr>
+                <w:sz w:val="18"/>
+              </w:rPr>
+              <w:t>transparencia</w:t>
+            </w:r>
+            <w:proofErr w:type="spellEnd"/>
+            <w:r>
+              <w:rPr>
+                <w:sz w:val="18"/>
+              </w:rPr>
+              <w:t xml:space="preserve"> del </w:t>
+            </w:r>
+            <w:proofErr w:type="spellStart"/>
+            <w:r>
+              <w:rPr>
+                <w:sz w:val="18"/>
+              </w:rPr>
+              <w:t>autor</w:t>
+            </w:r>
+            <w:proofErr w:type="spellEnd"/>
+            <w:r>
+              <w:rPr>
+                <w:sz w:val="18"/>
+              </w:rPr>
+              <w:t xml:space="preserve"> original.</w:t>
+            </w:r>
             <w:r>
               <w:rPr>
                 <w:sz w:val="18"/>
@@ -5461,6 +7567,250 @@
               <w:rPr>
                 <w:sz w:val="18"/>
               </w:rPr>
+              <w:t xml:space="preserve">La </w:t>
+            </w:r>
+            <w:proofErr w:type="spellStart"/>
+            <w:r>
+              <w:rPr>
+                <w:sz w:val="18"/>
+              </w:rPr>
+              <w:t>existencia</w:t>
+            </w:r>
+            <w:proofErr w:type="spellEnd"/>
+            <w:r>
+              <w:rPr>
+                <w:sz w:val="18"/>
+              </w:rPr>
+              <w:t xml:space="preserve"> de </w:t>
+            </w:r>
+            <w:proofErr w:type="spellStart"/>
+            <w:r>
+              <w:rPr>
+                <w:sz w:val="18"/>
+              </w:rPr>
+              <w:t>los</w:t>
+            </w:r>
+            <w:proofErr w:type="spellEnd"/>
+            <w:r>
+              <w:rPr>
+                <w:sz w:val="18"/>
+              </w:rPr>
+              <w:t xml:space="preserve"> </w:t>
+            </w:r>
+            <w:proofErr w:type="spellStart"/>
+            <w:r>
+              <w:rPr>
+                <w:sz w:val="18"/>
+              </w:rPr>
+              <w:t>archivos</w:t>
+            </w:r>
+            <w:proofErr w:type="spellEnd"/>
+            <w:r>
+              <w:rPr>
+                <w:sz w:val="18"/>
+              </w:rPr>
+              <w:t xml:space="preserve"> README.md y USO_IA_sin_completar.md </w:t>
+            </w:r>
+            <w:proofErr w:type="spellStart"/>
+            <w:r>
+              <w:rPr>
+                <w:sz w:val="18"/>
+              </w:rPr>
+              <w:t>en</w:t>
+            </w:r>
+            <w:proofErr w:type="spellEnd"/>
+            <w:r>
+              <w:rPr>
+                <w:sz w:val="18"/>
+              </w:rPr>
+              <w:t xml:space="preserve"> el </w:t>
+            </w:r>
+            <w:proofErr w:type="spellStart"/>
+            <w:r>
+              <w:rPr>
+                <w:sz w:val="18"/>
+              </w:rPr>
+              <w:t>directorio</w:t>
+            </w:r>
+            <w:proofErr w:type="spellEnd"/>
+            <w:r>
+              <w:rPr>
+                <w:sz w:val="18"/>
+              </w:rPr>
+              <w:t xml:space="preserve"> de </w:t>
+            </w:r>
+            <w:proofErr w:type="spellStart"/>
+            <w:r>
+              <w:rPr>
+                <w:sz w:val="18"/>
+              </w:rPr>
+              <w:t>documentación</w:t>
+            </w:r>
+            <w:proofErr w:type="spellEnd"/>
+            <w:r>
+              <w:rPr>
+                <w:sz w:val="18"/>
+              </w:rPr>
+              <w:t xml:space="preserve"> del </w:t>
+            </w:r>
+            <w:proofErr w:type="spellStart"/>
+            <w:r>
+              <w:rPr>
+                <w:sz w:val="18"/>
+              </w:rPr>
+              <w:t>repositorio</w:t>
+            </w:r>
+            <w:proofErr w:type="spellEnd"/>
+            <w:r>
+              <w:rPr>
+                <w:sz w:val="18"/>
+              </w:rPr>
+              <w:t xml:space="preserve">, </w:t>
+            </w:r>
+            <w:proofErr w:type="spellStart"/>
+            <w:r>
+              <w:rPr>
+                <w:sz w:val="18"/>
+              </w:rPr>
+              <w:t>los</w:t>
+            </w:r>
+            <w:proofErr w:type="spellEnd"/>
+            <w:r>
+              <w:rPr>
+                <w:sz w:val="18"/>
+              </w:rPr>
+              <w:t xml:space="preserve"> </w:t>
+            </w:r>
+            <w:proofErr w:type="spellStart"/>
+            <w:r>
+              <w:rPr>
+                <w:sz w:val="18"/>
+              </w:rPr>
+              <w:t>cuales</w:t>
+            </w:r>
+            <w:proofErr w:type="spellEnd"/>
+            <w:r>
+              <w:rPr>
+                <w:sz w:val="18"/>
+              </w:rPr>
+              <w:t xml:space="preserve"> </w:t>
+            </w:r>
+            <w:proofErr w:type="spellStart"/>
+            <w:r>
+              <w:rPr>
+                <w:sz w:val="18"/>
+              </w:rPr>
+              <w:t>proporcionan</w:t>
+            </w:r>
+            <w:proofErr w:type="spellEnd"/>
+            <w:r>
+              <w:rPr>
+                <w:sz w:val="18"/>
+              </w:rPr>
+              <w:t xml:space="preserve"> el </w:t>
+            </w:r>
+            <w:proofErr w:type="spellStart"/>
+            <w:r>
+              <w:rPr>
+                <w:sz w:val="18"/>
+              </w:rPr>
+              <w:t>contexto</w:t>
+            </w:r>
+            <w:proofErr w:type="spellEnd"/>
+            <w:r>
+              <w:rPr>
+                <w:sz w:val="18"/>
+              </w:rPr>
+              <w:t xml:space="preserve"> </w:t>
+            </w:r>
+            <w:proofErr w:type="spellStart"/>
+            <w:r>
+              <w:rPr>
+                <w:sz w:val="18"/>
+              </w:rPr>
+              <w:t>necesario</w:t>
+            </w:r>
+            <w:proofErr w:type="spellEnd"/>
+            <w:r>
+              <w:rPr>
+                <w:sz w:val="18"/>
+              </w:rPr>
+              <w:t xml:space="preserve"> para </w:t>
+            </w:r>
+            <w:proofErr w:type="spellStart"/>
+            <w:r>
+              <w:rPr>
+                <w:sz w:val="18"/>
+              </w:rPr>
+              <w:t>que</w:t>
+            </w:r>
+            <w:proofErr w:type="spellEnd"/>
+            <w:r>
+              <w:rPr>
+                <w:sz w:val="18"/>
+              </w:rPr>
+              <w:t xml:space="preserve"> el </w:t>
+            </w:r>
+            <w:proofErr w:type="spellStart"/>
+            <w:r>
+              <w:rPr>
+                <w:sz w:val="18"/>
+              </w:rPr>
+              <w:t>proyecto</w:t>
+            </w:r>
+            <w:proofErr w:type="spellEnd"/>
+            <w:r>
+              <w:rPr>
+                <w:sz w:val="18"/>
+              </w:rPr>
+              <w:t xml:space="preserve"> sea auditable sin </w:t>
+            </w:r>
+            <w:proofErr w:type="spellStart"/>
+            <w:r>
+              <w:rPr>
+                <w:sz w:val="18"/>
+              </w:rPr>
+              <w:t>depender</w:t>
+            </w:r>
+            <w:proofErr w:type="spellEnd"/>
+            <w:r>
+              <w:rPr>
+                <w:sz w:val="18"/>
+              </w:rPr>
+              <w:t xml:space="preserve"> de </w:t>
+            </w:r>
+            <w:proofErr w:type="spellStart"/>
+            <w:r>
+              <w:rPr>
+                <w:sz w:val="18"/>
+              </w:rPr>
+              <w:t>explicaciones</w:t>
+            </w:r>
+            <w:proofErr w:type="spellEnd"/>
+            <w:r>
+              <w:rPr>
+                <w:sz w:val="18"/>
+              </w:rPr>
+              <w:t xml:space="preserve"> </w:t>
+            </w:r>
+            <w:proofErr w:type="spellStart"/>
+            <w:r>
+              <w:rPr>
+                <w:sz w:val="18"/>
+              </w:rPr>
+              <w:t>orales</w:t>
+            </w:r>
+            <w:proofErr w:type="spellEnd"/>
+            <w:r>
+              <w:rPr>
+                <w:sz w:val="18"/>
+              </w:rPr>
+              <w:t>.</w:t>
+            </w:r>
+            <w:r>
+              <w:rPr>
+                <w:sz w:val="18"/>
+              </w:rPr>
               <w:br/>
             </w:r>
             <w:r>
@@ -5518,6 +7868,334 @@
               <w:rPr>
                 <w:sz w:val="18"/>
               </w:rPr>
+              <w:t xml:space="preserve">Fue </w:t>
+            </w:r>
+            <w:proofErr w:type="spellStart"/>
+            <w:r>
+              <w:rPr>
+                <w:sz w:val="18"/>
+              </w:rPr>
+              <w:t>imposible</w:t>
+            </w:r>
+            <w:proofErr w:type="spellEnd"/>
+            <w:r>
+              <w:rPr>
+                <w:sz w:val="18"/>
+              </w:rPr>
+              <w:t xml:space="preserve"> </w:t>
+            </w:r>
+            <w:proofErr w:type="spellStart"/>
+            <w:r>
+              <w:rPr>
+                <w:sz w:val="18"/>
+              </w:rPr>
+              <w:t>determinar</w:t>
+            </w:r>
+            <w:proofErr w:type="spellEnd"/>
+            <w:r>
+              <w:rPr>
+                <w:sz w:val="18"/>
+              </w:rPr>
+              <w:t xml:space="preserve"> </w:t>
+            </w:r>
+            <w:proofErr w:type="spellStart"/>
+            <w:r>
+              <w:rPr>
+                <w:sz w:val="18"/>
+              </w:rPr>
+              <w:t>retrospectivamente</w:t>
+            </w:r>
+            <w:proofErr w:type="spellEnd"/>
+            <w:r>
+              <w:rPr>
+                <w:sz w:val="18"/>
+              </w:rPr>
+              <w:t xml:space="preserve"> </w:t>
+            </w:r>
+            <w:proofErr w:type="spellStart"/>
+            <w:r>
+              <w:rPr>
+                <w:sz w:val="18"/>
+              </w:rPr>
+              <w:t>qué</w:t>
+            </w:r>
+            <w:proofErr w:type="spellEnd"/>
+            <w:r>
+              <w:rPr>
+                <w:sz w:val="18"/>
+              </w:rPr>
+              <w:t xml:space="preserve"> </w:t>
+            </w:r>
+            <w:proofErr w:type="spellStart"/>
+            <w:r>
+              <w:rPr>
+                <w:sz w:val="18"/>
+              </w:rPr>
+              <w:t>fragmentos</w:t>
+            </w:r>
+            <w:proofErr w:type="spellEnd"/>
+            <w:r>
+              <w:rPr>
+                <w:sz w:val="18"/>
+              </w:rPr>
+              <w:t xml:space="preserve"> </w:t>
+            </w:r>
+            <w:proofErr w:type="spellStart"/>
+            <w:r>
+              <w:rPr>
+                <w:sz w:val="18"/>
+              </w:rPr>
+              <w:t>específicos</w:t>
+            </w:r>
+            <w:proofErr w:type="spellEnd"/>
+            <w:r>
+              <w:rPr>
+                <w:sz w:val="18"/>
+              </w:rPr>
+              <w:t xml:space="preserve"> </w:t>
+            </w:r>
+            <w:proofErr w:type="spellStart"/>
+            <w:r>
+              <w:rPr>
+                <w:sz w:val="18"/>
+              </w:rPr>
+              <w:t>generó</w:t>
+            </w:r>
+            <w:proofErr w:type="spellEnd"/>
+            <w:r>
+              <w:rPr>
+                <w:sz w:val="18"/>
+              </w:rPr>
+              <w:t xml:space="preserve"> con IA el </w:t>
+            </w:r>
+            <w:proofErr w:type="spellStart"/>
+            <w:r>
+              <w:rPr>
+                <w:sz w:val="18"/>
+              </w:rPr>
+              <w:t>integrante</w:t>
+            </w:r>
+            <w:proofErr w:type="spellEnd"/>
+            <w:r>
+              <w:rPr>
+                <w:sz w:val="18"/>
+              </w:rPr>
+              <w:t xml:space="preserve"> anterior. Por lo tanto, la </w:t>
+            </w:r>
+            <w:proofErr w:type="spellStart"/>
+            <w:r>
+              <w:rPr>
+                <w:sz w:val="18"/>
+              </w:rPr>
+              <w:t>dificultad</w:t>
+            </w:r>
+            <w:proofErr w:type="spellEnd"/>
+            <w:r>
+              <w:rPr>
+                <w:sz w:val="18"/>
+              </w:rPr>
+              <w:t xml:space="preserve"> </w:t>
+            </w:r>
+            <w:proofErr w:type="spellStart"/>
+            <w:r>
+              <w:rPr>
+                <w:sz w:val="18"/>
+              </w:rPr>
+              <w:t>consistió</w:t>
+            </w:r>
+            <w:proofErr w:type="spellEnd"/>
+            <w:r>
+              <w:rPr>
+                <w:sz w:val="18"/>
+              </w:rPr>
+              <w:t xml:space="preserve"> </w:t>
+            </w:r>
+            <w:proofErr w:type="spellStart"/>
+            <w:r>
+              <w:rPr>
+                <w:sz w:val="18"/>
+              </w:rPr>
+              <w:t>en</w:t>
+            </w:r>
+            <w:proofErr w:type="spellEnd"/>
+            <w:r>
+              <w:rPr>
+                <w:sz w:val="18"/>
+              </w:rPr>
+              <w:t xml:space="preserve"> </w:t>
+            </w:r>
+            <w:proofErr w:type="spellStart"/>
+            <w:r>
+              <w:rPr>
+                <w:sz w:val="18"/>
+              </w:rPr>
+              <w:t>transparentar</w:t>
+            </w:r>
+            <w:proofErr w:type="spellEnd"/>
+            <w:r>
+              <w:rPr>
+                <w:sz w:val="18"/>
+              </w:rPr>
+              <w:t xml:space="preserve"> el </w:t>
+            </w:r>
+            <w:proofErr w:type="spellStart"/>
+            <w:r>
+              <w:rPr>
+                <w:sz w:val="18"/>
+              </w:rPr>
+              <w:t>proceso</w:t>
+            </w:r>
+            <w:proofErr w:type="spellEnd"/>
+            <w:r>
+              <w:rPr>
+                <w:sz w:val="18"/>
+              </w:rPr>
+              <w:t xml:space="preserve"> actual </w:t>
+            </w:r>
+            <w:proofErr w:type="spellStart"/>
+            <w:r>
+              <w:rPr>
+                <w:sz w:val="18"/>
+              </w:rPr>
+              <w:t>asumiendo</w:t>
+            </w:r>
+            <w:proofErr w:type="spellEnd"/>
+            <w:r>
+              <w:rPr>
+                <w:sz w:val="18"/>
+              </w:rPr>
+              <w:t xml:space="preserve"> la </w:t>
+            </w:r>
+            <w:proofErr w:type="spellStart"/>
+            <w:r>
+              <w:rPr>
+                <w:sz w:val="18"/>
+              </w:rPr>
+              <w:t>responsabilidad</w:t>
+            </w:r>
+            <w:proofErr w:type="spellEnd"/>
+            <w:r>
+              <w:rPr>
+                <w:sz w:val="18"/>
+              </w:rPr>
+              <w:t xml:space="preserve"> </w:t>
+            </w:r>
+            <w:proofErr w:type="spellStart"/>
+            <w:r>
+              <w:rPr>
+                <w:sz w:val="18"/>
+              </w:rPr>
+              <w:t>técnica</w:t>
+            </w:r>
+            <w:proofErr w:type="spellEnd"/>
+            <w:r>
+              <w:rPr>
+                <w:sz w:val="18"/>
+              </w:rPr>
+              <w:t xml:space="preserve"> de la </w:t>
+            </w:r>
+            <w:proofErr w:type="spellStart"/>
+            <w:r>
+              <w:rPr>
+                <w:sz w:val="18"/>
+              </w:rPr>
+              <w:t>versión</w:t>
+            </w:r>
+            <w:proofErr w:type="spellEnd"/>
+            <w:r>
+              <w:rPr>
+                <w:sz w:val="18"/>
+              </w:rPr>
+              <w:t xml:space="preserve"> </w:t>
+            </w:r>
+            <w:proofErr w:type="spellStart"/>
+            <w:r>
+              <w:rPr>
+                <w:sz w:val="18"/>
+              </w:rPr>
+              <w:t>definitiva</w:t>
+            </w:r>
+            <w:proofErr w:type="spellEnd"/>
+            <w:r>
+              <w:rPr>
+                <w:sz w:val="18"/>
+              </w:rPr>
+              <w:t xml:space="preserve"> </w:t>
+            </w:r>
+            <w:proofErr w:type="spellStart"/>
+            <w:r>
+              <w:rPr>
+                <w:sz w:val="18"/>
+              </w:rPr>
+              <w:t>entregada</w:t>
+            </w:r>
+            <w:proofErr w:type="spellEnd"/>
+            <w:r>
+              <w:rPr>
+                <w:sz w:val="18"/>
+              </w:rPr>
+              <w:t xml:space="preserve">, </w:t>
+            </w:r>
+            <w:proofErr w:type="spellStart"/>
+            <w:r>
+              <w:rPr>
+                <w:sz w:val="18"/>
+              </w:rPr>
+              <w:t>verificando</w:t>
+            </w:r>
+            <w:proofErr w:type="spellEnd"/>
+            <w:r>
+              <w:rPr>
+                <w:sz w:val="18"/>
+              </w:rPr>
+              <w:t xml:space="preserve"> </w:t>
+            </w:r>
+            <w:proofErr w:type="spellStart"/>
+            <w:r>
+              <w:rPr>
+                <w:sz w:val="18"/>
+              </w:rPr>
+              <w:t>cada</w:t>
+            </w:r>
+            <w:proofErr w:type="spellEnd"/>
+            <w:r>
+              <w:rPr>
+                <w:sz w:val="18"/>
+              </w:rPr>
+              <w:t xml:space="preserve"> </w:t>
+            </w:r>
+            <w:proofErr w:type="spellStart"/>
+            <w:r>
+              <w:rPr>
+                <w:sz w:val="18"/>
+              </w:rPr>
+              <w:t>fórmula</w:t>
+            </w:r>
+            <w:proofErr w:type="spellEnd"/>
+            <w:r>
+              <w:rPr>
+                <w:sz w:val="18"/>
+              </w:rPr>
+              <w:t xml:space="preserve"> de Excel </w:t>
+            </w:r>
+            <w:proofErr w:type="spellStart"/>
+            <w:r>
+              <w:rPr>
+                <w:sz w:val="18"/>
+              </w:rPr>
+              <w:t>manualmente</w:t>
+            </w:r>
+            <w:proofErr w:type="spellEnd"/>
+            <w:r>
+              <w:rPr>
+                <w:sz w:val="18"/>
+              </w:rPr>
+              <w:t>.</w:t>
+            </w:r>
+            <w:r>
+              <w:rPr>
+                <w:sz w:val="18"/>
+              </w:rPr>
               <w:br/>
             </w:r>
             <w:r>
@@ -5571,6 +8249,272 @@
             <w:pPr>
               <w:spacing w:after="0" w:line="240" w:lineRule="auto"/>
             </w:pPr>
+            <w:proofErr w:type="spellStart"/>
+            <w:r>
+              <w:rPr>
+                <w:sz w:val="18"/>
+              </w:rPr>
+              <w:t>Revisando</w:t>
+            </w:r>
+            <w:proofErr w:type="spellEnd"/>
+            <w:r>
+              <w:rPr>
+                <w:sz w:val="18"/>
+              </w:rPr>
+              <w:t xml:space="preserve"> </w:t>
+            </w:r>
+            <w:proofErr w:type="spellStart"/>
+            <w:r>
+              <w:rPr>
+                <w:sz w:val="18"/>
+              </w:rPr>
+              <w:t>que</w:t>
+            </w:r>
+            <w:proofErr w:type="spellEnd"/>
+            <w:r>
+              <w:rPr>
+                <w:sz w:val="18"/>
+              </w:rPr>
+              <w:t xml:space="preserve"> el README.md </w:t>
+            </w:r>
+            <w:proofErr w:type="spellStart"/>
+            <w:r>
+              <w:rPr>
+                <w:sz w:val="18"/>
+              </w:rPr>
+              <w:t>responde</w:t>
+            </w:r>
+            <w:proofErr w:type="spellEnd"/>
+            <w:r>
+              <w:rPr>
+                <w:sz w:val="18"/>
+              </w:rPr>
+              <w:t xml:space="preserve"> a </w:t>
+            </w:r>
+            <w:proofErr w:type="spellStart"/>
+            <w:r>
+              <w:rPr>
+                <w:sz w:val="18"/>
+              </w:rPr>
+              <w:t>todas</w:t>
+            </w:r>
+            <w:proofErr w:type="spellEnd"/>
+            <w:r>
+              <w:rPr>
+                <w:sz w:val="18"/>
+              </w:rPr>
+              <w:t xml:space="preserve"> las </w:t>
+            </w:r>
+            <w:proofErr w:type="spellStart"/>
+            <w:r>
+              <w:rPr>
+                <w:sz w:val="18"/>
+              </w:rPr>
+              <w:t>preguntas</w:t>
+            </w:r>
+            <w:proofErr w:type="spellEnd"/>
+            <w:r>
+              <w:rPr>
+                <w:sz w:val="18"/>
+              </w:rPr>
+              <w:t xml:space="preserve"> </w:t>
+            </w:r>
+            <w:proofErr w:type="spellStart"/>
+            <w:r>
+              <w:rPr>
+                <w:sz w:val="18"/>
+              </w:rPr>
+              <w:t>exigidas</w:t>
+            </w:r>
+            <w:proofErr w:type="spellEnd"/>
+            <w:r>
+              <w:rPr>
+                <w:sz w:val="18"/>
+              </w:rPr>
+              <w:t xml:space="preserve"> </w:t>
+            </w:r>
+            <w:proofErr w:type="spellStart"/>
+            <w:r>
+              <w:rPr>
+                <w:sz w:val="18"/>
+              </w:rPr>
+              <w:t>en</w:t>
+            </w:r>
+            <w:proofErr w:type="spellEnd"/>
+            <w:r>
+              <w:rPr>
+                <w:sz w:val="18"/>
+              </w:rPr>
+              <w:t xml:space="preserve"> el checklist de </w:t>
+            </w:r>
+            <w:proofErr w:type="spellStart"/>
+            <w:r>
+              <w:rPr>
+                <w:sz w:val="18"/>
+              </w:rPr>
+              <w:t>revisión</w:t>
+            </w:r>
+            <w:proofErr w:type="spellEnd"/>
+            <w:r>
+              <w:rPr>
+                <w:sz w:val="18"/>
+              </w:rPr>
+              <w:t xml:space="preserve"> y </w:t>
+            </w:r>
+            <w:proofErr w:type="spellStart"/>
+            <w:r>
+              <w:rPr>
+                <w:sz w:val="18"/>
+              </w:rPr>
+              <w:t>confirmando</w:t>
+            </w:r>
+            <w:proofErr w:type="spellEnd"/>
+            <w:r>
+              <w:rPr>
+                <w:sz w:val="18"/>
+              </w:rPr>
+              <w:t xml:space="preserve"> </w:t>
+            </w:r>
+            <w:proofErr w:type="spellStart"/>
+            <w:r>
+              <w:rPr>
+                <w:sz w:val="18"/>
+              </w:rPr>
+              <w:t>que</w:t>
+            </w:r>
+            <w:proofErr w:type="spellEnd"/>
+            <w:r>
+              <w:rPr>
+                <w:sz w:val="18"/>
+              </w:rPr>
+              <w:t xml:space="preserve"> la </w:t>
+            </w:r>
+            <w:proofErr w:type="spellStart"/>
+            <w:r>
+              <w:rPr>
+                <w:sz w:val="18"/>
+              </w:rPr>
+              <w:t>declaración</w:t>
+            </w:r>
+            <w:proofErr w:type="spellEnd"/>
+            <w:r>
+              <w:rPr>
+                <w:sz w:val="18"/>
+              </w:rPr>
+              <w:t xml:space="preserve"> de IA </w:t>
+            </w:r>
+            <w:proofErr w:type="spellStart"/>
+            <w:r>
+              <w:rPr>
+                <w:sz w:val="18"/>
+              </w:rPr>
+              <w:t>cumple</w:t>
+            </w:r>
+            <w:proofErr w:type="spellEnd"/>
+            <w:r>
+              <w:rPr>
+                <w:sz w:val="18"/>
+              </w:rPr>
+              <w:t xml:space="preserve"> con el </w:t>
+            </w:r>
+            <w:proofErr w:type="spellStart"/>
+            <w:r>
+              <w:rPr>
+                <w:sz w:val="18"/>
+              </w:rPr>
+              <w:t>criterio</w:t>
+            </w:r>
+            <w:proofErr w:type="spellEnd"/>
+            <w:r>
+              <w:rPr>
+                <w:sz w:val="18"/>
+              </w:rPr>
+              <w:t xml:space="preserve"> de </w:t>
+            </w:r>
+            <w:proofErr w:type="spellStart"/>
+            <w:r>
+              <w:rPr>
+                <w:sz w:val="18"/>
+              </w:rPr>
+              <w:t>evaluación</w:t>
+            </w:r>
+            <w:proofErr w:type="spellEnd"/>
+            <w:r>
+              <w:rPr>
+                <w:sz w:val="18"/>
+              </w:rPr>
+              <w:t xml:space="preserve"> </w:t>
+            </w:r>
+            <w:proofErr w:type="spellStart"/>
+            <w:r>
+              <w:rPr>
+                <w:sz w:val="18"/>
+              </w:rPr>
+              <w:t>sobre</w:t>
+            </w:r>
+            <w:proofErr w:type="spellEnd"/>
+            <w:r>
+              <w:rPr>
+                <w:sz w:val="18"/>
+              </w:rPr>
+              <w:t xml:space="preserve"> el </w:t>
+            </w:r>
+            <w:proofErr w:type="spellStart"/>
+            <w:r>
+              <w:rPr>
+                <w:sz w:val="18"/>
+              </w:rPr>
+              <w:t>uso</w:t>
+            </w:r>
+            <w:proofErr w:type="spellEnd"/>
+            <w:r>
+              <w:rPr>
+                <w:sz w:val="18"/>
+              </w:rPr>
+              <w:t xml:space="preserve"> </w:t>
+            </w:r>
+            <w:proofErr w:type="spellStart"/>
+            <w:r>
+              <w:rPr>
+                <w:sz w:val="18"/>
+              </w:rPr>
+              <w:t>crítico</w:t>
+            </w:r>
+            <w:proofErr w:type="spellEnd"/>
+            <w:r>
+              <w:rPr>
+                <w:sz w:val="18"/>
+              </w:rPr>
+              <w:t xml:space="preserve"> de </w:t>
+            </w:r>
+            <w:proofErr w:type="spellStart"/>
+            <w:r>
+              <w:rPr>
+                <w:sz w:val="18"/>
+              </w:rPr>
+              <w:t>estas</w:t>
+            </w:r>
+            <w:proofErr w:type="spellEnd"/>
+            <w:r>
+              <w:rPr>
+                <w:sz w:val="18"/>
+              </w:rPr>
+              <w:t xml:space="preserve"> </w:t>
+            </w:r>
+            <w:proofErr w:type="spellStart"/>
+            <w:r>
+              <w:rPr>
+                <w:sz w:val="18"/>
+              </w:rPr>
+              <w:t>herramientas</w:t>
+            </w:r>
+            <w:proofErr w:type="spellEnd"/>
+            <w:r>
+              <w:rPr>
+                <w:sz w:val="18"/>
+              </w:rPr>
+              <w:t>.</w:t>
+            </w:r>
             <w:r>
               <w:rPr>
                 <w:sz w:val="18"/>
@@ -5607,13 +8551,23 @@
         <w:keepNext/>
         <w:spacing w:after="40"/>
       </w:pPr>
+      <w:proofErr w:type="gramStart"/>
       <w:r>
         <w:rPr>
           <w:b/>
           <w:color w:val="394049"/>
           <w:sz w:val="20"/>
         </w:rPr>
-        <w:t>1. ¿Qué cambio realizado aporta más a la reproducibilidad del proyecto y por qué?</w:t>
+        <w:t>1. ¿</w:t>
+      </w:r>
+      <w:proofErr w:type="gramEnd"/>
+      <w:r>
+        <w:rPr>
+          <w:b/>
+          <w:color w:val="394049"/>
+          <w:sz w:val="20"/>
+        </w:rPr>
+        <w:t>Qué cambio realizado aporta más a la reproducibilidad del proyecto y por qué?</w:t>
       </w:r>
     </w:p>
     <w:tbl>
@@ -5647,6 +8601,558 @@
               <w:rPr>
                 <w:sz w:val="18"/>
               </w:rPr>
+              <w:t xml:space="preserve">El </w:t>
+            </w:r>
+            <w:proofErr w:type="spellStart"/>
+            <w:r>
+              <w:rPr>
+                <w:sz w:val="18"/>
+              </w:rPr>
+              <w:t>cambio</w:t>
+            </w:r>
+            <w:proofErr w:type="spellEnd"/>
+            <w:r>
+              <w:rPr>
+                <w:sz w:val="18"/>
+              </w:rPr>
+              <w:t xml:space="preserve"> </w:t>
+            </w:r>
+            <w:proofErr w:type="spellStart"/>
+            <w:r>
+              <w:rPr>
+                <w:sz w:val="18"/>
+              </w:rPr>
+              <w:t>más</w:t>
+            </w:r>
+            <w:proofErr w:type="spellEnd"/>
+            <w:r>
+              <w:rPr>
+                <w:sz w:val="18"/>
+              </w:rPr>
+              <w:t xml:space="preserve"> </w:t>
+            </w:r>
+            <w:proofErr w:type="spellStart"/>
+            <w:r>
+              <w:rPr>
+                <w:sz w:val="18"/>
+              </w:rPr>
+              <w:t>importante</w:t>
+            </w:r>
+            <w:proofErr w:type="spellEnd"/>
+            <w:r>
+              <w:rPr>
+                <w:sz w:val="18"/>
+              </w:rPr>
+              <w:t xml:space="preserve"> </w:t>
+            </w:r>
+            <w:proofErr w:type="spellStart"/>
+            <w:r>
+              <w:rPr>
+                <w:sz w:val="18"/>
+              </w:rPr>
+              <w:t>fue</w:t>
+            </w:r>
+            <w:proofErr w:type="spellEnd"/>
+            <w:r>
+              <w:rPr>
+                <w:sz w:val="18"/>
+              </w:rPr>
+              <w:t xml:space="preserve"> </w:t>
+            </w:r>
+            <w:proofErr w:type="spellStart"/>
+            <w:r>
+              <w:rPr>
+                <w:sz w:val="18"/>
+              </w:rPr>
+              <w:t>reemplazar</w:t>
+            </w:r>
+            <w:proofErr w:type="spellEnd"/>
+            <w:r>
+              <w:rPr>
+                <w:sz w:val="18"/>
+              </w:rPr>
+              <w:t xml:space="preserve"> el </w:t>
+            </w:r>
+            <w:proofErr w:type="spellStart"/>
+            <w:r>
+              <w:rPr>
+                <w:sz w:val="18"/>
+              </w:rPr>
+              <w:t>gráfico</w:t>
+            </w:r>
+            <w:proofErr w:type="spellEnd"/>
+            <w:r>
+              <w:rPr>
+                <w:sz w:val="18"/>
+              </w:rPr>
+              <w:t xml:space="preserve"> </w:t>
+            </w:r>
+            <w:proofErr w:type="spellStart"/>
+            <w:r>
+              <w:rPr>
+                <w:sz w:val="18"/>
+              </w:rPr>
+              <w:t>estático</w:t>
+            </w:r>
+            <w:proofErr w:type="spellEnd"/>
+            <w:r>
+              <w:rPr>
+                <w:sz w:val="18"/>
+              </w:rPr>
+              <w:t xml:space="preserve"> </w:t>
+            </w:r>
+            <w:proofErr w:type="spellStart"/>
+            <w:r>
+              <w:rPr>
+                <w:sz w:val="18"/>
+              </w:rPr>
+              <w:t>por</w:t>
+            </w:r>
+            <w:proofErr w:type="spellEnd"/>
+            <w:r>
+              <w:rPr>
+                <w:sz w:val="18"/>
+              </w:rPr>
+              <w:t xml:space="preserve"> un </w:t>
+            </w:r>
+            <w:proofErr w:type="spellStart"/>
+            <w:r>
+              <w:rPr>
+                <w:sz w:val="18"/>
+              </w:rPr>
+              <w:t>gráfico</w:t>
+            </w:r>
+            <w:proofErr w:type="spellEnd"/>
+            <w:r>
+              <w:rPr>
+                <w:sz w:val="18"/>
+              </w:rPr>
+              <w:t xml:space="preserve"> </w:t>
+            </w:r>
+            <w:proofErr w:type="spellStart"/>
+            <w:r>
+              <w:rPr>
+                <w:sz w:val="18"/>
+              </w:rPr>
+              <w:t>dinámico</w:t>
+            </w:r>
+            <w:proofErr w:type="spellEnd"/>
+            <w:r>
+              <w:rPr>
+                <w:sz w:val="18"/>
+              </w:rPr>
+              <w:t xml:space="preserve"> </w:t>
+            </w:r>
+            <w:proofErr w:type="spellStart"/>
+            <w:r>
+              <w:rPr>
+                <w:sz w:val="18"/>
+              </w:rPr>
+              <w:t>dentro</w:t>
+            </w:r>
+            <w:proofErr w:type="spellEnd"/>
+            <w:r>
+              <w:rPr>
+                <w:sz w:val="18"/>
+              </w:rPr>
+              <w:t xml:space="preserve"> del </w:t>
+            </w:r>
+            <w:proofErr w:type="spellStart"/>
+            <w:r>
+              <w:rPr>
+                <w:sz w:val="18"/>
+              </w:rPr>
+              <w:t>archivo</w:t>
+            </w:r>
+            <w:proofErr w:type="spellEnd"/>
+            <w:r>
+              <w:rPr>
+                <w:sz w:val="18"/>
+              </w:rPr>
+              <w:t xml:space="preserve"> analisis_compresion.xlsx </w:t>
+            </w:r>
+            <w:proofErr w:type="spellStart"/>
+            <w:r>
+              <w:rPr>
+                <w:sz w:val="18"/>
+              </w:rPr>
+              <w:t>en</w:t>
+            </w:r>
+            <w:proofErr w:type="spellEnd"/>
+            <w:r>
+              <w:rPr>
+                <w:sz w:val="18"/>
+              </w:rPr>
+              <w:t xml:space="preserve"> la </w:t>
+            </w:r>
+            <w:proofErr w:type="spellStart"/>
+            <w:r>
+              <w:rPr>
+                <w:sz w:val="18"/>
+              </w:rPr>
+              <w:t>carpeta</w:t>
+            </w:r>
+            <w:proofErr w:type="spellEnd"/>
+            <w:r>
+              <w:rPr>
+                <w:sz w:val="18"/>
+              </w:rPr>
+              <w:t xml:space="preserve"> de </w:t>
+            </w:r>
+            <w:proofErr w:type="spellStart"/>
+            <w:r>
+              <w:rPr>
+                <w:sz w:val="18"/>
+              </w:rPr>
+              <w:t>procesamiento</w:t>
+            </w:r>
+            <w:proofErr w:type="spellEnd"/>
+            <w:r>
+              <w:rPr>
+                <w:sz w:val="18"/>
+              </w:rPr>
+              <w:t xml:space="preserve">. Al </w:t>
+            </w:r>
+            <w:proofErr w:type="spellStart"/>
+            <w:r>
+              <w:rPr>
+                <w:sz w:val="18"/>
+              </w:rPr>
+              <w:t>vincular</w:t>
+            </w:r>
+            <w:proofErr w:type="spellEnd"/>
+            <w:r>
+              <w:rPr>
+                <w:sz w:val="18"/>
+              </w:rPr>
+              <w:t xml:space="preserve"> el </w:t>
+            </w:r>
+            <w:proofErr w:type="spellStart"/>
+            <w:r>
+              <w:rPr>
+                <w:sz w:val="18"/>
+              </w:rPr>
+              <w:t>gráfico</w:t>
+            </w:r>
+            <w:proofErr w:type="spellEnd"/>
+            <w:r>
+              <w:rPr>
+                <w:sz w:val="18"/>
+              </w:rPr>
+              <w:t xml:space="preserve"> </w:t>
+            </w:r>
+            <w:proofErr w:type="spellStart"/>
+            <w:r>
+              <w:rPr>
+                <w:sz w:val="18"/>
+              </w:rPr>
+              <w:t>directamente</w:t>
+            </w:r>
+            <w:proofErr w:type="spellEnd"/>
+            <w:r>
+              <w:rPr>
+                <w:sz w:val="18"/>
+              </w:rPr>
+              <w:t xml:space="preserve"> a </w:t>
+            </w:r>
+            <w:proofErr w:type="spellStart"/>
+            <w:r>
+              <w:rPr>
+                <w:sz w:val="18"/>
+              </w:rPr>
+              <w:t>una</w:t>
+            </w:r>
+            <w:proofErr w:type="spellEnd"/>
+            <w:r>
+              <w:rPr>
+                <w:sz w:val="18"/>
+              </w:rPr>
+              <w:t xml:space="preserve"> </w:t>
+            </w:r>
+            <w:proofErr w:type="spellStart"/>
+            <w:r>
+              <w:rPr>
+                <w:sz w:val="18"/>
+              </w:rPr>
+              <w:t>tabla</w:t>
+            </w:r>
+            <w:proofErr w:type="spellEnd"/>
+            <w:r>
+              <w:rPr>
+                <w:sz w:val="18"/>
+              </w:rPr>
+              <w:t xml:space="preserve"> de </w:t>
+            </w:r>
+            <w:proofErr w:type="spellStart"/>
+            <w:r>
+              <w:rPr>
+                <w:sz w:val="18"/>
+              </w:rPr>
+              <w:t>datos</w:t>
+            </w:r>
+            <w:proofErr w:type="spellEnd"/>
+            <w:r>
+              <w:rPr>
+                <w:sz w:val="18"/>
+              </w:rPr>
+              <w:t xml:space="preserve"> </w:t>
+            </w:r>
+            <w:proofErr w:type="spellStart"/>
+            <w:r>
+              <w:rPr>
+                <w:sz w:val="18"/>
+              </w:rPr>
+              <w:t>donde</w:t>
+            </w:r>
+            <w:proofErr w:type="spellEnd"/>
+            <w:r>
+              <w:rPr>
+                <w:sz w:val="18"/>
+              </w:rPr>
+              <w:t xml:space="preserve"> se </w:t>
+            </w:r>
+            <w:proofErr w:type="spellStart"/>
+            <w:r>
+              <w:rPr>
+                <w:sz w:val="18"/>
+              </w:rPr>
+              <w:t>explicita</w:t>
+            </w:r>
+            <w:proofErr w:type="spellEnd"/>
+            <w:r>
+              <w:rPr>
+                <w:sz w:val="18"/>
+              </w:rPr>
+              <w:t xml:space="preserve"> el </w:t>
+            </w:r>
+            <w:proofErr w:type="spellStart"/>
+            <w:r>
+              <w:rPr>
+                <w:sz w:val="18"/>
+              </w:rPr>
+              <w:t>cálculo</w:t>
+            </w:r>
+            <w:proofErr w:type="spellEnd"/>
+            <w:r>
+              <w:rPr>
+                <w:sz w:val="18"/>
+              </w:rPr>
+              <w:t xml:space="preserve"> del </w:t>
+            </w:r>
+            <w:proofErr w:type="spellStart"/>
+            <w:r>
+              <w:rPr>
+                <w:sz w:val="18"/>
+              </w:rPr>
+              <w:t>área</w:t>
+            </w:r>
+            <w:proofErr w:type="spellEnd"/>
+            <w:r>
+              <w:rPr>
+                <w:sz w:val="18"/>
+              </w:rPr>
+              <w:t xml:space="preserve"> y el </w:t>
+            </w:r>
+            <w:proofErr w:type="spellStart"/>
+            <w:r>
+              <w:rPr>
+                <w:sz w:val="18"/>
+              </w:rPr>
+              <w:t>esfuerzo</w:t>
+            </w:r>
+            <w:proofErr w:type="spellEnd"/>
+            <w:r>
+              <w:rPr>
+                <w:sz w:val="18"/>
+              </w:rPr>
+              <w:t xml:space="preserve">, </w:t>
+            </w:r>
+            <w:proofErr w:type="spellStart"/>
+            <w:r>
+              <w:rPr>
+                <w:sz w:val="18"/>
+              </w:rPr>
+              <w:t>cualquier</w:t>
+            </w:r>
+            <w:proofErr w:type="spellEnd"/>
+            <w:r>
+              <w:rPr>
+                <w:sz w:val="18"/>
+              </w:rPr>
+              <w:t xml:space="preserve"> persona </w:t>
+            </w:r>
+            <w:proofErr w:type="spellStart"/>
+            <w:r>
+              <w:rPr>
+                <w:sz w:val="18"/>
+              </w:rPr>
+              <w:t>puede</w:t>
+            </w:r>
+            <w:proofErr w:type="spellEnd"/>
+            <w:r>
+              <w:rPr>
+                <w:sz w:val="18"/>
+              </w:rPr>
+              <w:t xml:space="preserve"> </w:t>
+            </w:r>
+            <w:proofErr w:type="spellStart"/>
+            <w:r>
+              <w:rPr>
+                <w:sz w:val="18"/>
+              </w:rPr>
+              <w:t>auditar</w:t>
+            </w:r>
+            <w:proofErr w:type="spellEnd"/>
+            <w:r>
+              <w:rPr>
+                <w:sz w:val="18"/>
+              </w:rPr>
+              <w:t xml:space="preserve"> las </w:t>
+            </w:r>
+            <w:proofErr w:type="spellStart"/>
+            <w:r>
+              <w:rPr>
+                <w:sz w:val="18"/>
+              </w:rPr>
+              <w:t>fórmulas</w:t>
+            </w:r>
+            <w:proofErr w:type="spellEnd"/>
+            <w:r>
+              <w:rPr>
+                <w:sz w:val="18"/>
+              </w:rPr>
+              <w:t xml:space="preserve"> y </w:t>
+            </w:r>
+            <w:proofErr w:type="spellStart"/>
+            <w:r>
+              <w:rPr>
+                <w:sz w:val="18"/>
+              </w:rPr>
+              <w:t>ver</w:t>
+            </w:r>
+            <w:proofErr w:type="spellEnd"/>
+            <w:r>
+              <w:rPr>
+                <w:sz w:val="18"/>
+              </w:rPr>
+              <w:t xml:space="preserve"> </w:t>
+            </w:r>
+            <w:proofErr w:type="spellStart"/>
+            <w:r>
+              <w:rPr>
+                <w:sz w:val="18"/>
+              </w:rPr>
+              <w:t>cómo</w:t>
+            </w:r>
+            <w:proofErr w:type="spellEnd"/>
+            <w:r>
+              <w:rPr>
+                <w:sz w:val="18"/>
+              </w:rPr>
+              <w:t xml:space="preserve"> el </w:t>
+            </w:r>
+            <w:proofErr w:type="spellStart"/>
+            <w:r>
+              <w:rPr>
+                <w:sz w:val="18"/>
+              </w:rPr>
+              <w:t>resultado</w:t>
+            </w:r>
+            <w:proofErr w:type="spellEnd"/>
+            <w:r>
+              <w:rPr>
+                <w:sz w:val="18"/>
+              </w:rPr>
+              <w:t xml:space="preserve"> se </w:t>
+            </w:r>
+            <w:proofErr w:type="spellStart"/>
+            <w:r>
+              <w:rPr>
+                <w:sz w:val="18"/>
+              </w:rPr>
+              <w:t>actualiza</w:t>
+            </w:r>
+            <w:proofErr w:type="spellEnd"/>
+            <w:r>
+              <w:rPr>
+                <w:sz w:val="18"/>
+              </w:rPr>
+              <w:t xml:space="preserve"> </w:t>
+            </w:r>
+            <w:proofErr w:type="spellStart"/>
+            <w:r>
+              <w:rPr>
+                <w:sz w:val="18"/>
+              </w:rPr>
+              <w:t>automáticamente</w:t>
+            </w:r>
+            <w:proofErr w:type="spellEnd"/>
+            <w:r>
+              <w:rPr>
+                <w:sz w:val="18"/>
+              </w:rPr>
+              <w:t xml:space="preserve">, </w:t>
+            </w:r>
+            <w:proofErr w:type="spellStart"/>
+            <w:r>
+              <w:rPr>
+                <w:sz w:val="18"/>
+              </w:rPr>
+              <w:t>eliminando</w:t>
+            </w:r>
+            <w:proofErr w:type="spellEnd"/>
+            <w:r>
+              <w:rPr>
+                <w:sz w:val="18"/>
+              </w:rPr>
+              <w:t xml:space="preserve"> la "</w:t>
+            </w:r>
+            <w:proofErr w:type="spellStart"/>
+            <w:r>
+              <w:rPr>
+                <w:sz w:val="18"/>
+              </w:rPr>
+              <w:t>caja</w:t>
+            </w:r>
+            <w:proofErr w:type="spellEnd"/>
+            <w:r>
+              <w:rPr>
+                <w:sz w:val="18"/>
+              </w:rPr>
+              <w:t xml:space="preserve"> </w:t>
+            </w:r>
+            <w:proofErr w:type="spellStart"/>
+            <w:r>
+              <w:rPr>
+                <w:sz w:val="18"/>
+              </w:rPr>
+              <w:t>negra</w:t>
+            </w:r>
+            <w:proofErr w:type="spellEnd"/>
+            <w:r>
+              <w:rPr>
+                <w:sz w:val="18"/>
+              </w:rPr>
+              <w:t xml:space="preserve">" del </w:t>
+            </w:r>
+            <w:proofErr w:type="spellStart"/>
+            <w:r>
+              <w:rPr>
+                <w:sz w:val="18"/>
+              </w:rPr>
+              <w:t>proyecto</w:t>
+            </w:r>
+            <w:proofErr w:type="spellEnd"/>
+            <w:r>
+              <w:rPr>
+                <w:sz w:val="18"/>
+              </w:rPr>
+              <w:t xml:space="preserve"> original.</w:t>
+            </w:r>
+            <w:r>
+              <w:rPr>
+                <w:sz w:val="18"/>
+              </w:rPr>
               <w:br/>
             </w:r>
             <w:r>
@@ -5664,13 +9170,23 @@
         <w:keepNext/>
         <w:spacing w:after="40"/>
       </w:pPr>
+      <w:proofErr w:type="gramStart"/>
       <w:r>
         <w:rPr>
           <w:b/>
           <w:color w:val="394049"/>
           <w:sz w:val="20"/>
         </w:rPr>
-        <w:t>2. ¿Qué evidencia del portafolio muestra mejor su progreso?</w:t>
+        <w:t>2. ¿</w:t>
+      </w:r>
+      <w:proofErr w:type="gramEnd"/>
+      <w:r>
+        <w:rPr>
+          <w:b/>
+          <w:color w:val="394049"/>
+          <w:sz w:val="20"/>
+        </w:rPr>
+        <w:t>Qué evidencia del portafolio muestra mejor su progreso?</w:t>
       </w:r>
     </w:p>
     <w:tbl>
@@ -5700,6 +9216,362 @@
             <w:pPr>
               <w:spacing w:after="0" w:line="240" w:lineRule="auto"/>
             </w:pPr>
+            <w:r>
+              <w:rPr>
+                <w:sz w:val="18"/>
+              </w:rPr>
+              <w:t xml:space="preserve">La </w:t>
+            </w:r>
+            <w:proofErr w:type="spellStart"/>
+            <w:r>
+              <w:rPr>
+                <w:sz w:val="18"/>
+              </w:rPr>
+              <w:t>estructura</w:t>
+            </w:r>
+            <w:proofErr w:type="spellEnd"/>
+            <w:r>
+              <w:rPr>
+                <w:sz w:val="18"/>
+              </w:rPr>
+              <w:t xml:space="preserve"> de </w:t>
+            </w:r>
+            <w:proofErr w:type="spellStart"/>
+            <w:r>
+              <w:rPr>
+                <w:sz w:val="18"/>
+              </w:rPr>
+              <w:t>directorios</w:t>
+            </w:r>
+            <w:proofErr w:type="spellEnd"/>
+            <w:r>
+              <w:rPr>
+                <w:sz w:val="18"/>
+              </w:rPr>
+              <w:t xml:space="preserve"> del </w:t>
+            </w:r>
+            <w:proofErr w:type="spellStart"/>
+            <w:r>
+              <w:rPr>
+                <w:sz w:val="18"/>
+              </w:rPr>
+              <w:t>repositorio</w:t>
+            </w:r>
+            <w:proofErr w:type="spellEnd"/>
+            <w:r>
+              <w:rPr>
+                <w:sz w:val="18"/>
+              </w:rPr>
+              <w:t xml:space="preserve"> </w:t>
+            </w:r>
+            <w:proofErr w:type="spellStart"/>
+            <w:r>
+              <w:rPr>
+                <w:sz w:val="18"/>
+              </w:rPr>
+              <w:t>en</w:t>
+            </w:r>
+            <w:proofErr w:type="spellEnd"/>
+            <w:r>
+              <w:rPr>
+                <w:sz w:val="18"/>
+              </w:rPr>
+              <w:t xml:space="preserve"> GitHub (/</w:t>
+            </w:r>
+            <w:proofErr w:type="spellStart"/>
+            <w:r>
+              <w:rPr>
+                <w:sz w:val="18"/>
+              </w:rPr>
+              <w:t>datos_origen</w:t>
+            </w:r>
+            <w:proofErr w:type="spellEnd"/>
+            <w:r>
+              <w:rPr>
+                <w:sz w:val="18"/>
+              </w:rPr>
+              <w:t>, /</w:t>
+            </w:r>
+            <w:proofErr w:type="spellStart"/>
+            <w:r>
+              <w:rPr>
+                <w:sz w:val="18"/>
+              </w:rPr>
+              <w:t>procesamiento</w:t>
+            </w:r>
+            <w:proofErr w:type="spellEnd"/>
+            <w:r>
+              <w:rPr>
+                <w:sz w:val="18"/>
+              </w:rPr>
+              <w:t>, /</w:t>
+            </w:r>
+            <w:proofErr w:type="spellStart"/>
+            <w:r>
+              <w:rPr>
+                <w:sz w:val="18"/>
+              </w:rPr>
+              <w:t>resultados</w:t>
+            </w:r>
+            <w:proofErr w:type="spellEnd"/>
+            <w:r>
+              <w:rPr>
+                <w:sz w:val="18"/>
+              </w:rPr>
+              <w:t>, /</w:t>
+            </w:r>
+            <w:proofErr w:type="spellStart"/>
+            <w:r>
+              <w:rPr>
+                <w:sz w:val="18"/>
+              </w:rPr>
+              <w:t>documentacion</w:t>
+            </w:r>
+            <w:proofErr w:type="spellEnd"/>
+            <w:r>
+              <w:rPr>
+                <w:sz w:val="18"/>
+              </w:rPr>
+              <w:t xml:space="preserve">). Esta </w:t>
+            </w:r>
+            <w:proofErr w:type="spellStart"/>
+            <w:r>
+              <w:rPr>
+                <w:sz w:val="18"/>
+              </w:rPr>
+              <w:t>estructura</w:t>
+            </w:r>
+            <w:proofErr w:type="spellEnd"/>
+            <w:r>
+              <w:rPr>
+                <w:sz w:val="18"/>
+              </w:rPr>
+              <w:t xml:space="preserve"> </w:t>
+            </w:r>
+            <w:proofErr w:type="spellStart"/>
+            <w:r>
+              <w:rPr>
+                <w:sz w:val="18"/>
+              </w:rPr>
+              <w:t>demuestra</w:t>
+            </w:r>
+            <w:proofErr w:type="spellEnd"/>
+            <w:r>
+              <w:rPr>
+                <w:sz w:val="18"/>
+              </w:rPr>
+              <w:t xml:space="preserve"> </w:t>
+            </w:r>
+            <w:proofErr w:type="spellStart"/>
+            <w:r>
+              <w:rPr>
+                <w:sz w:val="18"/>
+              </w:rPr>
+              <w:t>visualmente</w:t>
+            </w:r>
+            <w:proofErr w:type="spellEnd"/>
+            <w:r>
+              <w:rPr>
+                <w:sz w:val="18"/>
+              </w:rPr>
+              <w:t xml:space="preserve"> </w:t>
+            </w:r>
+            <w:proofErr w:type="spellStart"/>
+            <w:r>
+              <w:rPr>
+                <w:sz w:val="18"/>
+              </w:rPr>
+              <w:t>cómo</w:t>
+            </w:r>
+            <w:proofErr w:type="spellEnd"/>
+            <w:r>
+              <w:rPr>
+                <w:sz w:val="18"/>
+              </w:rPr>
+              <w:t xml:space="preserve"> </w:t>
+            </w:r>
+            <w:proofErr w:type="spellStart"/>
+            <w:r>
+              <w:rPr>
+                <w:sz w:val="18"/>
+              </w:rPr>
+              <w:t>pasé</w:t>
+            </w:r>
+            <w:proofErr w:type="spellEnd"/>
+            <w:r>
+              <w:rPr>
+                <w:sz w:val="18"/>
+              </w:rPr>
+              <w:t xml:space="preserve"> de </w:t>
+            </w:r>
+            <w:proofErr w:type="spellStart"/>
+            <w:r>
+              <w:rPr>
+                <w:sz w:val="18"/>
+              </w:rPr>
+              <w:t>tener</w:t>
+            </w:r>
+            <w:proofErr w:type="spellEnd"/>
+            <w:r>
+              <w:rPr>
+                <w:sz w:val="18"/>
+              </w:rPr>
+              <w:t xml:space="preserve"> un </w:t>
+            </w:r>
+            <w:proofErr w:type="spellStart"/>
+            <w:r>
+              <w:rPr>
+                <w:sz w:val="18"/>
+              </w:rPr>
+              <w:t>montón</w:t>
+            </w:r>
+            <w:proofErr w:type="spellEnd"/>
+            <w:r>
+              <w:rPr>
+                <w:sz w:val="18"/>
+              </w:rPr>
+              <w:t xml:space="preserve"> de </w:t>
+            </w:r>
+            <w:proofErr w:type="spellStart"/>
+            <w:r>
+              <w:rPr>
+                <w:sz w:val="18"/>
+              </w:rPr>
+              <w:t>archivos</w:t>
+            </w:r>
+            <w:proofErr w:type="spellEnd"/>
+            <w:r>
+              <w:rPr>
+                <w:sz w:val="18"/>
+              </w:rPr>
+              <w:t xml:space="preserve"> </w:t>
+            </w:r>
+            <w:proofErr w:type="spellStart"/>
+            <w:r>
+              <w:rPr>
+                <w:sz w:val="18"/>
+              </w:rPr>
+              <w:t>sueltos</w:t>
+            </w:r>
+            <w:proofErr w:type="spellEnd"/>
+            <w:r>
+              <w:rPr>
+                <w:sz w:val="18"/>
+              </w:rPr>
+              <w:t xml:space="preserve"> a un </w:t>
+            </w:r>
+            <w:proofErr w:type="spellStart"/>
+            <w:r>
+              <w:rPr>
+                <w:sz w:val="18"/>
+              </w:rPr>
+              <w:t>flujo</w:t>
+            </w:r>
+            <w:proofErr w:type="spellEnd"/>
+            <w:r>
+              <w:rPr>
+                <w:sz w:val="18"/>
+              </w:rPr>
+              <w:t xml:space="preserve"> de </w:t>
+            </w:r>
+            <w:proofErr w:type="spellStart"/>
+            <w:r>
+              <w:rPr>
+                <w:sz w:val="18"/>
+              </w:rPr>
+              <w:t>trabajo</w:t>
+            </w:r>
+            <w:proofErr w:type="spellEnd"/>
+            <w:r>
+              <w:rPr>
+                <w:sz w:val="18"/>
+              </w:rPr>
+              <w:t xml:space="preserve"> </w:t>
+            </w:r>
+            <w:proofErr w:type="spellStart"/>
+            <w:r>
+              <w:rPr>
+                <w:sz w:val="18"/>
+              </w:rPr>
+              <w:t>lógico</w:t>
+            </w:r>
+            <w:proofErr w:type="spellEnd"/>
+            <w:r>
+              <w:rPr>
+                <w:sz w:val="18"/>
+              </w:rPr>
+              <w:t xml:space="preserve"> </w:t>
+            </w:r>
+            <w:proofErr w:type="spellStart"/>
+            <w:r>
+              <w:rPr>
+                <w:sz w:val="18"/>
+              </w:rPr>
+              <w:t>donde</w:t>
+            </w:r>
+            <w:proofErr w:type="spellEnd"/>
+            <w:r>
+              <w:rPr>
+                <w:sz w:val="18"/>
+              </w:rPr>
+              <w:t xml:space="preserve"> se </w:t>
+            </w:r>
+            <w:proofErr w:type="spellStart"/>
+            <w:r>
+              <w:rPr>
+                <w:sz w:val="18"/>
+              </w:rPr>
+              <w:t>protegen</w:t>
+            </w:r>
+            <w:proofErr w:type="spellEnd"/>
+            <w:r>
+              <w:rPr>
+                <w:sz w:val="18"/>
+              </w:rPr>
+              <w:t xml:space="preserve"> </w:t>
+            </w:r>
+            <w:proofErr w:type="spellStart"/>
+            <w:r>
+              <w:rPr>
+                <w:sz w:val="18"/>
+              </w:rPr>
+              <w:t>los</w:t>
+            </w:r>
+            <w:proofErr w:type="spellEnd"/>
+            <w:r>
+              <w:rPr>
+                <w:sz w:val="18"/>
+              </w:rPr>
+              <w:t xml:space="preserve"> </w:t>
+            </w:r>
+            <w:proofErr w:type="spellStart"/>
+            <w:r>
+              <w:rPr>
+                <w:sz w:val="18"/>
+              </w:rPr>
+              <w:t>datos</w:t>
+            </w:r>
+            <w:proofErr w:type="spellEnd"/>
+            <w:r>
+              <w:rPr>
+                <w:sz w:val="18"/>
+              </w:rPr>
+              <w:t xml:space="preserve"> </w:t>
+            </w:r>
+            <w:proofErr w:type="spellStart"/>
+            <w:r>
+              <w:rPr>
+                <w:sz w:val="18"/>
+              </w:rPr>
+              <w:t>originales</w:t>
+            </w:r>
+            <w:proofErr w:type="spellEnd"/>
+            <w:r>
+              <w:rPr>
+                <w:sz w:val="18"/>
+              </w:rPr>
+              <w:t>.</w:t>
+            </w:r>
             <w:r>
               <w:rPr>
                 <w:sz w:val="18"/>
@@ -5757,6 +9629,496 @@
             <w:pPr>
               <w:spacing w:after="0" w:line="240" w:lineRule="auto"/>
             </w:pPr>
+            <w:proofErr w:type="spellStart"/>
+            <w:r>
+              <w:rPr>
+                <w:sz w:val="18"/>
+              </w:rPr>
+              <w:t>Mantendré</w:t>
+            </w:r>
+            <w:proofErr w:type="spellEnd"/>
+            <w:r>
+              <w:rPr>
+                <w:sz w:val="18"/>
+              </w:rPr>
+              <w:t xml:space="preserve"> la </w:t>
+            </w:r>
+            <w:proofErr w:type="spellStart"/>
+            <w:r>
+              <w:rPr>
+                <w:sz w:val="18"/>
+              </w:rPr>
+              <w:t>práctica</w:t>
+            </w:r>
+            <w:proofErr w:type="spellEnd"/>
+            <w:r>
+              <w:rPr>
+                <w:sz w:val="18"/>
+              </w:rPr>
+              <w:t xml:space="preserve"> de </w:t>
+            </w:r>
+            <w:proofErr w:type="spellStart"/>
+            <w:r>
+              <w:rPr>
+                <w:sz w:val="18"/>
+              </w:rPr>
+              <w:t>crear</w:t>
+            </w:r>
+            <w:proofErr w:type="spellEnd"/>
+            <w:r>
+              <w:rPr>
+                <w:sz w:val="18"/>
+              </w:rPr>
+              <w:t xml:space="preserve"> un </w:t>
+            </w:r>
+            <w:proofErr w:type="spellStart"/>
+            <w:r>
+              <w:rPr>
+                <w:sz w:val="18"/>
+              </w:rPr>
+              <w:t>archivo</w:t>
+            </w:r>
+            <w:proofErr w:type="spellEnd"/>
+            <w:r>
+              <w:rPr>
+                <w:sz w:val="18"/>
+              </w:rPr>
+              <w:t xml:space="preserve"> README.md (o un </w:t>
+            </w:r>
+            <w:proofErr w:type="spellStart"/>
+            <w:r>
+              <w:rPr>
+                <w:sz w:val="18"/>
+              </w:rPr>
+              <w:t>bloque</w:t>
+            </w:r>
+            <w:proofErr w:type="spellEnd"/>
+            <w:r>
+              <w:rPr>
+                <w:sz w:val="18"/>
+              </w:rPr>
+              <w:t xml:space="preserve"> de </w:t>
+            </w:r>
+            <w:proofErr w:type="spellStart"/>
+            <w:r>
+              <w:rPr>
+                <w:sz w:val="18"/>
+              </w:rPr>
+              <w:t>parámetros</w:t>
+            </w:r>
+            <w:proofErr w:type="spellEnd"/>
+            <w:r>
+              <w:rPr>
+                <w:sz w:val="18"/>
+              </w:rPr>
+              <w:t xml:space="preserve"> al </w:t>
+            </w:r>
+            <w:proofErr w:type="spellStart"/>
+            <w:r>
+              <w:rPr>
+                <w:sz w:val="18"/>
+              </w:rPr>
+              <w:t>inicio</w:t>
+            </w:r>
+            <w:proofErr w:type="spellEnd"/>
+            <w:r>
+              <w:rPr>
+                <w:sz w:val="18"/>
+              </w:rPr>
+              <w:t xml:space="preserve"> de mis Excel) para </w:t>
+            </w:r>
+            <w:proofErr w:type="spellStart"/>
+            <w:r>
+              <w:rPr>
+                <w:sz w:val="18"/>
+              </w:rPr>
+              <w:t>declarar</w:t>
+            </w:r>
+            <w:proofErr w:type="spellEnd"/>
+            <w:r>
+              <w:rPr>
+                <w:sz w:val="18"/>
+              </w:rPr>
+              <w:t xml:space="preserve"> </w:t>
+            </w:r>
+            <w:proofErr w:type="spellStart"/>
+            <w:r>
+              <w:rPr>
+                <w:sz w:val="18"/>
+              </w:rPr>
+              <w:t>siempre</w:t>
+            </w:r>
+            <w:proofErr w:type="spellEnd"/>
+            <w:r>
+              <w:rPr>
+                <w:sz w:val="18"/>
+              </w:rPr>
+              <w:t xml:space="preserve"> las </w:t>
+            </w:r>
+            <w:proofErr w:type="spellStart"/>
+            <w:r>
+              <w:rPr>
+                <w:sz w:val="18"/>
+              </w:rPr>
+              <w:t>unidades</w:t>
+            </w:r>
+            <w:proofErr w:type="spellEnd"/>
+            <w:r>
+              <w:rPr>
+                <w:sz w:val="18"/>
+              </w:rPr>
+              <w:t xml:space="preserve"> de </w:t>
+            </w:r>
+            <w:proofErr w:type="spellStart"/>
+            <w:r>
+              <w:rPr>
+                <w:sz w:val="18"/>
+              </w:rPr>
+              <w:t>medida</w:t>
+            </w:r>
+            <w:proofErr w:type="spellEnd"/>
+            <w:r>
+              <w:rPr>
+                <w:sz w:val="18"/>
+              </w:rPr>
+              <w:t xml:space="preserve">, </w:t>
+            </w:r>
+            <w:proofErr w:type="spellStart"/>
+            <w:r>
+              <w:rPr>
+                <w:sz w:val="18"/>
+              </w:rPr>
+              <w:t>los</w:t>
+            </w:r>
+            <w:proofErr w:type="spellEnd"/>
+            <w:r>
+              <w:rPr>
+                <w:sz w:val="18"/>
+              </w:rPr>
+              <w:t xml:space="preserve"> </w:t>
+            </w:r>
+            <w:proofErr w:type="spellStart"/>
+            <w:r>
+              <w:rPr>
+                <w:sz w:val="18"/>
+              </w:rPr>
+              <w:t>supuestos</w:t>
+            </w:r>
+            <w:proofErr w:type="spellEnd"/>
+            <w:r>
+              <w:rPr>
+                <w:sz w:val="18"/>
+              </w:rPr>
+              <w:t xml:space="preserve"> (</w:t>
+            </w:r>
+            <w:proofErr w:type="spellStart"/>
+            <w:r>
+              <w:rPr>
+                <w:sz w:val="18"/>
+              </w:rPr>
+              <w:t>como</w:t>
+            </w:r>
+            <w:proofErr w:type="spellEnd"/>
+            <w:r>
+              <w:rPr>
+                <w:sz w:val="18"/>
+              </w:rPr>
+              <w:t xml:space="preserve"> las </w:t>
+            </w:r>
+            <w:proofErr w:type="spellStart"/>
+            <w:r>
+              <w:rPr>
+                <w:sz w:val="18"/>
+              </w:rPr>
+              <w:t>dimensiones</w:t>
+            </w:r>
+            <w:proofErr w:type="spellEnd"/>
+            <w:r>
+              <w:rPr>
+                <w:sz w:val="18"/>
+              </w:rPr>
+              <w:t xml:space="preserve"> de las </w:t>
+            </w:r>
+            <w:proofErr w:type="spellStart"/>
+            <w:r>
+              <w:rPr>
+                <w:sz w:val="18"/>
+              </w:rPr>
+              <w:t>probetas</w:t>
+            </w:r>
+            <w:proofErr w:type="spellEnd"/>
+            <w:r>
+              <w:rPr>
+                <w:sz w:val="18"/>
+              </w:rPr>
+              <w:t xml:space="preserve">) y el </w:t>
+            </w:r>
+            <w:proofErr w:type="spellStart"/>
+            <w:r>
+              <w:rPr>
+                <w:sz w:val="18"/>
+              </w:rPr>
+              <w:t>propósito</w:t>
+            </w:r>
+            <w:proofErr w:type="spellEnd"/>
+            <w:r>
+              <w:rPr>
+                <w:sz w:val="18"/>
+              </w:rPr>
+              <w:t xml:space="preserve"> del </w:t>
+            </w:r>
+            <w:proofErr w:type="spellStart"/>
+            <w:r>
+              <w:rPr>
+                <w:sz w:val="18"/>
+              </w:rPr>
+              <w:t>trabajo</w:t>
+            </w:r>
+            <w:proofErr w:type="spellEnd"/>
+            <w:r>
+              <w:rPr>
+                <w:sz w:val="18"/>
+              </w:rPr>
+              <w:t xml:space="preserve">. También </w:t>
+            </w:r>
+            <w:proofErr w:type="spellStart"/>
+            <w:r>
+              <w:rPr>
+                <w:sz w:val="18"/>
+              </w:rPr>
+              <w:t>aplicaré</w:t>
+            </w:r>
+            <w:proofErr w:type="spellEnd"/>
+            <w:r>
+              <w:rPr>
+                <w:sz w:val="18"/>
+              </w:rPr>
+              <w:t xml:space="preserve"> la </w:t>
+            </w:r>
+            <w:proofErr w:type="spellStart"/>
+            <w:r>
+              <w:rPr>
+                <w:sz w:val="18"/>
+              </w:rPr>
+              <w:t>regla</w:t>
+            </w:r>
+            <w:proofErr w:type="spellEnd"/>
+            <w:r>
+              <w:rPr>
+                <w:sz w:val="18"/>
+              </w:rPr>
+              <w:t xml:space="preserve"> de </w:t>
+            </w:r>
+            <w:proofErr w:type="spellStart"/>
+            <w:r>
+              <w:rPr>
+                <w:sz w:val="18"/>
+              </w:rPr>
+              <w:t>nunca</w:t>
+            </w:r>
+            <w:proofErr w:type="spellEnd"/>
+            <w:r>
+              <w:rPr>
+                <w:sz w:val="18"/>
+              </w:rPr>
+              <w:t xml:space="preserve"> </w:t>
+            </w:r>
+            <w:proofErr w:type="spellStart"/>
+            <w:r>
+              <w:rPr>
+                <w:sz w:val="18"/>
+              </w:rPr>
+              <w:t>sobrescribir</w:t>
+            </w:r>
+            <w:proofErr w:type="spellEnd"/>
+            <w:r>
+              <w:rPr>
+                <w:sz w:val="18"/>
+              </w:rPr>
+              <w:t xml:space="preserve"> </w:t>
+            </w:r>
+            <w:proofErr w:type="spellStart"/>
+            <w:r>
+              <w:rPr>
+                <w:sz w:val="18"/>
+              </w:rPr>
+              <w:t>los</w:t>
+            </w:r>
+            <w:proofErr w:type="spellEnd"/>
+            <w:r>
+              <w:rPr>
+                <w:sz w:val="18"/>
+              </w:rPr>
+              <w:t xml:space="preserve"> </w:t>
+            </w:r>
+            <w:proofErr w:type="spellStart"/>
+            <w:r>
+              <w:rPr>
+                <w:sz w:val="18"/>
+              </w:rPr>
+              <w:t>datos</w:t>
+            </w:r>
+            <w:proofErr w:type="spellEnd"/>
+            <w:r>
+              <w:rPr>
+                <w:sz w:val="18"/>
+              </w:rPr>
+              <w:t xml:space="preserve"> </w:t>
+            </w:r>
+            <w:proofErr w:type="spellStart"/>
+            <w:r>
+              <w:rPr>
+                <w:sz w:val="18"/>
+              </w:rPr>
+              <w:t>brutos</w:t>
+            </w:r>
+            <w:proofErr w:type="spellEnd"/>
+            <w:r>
+              <w:rPr>
+                <w:sz w:val="18"/>
+              </w:rPr>
+              <w:t xml:space="preserve"> de </w:t>
+            </w:r>
+            <w:proofErr w:type="spellStart"/>
+            <w:r>
+              <w:rPr>
+                <w:sz w:val="18"/>
+              </w:rPr>
+              <w:t>laboratorio</w:t>
+            </w:r>
+            <w:proofErr w:type="spellEnd"/>
+            <w:r>
+              <w:rPr>
+                <w:sz w:val="18"/>
+              </w:rPr>
+              <w:t xml:space="preserve">, </w:t>
+            </w:r>
+            <w:proofErr w:type="spellStart"/>
+            <w:r>
+              <w:rPr>
+                <w:sz w:val="18"/>
+              </w:rPr>
+              <w:t>trabajando</w:t>
+            </w:r>
+            <w:proofErr w:type="spellEnd"/>
+            <w:r>
+              <w:rPr>
+                <w:sz w:val="18"/>
+              </w:rPr>
+              <w:t xml:space="preserve"> </w:t>
+            </w:r>
+            <w:proofErr w:type="spellStart"/>
+            <w:r>
+              <w:rPr>
+                <w:sz w:val="18"/>
+              </w:rPr>
+              <w:t>siempre</w:t>
+            </w:r>
+            <w:proofErr w:type="spellEnd"/>
+            <w:r>
+              <w:rPr>
+                <w:sz w:val="18"/>
+              </w:rPr>
+              <w:t xml:space="preserve"> </w:t>
+            </w:r>
+            <w:proofErr w:type="spellStart"/>
+            <w:r>
+              <w:rPr>
+                <w:sz w:val="18"/>
+              </w:rPr>
+              <w:t>en</w:t>
+            </w:r>
+            <w:proofErr w:type="spellEnd"/>
+            <w:r>
+              <w:rPr>
+                <w:sz w:val="18"/>
+              </w:rPr>
+              <w:t xml:space="preserve"> </w:t>
+            </w:r>
+            <w:proofErr w:type="spellStart"/>
+            <w:r>
+              <w:rPr>
+                <w:sz w:val="18"/>
+              </w:rPr>
+              <w:t>una</w:t>
+            </w:r>
+            <w:proofErr w:type="spellEnd"/>
+            <w:r>
+              <w:rPr>
+                <w:sz w:val="18"/>
+              </w:rPr>
+              <w:t xml:space="preserve"> </w:t>
+            </w:r>
+            <w:proofErr w:type="spellStart"/>
+            <w:r>
+              <w:rPr>
+                <w:sz w:val="18"/>
+              </w:rPr>
+              <w:t>copia</w:t>
+            </w:r>
+            <w:proofErr w:type="spellEnd"/>
+            <w:r>
+              <w:rPr>
+                <w:sz w:val="18"/>
+              </w:rPr>
+              <w:t xml:space="preserve"> de </w:t>
+            </w:r>
+            <w:proofErr w:type="spellStart"/>
+            <w:r>
+              <w:rPr>
+                <w:sz w:val="18"/>
+              </w:rPr>
+              <w:t>procesamiento</w:t>
+            </w:r>
+            <w:proofErr w:type="spellEnd"/>
+            <w:r>
+              <w:rPr>
+                <w:sz w:val="18"/>
+              </w:rPr>
+              <w:t xml:space="preserve"> para </w:t>
+            </w:r>
+            <w:proofErr w:type="spellStart"/>
+            <w:r>
+              <w:rPr>
+                <w:sz w:val="18"/>
+              </w:rPr>
+              <w:t>evitar</w:t>
+            </w:r>
+            <w:proofErr w:type="spellEnd"/>
+            <w:r>
+              <w:rPr>
+                <w:sz w:val="18"/>
+              </w:rPr>
+              <w:t xml:space="preserve"> </w:t>
+            </w:r>
+            <w:proofErr w:type="spellStart"/>
+            <w:r>
+              <w:rPr>
+                <w:sz w:val="18"/>
+              </w:rPr>
+              <w:t>perder</w:t>
+            </w:r>
+            <w:proofErr w:type="spellEnd"/>
+            <w:r>
+              <w:rPr>
+                <w:sz w:val="18"/>
+              </w:rPr>
+              <w:t xml:space="preserve"> la </w:t>
+            </w:r>
+            <w:proofErr w:type="spellStart"/>
+            <w:r>
+              <w:rPr>
+                <w:sz w:val="18"/>
+              </w:rPr>
+              <w:t>información</w:t>
+            </w:r>
+            <w:proofErr w:type="spellEnd"/>
+            <w:r>
+              <w:rPr>
+                <w:sz w:val="18"/>
+              </w:rPr>
+              <w:t xml:space="preserve"> original.</w:t>
+            </w:r>
             <w:r>
               <w:rPr>
                 <w:sz w:val="18"/>
@@ -5775,8 +10137,8 @@
     </w:tbl>
     <w:p/>
     <w:sectPr>
-      <w:headerReference w:type="default" r:id="rId8"/>
-      <w:footerReference w:type="default" r:id="rId9"/>
+      <w:headerReference w:type="default" r:id="rId10"/>
+      <w:footerReference w:type="default" r:id="rId11"/>
       <w:pgSz w:w="12240" w:h="15840"/>
       <w:pgMar w:top="792" w:right="936" w:bottom="792" w:left="936" w:header="720" w:footer="720" w:gutter="0"/>
       <w:cols w:space="720"/>
@@ -18343,6 +22705,29 @@
       </w:tcPr>
     </w:tblStylePr>
   </w:style>
+  <w:style w:type="character" w:styleId="Hipervnculo">
+    <w:name w:val="Hyperlink"/>
+    <w:basedOn w:val="Fuentedeprrafopredeter"/>
+    <w:uiPriority w:val="99"/>
+    <w:unhideWhenUsed/>
+    <w:rsid w:val="00A84C29"/>
+    <w:rPr>
+      <w:color w:val="0000FF" w:themeColor="hyperlink"/>
+      <w:u w:val="single"/>
+    </w:rPr>
+  </w:style>
+  <w:style w:type="character" w:styleId="Mencinsinresolver">
+    <w:name w:val="Unresolved Mention"/>
+    <w:basedOn w:val="Fuentedeprrafopredeter"/>
+    <w:uiPriority w:val="99"/>
+    <w:semiHidden/>
+    <w:unhideWhenUsed/>
+    <w:rsid w:val="00A84C29"/>
+    <w:rPr>
+      <w:color w:val="605E5C"/>
+      <w:shd w:val="clear" w:color="auto" w:fill="E1DFDD"/>
+    </w:rPr>
+  </w:style>
 </w:styles>
 </file>
 

--- a/documentacion/Plantilla_bitacora_portafolio_U1.docx
+++ b/documentacion/Plantilla_bitacora_portafolio_U1.docx
@@ -1,6 +1,6 @@
 
 <file path=word/document.xml><?xml version="1.0" encoding="utf-8"?>
-<w:document xmlns:wpc="http://schemas.microsoft.com/office/word/2010/wordprocessingCanvas" xmlns:cx="http://schemas.microsoft.com/office/drawing/2014/chartex" xmlns:cx1="http://schemas.microsoft.com/office/drawing/2015/9/8/chartex" xmlns:cx2="http://schemas.microsoft.com/office/drawing/2015/10/21/chartex" xmlns:cx3="http://schemas.microsoft.com/office/drawing/2016/5/9/chartex" xmlns:cx4="http://schemas.microsoft.com/office/drawing/2016/5/10/chartex" xmlns:cx5="http://schemas.microsoft.com/office/drawing/2016/5/11/chartex" xmlns:cx6="http://schemas.microsoft.com/office/drawing/2016/5/12/chartex" xmlns:cx7="http://schemas.microsoft.com/office/drawing/2016/5/13/chartex" xmlns:cx8="http://schemas.microsoft.com/office/drawing/2016/5/14/chartex" xmlns:mc="http://schemas.openxmlformats.org/markup-compatibility/2006" xmlns:aink="http://schemas.microsoft.com/office/drawing/2016/ink" xmlns:am3d="http://schemas.microsoft.com/office/drawing/2017/model3d" xmlns:o="urn:schemas-microsoft-com:office:office" xmlns:oel="http://schemas.microsoft.com/office/2019/extlst" xmlns:r="http://schemas.openxmlformats.org/officeDocument/2006/relationships" xmlns:m="http://schemas.openxmlformats.org/officeDocument/2006/math" xmlns:v="urn:schemas-microsoft-com:vml" xmlns:wp14="http://schemas.microsoft.com/office/word/2010/wordprocessingDrawing" xmlns:wp="http://schemas.openxmlformats.org/drawingml/2006/wordprocessingDrawing" xmlns:w10="urn:schemas-microsoft-com:office:word" xmlns:w="http://schemas.openxmlformats.org/wordprocessingml/2006/main" xmlns:w14="http://schemas.microsoft.com/office/word/2010/wordml" xmlns:w15="http://schemas.microsoft.com/office/word/2012/wordml" xmlns:w16cex="http://schemas.microsoft.com/office/word/2018/wordml/cex" xmlns:w16cid="http://schemas.microsoft.com/office/word/2016/wordml/cid" xmlns:w16="http://schemas.microsoft.com/office/word/2018/wordml" xmlns:w16du="http://schemas.microsoft.com/office/word/2023/wordml/word16du" xmlns:w16sdtdh="http://schemas.microsoft.com/office/word/2020/wordml/sdtdatahash" xmlns:w16sdtfl="http://schemas.microsoft.com/office/word/2024/wordml/sdtformatlock" xmlns:w16se="http://schemas.microsoft.com/office/word/2015/wordml/symex" xmlns:wpg="http://schemas.microsoft.com/office/word/2010/wordprocessingGroup" xmlns:wpi="http://schemas.microsoft.com/office/word/2010/wordprocessingInk" xmlns:wne="http://schemas.microsoft.com/office/word/2006/wordml" xmlns:wps="http://schemas.microsoft.com/office/word/2010/wordprocessingShape" mc:Ignorable="w14 w15 w16se w16cid w16 w16cex w16sdtdh w16sdtfl w16du wp14">
+<w:document xmlns:wpc="http://schemas.microsoft.com/office/word/2010/wordprocessingCanvas" xmlns:cx="http://schemas.microsoft.com/office/drawing/2014/chartex" xmlns:cx1="http://schemas.microsoft.com/office/drawing/2015/9/8/chartex" xmlns:cx2="http://schemas.microsoft.com/office/drawing/2015/10/21/chartex" xmlns:cx3="http://schemas.microsoft.com/office/drawing/2016/5/9/chartex" xmlns:cx4="http://schemas.microsoft.com/office/drawing/2016/5/10/chartex" xmlns:cx5="http://schemas.microsoft.com/office/drawing/2016/5/11/chartex" xmlns:cx6="http://schemas.microsoft.com/office/drawing/2016/5/12/chartex" xmlns:cx7="http://schemas.microsoft.com/office/drawing/2016/5/13/chartex" xmlns:cx8="http://schemas.microsoft.com/office/drawing/2016/5/14/chartex" xmlns:mc="http://schemas.openxmlformats.org/markup-compatibility/2006" xmlns:aink="http://schemas.microsoft.com/office/drawing/2016/ink" xmlns:am3d="http://schemas.microsoft.com/office/drawing/2017/model3d" xmlns:o="urn:schemas-microsoft-com:office:office" xmlns:r="http://schemas.openxmlformats.org/officeDocument/2006/relationships" xmlns:m="http://schemas.openxmlformats.org/officeDocument/2006/math" xmlns:v="urn:schemas-microsoft-com:vml" xmlns:wp14="http://schemas.microsoft.com/office/word/2010/wordprocessingDrawing" xmlns:wp="http://schemas.openxmlformats.org/drawingml/2006/wordprocessingDrawing" xmlns:w10="urn:schemas-microsoft-com:office:word" xmlns:w="http://schemas.openxmlformats.org/wordprocessingml/2006/main" xmlns:w14="http://schemas.microsoft.com/office/word/2010/wordml" xmlns:w15="http://schemas.microsoft.com/office/word/2012/wordml" xmlns:w16cex="http://schemas.microsoft.com/office/word/2018/wordml/cex" xmlns:w16cid="http://schemas.microsoft.com/office/word/2016/wordml/cid" xmlns:w16="http://schemas.microsoft.com/office/word/2018/wordml" xmlns:w16sdtdh="http://schemas.microsoft.com/office/word/2020/wordml/sdtdatahash" xmlns:w16se="http://schemas.microsoft.com/office/word/2015/wordml/symex" xmlns:wpg="http://schemas.microsoft.com/office/word/2010/wordprocessingGroup" xmlns:wpi="http://schemas.microsoft.com/office/word/2010/wordprocessingInk" xmlns:wne="http://schemas.microsoft.com/office/word/2006/wordml" xmlns:wps="http://schemas.microsoft.com/office/word/2010/wordprocessingShape" mc:Ignorable="w14 w15 w16se w16cid w16 w16cex w16sdtdh wp14">
   <w:body>
     <w:tbl>
       <w:tblPr>
@@ -121,8 +121,36 @@
                 <w:color w:val="394049"/>
                 <w:sz w:val="19"/>
               </w:rPr>
-              <w:t>: Jeffry Aburto</w:t>
-            </w:r>
+              <w:t xml:space="preserve">: Jeffry </w:t>
+            </w:r>
+            <w:proofErr w:type="spellStart"/>
+            <w:r>
+              <w:rPr>
+                <w:b/>
+                <w:color w:val="394049"/>
+                <w:sz w:val="19"/>
+              </w:rPr>
+              <w:t>Aburto</w:t>
+            </w:r>
+            <w:proofErr w:type="spellEnd"/>
+            <w:r>
+              <w:rPr>
+                <w:b/>
+                <w:color w:val="394049"/>
+                <w:sz w:val="19"/>
+              </w:rPr>
+              <w:t xml:space="preserve"> </w:t>
+            </w:r>
+            <w:proofErr w:type="spellStart"/>
+            <w:r>
+              <w:rPr>
+                <w:b/>
+                <w:color w:val="394049"/>
+                <w:sz w:val="19"/>
+              </w:rPr>
+              <w:t>Monja</w:t>
+            </w:r>
+            <w:proofErr w:type="spellEnd"/>
           </w:p>
         </w:tc>
         <w:tc>
@@ -224,42 +252,47 @@
             <w:vAlign w:val="center"/>
           </w:tcPr>
           <w:p>
-            <w:r>
+            <w:pPr>
               <w:rPr>
                 <w:b/>
                 <w:color w:val="394049"/>
                 <w:sz w:val="19"/>
               </w:rPr>
-              <w:t xml:space="preserve">Commit </w:t>
-            </w:r>
-            <w:proofErr w:type="spellStart"/>
+            </w:pPr>
             <w:r>
               <w:rPr>
                 <w:b/>
                 <w:color w:val="394049"/>
                 <w:sz w:val="19"/>
               </w:rPr>
-              <w:t>entregado</w:t>
-            </w:r>
-            <w:proofErr w:type="spellEnd"/>
+              <w:t xml:space="preserve">Commit </w:t>
+            </w:r>
+            <w:proofErr w:type="spellStart"/>
             <w:r>
               <w:rPr>
                 <w:b/>
                 <w:color w:val="394049"/>
                 <w:sz w:val="19"/>
               </w:rPr>
+              <w:t>entregado</w:t>
+            </w:r>
+            <w:proofErr w:type="spellEnd"/>
+            <w:r>
+              <w:rPr>
+                <w:b/>
+                <w:color w:val="394049"/>
+                <w:sz w:val="19"/>
+              </w:rPr>
               <w:t xml:space="preserve">: </w:t>
             </w:r>
-            <w:hyperlink r:id="rId9" w:history="1">
-              <w:r>
-                <w:rPr>
-                  <w:rStyle w:val="Hipervnculo"/>
-                  <w:b/>
-                  <w:sz w:val="19"/>
-                </w:rPr>
-                <w:t>a0c9924</w:t>
-              </w:r>
-            </w:hyperlink>
+            <w:r>
+              <w:rPr>
+                <w:b/>
+                <w:color w:val="394049"/>
+                <w:sz w:val="19"/>
+              </w:rPr>
+              <w:t>928267508fcbc03a58c578794105de44d08c830b</w:t>
+            </w:r>
           </w:p>
         </w:tc>
         <w:tc>
@@ -293,6 +326,7 @@
             <w:vAlign w:val="center"/>
           </w:tcPr>
           <w:p>
+            <w:proofErr w:type="spellStart"/>
             <w:r>
               <w:rPr>
                 <w:b/>
@@ -300,6 +334,15 @@
                 <w:sz w:val="19"/>
               </w:rPr>
               <w:t>Fecha</w:t>
+            </w:r>
+            <w:proofErr w:type="spellEnd"/>
+            <w:r>
+              <w:rPr>
+                <w:b/>
+                <w:color w:val="394049"/>
+                <w:sz w:val="19"/>
+              </w:rPr>
+              <w:t xml:space="preserve"> 24/09/2026</w:t>
             </w:r>
           </w:p>
         </w:tc>
@@ -388,21 +431,7 @@
               <w:rPr>
                 <w:sz w:val="18"/>
               </w:rPr>
-              <w:t xml:space="preserve"> </w:t>
-            </w:r>
-            <w:proofErr w:type="spellStart"/>
-            <w:r>
-              <w:rPr>
-                <w:sz w:val="18"/>
-              </w:rPr>
-              <w:t>una</w:t>
-            </w:r>
-            <w:proofErr w:type="spellEnd"/>
-            <w:r>
-              <w:rPr>
-                <w:sz w:val="18"/>
-              </w:rPr>
-              <w:t xml:space="preserve"> </w:t>
+              <w:t xml:space="preserve"> una </w:t>
             </w:r>
             <w:proofErr w:type="spellStart"/>
             <w:r>
@@ -430,21 +459,7 @@
               <w:rPr>
                 <w:sz w:val="18"/>
               </w:rPr>
-              <w:t xml:space="preserve"> de </w:t>
-            </w:r>
-            <w:proofErr w:type="spellStart"/>
-            <w:r>
-              <w:rPr>
-                <w:sz w:val="18"/>
-              </w:rPr>
-              <w:t>los</w:t>
-            </w:r>
-            <w:proofErr w:type="spellEnd"/>
-            <w:r>
-              <w:rPr>
-                <w:sz w:val="18"/>
-              </w:rPr>
-              <w:t xml:space="preserve"> </w:t>
+              <w:t xml:space="preserve"> de los </w:t>
             </w:r>
             <w:proofErr w:type="spellStart"/>
             <w:r>
@@ -500,21 +515,7 @@
               <w:rPr>
                 <w:sz w:val="18"/>
               </w:rPr>
-              <w:t xml:space="preserve"> </w:t>
-            </w:r>
-            <w:proofErr w:type="spellStart"/>
-            <w:r>
-              <w:rPr>
-                <w:sz w:val="18"/>
-              </w:rPr>
-              <w:t>que</w:t>
-            </w:r>
-            <w:proofErr w:type="spellEnd"/>
-            <w:r>
-              <w:rPr>
-                <w:sz w:val="18"/>
-              </w:rPr>
-              <w:t xml:space="preserve"> </w:t>
+              <w:t xml:space="preserve"> que </w:t>
             </w:r>
             <w:proofErr w:type="spellStart"/>
             <w:r>
@@ -642,25 +643,7 @@
                 <w:bCs/>
                 <w:sz w:val="18"/>
               </w:rPr>
-              <w:t xml:space="preserve"> de </w:t>
-            </w:r>
-            <w:proofErr w:type="spellStart"/>
-            <w:r>
-              <w:rPr>
-                <w:b/>
-                <w:bCs/>
-                <w:sz w:val="18"/>
-              </w:rPr>
-              <w:t>los</w:t>
-            </w:r>
-            <w:proofErr w:type="spellEnd"/>
-            <w:r>
-              <w:rPr>
-                <w:b/>
-                <w:bCs/>
-                <w:sz w:val="18"/>
-              </w:rPr>
-              <w:t xml:space="preserve"> </w:t>
+              <w:t xml:space="preserve"> de los </w:t>
             </w:r>
             <w:proofErr w:type="spellStart"/>
             <w:r>
@@ -970,7 +953,21 @@
               <w:rPr>
                 <w:sz w:val="18"/>
               </w:rPr>
-              <w:t xml:space="preserve"> el control de </w:t>
+              <w:t xml:space="preserve"> </w:t>
+            </w:r>
+            <w:proofErr w:type="spellStart"/>
+            <w:r>
+              <w:rPr>
+                <w:sz w:val="18"/>
+              </w:rPr>
+              <w:t>el</w:t>
+            </w:r>
+            <w:proofErr w:type="spellEnd"/>
+            <w:r>
+              <w:rPr>
+                <w:sz w:val="18"/>
+              </w:rPr>
+              <w:t xml:space="preserve"> control de </w:t>
             </w:r>
             <w:proofErr w:type="spellStart"/>
             <w:r>
@@ -1028,7 +1025,7 @@
                 <w:bCs/>
                 <w:sz w:val="18"/>
               </w:rPr>
-              <w:t xml:space="preserve"> entre </w:t>
+              <w:t xml:space="preserve"> entre los </w:t>
             </w:r>
             <w:proofErr w:type="spellStart"/>
             <w:r>
@@ -1037,7 +1034,7 @@
                 <w:bCs/>
                 <w:sz w:val="18"/>
               </w:rPr>
-              <w:t>los</w:t>
+              <w:t>datos</w:t>
             </w:r>
             <w:proofErr w:type="spellEnd"/>
             <w:r>
@@ -1046,7 +1043,7 @@
                 <w:bCs/>
                 <w:sz w:val="18"/>
               </w:rPr>
-              <w:t xml:space="preserve"> </w:t>
+              <w:t xml:space="preserve"> y </w:t>
             </w:r>
             <w:proofErr w:type="spellStart"/>
             <w:r>
@@ -1055,7 +1052,7 @@
                 <w:bCs/>
                 <w:sz w:val="18"/>
               </w:rPr>
-              <w:t>datos</w:t>
+              <w:t>el</w:t>
             </w:r>
             <w:proofErr w:type="spellEnd"/>
             <w:r>
@@ -1064,7 +1061,7 @@
                 <w:bCs/>
                 <w:sz w:val="18"/>
               </w:rPr>
-              <w:t xml:space="preserve"> y el </w:t>
+              <w:t xml:space="preserve"> </w:t>
             </w:r>
             <w:proofErr w:type="spellStart"/>
             <w:r>
@@ -1134,11 +1131,19 @@
               </w:rPr>
               <w:t xml:space="preserve"> </w:t>
             </w:r>
-            <w:r>
-              <w:rPr>
-                <w:sz w:val="18"/>
-              </w:rPr>
-              <w:t xml:space="preserve">Cualquier </w:t>
+            <w:proofErr w:type="spellStart"/>
+            <w:r>
+              <w:rPr>
+                <w:sz w:val="18"/>
+              </w:rPr>
+              <w:t>Cualquier</w:t>
+            </w:r>
+            <w:proofErr w:type="spellEnd"/>
+            <w:r>
+              <w:rPr>
+                <w:sz w:val="18"/>
+              </w:rPr>
+              <w:t xml:space="preserve"> </w:t>
             </w:r>
             <w:proofErr w:type="spellStart"/>
             <w:r>
@@ -1180,21 +1185,7 @@
               <w:rPr>
                 <w:sz w:val="18"/>
               </w:rPr>
-              <w:t xml:space="preserve"> </w:t>
-            </w:r>
-            <w:proofErr w:type="spellStart"/>
-            <w:r>
-              <w:rPr>
-                <w:sz w:val="18"/>
-              </w:rPr>
-              <w:t>los</w:t>
-            </w:r>
-            <w:proofErr w:type="spellEnd"/>
-            <w:r>
-              <w:rPr>
-                <w:sz w:val="18"/>
-              </w:rPr>
-              <w:t xml:space="preserve"> </w:t>
+              <w:t xml:space="preserve"> los </w:t>
             </w:r>
             <w:proofErr w:type="spellStart"/>
             <w:r>
@@ -1222,21 +1213,7 @@
               <w:rPr>
                 <w:sz w:val="18"/>
               </w:rPr>
-              <w:t xml:space="preserve"> </w:t>
-            </w:r>
-            <w:proofErr w:type="spellStart"/>
-            <w:r>
-              <w:rPr>
-                <w:sz w:val="18"/>
-              </w:rPr>
-              <w:t>los</w:t>
-            </w:r>
-            <w:proofErr w:type="spellEnd"/>
-            <w:r>
-              <w:rPr>
-                <w:sz w:val="18"/>
-              </w:rPr>
-              <w:t xml:space="preserve"> </w:t>
+              <w:t xml:space="preserve"> los </w:t>
             </w:r>
             <w:proofErr w:type="spellStart"/>
             <w:r>
@@ -1306,7 +1283,21 @@
               <w:rPr>
                 <w:sz w:val="18"/>
               </w:rPr>
-              <w:t xml:space="preserve"> el </w:t>
+              <w:t xml:space="preserve"> </w:t>
+            </w:r>
+            <w:proofErr w:type="spellStart"/>
+            <w:r>
+              <w:rPr>
+                <w:sz w:val="18"/>
+              </w:rPr>
+              <w:t>el</w:t>
+            </w:r>
+            <w:proofErr w:type="spellEnd"/>
+            <w:r>
+              <w:rPr>
+                <w:sz w:val="18"/>
+              </w:rPr>
+              <w:t xml:space="preserve"> </w:t>
             </w:r>
             <w:proofErr w:type="spellStart"/>
             <w:r>
@@ -1320,7 +1311,21 @@
               <w:rPr>
                 <w:sz w:val="18"/>
               </w:rPr>
-              <w:t xml:space="preserve">. Esto </w:t>
+              <w:t xml:space="preserve">. </w:t>
+            </w:r>
+            <w:proofErr w:type="spellStart"/>
+            <w:r>
+              <w:rPr>
+                <w:sz w:val="18"/>
+              </w:rPr>
+              <w:t>Esto</w:t>
+            </w:r>
+            <w:proofErr w:type="spellEnd"/>
+            <w:r>
+              <w:rPr>
+                <w:sz w:val="18"/>
+              </w:rPr>
+              <w:t xml:space="preserve"> </w:t>
             </w:r>
             <w:proofErr w:type="spellStart"/>
             <w:r>
@@ -1463,11 +1468,33 @@
               </w:rPr>
               <w:t xml:space="preserve"> </w:t>
             </w:r>
-            <w:r>
-              <w:rPr>
-                <w:sz w:val="18"/>
-              </w:rPr>
-              <w:t xml:space="preserve">Crear el </w:t>
+            <w:proofErr w:type="spellStart"/>
+            <w:r>
+              <w:rPr>
+                <w:sz w:val="18"/>
+              </w:rPr>
+              <w:t>Crear</w:t>
+            </w:r>
+            <w:proofErr w:type="spellEnd"/>
+            <w:r>
+              <w:rPr>
+                <w:sz w:val="18"/>
+              </w:rPr>
+              <w:t xml:space="preserve"> </w:t>
+            </w:r>
+            <w:proofErr w:type="spellStart"/>
+            <w:r>
+              <w:rPr>
+                <w:sz w:val="18"/>
+              </w:rPr>
+              <w:t>el</w:t>
+            </w:r>
+            <w:proofErr w:type="spellEnd"/>
+            <w:r>
+              <w:rPr>
+                <w:sz w:val="18"/>
+              </w:rPr>
+              <w:t xml:space="preserve"> </w:t>
             </w:r>
             <w:proofErr w:type="spellStart"/>
             <w:r>
@@ -1509,21 +1536,7 @@
               <w:rPr>
                 <w:sz w:val="18"/>
               </w:rPr>
-              <w:t xml:space="preserve"> de </w:t>
-            </w:r>
-            <w:proofErr w:type="spellStart"/>
-            <w:r>
-              <w:rPr>
-                <w:sz w:val="18"/>
-              </w:rPr>
-              <w:t>los</w:t>
-            </w:r>
-            <w:proofErr w:type="spellEnd"/>
-            <w:r>
-              <w:rPr>
-                <w:sz w:val="18"/>
-              </w:rPr>
-              <w:t xml:space="preserve"> </w:t>
+              <w:t xml:space="preserve"> de los </w:t>
             </w:r>
             <w:proofErr w:type="spellStart"/>
             <w:r>
@@ -1551,21 +1564,7 @@
               <w:rPr>
                 <w:sz w:val="18"/>
               </w:rPr>
-              <w:t xml:space="preserve"> de Excel, de modo </w:t>
-            </w:r>
-            <w:proofErr w:type="spellStart"/>
-            <w:r>
-              <w:rPr>
-                <w:sz w:val="18"/>
-              </w:rPr>
-              <w:t>que</w:t>
-            </w:r>
-            <w:proofErr w:type="spellEnd"/>
-            <w:r>
-              <w:rPr>
-                <w:sz w:val="18"/>
-              </w:rPr>
-              <w:t xml:space="preserve"> </w:t>
+              <w:t xml:space="preserve"> de Excel, de modo que </w:t>
             </w:r>
             <w:proofErr w:type="spellStart"/>
             <w:r>
@@ -1593,21 +1592,7 @@
               <w:rPr>
                 <w:sz w:val="18"/>
               </w:rPr>
-              <w:t xml:space="preserve"> de </w:t>
-            </w:r>
-            <w:proofErr w:type="spellStart"/>
-            <w:r>
-              <w:rPr>
-                <w:sz w:val="18"/>
-              </w:rPr>
-              <w:t>los</w:t>
-            </w:r>
-            <w:proofErr w:type="spellEnd"/>
-            <w:r>
-              <w:rPr>
-                <w:sz w:val="18"/>
-              </w:rPr>
-              <w:t xml:space="preserve"> </w:t>
+              <w:t xml:space="preserve"> de los </w:t>
             </w:r>
             <w:proofErr w:type="spellStart"/>
             <w:r>
@@ -1788,25 +1773,7 @@
                 <w:bCs/>
                 <w:sz w:val="18"/>
               </w:rPr>
-              <w:t xml:space="preserve"> </w:t>
-            </w:r>
-            <w:proofErr w:type="spellStart"/>
-            <w:r>
-              <w:rPr>
-                <w:b/>
-                <w:bCs/>
-                <w:sz w:val="18"/>
-              </w:rPr>
-              <w:t>los</w:t>
-            </w:r>
-            <w:proofErr w:type="spellEnd"/>
-            <w:r>
-              <w:rPr>
-                <w:b/>
-                <w:bCs/>
-                <w:sz w:val="18"/>
-              </w:rPr>
-              <w:t xml:space="preserve"> </w:t>
+              <w:t xml:space="preserve"> los </w:t>
             </w:r>
             <w:proofErr w:type="spellStart"/>
             <w:r>
@@ -1908,7 +1875,21 @@
               <w:rPr>
                 <w:sz w:val="18"/>
               </w:rPr>
-              <w:t xml:space="preserve">, el </w:t>
+              <w:t xml:space="preserve">, </w:t>
+            </w:r>
+            <w:proofErr w:type="spellStart"/>
+            <w:r>
+              <w:rPr>
+                <w:sz w:val="18"/>
+              </w:rPr>
+              <w:t>el</w:t>
+            </w:r>
+            <w:proofErr w:type="spellEnd"/>
+            <w:r>
+              <w:rPr>
+                <w:sz w:val="18"/>
+              </w:rPr>
+              <w:t xml:space="preserve"> </w:t>
             </w:r>
             <w:proofErr w:type="spellStart"/>
             <w:r>
@@ -2034,21 +2015,7 @@
               <w:rPr>
                 <w:sz w:val="18"/>
               </w:rPr>
-              <w:t xml:space="preserve"> </w:t>
-            </w:r>
-            <w:proofErr w:type="spellStart"/>
-            <w:r>
-              <w:rPr>
-                <w:sz w:val="18"/>
-              </w:rPr>
-              <w:t>los</w:t>
-            </w:r>
-            <w:proofErr w:type="spellEnd"/>
-            <w:r>
-              <w:rPr>
-                <w:sz w:val="18"/>
-              </w:rPr>
-              <w:t xml:space="preserve"> </w:t>
+              <w:t xml:space="preserve"> los </w:t>
             </w:r>
             <w:proofErr w:type="spellStart"/>
             <w:r>
@@ -2076,7 +2043,21 @@
               <w:rPr>
                 <w:sz w:val="18"/>
               </w:rPr>
-              <w:t xml:space="preserve">. Esto </w:t>
+              <w:t xml:space="preserve">. </w:t>
+            </w:r>
+            <w:proofErr w:type="spellStart"/>
+            <w:r>
+              <w:rPr>
+                <w:sz w:val="18"/>
+              </w:rPr>
+              <w:t>Esto</w:t>
+            </w:r>
+            <w:proofErr w:type="spellEnd"/>
+            <w:r>
+              <w:rPr>
+                <w:sz w:val="18"/>
+              </w:rPr>
+              <w:t xml:space="preserve"> </w:t>
             </w:r>
             <w:proofErr w:type="spellStart"/>
             <w:r>
@@ -2132,21 +2113,7 @@
               <w:rPr>
                 <w:sz w:val="18"/>
               </w:rPr>
-              <w:t xml:space="preserve"> de </w:t>
-            </w:r>
-            <w:proofErr w:type="spellStart"/>
-            <w:r>
-              <w:rPr>
-                <w:sz w:val="18"/>
-              </w:rPr>
-              <w:t>los</w:t>
-            </w:r>
-            <w:proofErr w:type="spellEnd"/>
-            <w:r>
-              <w:rPr>
-                <w:sz w:val="18"/>
-              </w:rPr>
-              <w:t xml:space="preserve"> </w:t>
+              <w:t xml:space="preserve"> de los </w:t>
             </w:r>
             <w:proofErr w:type="spellStart"/>
             <w:r>
@@ -2217,6 +2184,146 @@
               <w:rPr>
                 <w:sz w:val="18"/>
               </w:rPr>
+              <w:t xml:space="preserve"> y los </w:t>
+            </w:r>
+            <w:proofErr w:type="spellStart"/>
+            <w:r>
+              <w:rPr>
+                <w:sz w:val="18"/>
+              </w:rPr>
+              <w:t>parámetros</w:t>
+            </w:r>
+            <w:proofErr w:type="spellEnd"/>
+            <w:r>
+              <w:rPr>
+                <w:sz w:val="18"/>
+              </w:rPr>
+              <w:t xml:space="preserve"> </w:t>
+            </w:r>
+            <w:proofErr w:type="spellStart"/>
+            <w:r>
+              <w:rPr>
+                <w:sz w:val="18"/>
+              </w:rPr>
+              <w:t>utilizados</w:t>
+            </w:r>
+            <w:proofErr w:type="spellEnd"/>
+            <w:r>
+              <w:rPr>
+                <w:sz w:val="18"/>
+              </w:rPr>
+              <w:t xml:space="preserve"> </w:t>
+            </w:r>
+            <w:proofErr w:type="spellStart"/>
+            <w:r>
+              <w:rPr>
+                <w:sz w:val="18"/>
+              </w:rPr>
+              <w:t>en</w:t>
+            </w:r>
+            <w:proofErr w:type="spellEnd"/>
+            <w:r>
+              <w:rPr>
+                <w:sz w:val="18"/>
+              </w:rPr>
+              <w:t xml:space="preserve"> la </w:t>
+            </w:r>
+            <w:proofErr w:type="spellStart"/>
+            <w:r>
+              <w:rPr>
+                <w:sz w:val="18"/>
+              </w:rPr>
+              <w:t>documentación</w:t>
+            </w:r>
+            <w:proofErr w:type="spellEnd"/>
+            <w:r>
+              <w:rPr>
+                <w:sz w:val="18"/>
+              </w:rPr>
+              <w:t xml:space="preserve">, </w:t>
+            </w:r>
+            <w:proofErr w:type="spellStart"/>
+            <w:r>
+              <w:rPr>
+                <w:sz w:val="18"/>
+              </w:rPr>
+              <w:t>especificar</w:t>
+            </w:r>
+            <w:proofErr w:type="spellEnd"/>
+            <w:r>
+              <w:rPr>
+                <w:sz w:val="18"/>
+              </w:rPr>
+              <w:t xml:space="preserve"> </w:t>
+            </w:r>
+            <w:proofErr w:type="spellStart"/>
+            <w:r>
+              <w:rPr>
+                <w:sz w:val="18"/>
+              </w:rPr>
+              <w:t>claramente</w:t>
+            </w:r>
+            <w:proofErr w:type="spellEnd"/>
+            <w:r>
+              <w:rPr>
+                <w:sz w:val="18"/>
+              </w:rPr>
+              <w:t xml:space="preserve"> </w:t>
+            </w:r>
+            <w:proofErr w:type="spellStart"/>
+            <w:r>
+              <w:rPr>
+                <w:sz w:val="18"/>
+              </w:rPr>
+              <w:t>el</w:t>
+            </w:r>
+            <w:proofErr w:type="spellEnd"/>
+            <w:r>
+              <w:rPr>
+                <w:sz w:val="18"/>
+              </w:rPr>
+              <w:t xml:space="preserve"> </w:t>
+            </w:r>
+            <w:proofErr w:type="spellStart"/>
+            <w:r>
+              <w:rPr>
+                <w:sz w:val="18"/>
+              </w:rPr>
+              <w:t>cálculo</w:t>
+            </w:r>
+            <w:proofErr w:type="spellEnd"/>
+            <w:r>
+              <w:rPr>
+                <w:sz w:val="18"/>
+              </w:rPr>
+              <w:t xml:space="preserve"> del </w:t>
+            </w:r>
+            <w:proofErr w:type="spellStart"/>
+            <w:r>
+              <w:rPr>
+                <w:sz w:val="18"/>
+              </w:rPr>
+              <w:t>área</w:t>
+            </w:r>
+            <w:proofErr w:type="spellEnd"/>
+            <w:r>
+              <w:rPr>
+                <w:sz w:val="18"/>
+              </w:rPr>
+              <w:t xml:space="preserve"> de la </w:t>
+            </w:r>
+            <w:proofErr w:type="spellStart"/>
+            <w:r>
+              <w:rPr>
+                <w:sz w:val="18"/>
+              </w:rPr>
+              <w:t>probeta</w:t>
+            </w:r>
+            <w:proofErr w:type="spellEnd"/>
+            <w:r>
+              <w:rPr>
+                <w:sz w:val="18"/>
+              </w:rPr>
               <w:t xml:space="preserve"> y </w:t>
             </w:r>
             <w:proofErr w:type="spellStart"/>
@@ -2224,35 +2331,49 @@
               <w:rPr>
                 <w:sz w:val="18"/>
               </w:rPr>
-              <w:t>los</w:t>
-            </w:r>
-            <w:proofErr w:type="spellEnd"/>
-            <w:r>
-              <w:rPr>
-                <w:sz w:val="18"/>
-              </w:rPr>
-              <w:t xml:space="preserve"> </w:t>
-            </w:r>
-            <w:proofErr w:type="spellStart"/>
-            <w:r>
-              <w:rPr>
-                <w:sz w:val="18"/>
-              </w:rPr>
-              <w:t>parámetros</w:t>
-            </w:r>
-            <w:proofErr w:type="spellEnd"/>
-            <w:r>
-              <w:rPr>
-                <w:sz w:val="18"/>
-              </w:rPr>
-              <w:t xml:space="preserve"> </w:t>
-            </w:r>
-            <w:proofErr w:type="spellStart"/>
-            <w:r>
-              <w:rPr>
-                <w:sz w:val="18"/>
-              </w:rPr>
-              <w:t>utilizados</w:t>
+              <w:t>dejar</w:t>
+            </w:r>
+            <w:proofErr w:type="spellEnd"/>
+            <w:r>
+              <w:rPr>
+                <w:sz w:val="18"/>
+              </w:rPr>
+              <w:t xml:space="preserve"> </w:t>
+            </w:r>
+            <w:proofErr w:type="spellStart"/>
+            <w:r>
+              <w:rPr>
+                <w:sz w:val="18"/>
+              </w:rPr>
+              <w:t>estos</w:t>
+            </w:r>
+            <w:proofErr w:type="spellEnd"/>
+            <w:r>
+              <w:rPr>
+                <w:sz w:val="18"/>
+              </w:rPr>
+              <w:t xml:space="preserve"> </w:t>
+            </w:r>
+            <w:proofErr w:type="spellStart"/>
+            <w:r>
+              <w:rPr>
+                <w:sz w:val="18"/>
+              </w:rPr>
+              <w:t>datos</w:t>
+            </w:r>
+            <w:proofErr w:type="spellEnd"/>
+            <w:r>
+              <w:rPr>
+                <w:sz w:val="18"/>
+              </w:rPr>
+              <w:t xml:space="preserve"> </w:t>
+            </w:r>
+            <w:proofErr w:type="spellStart"/>
+            <w:r>
+              <w:rPr>
+                <w:sz w:val="18"/>
+              </w:rPr>
+              <w:t>integrados</w:t>
             </w:r>
             <w:proofErr w:type="spellEnd"/>
             <w:r>
@@ -2273,161 +2394,21 @@
               <w:rPr>
                 <w:sz w:val="18"/>
               </w:rPr>
-              <w:t xml:space="preserve"> la </w:t>
-            </w:r>
-            <w:proofErr w:type="spellStart"/>
-            <w:r>
-              <w:rPr>
-                <w:sz w:val="18"/>
-              </w:rPr>
-              <w:t>documentación</w:t>
-            </w:r>
-            <w:proofErr w:type="spellEnd"/>
-            <w:r>
-              <w:rPr>
-                <w:sz w:val="18"/>
-              </w:rPr>
-              <w:t xml:space="preserve">, </w:t>
-            </w:r>
-            <w:proofErr w:type="spellStart"/>
-            <w:r>
-              <w:rPr>
-                <w:sz w:val="18"/>
-              </w:rPr>
-              <w:t>especificar</w:t>
-            </w:r>
-            <w:proofErr w:type="spellEnd"/>
-            <w:r>
-              <w:rPr>
-                <w:sz w:val="18"/>
-              </w:rPr>
-              <w:t xml:space="preserve"> </w:t>
-            </w:r>
-            <w:proofErr w:type="spellStart"/>
-            <w:r>
-              <w:rPr>
-                <w:sz w:val="18"/>
-              </w:rPr>
-              <w:t>claramente</w:t>
-            </w:r>
-            <w:proofErr w:type="spellEnd"/>
-            <w:r>
-              <w:rPr>
-                <w:sz w:val="18"/>
-              </w:rPr>
-              <w:t xml:space="preserve"> el </w:t>
-            </w:r>
-            <w:proofErr w:type="spellStart"/>
-            <w:r>
-              <w:rPr>
-                <w:sz w:val="18"/>
-              </w:rPr>
-              <w:t>cálculo</w:t>
-            </w:r>
-            <w:proofErr w:type="spellEnd"/>
-            <w:r>
-              <w:rPr>
-                <w:sz w:val="18"/>
-              </w:rPr>
-              <w:t xml:space="preserve"> del </w:t>
-            </w:r>
-            <w:proofErr w:type="spellStart"/>
-            <w:r>
-              <w:rPr>
-                <w:sz w:val="18"/>
-              </w:rPr>
-              <w:t>área</w:t>
-            </w:r>
-            <w:proofErr w:type="spellEnd"/>
-            <w:r>
-              <w:rPr>
-                <w:sz w:val="18"/>
-              </w:rPr>
-              <w:t xml:space="preserve"> de la </w:t>
-            </w:r>
-            <w:proofErr w:type="spellStart"/>
-            <w:r>
-              <w:rPr>
-                <w:sz w:val="18"/>
-              </w:rPr>
-              <w:t>probeta</w:t>
-            </w:r>
-            <w:proofErr w:type="spellEnd"/>
-            <w:r>
-              <w:rPr>
-                <w:sz w:val="18"/>
-              </w:rPr>
-              <w:t xml:space="preserve"> y </w:t>
-            </w:r>
-            <w:proofErr w:type="spellStart"/>
-            <w:r>
-              <w:rPr>
-                <w:sz w:val="18"/>
-              </w:rPr>
-              <w:t>dejar</w:t>
-            </w:r>
-            <w:proofErr w:type="spellEnd"/>
-            <w:r>
-              <w:rPr>
-                <w:sz w:val="18"/>
-              </w:rPr>
-              <w:t xml:space="preserve"> </w:t>
-            </w:r>
-            <w:proofErr w:type="spellStart"/>
-            <w:r>
-              <w:rPr>
-                <w:sz w:val="18"/>
-              </w:rPr>
-              <w:t>estos</w:t>
-            </w:r>
-            <w:proofErr w:type="spellEnd"/>
-            <w:r>
-              <w:rPr>
-                <w:sz w:val="18"/>
-              </w:rPr>
-              <w:t xml:space="preserve"> </w:t>
-            </w:r>
-            <w:proofErr w:type="spellStart"/>
-            <w:r>
-              <w:rPr>
-                <w:sz w:val="18"/>
-              </w:rPr>
-              <w:t>datos</w:t>
-            </w:r>
-            <w:proofErr w:type="spellEnd"/>
-            <w:r>
-              <w:rPr>
-                <w:sz w:val="18"/>
-              </w:rPr>
-              <w:t xml:space="preserve"> </w:t>
-            </w:r>
-            <w:proofErr w:type="spellStart"/>
-            <w:r>
-              <w:rPr>
-                <w:sz w:val="18"/>
-              </w:rPr>
-              <w:t>integrados</w:t>
-            </w:r>
-            <w:proofErr w:type="spellEnd"/>
-            <w:r>
-              <w:rPr>
-                <w:sz w:val="18"/>
-              </w:rPr>
-              <w:t xml:space="preserve"> </w:t>
-            </w:r>
-            <w:proofErr w:type="spellStart"/>
-            <w:r>
-              <w:rPr>
-                <w:sz w:val="18"/>
-              </w:rPr>
-              <w:t>en</w:t>
-            </w:r>
-            <w:proofErr w:type="spellEnd"/>
-            <w:r>
-              <w:rPr>
-                <w:sz w:val="18"/>
-              </w:rPr>
-              <w:t xml:space="preserve"> el </w:t>
+              <w:t xml:space="preserve"> </w:t>
+            </w:r>
+            <w:proofErr w:type="spellStart"/>
+            <w:r>
+              <w:rPr>
+                <w:sz w:val="18"/>
+              </w:rPr>
+              <w:t>el</w:t>
+            </w:r>
+            <w:proofErr w:type="spellEnd"/>
+            <w:r>
+              <w:rPr>
+                <w:sz w:val="18"/>
+              </w:rPr>
+              <w:t xml:space="preserve"> </w:t>
             </w:r>
             <w:proofErr w:type="spellStart"/>
             <w:r>
@@ -2683,7 +2664,21 @@
               <w:rPr>
                 <w:sz w:val="18"/>
               </w:rPr>
-              <w:t xml:space="preserve"> partes </w:t>
+              <w:t xml:space="preserve"> </w:t>
+            </w:r>
+            <w:proofErr w:type="spellStart"/>
+            <w:r>
+              <w:rPr>
+                <w:sz w:val="18"/>
+              </w:rPr>
+              <w:t>partes</w:t>
+            </w:r>
+            <w:proofErr w:type="spellEnd"/>
+            <w:r>
+              <w:rPr>
+                <w:sz w:val="18"/>
+              </w:rPr>
+              <w:t xml:space="preserve"> </w:t>
             </w:r>
             <w:proofErr w:type="spellStart"/>
             <w:r>
@@ -2767,21 +2762,7 @@
               <w:rPr>
                 <w:sz w:val="18"/>
               </w:rPr>
-              <w:t xml:space="preserve"> </w:t>
-            </w:r>
-            <w:proofErr w:type="spellStart"/>
-            <w:r>
-              <w:rPr>
-                <w:sz w:val="18"/>
-              </w:rPr>
-              <w:t>por</w:t>
-            </w:r>
-            <w:proofErr w:type="spellEnd"/>
-            <w:r>
-              <w:rPr>
-                <w:sz w:val="18"/>
-              </w:rPr>
-              <w:t xml:space="preserve"> IA, </w:t>
+              <w:t xml:space="preserve"> por IA, </w:t>
             </w:r>
             <w:proofErr w:type="spellStart"/>
             <w:r>
@@ -2929,49 +2910,41 @@
               </w:rPr>
               <w:t xml:space="preserve">Problema 5: </w:t>
             </w:r>
+            <w:proofErr w:type="spellStart"/>
             <w:r>
               <w:rPr>
                 <w:b/>
                 <w:bCs/>
                 <w:sz w:val="18"/>
               </w:rPr>
-              <w:t xml:space="preserve">Organización </w:t>
-            </w:r>
-            <w:proofErr w:type="spellStart"/>
+              <w:t>Organización</w:t>
+            </w:r>
+            <w:proofErr w:type="spellEnd"/>
             <w:r>
               <w:rPr>
                 <w:b/>
                 <w:bCs/>
                 <w:sz w:val="18"/>
               </w:rPr>
-              <w:t>insuficiente</w:t>
-            </w:r>
-            <w:proofErr w:type="spellEnd"/>
+              <w:t xml:space="preserve"> </w:t>
+            </w:r>
+            <w:proofErr w:type="spellStart"/>
             <w:r>
               <w:rPr>
                 <w:b/>
                 <w:bCs/>
                 <w:sz w:val="18"/>
               </w:rPr>
-              <w:t xml:space="preserve"> de </w:t>
-            </w:r>
-            <w:proofErr w:type="spellStart"/>
+              <w:t>insuficiente</w:t>
+            </w:r>
+            <w:proofErr w:type="spellEnd"/>
             <w:r>
               <w:rPr>
                 <w:b/>
                 <w:bCs/>
                 <w:sz w:val="18"/>
               </w:rPr>
-              <w:t>los</w:t>
-            </w:r>
-            <w:proofErr w:type="spellEnd"/>
-            <w:r>
-              <w:rPr>
-                <w:b/>
-                <w:bCs/>
-                <w:sz w:val="18"/>
-              </w:rPr>
-              <w:t xml:space="preserve"> </w:t>
+              <w:t xml:space="preserve"> de los </w:t>
             </w:r>
             <w:proofErr w:type="spellStart"/>
             <w:r>
@@ -3146,21 +3119,7 @@
               <w:rPr>
                 <w:sz w:val="18"/>
               </w:rPr>
-              <w:t xml:space="preserve">, sin </w:t>
-            </w:r>
-            <w:proofErr w:type="spellStart"/>
-            <w:r>
-              <w:rPr>
-                <w:sz w:val="18"/>
-              </w:rPr>
-              <w:t>una</w:t>
-            </w:r>
-            <w:proofErr w:type="spellEnd"/>
-            <w:r>
-              <w:rPr>
-                <w:sz w:val="18"/>
-              </w:rPr>
-              <w:t xml:space="preserve"> </w:t>
+              <w:t xml:space="preserve">, sin una </w:t>
             </w:r>
             <w:proofErr w:type="spellStart"/>
             <w:r>
@@ -3174,35 +3133,7 @@
               <w:rPr>
                 <w:sz w:val="18"/>
               </w:rPr>
-              <w:t xml:space="preserve"> </w:t>
-            </w:r>
-            <w:proofErr w:type="spellStart"/>
-            <w:r>
-              <w:rPr>
-                <w:sz w:val="18"/>
-              </w:rPr>
-              <w:t>que</w:t>
-            </w:r>
-            <w:proofErr w:type="spellEnd"/>
-            <w:r>
-              <w:rPr>
-                <w:sz w:val="18"/>
-              </w:rPr>
-              <w:t xml:space="preserve"> </w:t>
-            </w:r>
-            <w:proofErr w:type="spellStart"/>
-            <w:r>
-              <w:rPr>
-                <w:sz w:val="18"/>
-              </w:rPr>
-              <w:t>los</w:t>
-            </w:r>
-            <w:proofErr w:type="spellEnd"/>
-            <w:r>
-              <w:rPr>
-                <w:sz w:val="18"/>
-              </w:rPr>
-              <w:t xml:space="preserve"> </w:t>
+              <w:t xml:space="preserve"> que los </w:t>
             </w:r>
             <w:proofErr w:type="spellStart"/>
             <w:r>
@@ -3289,11 +3220,19 @@
               </w:rPr>
               <w:t xml:space="preserve"> </w:t>
             </w:r>
-            <w:r>
-              <w:rPr>
-                <w:sz w:val="18"/>
-              </w:rPr>
-              <w:t xml:space="preserve">Esta </w:t>
+            <w:proofErr w:type="spellStart"/>
+            <w:r>
+              <w:rPr>
+                <w:sz w:val="18"/>
+              </w:rPr>
+              <w:t>Esta</w:t>
+            </w:r>
+            <w:proofErr w:type="spellEnd"/>
+            <w:r>
+              <w:rPr>
+                <w:sz w:val="18"/>
+              </w:rPr>
+              <w:t xml:space="preserve"> </w:t>
             </w:r>
             <w:proofErr w:type="spellStart"/>
             <w:r>
@@ -3335,7 +3274,21 @@
               <w:rPr>
                 <w:sz w:val="18"/>
               </w:rPr>
-              <w:t xml:space="preserve">, el </w:t>
+              <w:t xml:space="preserve">, </w:t>
+            </w:r>
+            <w:proofErr w:type="spellStart"/>
+            <w:r>
+              <w:rPr>
+                <w:sz w:val="18"/>
+              </w:rPr>
+              <w:t>el</w:t>
+            </w:r>
+            <w:proofErr w:type="spellEnd"/>
+            <w:r>
+              <w:rPr>
+                <w:sz w:val="18"/>
+              </w:rPr>
+              <w:t xml:space="preserve"> </w:t>
             </w:r>
             <w:proofErr w:type="spellStart"/>
             <w:r>
@@ -3391,21 +3344,7 @@
               <w:rPr>
                 <w:sz w:val="18"/>
               </w:rPr>
-              <w:t xml:space="preserve"> </w:t>
-            </w:r>
-            <w:proofErr w:type="spellStart"/>
-            <w:r>
-              <w:rPr>
-                <w:sz w:val="18"/>
-              </w:rPr>
-              <w:t>por</w:t>
-            </w:r>
-            <w:proofErr w:type="spellEnd"/>
-            <w:r>
-              <w:rPr>
-                <w:sz w:val="18"/>
-              </w:rPr>
-              <w:t xml:space="preserve"> </w:t>
+              <w:t xml:space="preserve"> por </w:t>
             </w:r>
             <w:proofErr w:type="spellStart"/>
             <w:r>
@@ -3433,21 +3372,7 @@
               <w:rPr>
                 <w:sz w:val="18"/>
               </w:rPr>
-              <w:t xml:space="preserve"> personas </w:t>
-            </w:r>
-            <w:proofErr w:type="spellStart"/>
-            <w:r>
-              <w:rPr>
-                <w:sz w:val="18"/>
-              </w:rPr>
-              <w:t>que</w:t>
-            </w:r>
-            <w:proofErr w:type="spellEnd"/>
-            <w:r>
-              <w:rPr>
-                <w:sz w:val="18"/>
-              </w:rPr>
-              <w:t xml:space="preserve"> </w:t>
+              <w:t xml:space="preserve"> personas que </w:t>
             </w:r>
             <w:proofErr w:type="spellStart"/>
             <w:r>
@@ -3532,7 +3457,21 @@
               <w:rPr>
                 <w:sz w:val="18"/>
               </w:rPr>
-              <w:t xml:space="preserve"> el </w:t>
+              <w:t xml:space="preserve"> </w:t>
+            </w:r>
+            <w:proofErr w:type="spellStart"/>
+            <w:r>
+              <w:rPr>
+                <w:sz w:val="18"/>
+              </w:rPr>
+              <w:t>el</w:t>
+            </w:r>
+            <w:proofErr w:type="spellEnd"/>
+            <w:r>
+              <w:rPr>
+                <w:sz w:val="18"/>
+              </w:rPr>
+              <w:t xml:space="preserve"> </w:t>
             </w:r>
             <w:proofErr w:type="spellStart"/>
             <w:r>
@@ -3588,21 +3527,7 @@
               <w:rPr>
                 <w:sz w:val="18"/>
               </w:rPr>
-              <w:t xml:space="preserve">, </w:t>
-            </w:r>
-            <w:proofErr w:type="spellStart"/>
-            <w:r>
-              <w:rPr>
-                <w:sz w:val="18"/>
-              </w:rPr>
-              <w:t>por</w:t>
-            </w:r>
-            <w:proofErr w:type="spellEnd"/>
-            <w:r>
-              <w:rPr>
-                <w:sz w:val="18"/>
-              </w:rPr>
-              <w:t xml:space="preserve"> </w:t>
+              <w:t xml:space="preserve">, por </w:t>
             </w:r>
             <w:proofErr w:type="spellStart"/>
             <w:r>
@@ -3714,21 +3639,7 @@
               <w:rPr>
                 <w:sz w:val="18"/>
               </w:rPr>
-              <w:t xml:space="preserve"> </w:t>
-            </w:r>
-            <w:proofErr w:type="spellStart"/>
-            <w:r>
-              <w:rPr>
-                <w:sz w:val="18"/>
-              </w:rPr>
-              <w:t>que</w:t>
-            </w:r>
-            <w:proofErr w:type="spellEnd"/>
-            <w:r>
-              <w:rPr>
-                <w:sz w:val="18"/>
-              </w:rPr>
-              <w:t xml:space="preserve"> le </w:t>
+              <w:t xml:space="preserve"> que le </w:t>
             </w:r>
             <w:proofErr w:type="spellStart"/>
             <w:r>
@@ -3880,21 +3791,7 @@
               <w:rPr>
                 <w:sz w:val="18"/>
               </w:rPr>
-              <w:t xml:space="preserve"> </w:t>
-            </w:r>
-            <w:proofErr w:type="spellStart"/>
-            <w:r>
-              <w:rPr>
-                <w:sz w:val="18"/>
-              </w:rPr>
-              <w:t>una</w:t>
-            </w:r>
-            <w:proofErr w:type="spellEnd"/>
-            <w:r>
-              <w:rPr>
-                <w:sz w:val="18"/>
-              </w:rPr>
-              <w:t xml:space="preserve"> </w:t>
+              <w:t xml:space="preserve"> una </w:t>
             </w:r>
             <w:proofErr w:type="spellStart"/>
             <w:r>
@@ -3908,21 +3805,7 @@
               <w:rPr>
                 <w:sz w:val="18"/>
               </w:rPr>
-              <w:t xml:space="preserve"> de </w:t>
-            </w:r>
-            <w:proofErr w:type="spellStart"/>
-            <w:r>
-              <w:rPr>
-                <w:sz w:val="18"/>
-              </w:rPr>
-              <w:t>los</w:t>
-            </w:r>
-            <w:proofErr w:type="spellEnd"/>
-            <w:r>
-              <w:rPr>
-                <w:sz w:val="18"/>
-              </w:rPr>
-              <w:t xml:space="preserve"> </w:t>
+              <w:t xml:space="preserve"> de los </w:t>
             </w:r>
             <w:proofErr w:type="spellStart"/>
             <w:r>
@@ -4490,35 +4373,7 @@
               <w:rPr>
                 <w:sz w:val="18"/>
               </w:rPr>
-              <w:t xml:space="preserve"> </w:t>
-            </w:r>
-            <w:proofErr w:type="spellStart"/>
-            <w:r>
-              <w:rPr>
-                <w:sz w:val="18"/>
-              </w:rPr>
-              <w:t>que</w:t>
-            </w:r>
-            <w:proofErr w:type="spellEnd"/>
-            <w:r>
-              <w:rPr>
-                <w:sz w:val="18"/>
-              </w:rPr>
-              <w:t xml:space="preserve"> </w:t>
-            </w:r>
-            <w:proofErr w:type="spellStart"/>
-            <w:r>
-              <w:rPr>
-                <w:sz w:val="18"/>
-              </w:rPr>
-              <w:t>los</w:t>
-            </w:r>
-            <w:proofErr w:type="spellEnd"/>
-            <w:r>
-              <w:rPr>
-                <w:sz w:val="18"/>
-              </w:rPr>
-              <w:t xml:space="preserve"> </w:t>
+              <w:t xml:space="preserve"> que los </w:t>
             </w:r>
             <w:proofErr w:type="spellStart"/>
             <w:r>
@@ -4658,21 +4513,7 @@
               <w:rPr>
                 <w:sz w:val="18"/>
               </w:rPr>
-              <w:t xml:space="preserve"> </w:t>
-            </w:r>
-            <w:proofErr w:type="spellStart"/>
-            <w:r>
-              <w:rPr>
-                <w:sz w:val="18"/>
-              </w:rPr>
-              <w:t>que</w:t>
-            </w:r>
-            <w:proofErr w:type="spellEnd"/>
-            <w:r>
-              <w:rPr>
-                <w:sz w:val="18"/>
-              </w:rPr>
-              <w:t xml:space="preserve"> </w:t>
+              <w:t xml:space="preserve"> que </w:t>
             </w:r>
             <w:proofErr w:type="spellStart"/>
             <w:r>
@@ -4889,21 +4730,7 @@
               <w:rPr>
                 <w:sz w:val="18"/>
               </w:rPr>
-              <w:t xml:space="preserve"> con </w:t>
-            </w:r>
-            <w:proofErr w:type="spellStart"/>
-            <w:r>
-              <w:rPr>
-                <w:sz w:val="18"/>
-              </w:rPr>
-              <w:t>los</w:t>
-            </w:r>
-            <w:proofErr w:type="spellEnd"/>
-            <w:r>
-              <w:rPr>
-                <w:sz w:val="18"/>
-              </w:rPr>
-              <w:t xml:space="preserve"> </w:t>
+              <w:t xml:space="preserve"> con los </w:t>
             </w:r>
             <w:proofErr w:type="spellStart"/>
             <w:r>
@@ -4987,21 +4814,7 @@
               <w:rPr>
                 <w:sz w:val="18"/>
               </w:rPr>
-              <w:t xml:space="preserve"> </w:t>
-            </w:r>
-            <w:proofErr w:type="spellStart"/>
-            <w:r>
-              <w:rPr>
-                <w:sz w:val="18"/>
-              </w:rPr>
-              <w:t>que</w:t>
-            </w:r>
-            <w:proofErr w:type="spellEnd"/>
-            <w:r>
-              <w:rPr>
-                <w:sz w:val="18"/>
-              </w:rPr>
-              <w:t xml:space="preserve"> las </w:t>
+              <w:t xml:space="preserve"> que las </w:t>
             </w:r>
             <w:proofErr w:type="spellStart"/>
             <w:r>
@@ -5185,7 +4998,10 @@
       </w:pPr>
       <w:r>
         <w:lastRenderedPageBreak/>
-        <w:t>Entrada 2. Organización y control de versiones</w:t>
+        <w:t>Entrada 2. Organización</w:t>
+      </w:r>
+      <w:r>
+        <w:t xml:space="preserve"> y control de versiones</w:t>
       </w:r>
     </w:p>
     <w:p>
@@ -5229,25 +5045,19 @@
             <w:pPr>
               <w:spacing w:after="0" w:line="240" w:lineRule="auto"/>
             </w:pPr>
-            <w:r>
-              <w:rPr>
-                <w:sz w:val="18"/>
-              </w:rPr>
-              <w:t xml:space="preserve">Creé </w:t>
-            </w:r>
-            <w:proofErr w:type="spellStart"/>
-            <w:r>
-              <w:rPr>
-                <w:sz w:val="18"/>
-              </w:rPr>
-              <w:t>una</w:t>
-            </w:r>
-            <w:proofErr w:type="spellEnd"/>
-            <w:r>
-              <w:rPr>
-                <w:sz w:val="18"/>
-              </w:rPr>
-              <w:t xml:space="preserve"> </w:t>
+            <w:proofErr w:type="spellStart"/>
+            <w:r>
+              <w:rPr>
+                <w:sz w:val="18"/>
+              </w:rPr>
+              <w:t>Creé</w:t>
+            </w:r>
+            <w:proofErr w:type="spellEnd"/>
+            <w:r>
+              <w:rPr>
+                <w:sz w:val="18"/>
+              </w:rPr>
+              <w:t xml:space="preserve"> una </w:t>
             </w:r>
             <w:proofErr w:type="spellStart"/>
             <w:r>
@@ -5387,21 +5197,7 @@
               <w:rPr>
                 <w:sz w:val="18"/>
               </w:rPr>
-              <w:t xml:space="preserve"> </w:t>
-            </w:r>
-            <w:proofErr w:type="spellStart"/>
-            <w:r>
-              <w:rPr>
-                <w:sz w:val="18"/>
-              </w:rPr>
-              <w:t>los</w:t>
-            </w:r>
-            <w:proofErr w:type="spellEnd"/>
-            <w:r>
-              <w:rPr>
-                <w:sz w:val="18"/>
-              </w:rPr>
-              <w:t xml:space="preserve"> </w:t>
+              <w:t xml:space="preserve"> los </w:t>
             </w:r>
             <w:proofErr w:type="spellStart"/>
             <w:r>
@@ -5499,7 +5295,21 @@
               <w:rPr>
                 <w:sz w:val="18"/>
               </w:rPr>
-              <w:t xml:space="preserve"> el </w:t>
+              <w:t xml:space="preserve"> </w:t>
+            </w:r>
+            <w:proofErr w:type="spellStart"/>
+            <w:r>
+              <w:rPr>
+                <w:sz w:val="18"/>
+              </w:rPr>
+              <w:t>el</w:t>
+            </w:r>
+            <w:proofErr w:type="spellEnd"/>
+            <w:r>
+              <w:rPr>
+                <w:sz w:val="18"/>
+              </w:rPr>
+              <w:t xml:space="preserve"> </w:t>
             </w:r>
             <w:proofErr w:type="spellStart"/>
             <w:r>
@@ -5541,7 +5351,21 @@
               <w:rPr>
                 <w:sz w:val="18"/>
               </w:rPr>
-              <w:t xml:space="preserve"> de 150x300 mm y el </w:t>
+              <w:t xml:space="preserve"> de 150x300 mm y </w:t>
+            </w:r>
+            <w:proofErr w:type="spellStart"/>
+            <w:r>
+              <w:rPr>
+                <w:sz w:val="18"/>
+              </w:rPr>
+              <w:t>el</w:t>
+            </w:r>
+            <w:proofErr w:type="spellEnd"/>
+            <w:r>
+              <w:rPr>
+                <w:sz w:val="18"/>
+              </w:rPr>
+              <w:t xml:space="preserve"> </w:t>
             </w:r>
             <w:proofErr w:type="spellStart"/>
             <w:r>
@@ -5583,7 +5407,21 @@
               <w:rPr>
                 <w:sz w:val="18"/>
               </w:rPr>
-              <w:t xml:space="preserve"> el </w:t>
+              <w:t xml:space="preserve"> </w:t>
+            </w:r>
+            <w:proofErr w:type="spellStart"/>
+            <w:r>
+              <w:rPr>
+                <w:sz w:val="18"/>
+              </w:rPr>
+              <w:t>el</w:t>
+            </w:r>
+            <w:proofErr w:type="spellEnd"/>
+            <w:r>
+              <w:rPr>
+                <w:sz w:val="18"/>
+              </w:rPr>
+              <w:t xml:space="preserve"> </w:t>
             </w:r>
             <w:proofErr w:type="spellStart"/>
             <w:r>
@@ -5681,7 +5519,21 @@
               <w:rPr>
                 <w:sz w:val="18"/>
               </w:rPr>
-              <w:t xml:space="preserve">. Todo </w:t>
+              <w:t xml:space="preserve">. </w:t>
+            </w:r>
+            <w:proofErr w:type="spellStart"/>
+            <w:r>
+              <w:rPr>
+                <w:sz w:val="18"/>
+              </w:rPr>
+              <w:t>Todo</w:t>
+            </w:r>
+            <w:proofErr w:type="spellEnd"/>
+            <w:r>
+              <w:rPr>
+                <w:sz w:val="18"/>
+              </w:rPr>
+              <w:t xml:space="preserve"> </w:t>
             </w:r>
             <w:proofErr w:type="spellStart"/>
             <w:r>
@@ -5794,6 +5646,1770 @@
                 <w:sz w:val="18"/>
               </w:rPr>
               <w:t>.</w:t>
+            </w:r>
+            <w:r>
+              <w:rPr>
+                <w:sz w:val="18"/>
+              </w:rPr>
+              <w:br/>
+            </w:r>
+            <w:r>
+              <w:rPr>
+                <w:sz w:val="18"/>
+              </w:rPr>
+              <w:br/>
+            </w:r>
+          </w:p>
+        </w:tc>
+      </w:tr>
+    </w:tbl>
+    <w:p>
+      <w:pPr>
+        <w:keepNext/>
+        <w:spacing w:after="40"/>
+      </w:pPr>
+      <w:r>
+        <w:rPr>
+          <w:b/>
+          <w:color w:val="394049"/>
+          <w:sz w:val="20"/>
+        </w:rPr>
+        <w:t xml:space="preserve">¿Qué evidencia </w:t>
+      </w:r>
+      <w:r>
+        <w:rPr>
+          <w:b/>
+          <w:color w:val="394049"/>
+          <w:sz w:val="20"/>
+        </w:rPr>
+        <w:t>demuestra el cambio o aprendizaje?</w:t>
+      </w:r>
+    </w:p>
+    <w:tbl>
+      <w:tblPr>
+        <w:tblW w:w="0" w:type="auto"/>
+        <w:tblLook w:val="04A0" w:firstRow="1" w:lastRow="0" w:firstColumn="1" w:lastColumn="0" w:noHBand="0" w:noVBand="1"/>
+      </w:tblPr>
+      <w:tblGrid>
+        <w:gridCol w:w="10368"/>
+      </w:tblGrid>
+      <w:tr>
+        <w:trPr>
+          <w:cantSplit/>
+        </w:trPr>
+        <w:tc>
+          <w:tcPr>
+            <w:tcW w:w="10368" w:type="dxa"/>
+            <w:shd w:val="clear" w:color="auto" w:fill="F8F8F8"/>
+            <w:tcMar>
+              <w:top w:w="130" w:type="dxa"/>
+              <w:left w:w="130" w:type="dxa"/>
+              <w:bottom w:w="130" w:type="dxa"/>
+              <w:right w:w="130" w:type="dxa"/>
+            </w:tcMar>
+          </w:tcPr>
+          <w:p>
+            <w:pPr>
+              <w:spacing w:after="0" w:line="240" w:lineRule="auto"/>
+            </w:pPr>
+            <w:r>
+              <w:rPr>
+                <w:sz w:val="18"/>
+              </w:rPr>
+              <w:t xml:space="preserve">El </w:t>
+            </w:r>
+            <w:proofErr w:type="spellStart"/>
+            <w:r>
+              <w:rPr>
+                <w:sz w:val="18"/>
+              </w:rPr>
+              <w:t>historial</w:t>
+            </w:r>
+            <w:proofErr w:type="spellEnd"/>
+            <w:r>
+              <w:rPr>
+                <w:sz w:val="18"/>
+              </w:rPr>
+              <w:t xml:space="preserve"> de </w:t>
+            </w:r>
+            <w:proofErr w:type="spellStart"/>
+            <w:r>
+              <w:rPr>
+                <w:sz w:val="18"/>
+              </w:rPr>
+              <w:t>versiones</w:t>
+            </w:r>
+            <w:proofErr w:type="spellEnd"/>
+            <w:r>
+              <w:rPr>
+                <w:sz w:val="18"/>
+              </w:rPr>
+              <w:t xml:space="preserve"> </w:t>
+            </w:r>
+            <w:proofErr w:type="spellStart"/>
+            <w:r>
+              <w:rPr>
+                <w:sz w:val="18"/>
+              </w:rPr>
+              <w:t>en</w:t>
+            </w:r>
+            <w:proofErr w:type="spellEnd"/>
+            <w:r>
+              <w:rPr>
+                <w:sz w:val="18"/>
+              </w:rPr>
+              <w:t xml:space="preserve"> </w:t>
+            </w:r>
+            <w:proofErr w:type="spellStart"/>
+            <w:r>
+              <w:rPr>
+                <w:sz w:val="18"/>
+              </w:rPr>
+              <w:t>el</w:t>
+            </w:r>
+            <w:proofErr w:type="spellEnd"/>
+            <w:r>
+              <w:rPr>
+                <w:sz w:val="18"/>
+              </w:rPr>
+              <w:t xml:space="preserve"> </w:t>
+            </w:r>
+            <w:proofErr w:type="spellStart"/>
+            <w:r>
+              <w:rPr>
+                <w:sz w:val="18"/>
+              </w:rPr>
+              <w:t>repositorio</w:t>
+            </w:r>
+            <w:proofErr w:type="spellEnd"/>
+            <w:r>
+              <w:rPr>
+                <w:sz w:val="18"/>
+              </w:rPr>
+              <w:t xml:space="preserve"> de GitHub, </w:t>
+            </w:r>
+            <w:proofErr w:type="spellStart"/>
+            <w:r>
+              <w:rPr>
+                <w:sz w:val="18"/>
+              </w:rPr>
+              <w:t>donde</w:t>
+            </w:r>
+            <w:proofErr w:type="spellEnd"/>
+            <w:r>
+              <w:rPr>
+                <w:sz w:val="18"/>
+              </w:rPr>
+              <w:t xml:space="preserve"> </w:t>
+            </w:r>
+            <w:proofErr w:type="spellStart"/>
+            <w:r>
+              <w:rPr>
+                <w:sz w:val="18"/>
+              </w:rPr>
+              <w:t>cada</w:t>
+            </w:r>
+            <w:proofErr w:type="spellEnd"/>
+            <w:r>
+              <w:rPr>
+                <w:sz w:val="18"/>
+              </w:rPr>
+              <w:t xml:space="preserve"> </w:t>
+            </w:r>
+            <w:r>
+              <w:rPr>
+                <w:i/>
+                <w:iCs/>
+                <w:sz w:val="18"/>
+              </w:rPr>
+              <w:t>commit</w:t>
+            </w:r>
+            <w:r>
+              <w:rPr>
+                <w:sz w:val="18"/>
+              </w:rPr>
+              <w:t xml:space="preserve"> </w:t>
+            </w:r>
+            <w:proofErr w:type="spellStart"/>
+            <w:r>
+              <w:rPr>
+                <w:sz w:val="18"/>
+              </w:rPr>
+              <w:t>documenta</w:t>
+            </w:r>
+            <w:proofErr w:type="spellEnd"/>
+            <w:r>
+              <w:rPr>
+                <w:sz w:val="18"/>
+              </w:rPr>
+              <w:t xml:space="preserve"> los </w:t>
+            </w:r>
+            <w:proofErr w:type="spellStart"/>
+            <w:r>
+              <w:rPr>
+                <w:sz w:val="18"/>
+              </w:rPr>
+              <w:t>cambios</w:t>
+            </w:r>
+            <w:proofErr w:type="spellEnd"/>
+            <w:r>
+              <w:rPr>
+                <w:sz w:val="18"/>
+              </w:rPr>
+              <w:t xml:space="preserve"> </w:t>
+            </w:r>
+            <w:proofErr w:type="spellStart"/>
+            <w:r>
+              <w:rPr>
+                <w:sz w:val="18"/>
+              </w:rPr>
+              <w:t>estructurales</w:t>
+            </w:r>
+            <w:proofErr w:type="spellEnd"/>
+            <w:r>
+              <w:rPr>
+                <w:sz w:val="18"/>
+              </w:rPr>
+              <w:t xml:space="preserve">. </w:t>
+            </w:r>
+            <w:proofErr w:type="spellStart"/>
+            <w:r>
+              <w:rPr>
+                <w:sz w:val="18"/>
+              </w:rPr>
+              <w:t>Además</w:t>
+            </w:r>
+            <w:proofErr w:type="spellEnd"/>
+            <w:r>
+              <w:rPr>
+                <w:sz w:val="18"/>
+              </w:rPr>
+              <w:t xml:space="preserve">, el nuevo </w:t>
+            </w:r>
+            <w:proofErr w:type="spellStart"/>
+            <w:r>
+              <w:rPr>
+                <w:sz w:val="18"/>
+              </w:rPr>
+              <w:t>archivo</w:t>
+            </w:r>
+            <w:proofErr w:type="spellEnd"/>
+            <w:r>
+              <w:rPr>
+                <w:sz w:val="18"/>
+              </w:rPr>
+              <w:t xml:space="preserve"> Excel de </w:t>
+            </w:r>
+            <w:proofErr w:type="spellStart"/>
+            <w:r>
+              <w:rPr>
+                <w:sz w:val="18"/>
+              </w:rPr>
+              <w:t>procesamiento</w:t>
+            </w:r>
+            <w:proofErr w:type="spellEnd"/>
+            <w:r>
+              <w:rPr>
+                <w:sz w:val="18"/>
+              </w:rPr>
+              <w:t xml:space="preserve"> </w:t>
+            </w:r>
+            <w:proofErr w:type="spellStart"/>
+            <w:r>
+              <w:rPr>
+                <w:sz w:val="18"/>
+              </w:rPr>
+              <w:t>demuestra</w:t>
+            </w:r>
+            <w:proofErr w:type="spellEnd"/>
+            <w:r>
+              <w:rPr>
+                <w:sz w:val="18"/>
+              </w:rPr>
+              <w:t xml:space="preserve"> la </w:t>
+            </w:r>
+            <w:proofErr w:type="spellStart"/>
+            <w:r>
+              <w:rPr>
+                <w:sz w:val="18"/>
+              </w:rPr>
+              <w:t>corrección</w:t>
+            </w:r>
+            <w:proofErr w:type="spellEnd"/>
+            <w:r>
+              <w:rPr>
+                <w:sz w:val="18"/>
+              </w:rPr>
+              <w:t xml:space="preserve"> </w:t>
+            </w:r>
+            <w:proofErr w:type="spellStart"/>
+            <w:r>
+              <w:rPr>
+                <w:sz w:val="18"/>
+              </w:rPr>
+              <w:t>técnica</w:t>
+            </w:r>
+            <w:proofErr w:type="spellEnd"/>
+            <w:r>
+              <w:rPr>
+                <w:sz w:val="18"/>
+              </w:rPr>
+              <w:t xml:space="preserve"> al </w:t>
+            </w:r>
+            <w:proofErr w:type="spellStart"/>
+            <w:r>
+              <w:rPr>
+                <w:sz w:val="18"/>
+              </w:rPr>
+              <w:t>mantener</w:t>
+            </w:r>
+            <w:proofErr w:type="spellEnd"/>
+            <w:r>
+              <w:rPr>
+                <w:sz w:val="18"/>
+              </w:rPr>
+              <w:t xml:space="preserve"> </w:t>
+            </w:r>
+            <w:proofErr w:type="spellStart"/>
+            <w:r>
+              <w:rPr>
+                <w:sz w:val="18"/>
+              </w:rPr>
+              <w:t>el</w:t>
+            </w:r>
+            <w:proofErr w:type="spellEnd"/>
+            <w:r>
+              <w:rPr>
+                <w:sz w:val="18"/>
+              </w:rPr>
+              <w:t xml:space="preserve"> </w:t>
+            </w:r>
+            <w:proofErr w:type="spellStart"/>
+            <w:r>
+              <w:rPr>
+                <w:sz w:val="18"/>
+              </w:rPr>
+              <w:t>gráfico</w:t>
+            </w:r>
+            <w:proofErr w:type="spellEnd"/>
+            <w:r>
+              <w:rPr>
+                <w:sz w:val="18"/>
+              </w:rPr>
+              <w:t xml:space="preserve"> </w:t>
+            </w:r>
+            <w:proofErr w:type="spellStart"/>
+            <w:r>
+              <w:rPr>
+                <w:sz w:val="18"/>
+              </w:rPr>
+              <w:t>vinculado</w:t>
+            </w:r>
+            <w:proofErr w:type="spellEnd"/>
+            <w:r>
+              <w:rPr>
+                <w:sz w:val="18"/>
+              </w:rPr>
+              <w:t xml:space="preserve"> </w:t>
+            </w:r>
+            <w:proofErr w:type="spellStart"/>
+            <w:r>
+              <w:rPr>
+                <w:sz w:val="18"/>
+              </w:rPr>
+              <w:t>dinámicamente</w:t>
+            </w:r>
+            <w:proofErr w:type="spellEnd"/>
+            <w:r>
+              <w:rPr>
+                <w:sz w:val="18"/>
+              </w:rPr>
+              <w:t xml:space="preserve"> a los </w:t>
+            </w:r>
+            <w:proofErr w:type="spellStart"/>
+            <w:r>
+              <w:rPr>
+                <w:sz w:val="18"/>
+              </w:rPr>
+              <w:t>datos</w:t>
+            </w:r>
+            <w:proofErr w:type="spellEnd"/>
+            <w:r>
+              <w:rPr>
+                <w:sz w:val="18"/>
+              </w:rPr>
+              <w:t xml:space="preserve"> de </w:t>
+            </w:r>
+            <w:proofErr w:type="spellStart"/>
+            <w:r>
+              <w:rPr>
+                <w:sz w:val="18"/>
+              </w:rPr>
+              <w:t>esfuerzo</w:t>
+            </w:r>
+            <w:proofErr w:type="spellEnd"/>
+            <w:r>
+              <w:rPr>
+                <w:sz w:val="18"/>
+              </w:rPr>
+              <w:t xml:space="preserve"> y </w:t>
+            </w:r>
+            <w:proofErr w:type="spellStart"/>
+            <w:r>
+              <w:rPr>
+                <w:sz w:val="18"/>
+              </w:rPr>
+              <w:t>deformación</w:t>
+            </w:r>
+            <w:proofErr w:type="spellEnd"/>
+            <w:r>
+              <w:rPr>
+                <w:sz w:val="18"/>
+              </w:rPr>
+              <w:t xml:space="preserve">, </w:t>
+            </w:r>
+            <w:proofErr w:type="spellStart"/>
+            <w:r>
+              <w:rPr>
+                <w:sz w:val="18"/>
+              </w:rPr>
+              <w:t>reemplazando</w:t>
+            </w:r>
+            <w:proofErr w:type="spellEnd"/>
+            <w:r>
+              <w:rPr>
+                <w:sz w:val="18"/>
+              </w:rPr>
+              <w:t xml:space="preserve"> la imagen </w:t>
+            </w:r>
+            <w:proofErr w:type="spellStart"/>
+            <w:r>
+              <w:rPr>
+                <w:sz w:val="18"/>
+              </w:rPr>
+              <w:t>estática</w:t>
+            </w:r>
+            <w:proofErr w:type="spellEnd"/>
+            <w:r>
+              <w:rPr>
+                <w:sz w:val="18"/>
+              </w:rPr>
+              <w:t xml:space="preserve"> anterior.</w:t>
+            </w:r>
+            <w:r>
+              <w:rPr>
+                <w:sz w:val="18"/>
+              </w:rPr>
+              <w:br/>
+            </w:r>
+            <w:r>
+              <w:rPr>
+                <w:sz w:val="18"/>
+              </w:rPr>
+              <w:br/>
+            </w:r>
+          </w:p>
+        </w:tc>
+      </w:tr>
+    </w:tbl>
+    <w:p>
+      <w:pPr>
+        <w:keepNext/>
+        <w:spacing w:after="40"/>
+      </w:pPr>
+      <w:r>
+        <w:rPr>
+          <w:b/>
+          <w:color w:val="394049"/>
+          <w:sz w:val="20"/>
+        </w:rPr>
+        <w:t>¿Qué problema o dificultad encontré?</w:t>
+      </w:r>
+    </w:p>
+    <w:tbl>
+      <w:tblPr>
+        <w:tblW w:w="0" w:type="auto"/>
+        <w:tblLook w:val="04A0" w:firstRow="1" w:lastRow="0" w:firstColumn="1" w:lastColumn="0" w:noHBand="0" w:noVBand="1"/>
+      </w:tblPr>
+      <w:tblGrid>
+        <w:gridCol w:w="10368"/>
+      </w:tblGrid>
+      <w:tr>
+        <w:trPr>
+          <w:cantSplit/>
+        </w:trPr>
+        <w:tc>
+          <w:tcPr>
+            <w:tcW w:w="10368" w:type="dxa"/>
+            <w:shd w:val="clear" w:color="auto" w:fill="F8F8F8"/>
+            <w:tcMar>
+              <w:top w:w="130" w:type="dxa"/>
+              <w:left w:w="130" w:type="dxa"/>
+              <w:bottom w:w="130" w:type="dxa"/>
+              <w:right w:w="130" w:type="dxa"/>
+            </w:tcMar>
+          </w:tcPr>
+          <w:p>
+            <w:pPr>
+              <w:spacing w:after="0" w:line="240" w:lineRule="auto"/>
+            </w:pPr>
+            <w:r>
+              <w:rPr>
+                <w:sz w:val="18"/>
+              </w:rPr>
+              <w:t xml:space="preserve">El </w:t>
+            </w:r>
+            <w:proofErr w:type="spellStart"/>
+            <w:r>
+              <w:rPr>
+                <w:sz w:val="18"/>
+              </w:rPr>
+              <w:t>desafío</w:t>
+            </w:r>
+            <w:proofErr w:type="spellEnd"/>
+            <w:r>
+              <w:rPr>
+                <w:sz w:val="18"/>
+              </w:rPr>
+              <w:t xml:space="preserve"> principal </w:t>
+            </w:r>
+            <w:proofErr w:type="spellStart"/>
+            <w:r>
+              <w:rPr>
+                <w:sz w:val="18"/>
+              </w:rPr>
+              <w:t>fue</w:t>
+            </w:r>
+            <w:proofErr w:type="spellEnd"/>
+            <w:r>
+              <w:rPr>
+                <w:sz w:val="18"/>
+              </w:rPr>
+              <w:t xml:space="preserve"> </w:t>
+            </w:r>
+            <w:proofErr w:type="spellStart"/>
+            <w:r>
+              <w:rPr>
+                <w:sz w:val="18"/>
+              </w:rPr>
+              <w:t>asegurar</w:t>
+            </w:r>
+            <w:proofErr w:type="spellEnd"/>
+            <w:r>
+              <w:rPr>
+                <w:sz w:val="18"/>
+              </w:rPr>
+              <w:t xml:space="preserve"> que los </w:t>
+            </w:r>
+            <w:proofErr w:type="spellStart"/>
+            <w:r>
+              <w:rPr>
+                <w:sz w:val="18"/>
+              </w:rPr>
+              <w:t>archivos</w:t>
+            </w:r>
+            <w:proofErr w:type="spellEnd"/>
+            <w:r>
+              <w:rPr>
+                <w:sz w:val="18"/>
+              </w:rPr>
+              <w:t xml:space="preserve"> </w:t>
+            </w:r>
+            <w:proofErr w:type="spellStart"/>
+            <w:r>
+              <w:rPr>
+                <w:sz w:val="18"/>
+              </w:rPr>
+              <w:t>originales</w:t>
+            </w:r>
+            <w:proofErr w:type="spellEnd"/>
+            <w:r>
+              <w:rPr>
+                <w:sz w:val="18"/>
+              </w:rPr>
+              <w:t xml:space="preserve"> se </w:t>
+            </w:r>
+            <w:proofErr w:type="spellStart"/>
+            <w:r>
+              <w:rPr>
+                <w:sz w:val="18"/>
+              </w:rPr>
+              <w:t>mantuvieran</w:t>
+            </w:r>
+            <w:proofErr w:type="spellEnd"/>
+            <w:r>
+              <w:rPr>
+                <w:sz w:val="18"/>
+              </w:rPr>
+              <w:t xml:space="preserve"> </w:t>
+            </w:r>
+            <w:proofErr w:type="spellStart"/>
+            <w:r>
+              <w:rPr>
+                <w:sz w:val="18"/>
+              </w:rPr>
+              <w:t>intactos</w:t>
+            </w:r>
+            <w:proofErr w:type="spellEnd"/>
+            <w:r>
+              <w:rPr>
+                <w:sz w:val="18"/>
+              </w:rPr>
+              <w:t xml:space="preserve"> </w:t>
+            </w:r>
+            <w:proofErr w:type="spellStart"/>
+            <w:r>
+              <w:rPr>
+                <w:sz w:val="18"/>
+              </w:rPr>
+              <w:t>en</w:t>
+            </w:r>
+            <w:proofErr w:type="spellEnd"/>
+            <w:r>
+              <w:rPr>
+                <w:sz w:val="18"/>
+              </w:rPr>
+              <w:t xml:space="preserve"> la </w:t>
+            </w:r>
+            <w:proofErr w:type="spellStart"/>
+            <w:r>
+              <w:rPr>
+                <w:sz w:val="18"/>
+              </w:rPr>
+              <w:t>carpeta</w:t>
+            </w:r>
+            <w:proofErr w:type="spellEnd"/>
+            <w:r>
+              <w:rPr>
+                <w:sz w:val="18"/>
+              </w:rPr>
+              <w:t xml:space="preserve"> de </w:t>
+            </w:r>
+            <w:proofErr w:type="spellStart"/>
+            <w:r>
+              <w:rPr>
+                <w:sz w:val="18"/>
+              </w:rPr>
+              <w:t>origen</w:t>
+            </w:r>
+            <w:proofErr w:type="spellEnd"/>
+            <w:r>
+              <w:rPr>
+                <w:sz w:val="18"/>
+              </w:rPr>
+              <w:t xml:space="preserve"> sin </w:t>
+            </w:r>
+            <w:proofErr w:type="spellStart"/>
+            <w:r>
+              <w:rPr>
+                <w:sz w:val="18"/>
+              </w:rPr>
+              <w:t>sobrescribirlos</w:t>
+            </w:r>
+            <w:proofErr w:type="spellEnd"/>
+            <w:r>
+              <w:rPr>
+                <w:sz w:val="18"/>
+              </w:rPr>
+              <w:t xml:space="preserve"> por error al </w:t>
+            </w:r>
+            <w:proofErr w:type="spellStart"/>
+            <w:r>
+              <w:rPr>
+                <w:sz w:val="18"/>
+              </w:rPr>
+              <w:t>momento</w:t>
+            </w:r>
+            <w:proofErr w:type="spellEnd"/>
+            <w:r>
+              <w:rPr>
+                <w:sz w:val="18"/>
+              </w:rPr>
+              <w:t xml:space="preserve"> de </w:t>
+            </w:r>
+            <w:proofErr w:type="spellStart"/>
+            <w:r>
+              <w:rPr>
+                <w:sz w:val="18"/>
+              </w:rPr>
+              <w:t>hacer</w:t>
+            </w:r>
+            <w:proofErr w:type="spellEnd"/>
+            <w:r>
+              <w:rPr>
+                <w:sz w:val="18"/>
+              </w:rPr>
+              <w:t xml:space="preserve"> las </w:t>
+            </w:r>
+            <w:proofErr w:type="spellStart"/>
+            <w:r>
+              <w:rPr>
+                <w:sz w:val="18"/>
+              </w:rPr>
+              <w:t>correcciones</w:t>
+            </w:r>
+            <w:proofErr w:type="spellEnd"/>
+            <w:r>
+              <w:rPr>
+                <w:sz w:val="18"/>
+              </w:rPr>
+              <w:t xml:space="preserve">. </w:t>
+            </w:r>
+            <w:proofErr w:type="spellStart"/>
+            <w:r>
+              <w:rPr>
+                <w:sz w:val="18"/>
+              </w:rPr>
+              <w:t>También</w:t>
+            </w:r>
+            <w:proofErr w:type="spellEnd"/>
+            <w:r>
+              <w:rPr>
+                <w:sz w:val="18"/>
+              </w:rPr>
+              <w:t xml:space="preserve"> </w:t>
+            </w:r>
+            <w:proofErr w:type="spellStart"/>
+            <w:r>
+              <w:rPr>
+                <w:sz w:val="18"/>
+              </w:rPr>
+              <w:t>fue</w:t>
+            </w:r>
+            <w:proofErr w:type="spellEnd"/>
+            <w:r>
+              <w:rPr>
+                <w:sz w:val="18"/>
+              </w:rPr>
+              <w:t xml:space="preserve"> </w:t>
+            </w:r>
+            <w:proofErr w:type="spellStart"/>
+            <w:r>
+              <w:rPr>
+                <w:sz w:val="18"/>
+              </w:rPr>
+              <w:t>necesario</w:t>
+            </w:r>
+            <w:proofErr w:type="spellEnd"/>
+            <w:r>
+              <w:rPr>
+                <w:sz w:val="18"/>
+              </w:rPr>
+              <w:t xml:space="preserve"> </w:t>
+            </w:r>
+            <w:proofErr w:type="spellStart"/>
+            <w:r>
+              <w:rPr>
+                <w:sz w:val="18"/>
+              </w:rPr>
+              <w:t>aprender</w:t>
+            </w:r>
+            <w:proofErr w:type="spellEnd"/>
+            <w:r>
+              <w:rPr>
+                <w:sz w:val="18"/>
+              </w:rPr>
+              <w:t xml:space="preserve"> a </w:t>
+            </w:r>
+            <w:proofErr w:type="spellStart"/>
+            <w:r>
+              <w:rPr>
+                <w:sz w:val="18"/>
+              </w:rPr>
+              <w:t>utilizar</w:t>
+            </w:r>
+            <w:proofErr w:type="spellEnd"/>
+            <w:r>
+              <w:rPr>
+                <w:sz w:val="18"/>
+              </w:rPr>
+              <w:t xml:space="preserve"> </w:t>
+            </w:r>
+            <w:proofErr w:type="spellStart"/>
+            <w:r>
+              <w:rPr>
+                <w:sz w:val="18"/>
+              </w:rPr>
+              <w:t>el</w:t>
+            </w:r>
+            <w:proofErr w:type="spellEnd"/>
+            <w:r>
+              <w:rPr>
+                <w:sz w:val="18"/>
+              </w:rPr>
+              <w:t xml:space="preserve"> </w:t>
+            </w:r>
+            <w:proofErr w:type="spellStart"/>
+            <w:r>
+              <w:rPr>
+                <w:sz w:val="18"/>
+              </w:rPr>
+              <w:t>entorno</w:t>
+            </w:r>
+            <w:proofErr w:type="spellEnd"/>
+            <w:r>
+              <w:rPr>
+                <w:sz w:val="18"/>
+              </w:rPr>
+              <w:t xml:space="preserve"> web de GitHub (</w:t>
+            </w:r>
+            <w:proofErr w:type="spellStart"/>
+            <w:r>
+              <w:rPr>
+                <w:sz w:val="18"/>
+              </w:rPr>
+              <w:t>github.dev</w:t>
+            </w:r>
+            <w:proofErr w:type="spellEnd"/>
+            <w:r>
+              <w:rPr>
+                <w:sz w:val="18"/>
+              </w:rPr>
+              <w:t xml:space="preserve">) para </w:t>
+            </w:r>
+            <w:proofErr w:type="spellStart"/>
+            <w:r>
+              <w:rPr>
+                <w:sz w:val="18"/>
+              </w:rPr>
+              <w:t>subir</w:t>
+            </w:r>
+            <w:proofErr w:type="spellEnd"/>
+            <w:r>
+              <w:rPr>
+                <w:sz w:val="18"/>
+              </w:rPr>
+              <w:t xml:space="preserve"> las </w:t>
+            </w:r>
+            <w:proofErr w:type="spellStart"/>
+            <w:r>
+              <w:rPr>
+                <w:sz w:val="18"/>
+              </w:rPr>
+              <w:t>carpetas</w:t>
+            </w:r>
+            <w:proofErr w:type="spellEnd"/>
+            <w:r>
+              <w:rPr>
+                <w:sz w:val="18"/>
+              </w:rPr>
+              <w:t xml:space="preserve"> </w:t>
+            </w:r>
+            <w:proofErr w:type="spellStart"/>
+            <w:r>
+              <w:rPr>
+                <w:sz w:val="18"/>
+              </w:rPr>
+              <w:t>correctamente</w:t>
+            </w:r>
+            <w:proofErr w:type="spellEnd"/>
+            <w:r>
+              <w:rPr>
+                <w:sz w:val="18"/>
+              </w:rPr>
+              <w:t xml:space="preserve"> sin </w:t>
+            </w:r>
+            <w:proofErr w:type="spellStart"/>
+            <w:r>
+              <w:rPr>
+                <w:sz w:val="18"/>
+              </w:rPr>
+              <w:t>perder</w:t>
+            </w:r>
+            <w:proofErr w:type="spellEnd"/>
+            <w:r>
+              <w:rPr>
+                <w:sz w:val="18"/>
+              </w:rPr>
+              <w:t xml:space="preserve"> la </w:t>
+            </w:r>
+            <w:proofErr w:type="spellStart"/>
+            <w:r>
+              <w:rPr>
+                <w:sz w:val="18"/>
+              </w:rPr>
+              <w:t>estructura</w:t>
+            </w:r>
+            <w:proofErr w:type="spellEnd"/>
+            <w:r>
+              <w:rPr>
+                <w:sz w:val="18"/>
+              </w:rPr>
+              <w:t>.</w:t>
+            </w:r>
+            <w:r>
+              <w:rPr>
+                <w:sz w:val="18"/>
+              </w:rPr>
+              <w:br/>
+            </w:r>
+            <w:r>
+              <w:rPr>
+                <w:sz w:val="18"/>
+              </w:rPr>
+              <w:br/>
+            </w:r>
+          </w:p>
+        </w:tc>
+      </w:tr>
+    </w:tbl>
+    <w:p>
+      <w:pPr>
+        <w:keepNext/>
+        <w:spacing w:after="40"/>
+      </w:pPr>
+      <w:r>
+        <w:rPr>
+          <w:b/>
+          <w:color w:val="394049"/>
+          <w:sz w:val="20"/>
+        </w:rPr>
+        <w:t>¿Cómo verifiqué que la solución funcionaba?</w:t>
+      </w:r>
+    </w:p>
+    <w:tbl>
+      <w:tblPr>
+        <w:tblW w:w="0" w:type="auto"/>
+        <w:tblLook w:val="04A0" w:firstRow="1" w:lastRow="0" w:firstColumn="1" w:lastColumn="0" w:noHBand="0" w:noVBand="1"/>
+      </w:tblPr>
+      <w:tblGrid>
+        <w:gridCol w:w="10368"/>
+      </w:tblGrid>
+      <w:tr>
+        <w:trPr>
+          <w:cantSplit/>
+        </w:trPr>
+        <w:tc>
+          <w:tcPr>
+            <w:tcW w:w="10368" w:type="dxa"/>
+            <w:shd w:val="clear" w:color="auto" w:fill="F8F8F8"/>
+            <w:tcMar>
+              <w:top w:w="130" w:type="dxa"/>
+              <w:left w:w="130" w:type="dxa"/>
+              <w:bottom w:w="130" w:type="dxa"/>
+              <w:right w:w="130" w:type="dxa"/>
+            </w:tcMar>
+          </w:tcPr>
+          <w:p>
+            <w:pPr>
+              <w:spacing w:after="0" w:line="240" w:lineRule="auto"/>
+            </w:pPr>
+            <w:proofErr w:type="spellStart"/>
+            <w:r>
+              <w:rPr>
+                <w:sz w:val="18"/>
+              </w:rPr>
+              <w:t>Revisando</w:t>
+            </w:r>
+            <w:proofErr w:type="spellEnd"/>
+            <w:r>
+              <w:rPr>
+                <w:sz w:val="18"/>
+              </w:rPr>
+              <w:t xml:space="preserve"> </w:t>
+            </w:r>
+            <w:proofErr w:type="spellStart"/>
+            <w:r>
+              <w:rPr>
+                <w:sz w:val="18"/>
+              </w:rPr>
+              <w:t>el</w:t>
+            </w:r>
+            <w:proofErr w:type="spellEnd"/>
+            <w:r>
+              <w:rPr>
+                <w:sz w:val="18"/>
+              </w:rPr>
+              <w:t xml:space="preserve"> </w:t>
+            </w:r>
+            <w:proofErr w:type="spellStart"/>
+            <w:r>
+              <w:rPr>
+                <w:sz w:val="18"/>
+              </w:rPr>
+              <w:t>repositorio</w:t>
+            </w:r>
+            <w:proofErr w:type="spellEnd"/>
+            <w:r>
+              <w:rPr>
+                <w:sz w:val="18"/>
+              </w:rPr>
+              <w:t xml:space="preserve"> </w:t>
+            </w:r>
+            <w:proofErr w:type="spellStart"/>
+            <w:r>
+              <w:rPr>
+                <w:sz w:val="18"/>
+              </w:rPr>
+              <w:t>según</w:t>
+            </w:r>
+            <w:proofErr w:type="spellEnd"/>
+            <w:r>
+              <w:rPr>
+                <w:sz w:val="18"/>
+              </w:rPr>
+              <w:t xml:space="preserve"> </w:t>
+            </w:r>
+            <w:proofErr w:type="spellStart"/>
+            <w:r>
+              <w:rPr>
+                <w:sz w:val="18"/>
+              </w:rPr>
+              <w:t>el</w:t>
+            </w:r>
+            <w:proofErr w:type="spellEnd"/>
+            <w:r>
+              <w:rPr>
+                <w:sz w:val="18"/>
+              </w:rPr>
+              <w:t xml:space="preserve"> Checklist de </w:t>
+            </w:r>
+            <w:proofErr w:type="spellStart"/>
+            <w:r>
+              <w:rPr>
+                <w:sz w:val="18"/>
+              </w:rPr>
+              <w:t>revisión</w:t>
+            </w:r>
+            <w:proofErr w:type="spellEnd"/>
+            <w:r>
+              <w:rPr>
+                <w:sz w:val="18"/>
+              </w:rPr>
+              <w:t xml:space="preserve">, </w:t>
+            </w:r>
+            <w:proofErr w:type="spellStart"/>
+            <w:r>
+              <w:rPr>
+                <w:sz w:val="18"/>
+              </w:rPr>
+              <w:t>confirmando</w:t>
+            </w:r>
+            <w:proofErr w:type="spellEnd"/>
+            <w:r>
+              <w:rPr>
+                <w:sz w:val="18"/>
+              </w:rPr>
+              <w:t xml:space="preserve"> que </w:t>
+            </w:r>
+            <w:proofErr w:type="spellStart"/>
+            <w:r>
+              <w:rPr>
+                <w:sz w:val="18"/>
+              </w:rPr>
+              <w:t>cualquier</w:t>
+            </w:r>
+            <w:proofErr w:type="spellEnd"/>
+            <w:r>
+              <w:rPr>
+                <w:sz w:val="18"/>
+              </w:rPr>
+              <w:t xml:space="preserve"> persona externa </w:t>
+            </w:r>
+            <w:proofErr w:type="spellStart"/>
+            <w:r>
+              <w:rPr>
+                <w:sz w:val="18"/>
+              </w:rPr>
+              <w:t>puede</w:t>
+            </w:r>
+            <w:proofErr w:type="spellEnd"/>
+            <w:r>
+              <w:rPr>
+                <w:sz w:val="18"/>
+              </w:rPr>
+              <w:t xml:space="preserve"> </w:t>
+            </w:r>
+            <w:proofErr w:type="spellStart"/>
+            <w:r>
+              <w:rPr>
+                <w:sz w:val="18"/>
+              </w:rPr>
+              <w:t>descargar</w:t>
+            </w:r>
+            <w:proofErr w:type="spellEnd"/>
+            <w:r>
+              <w:rPr>
+                <w:sz w:val="18"/>
+              </w:rPr>
+              <w:t xml:space="preserve"> la </w:t>
+            </w:r>
+            <w:proofErr w:type="spellStart"/>
+            <w:r>
+              <w:rPr>
+                <w:sz w:val="18"/>
+              </w:rPr>
+              <w:t>carpeta</w:t>
+            </w:r>
+            <w:proofErr w:type="spellEnd"/>
+            <w:r>
+              <w:rPr>
+                <w:sz w:val="18"/>
+              </w:rPr>
+              <w:t xml:space="preserve">, </w:t>
+            </w:r>
+            <w:proofErr w:type="spellStart"/>
+            <w:r>
+              <w:rPr>
+                <w:sz w:val="18"/>
+              </w:rPr>
+              <w:t>entender</w:t>
+            </w:r>
+            <w:proofErr w:type="spellEnd"/>
+            <w:r>
+              <w:rPr>
+                <w:sz w:val="18"/>
+              </w:rPr>
+              <w:t xml:space="preserve"> </w:t>
+            </w:r>
+            <w:proofErr w:type="spellStart"/>
+            <w:r>
+              <w:rPr>
+                <w:sz w:val="18"/>
+              </w:rPr>
+              <w:t>qué</w:t>
+            </w:r>
+            <w:proofErr w:type="spellEnd"/>
+            <w:r>
+              <w:rPr>
+                <w:sz w:val="18"/>
+              </w:rPr>
+              <w:t xml:space="preserve"> </w:t>
+            </w:r>
+            <w:proofErr w:type="spellStart"/>
+            <w:r>
+              <w:rPr>
+                <w:sz w:val="18"/>
+              </w:rPr>
+              <w:t>archivo</w:t>
+            </w:r>
+            <w:proofErr w:type="spellEnd"/>
+            <w:r>
+              <w:rPr>
+                <w:sz w:val="18"/>
+              </w:rPr>
+              <w:t xml:space="preserve"> </w:t>
+            </w:r>
+            <w:proofErr w:type="spellStart"/>
+            <w:r>
+              <w:rPr>
+                <w:sz w:val="18"/>
+              </w:rPr>
+              <w:t>contiene</w:t>
+            </w:r>
+            <w:proofErr w:type="spellEnd"/>
+            <w:r>
+              <w:rPr>
+                <w:sz w:val="18"/>
+              </w:rPr>
+              <w:t xml:space="preserve"> los </w:t>
+            </w:r>
+            <w:proofErr w:type="spellStart"/>
+            <w:r>
+              <w:rPr>
+                <w:sz w:val="18"/>
+              </w:rPr>
+              <w:t>datos</w:t>
+            </w:r>
+            <w:proofErr w:type="spellEnd"/>
+            <w:r>
+              <w:rPr>
+                <w:sz w:val="18"/>
+              </w:rPr>
+              <w:t xml:space="preserve"> crudos y </w:t>
+            </w:r>
+            <w:proofErr w:type="spellStart"/>
+            <w:r>
+              <w:rPr>
+                <w:sz w:val="18"/>
+              </w:rPr>
+              <w:t>cuál</w:t>
+            </w:r>
+            <w:proofErr w:type="spellEnd"/>
+            <w:r>
+              <w:rPr>
+                <w:sz w:val="18"/>
+              </w:rPr>
+              <w:t xml:space="preserve"> </w:t>
+            </w:r>
+            <w:proofErr w:type="spellStart"/>
+            <w:r>
+              <w:rPr>
+                <w:sz w:val="18"/>
+              </w:rPr>
+              <w:t>tiene</w:t>
+            </w:r>
+            <w:proofErr w:type="spellEnd"/>
+            <w:r>
+              <w:rPr>
+                <w:sz w:val="18"/>
+              </w:rPr>
+              <w:t xml:space="preserve"> </w:t>
+            </w:r>
+            <w:proofErr w:type="spellStart"/>
+            <w:r>
+              <w:rPr>
+                <w:sz w:val="18"/>
+              </w:rPr>
+              <w:t>el</w:t>
+            </w:r>
+            <w:proofErr w:type="spellEnd"/>
+            <w:r>
+              <w:rPr>
+                <w:sz w:val="18"/>
+              </w:rPr>
+              <w:t xml:space="preserve"> </w:t>
+            </w:r>
+            <w:proofErr w:type="spellStart"/>
+            <w:r>
+              <w:rPr>
+                <w:sz w:val="18"/>
+              </w:rPr>
+              <w:t>análisis</w:t>
+            </w:r>
+            <w:proofErr w:type="spellEnd"/>
+            <w:r>
+              <w:rPr>
+                <w:sz w:val="18"/>
+              </w:rPr>
+              <w:t xml:space="preserve"> </w:t>
+            </w:r>
+            <w:proofErr w:type="spellStart"/>
+            <w:r>
+              <w:rPr>
+                <w:sz w:val="18"/>
+              </w:rPr>
+              <w:t>procesado</w:t>
+            </w:r>
+            <w:proofErr w:type="spellEnd"/>
+            <w:r>
+              <w:rPr>
+                <w:sz w:val="18"/>
+              </w:rPr>
+              <w:t xml:space="preserve">, sin </w:t>
+            </w:r>
+            <w:proofErr w:type="spellStart"/>
+            <w:r>
+              <w:rPr>
+                <w:sz w:val="18"/>
+              </w:rPr>
+              <w:t>necesidad</w:t>
+            </w:r>
+            <w:proofErr w:type="spellEnd"/>
+            <w:r>
+              <w:rPr>
+                <w:sz w:val="18"/>
+              </w:rPr>
+              <w:t xml:space="preserve"> de </w:t>
+            </w:r>
+            <w:proofErr w:type="spellStart"/>
+            <w:r>
+              <w:rPr>
+                <w:sz w:val="18"/>
+              </w:rPr>
+              <w:t>preguntarme</w:t>
+            </w:r>
+            <w:proofErr w:type="spellEnd"/>
+            <w:r>
+              <w:rPr>
+                <w:sz w:val="18"/>
+              </w:rPr>
+              <w:t xml:space="preserve"> </w:t>
+            </w:r>
+            <w:proofErr w:type="spellStart"/>
+            <w:r>
+              <w:rPr>
+                <w:sz w:val="18"/>
+              </w:rPr>
+              <w:t>qué</w:t>
+            </w:r>
+            <w:proofErr w:type="spellEnd"/>
+            <w:r>
+              <w:rPr>
+                <w:sz w:val="18"/>
+              </w:rPr>
+              <w:t xml:space="preserve"> </w:t>
+            </w:r>
+            <w:proofErr w:type="spellStart"/>
+            <w:r>
+              <w:rPr>
+                <w:sz w:val="18"/>
+              </w:rPr>
+              <w:t>archivo</w:t>
+            </w:r>
+            <w:proofErr w:type="spellEnd"/>
+            <w:r>
+              <w:rPr>
+                <w:sz w:val="18"/>
+              </w:rPr>
+              <w:t xml:space="preserve"> usar.</w:t>
+            </w:r>
+            <w:r>
+              <w:rPr>
+                <w:sz w:val="18"/>
+              </w:rPr>
+              <w:br/>
+            </w:r>
+            <w:r>
+              <w:rPr>
+                <w:sz w:val="18"/>
+              </w:rPr>
+              <w:br/>
+            </w:r>
+          </w:p>
+        </w:tc>
+      </w:tr>
+    </w:tbl>
+    <w:p>
+      <w:pPr>
+        <w:spacing w:after="0" w:line="60" w:lineRule="exact"/>
+      </w:pPr>
+    </w:p>
+    <w:p>
+      <w:pPr>
+        <w:pStyle w:val="Ttulo1"/>
+        <w:pageBreakBefore/>
+      </w:pPr>
+      <w:r>
+        <w:lastRenderedPageBreak/>
+        <w:t>E</w:t>
+      </w:r>
+      <w:r>
+        <w:t>ntrada 3. Documentación, fuentes e IA</w:t>
+      </w:r>
+    </w:p>
+    <w:p>
+      <w:pPr>
+        <w:keepNext/>
+        <w:spacing w:after="40"/>
+      </w:pPr>
+      <w:r>
+        <w:rPr>
+          <w:b/>
+          <w:color w:val="394049"/>
+          <w:sz w:val="20"/>
+        </w:rPr>
+        <w:t>¿Qué hice?</w:t>
+      </w:r>
+    </w:p>
+    <w:tbl>
+      <w:tblPr>
+        <w:tblW w:w="0" w:type="auto"/>
+        <w:tblLook w:val="04A0" w:firstRow="1" w:lastRow="0" w:firstColumn="1" w:lastColumn="0" w:noHBand="0" w:noVBand="1"/>
+      </w:tblPr>
+      <w:tblGrid>
+        <w:gridCol w:w="10368"/>
+      </w:tblGrid>
+      <w:tr>
+        <w:trPr>
+          <w:cantSplit/>
+        </w:trPr>
+        <w:tc>
+          <w:tcPr>
+            <w:tcW w:w="10368" w:type="dxa"/>
+            <w:shd w:val="clear" w:color="auto" w:fill="F8F8F8"/>
+            <w:tcMar>
+              <w:top w:w="130" w:type="dxa"/>
+              <w:left w:w="130" w:type="dxa"/>
+              <w:bottom w:w="130" w:type="dxa"/>
+              <w:right w:w="130" w:type="dxa"/>
+            </w:tcMar>
+          </w:tcPr>
+          <w:p>
+            <w:pPr>
+              <w:spacing w:after="0" w:line="240" w:lineRule="auto"/>
+            </w:pPr>
+            <w:proofErr w:type="spellStart"/>
+            <w:r>
+              <w:rPr>
+                <w:sz w:val="18"/>
+              </w:rPr>
+              <w:t>Redacté</w:t>
+            </w:r>
+            <w:proofErr w:type="spellEnd"/>
+            <w:r>
+              <w:rPr>
+                <w:sz w:val="18"/>
+              </w:rPr>
+              <w:t xml:space="preserve"> </w:t>
+            </w:r>
+            <w:proofErr w:type="spellStart"/>
+            <w:r>
+              <w:rPr>
+                <w:sz w:val="18"/>
+              </w:rPr>
+              <w:t>el</w:t>
+            </w:r>
+            <w:proofErr w:type="spellEnd"/>
+            <w:r>
+              <w:rPr>
+                <w:sz w:val="18"/>
+              </w:rPr>
+              <w:t xml:space="preserve"> </w:t>
+            </w:r>
+            <w:proofErr w:type="spellStart"/>
+            <w:r>
+              <w:rPr>
+                <w:sz w:val="18"/>
+              </w:rPr>
+              <w:t>archivo</w:t>
+            </w:r>
+            <w:proofErr w:type="spellEnd"/>
+            <w:r>
+              <w:rPr>
+                <w:sz w:val="18"/>
+              </w:rPr>
+              <w:t xml:space="preserve"> README.md </w:t>
+            </w:r>
+            <w:proofErr w:type="spellStart"/>
+            <w:r>
+              <w:rPr>
+                <w:sz w:val="18"/>
+              </w:rPr>
+              <w:t>detallando</w:t>
+            </w:r>
+            <w:proofErr w:type="spellEnd"/>
+            <w:r>
+              <w:rPr>
+                <w:sz w:val="18"/>
+              </w:rPr>
+              <w:t xml:space="preserve"> </w:t>
+            </w:r>
+            <w:proofErr w:type="spellStart"/>
+            <w:r>
+              <w:rPr>
+                <w:sz w:val="18"/>
+              </w:rPr>
+              <w:t>el</w:t>
+            </w:r>
+            <w:proofErr w:type="spellEnd"/>
+            <w:r>
+              <w:rPr>
+                <w:sz w:val="18"/>
+              </w:rPr>
+              <w:t xml:space="preserve"> </w:t>
+            </w:r>
+            <w:proofErr w:type="spellStart"/>
+            <w:r>
+              <w:rPr>
+                <w:sz w:val="18"/>
+              </w:rPr>
+              <w:t>propósito</w:t>
+            </w:r>
+            <w:proofErr w:type="spellEnd"/>
+            <w:r>
+              <w:rPr>
+                <w:sz w:val="18"/>
+              </w:rPr>
+              <w:t xml:space="preserve">, las entradas, </w:t>
+            </w:r>
+            <w:proofErr w:type="spellStart"/>
+            <w:r>
+              <w:rPr>
+                <w:sz w:val="18"/>
+              </w:rPr>
+              <w:t>salidas</w:t>
+            </w:r>
+            <w:proofErr w:type="spellEnd"/>
+            <w:r>
+              <w:rPr>
+                <w:sz w:val="18"/>
+              </w:rPr>
+              <w:t xml:space="preserve">, </w:t>
+            </w:r>
+            <w:proofErr w:type="spellStart"/>
+            <w:r>
+              <w:rPr>
+                <w:sz w:val="18"/>
+              </w:rPr>
+              <w:t>herramientas</w:t>
+            </w:r>
+            <w:proofErr w:type="spellEnd"/>
+            <w:r>
+              <w:rPr>
+                <w:sz w:val="18"/>
+              </w:rPr>
+              <w:t xml:space="preserve">, y </w:t>
+            </w:r>
+            <w:proofErr w:type="spellStart"/>
+            <w:r>
+              <w:rPr>
+                <w:sz w:val="18"/>
+              </w:rPr>
+              <w:t>explicitando</w:t>
+            </w:r>
+            <w:proofErr w:type="spellEnd"/>
+            <w:r>
+              <w:rPr>
+                <w:sz w:val="18"/>
+              </w:rPr>
+              <w:t xml:space="preserve"> los </w:t>
+            </w:r>
+            <w:proofErr w:type="spellStart"/>
+            <w:r>
+              <w:rPr>
+                <w:sz w:val="18"/>
+              </w:rPr>
+              <w:t>supuestos</w:t>
+            </w:r>
+            <w:proofErr w:type="spellEnd"/>
+            <w:r>
+              <w:rPr>
+                <w:sz w:val="18"/>
+              </w:rPr>
+              <w:t xml:space="preserve"> </w:t>
+            </w:r>
+            <w:proofErr w:type="spellStart"/>
+            <w:r>
+              <w:rPr>
+                <w:sz w:val="18"/>
+              </w:rPr>
+              <w:t>críticos</w:t>
+            </w:r>
+            <w:proofErr w:type="spellEnd"/>
+            <w:r>
+              <w:rPr>
+                <w:sz w:val="18"/>
+              </w:rPr>
+              <w:t xml:space="preserve"> </w:t>
+            </w:r>
+            <w:proofErr w:type="spellStart"/>
+            <w:r>
+              <w:rPr>
+                <w:sz w:val="18"/>
+              </w:rPr>
+              <w:t>como</w:t>
+            </w:r>
+            <w:proofErr w:type="spellEnd"/>
+            <w:r>
+              <w:rPr>
+                <w:sz w:val="18"/>
+              </w:rPr>
+              <w:t xml:space="preserve"> las </w:t>
+            </w:r>
+            <w:proofErr w:type="spellStart"/>
+            <w:r>
+              <w:rPr>
+                <w:sz w:val="18"/>
+              </w:rPr>
+              <w:t>dimensiones</w:t>
+            </w:r>
+            <w:proofErr w:type="spellEnd"/>
+            <w:r>
+              <w:rPr>
+                <w:sz w:val="18"/>
+              </w:rPr>
+              <w:t xml:space="preserve"> de la </w:t>
+            </w:r>
+            <w:proofErr w:type="spellStart"/>
+            <w:r>
+              <w:rPr>
+                <w:sz w:val="18"/>
+              </w:rPr>
+              <w:t>probeta</w:t>
+            </w:r>
+            <w:proofErr w:type="spellEnd"/>
+            <w:r>
+              <w:rPr>
+                <w:sz w:val="18"/>
+              </w:rPr>
+              <w:t xml:space="preserve"> (150x300 mm) y las </w:t>
+            </w:r>
+            <w:proofErr w:type="spellStart"/>
+            <w:r>
+              <w:rPr>
+                <w:sz w:val="18"/>
+              </w:rPr>
+              <w:t>unidades</w:t>
+            </w:r>
+            <w:proofErr w:type="spellEnd"/>
+            <w:r>
+              <w:rPr>
+                <w:sz w:val="18"/>
+              </w:rPr>
+              <w:t xml:space="preserve">. </w:t>
+            </w:r>
+            <w:proofErr w:type="spellStart"/>
+            <w:r>
+              <w:rPr>
+                <w:sz w:val="18"/>
+              </w:rPr>
+              <w:t>Además</w:t>
+            </w:r>
+            <w:proofErr w:type="spellEnd"/>
+            <w:r>
+              <w:rPr>
+                <w:sz w:val="18"/>
+              </w:rPr>
+              <w:t xml:space="preserve">, </w:t>
+            </w:r>
+            <w:proofErr w:type="spellStart"/>
+            <w:r>
+              <w:rPr>
+                <w:sz w:val="18"/>
+              </w:rPr>
+              <w:t>completé</w:t>
+            </w:r>
+            <w:proofErr w:type="spellEnd"/>
+            <w:r>
+              <w:rPr>
+                <w:sz w:val="18"/>
+              </w:rPr>
+              <w:t xml:space="preserve"> la </w:t>
+            </w:r>
+            <w:proofErr w:type="spellStart"/>
+            <w:r>
+              <w:rPr>
+                <w:sz w:val="18"/>
+              </w:rPr>
+              <w:t>declaración</w:t>
+            </w:r>
+            <w:proofErr w:type="spellEnd"/>
+            <w:r>
+              <w:rPr>
+                <w:sz w:val="18"/>
+              </w:rPr>
+              <w:t xml:space="preserve"> de IA (USO_IA_sin_completar.md) </w:t>
+            </w:r>
+            <w:proofErr w:type="spellStart"/>
+            <w:r>
+              <w:rPr>
+                <w:sz w:val="18"/>
+              </w:rPr>
+              <w:t>detallando</w:t>
+            </w:r>
+            <w:proofErr w:type="spellEnd"/>
+            <w:r>
+              <w:rPr>
+                <w:sz w:val="18"/>
+              </w:rPr>
+              <w:t xml:space="preserve"> </w:t>
+            </w:r>
+            <w:proofErr w:type="spellStart"/>
+            <w:r>
+              <w:rPr>
+                <w:sz w:val="18"/>
+              </w:rPr>
+              <w:t>el</w:t>
+            </w:r>
+            <w:proofErr w:type="spellEnd"/>
+            <w:r>
+              <w:rPr>
+                <w:sz w:val="18"/>
+              </w:rPr>
+              <w:t xml:space="preserve"> </w:t>
+            </w:r>
+            <w:proofErr w:type="spellStart"/>
+            <w:r>
+              <w:rPr>
+                <w:sz w:val="18"/>
+              </w:rPr>
+              <w:t>uso</w:t>
+            </w:r>
+            <w:proofErr w:type="spellEnd"/>
+            <w:r>
+              <w:rPr>
+                <w:sz w:val="18"/>
+              </w:rPr>
+              <w:t xml:space="preserve"> de un </w:t>
+            </w:r>
+            <w:proofErr w:type="spellStart"/>
+            <w:r>
+              <w:rPr>
+                <w:sz w:val="18"/>
+              </w:rPr>
+              <w:t>asistente</w:t>
+            </w:r>
+            <w:proofErr w:type="spellEnd"/>
+            <w:r>
+              <w:rPr>
+                <w:sz w:val="18"/>
+              </w:rPr>
+              <w:t xml:space="preserve"> para la </w:t>
+            </w:r>
+            <w:proofErr w:type="spellStart"/>
+            <w:r>
+              <w:rPr>
+                <w:sz w:val="18"/>
+              </w:rPr>
+              <w:t>reestructuración</w:t>
+            </w:r>
+            <w:proofErr w:type="spellEnd"/>
+            <w:r>
+              <w:rPr>
+                <w:sz w:val="18"/>
+              </w:rPr>
+              <w:t xml:space="preserve"> del </w:t>
+            </w:r>
+            <w:proofErr w:type="spellStart"/>
+            <w:r>
+              <w:rPr>
+                <w:sz w:val="18"/>
+              </w:rPr>
+              <w:t>proyecto</w:t>
+            </w:r>
+            <w:proofErr w:type="spellEnd"/>
+            <w:r>
+              <w:rPr>
+                <w:sz w:val="18"/>
+              </w:rPr>
+              <w:t xml:space="preserve">, </w:t>
+            </w:r>
+            <w:proofErr w:type="spellStart"/>
+            <w:r>
+              <w:rPr>
+                <w:sz w:val="18"/>
+              </w:rPr>
+              <w:t>corrigiendo</w:t>
+            </w:r>
+            <w:proofErr w:type="spellEnd"/>
+            <w:r>
+              <w:rPr>
+                <w:sz w:val="18"/>
+              </w:rPr>
+              <w:t xml:space="preserve"> la </w:t>
+            </w:r>
+            <w:proofErr w:type="spellStart"/>
+            <w:r>
+              <w:rPr>
+                <w:sz w:val="18"/>
+              </w:rPr>
+              <w:t>falta</w:t>
+            </w:r>
+            <w:proofErr w:type="spellEnd"/>
+            <w:r>
+              <w:rPr>
+                <w:sz w:val="18"/>
+              </w:rPr>
+              <w:t xml:space="preserve"> de </w:t>
+            </w:r>
+            <w:proofErr w:type="spellStart"/>
+            <w:r>
+              <w:rPr>
+                <w:sz w:val="18"/>
+              </w:rPr>
+              <w:t>transparencia</w:t>
+            </w:r>
+            <w:proofErr w:type="spellEnd"/>
+            <w:r>
+              <w:rPr>
+                <w:sz w:val="18"/>
+              </w:rPr>
+              <w:t xml:space="preserve"> del </w:t>
+            </w:r>
+            <w:proofErr w:type="spellStart"/>
+            <w:r>
+              <w:rPr>
+                <w:sz w:val="18"/>
+              </w:rPr>
+              <w:t>autor</w:t>
+            </w:r>
+            <w:proofErr w:type="spellEnd"/>
+            <w:r>
+              <w:rPr>
+                <w:sz w:val="18"/>
+              </w:rPr>
+              <w:t xml:space="preserve"> original.</w:t>
             </w:r>
             <w:r>
               <w:rPr>
@@ -5856,14 +7472,70 @@
               <w:rPr>
                 <w:sz w:val="18"/>
               </w:rPr>
-              <w:t xml:space="preserve">El </w:t>
-            </w:r>
-            <w:proofErr w:type="spellStart"/>
-            <w:r>
-              <w:rPr>
-                <w:sz w:val="18"/>
-              </w:rPr>
-              <w:t>historial</w:t>
+              <w:t xml:space="preserve">La </w:t>
+            </w:r>
+            <w:proofErr w:type="spellStart"/>
+            <w:r>
+              <w:rPr>
+                <w:sz w:val="18"/>
+              </w:rPr>
+              <w:t>existencia</w:t>
+            </w:r>
+            <w:proofErr w:type="spellEnd"/>
+            <w:r>
+              <w:rPr>
+                <w:sz w:val="18"/>
+              </w:rPr>
+              <w:t xml:space="preserve"> de los </w:t>
+            </w:r>
+            <w:proofErr w:type="spellStart"/>
+            <w:r>
+              <w:rPr>
+                <w:sz w:val="18"/>
+              </w:rPr>
+              <w:t>archivos</w:t>
+            </w:r>
+            <w:proofErr w:type="spellEnd"/>
+            <w:r>
+              <w:rPr>
+                <w:sz w:val="18"/>
+              </w:rPr>
+              <w:t xml:space="preserve"> README.md y USO_IA_sin_completar.md </w:t>
+            </w:r>
+            <w:proofErr w:type="spellStart"/>
+            <w:r>
+              <w:rPr>
+                <w:sz w:val="18"/>
+              </w:rPr>
+              <w:t>en</w:t>
+            </w:r>
+            <w:proofErr w:type="spellEnd"/>
+            <w:r>
+              <w:rPr>
+                <w:sz w:val="18"/>
+              </w:rPr>
+              <w:t xml:space="preserve"> </w:t>
+            </w:r>
+            <w:proofErr w:type="spellStart"/>
+            <w:r>
+              <w:rPr>
+                <w:sz w:val="18"/>
+              </w:rPr>
+              <w:t>el</w:t>
+            </w:r>
+            <w:proofErr w:type="spellEnd"/>
+            <w:r>
+              <w:rPr>
+                <w:sz w:val="18"/>
+              </w:rPr>
+              <w:t xml:space="preserve"> </w:t>
+            </w:r>
+            <w:proofErr w:type="spellStart"/>
+            <w:r>
+              <w:rPr>
+                <w:sz w:val="18"/>
+              </w:rPr>
+              <w:t>directorio</w:t>
             </w:r>
             <w:proofErr w:type="spellEnd"/>
             <w:r>
@@ -5877,28 +7549,14 @@
               <w:rPr>
                 <w:sz w:val="18"/>
               </w:rPr>
-              <w:t>versiones</w:t>
-            </w:r>
-            <w:proofErr w:type="spellEnd"/>
-            <w:r>
-              <w:rPr>
-                <w:sz w:val="18"/>
-              </w:rPr>
-              <w:t xml:space="preserve"> </w:t>
-            </w:r>
-            <w:proofErr w:type="spellStart"/>
-            <w:r>
-              <w:rPr>
-                <w:sz w:val="18"/>
-              </w:rPr>
-              <w:t>en</w:t>
-            </w:r>
-            <w:proofErr w:type="spellEnd"/>
-            <w:r>
-              <w:rPr>
-                <w:sz w:val="18"/>
-              </w:rPr>
-              <w:t xml:space="preserve"> el </w:t>
+              <w:t>documentación</w:t>
+            </w:r>
+            <w:proofErr w:type="spellEnd"/>
+            <w:r>
+              <w:rPr>
+                <w:sz w:val="18"/>
+              </w:rPr>
+              <w:t xml:space="preserve"> del </w:t>
             </w:r>
             <w:proofErr w:type="spellStart"/>
             <w:r>
@@ -5912,252 +7570,112 @@
               <w:rPr>
                 <w:sz w:val="18"/>
               </w:rPr>
-              <w:t xml:space="preserve"> de GitHub, </w:t>
-            </w:r>
-            <w:proofErr w:type="spellStart"/>
-            <w:r>
-              <w:rPr>
-                <w:sz w:val="18"/>
-              </w:rPr>
-              <w:t>donde</w:t>
-            </w:r>
-            <w:proofErr w:type="spellEnd"/>
-            <w:r>
-              <w:rPr>
-                <w:sz w:val="18"/>
-              </w:rPr>
-              <w:t xml:space="preserve"> </w:t>
-            </w:r>
-            <w:proofErr w:type="spellStart"/>
-            <w:r>
-              <w:rPr>
-                <w:sz w:val="18"/>
-              </w:rPr>
-              <w:t>cada</w:t>
-            </w:r>
-            <w:proofErr w:type="spellEnd"/>
-            <w:r>
-              <w:rPr>
-                <w:sz w:val="18"/>
-              </w:rPr>
-              <w:t xml:space="preserve"> </w:t>
-            </w:r>
-            <w:r>
-              <w:rPr>
-                <w:i/>
-                <w:iCs/>
-                <w:sz w:val="18"/>
-              </w:rPr>
-              <w:t>commit</w:t>
-            </w:r>
-            <w:r>
-              <w:rPr>
-                <w:sz w:val="18"/>
-              </w:rPr>
-              <w:t xml:space="preserve"> documenta </w:t>
-            </w:r>
-            <w:proofErr w:type="spellStart"/>
-            <w:r>
-              <w:rPr>
-                <w:sz w:val="18"/>
-              </w:rPr>
-              <w:t>los</w:t>
-            </w:r>
-            <w:proofErr w:type="spellEnd"/>
-            <w:r>
-              <w:rPr>
-                <w:sz w:val="18"/>
-              </w:rPr>
-              <w:t xml:space="preserve"> </w:t>
-            </w:r>
-            <w:proofErr w:type="spellStart"/>
-            <w:r>
-              <w:rPr>
-                <w:sz w:val="18"/>
-              </w:rPr>
-              <w:t>cambios</w:t>
-            </w:r>
-            <w:proofErr w:type="spellEnd"/>
-            <w:r>
-              <w:rPr>
-                <w:sz w:val="18"/>
-              </w:rPr>
-              <w:t xml:space="preserve"> </w:t>
-            </w:r>
-            <w:proofErr w:type="spellStart"/>
-            <w:r>
-              <w:rPr>
-                <w:sz w:val="18"/>
-              </w:rPr>
-              <w:t>estructurales</w:t>
-            </w:r>
-            <w:proofErr w:type="spellEnd"/>
-            <w:r>
-              <w:rPr>
-                <w:sz w:val="18"/>
-              </w:rPr>
-              <w:t xml:space="preserve">. </w:t>
-            </w:r>
-            <w:proofErr w:type="spellStart"/>
-            <w:r>
-              <w:rPr>
-                <w:sz w:val="18"/>
-              </w:rPr>
-              <w:t>Además</w:t>
-            </w:r>
-            <w:proofErr w:type="spellEnd"/>
-            <w:r>
-              <w:rPr>
-                <w:sz w:val="18"/>
-              </w:rPr>
-              <w:t xml:space="preserve">, el nuevo </w:t>
-            </w:r>
-            <w:proofErr w:type="spellStart"/>
-            <w:r>
-              <w:rPr>
-                <w:sz w:val="18"/>
-              </w:rPr>
-              <w:t>archivo</w:t>
-            </w:r>
-            <w:proofErr w:type="spellEnd"/>
-            <w:r>
-              <w:rPr>
-                <w:sz w:val="18"/>
-              </w:rPr>
-              <w:t xml:space="preserve"> Excel de </w:t>
-            </w:r>
-            <w:proofErr w:type="spellStart"/>
-            <w:r>
-              <w:rPr>
-                <w:sz w:val="18"/>
-              </w:rPr>
-              <w:t>procesamiento</w:t>
-            </w:r>
-            <w:proofErr w:type="spellEnd"/>
-            <w:r>
-              <w:rPr>
-                <w:sz w:val="18"/>
-              </w:rPr>
-              <w:t xml:space="preserve"> </w:t>
-            </w:r>
-            <w:proofErr w:type="spellStart"/>
-            <w:r>
-              <w:rPr>
-                <w:sz w:val="18"/>
-              </w:rPr>
-              <w:t>demuestra</w:t>
-            </w:r>
-            <w:proofErr w:type="spellEnd"/>
-            <w:r>
-              <w:rPr>
-                <w:sz w:val="18"/>
-              </w:rPr>
-              <w:t xml:space="preserve"> la </w:t>
-            </w:r>
-            <w:proofErr w:type="spellStart"/>
-            <w:r>
-              <w:rPr>
-                <w:sz w:val="18"/>
-              </w:rPr>
-              <w:t>corrección</w:t>
-            </w:r>
-            <w:proofErr w:type="spellEnd"/>
-            <w:r>
-              <w:rPr>
-                <w:sz w:val="18"/>
-              </w:rPr>
-              <w:t xml:space="preserve"> </w:t>
-            </w:r>
-            <w:proofErr w:type="spellStart"/>
-            <w:r>
-              <w:rPr>
-                <w:sz w:val="18"/>
-              </w:rPr>
-              <w:t>técnica</w:t>
-            </w:r>
-            <w:proofErr w:type="spellEnd"/>
-            <w:r>
-              <w:rPr>
-                <w:sz w:val="18"/>
-              </w:rPr>
-              <w:t xml:space="preserve"> al </w:t>
-            </w:r>
-            <w:proofErr w:type="spellStart"/>
-            <w:r>
-              <w:rPr>
-                <w:sz w:val="18"/>
-              </w:rPr>
-              <w:t>mantener</w:t>
-            </w:r>
-            <w:proofErr w:type="spellEnd"/>
-            <w:r>
-              <w:rPr>
-                <w:sz w:val="18"/>
-              </w:rPr>
-              <w:t xml:space="preserve"> el </w:t>
-            </w:r>
-            <w:proofErr w:type="spellStart"/>
-            <w:r>
-              <w:rPr>
-                <w:sz w:val="18"/>
-              </w:rPr>
-              <w:t>gráfico</w:t>
-            </w:r>
-            <w:proofErr w:type="spellEnd"/>
-            <w:r>
-              <w:rPr>
-                <w:sz w:val="18"/>
-              </w:rPr>
-              <w:t xml:space="preserve"> </w:t>
-            </w:r>
-            <w:proofErr w:type="spellStart"/>
-            <w:r>
-              <w:rPr>
-                <w:sz w:val="18"/>
-              </w:rPr>
-              <w:t>vinculado</w:t>
-            </w:r>
-            <w:proofErr w:type="spellEnd"/>
-            <w:r>
-              <w:rPr>
-                <w:sz w:val="18"/>
-              </w:rPr>
-              <w:t xml:space="preserve"> </w:t>
-            </w:r>
-            <w:proofErr w:type="spellStart"/>
-            <w:r>
-              <w:rPr>
-                <w:sz w:val="18"/>
-              </w:rPr>
-              <w:t>dinámicamente</w:t>
-            </w:r>
-            <w:proofErr w:type="spellEnd"/>
-            <w:r>
-              <w:rPr>
-                <w:sz w:val="18"/>
-              </w:rPr>
-              <w:t xml:space="preserve"> a </w:t>
-            </w:r>
-            <w:proofErr w:type="spellStart"/>
-            <w:r>
-              <w:rPr>
-                <w:sz w:val="18"/>
-              </w:rPr>
-              <w:t>los</w:t>
-            </w:r>
-            <w:proofErr w:type="spellEnd"/>
-            <w:r>
-              <w:rPr>
-                <w:sz w:val="18"/>
-              </w:rPr>
-              <w:t xml:space="preserve"> </w:t>
-            </w:r>
-            <w:proofErr w:type="spellStart"/>
-            <w:r>
-              <w:rPr>
-                <w:sz w:val="18"/>
-              </w:rPr>
-              <w:t>datos</w:t>
+              <w:t xml:space="preserve">, los </w:t>
+            </w:r>
+            <w:proofErr w:type="spellStart"/>
+            <w:r>
+              <w:rPr>
+                <w:sz w:val="18"/>
+              </w:rPr>
+              <w:t>cuales</w:t>
+            </w:r>
+            <w:proofErr w:type="spellEnd"/>
+            <w:r>
+              <w:rPr>
+                <w:sz w:val="18"/>
+              </w:rPr>
+              <w:t xml:space="preserve"> </w:t>
+            </w:r>
+            <w:proofErr w:type="spellStart"/>
+            <w:r>
+              <w:rPr>
+                <w:sz w:val="18"/>
+              </w:rPr>
+              <w:t>proporcionan</w:t>
+            </w:r>
+            <w:proofErr w:type="spellEnd"/>
+            <w:r>
+              <w:rPr>
+                <w:sz w:val="18"/>
+              </w:rPr>
+              <w:t xml:space="preserve"> </w:t>
+            </w:r>
+            <w:proofErr w:type="spellStart"/>
+            <w:r>
+              <w:rPr>
+                <w:sz w:val="18"/>
+              </w:rPr>
+              <w:t>el</w:t>
+            </w:r>
+            <w:proofErr w:type="spellEnd"/>
+            <w:r>
+              <w:rPr>
+                <w:sz w:val="18"/>
+              </w:rPr>
+              <w:t xml:space="preserve"> </w:t>
+            </w:r>
+            <w:proofErr w:type="spellStart"/>
+            <w:r>
+              <w:rPr>
+                <w:sz w:val="18"/>
+              </w:rPr>
+              <w:t>contexto</w:t>
+            </w:r>
+            <w:proofErr w:type="spellEnd"/>
+            <w:r>
+              <w:rPr>
+                <w:sz w:val="18"/>
+              </w:rPr>
+              <w:t xml:space="preserve"> </w:t>
+            </w:r>
+            <w:proofErr w:type="spellStart"/>
+            <w:r>
+              <w:rPr>
+                <w:sz w:val="18"/>
+              </w:rPr>
+              <w:t>necesario</w:t>
+            </w:r>
+            <w:proofErr w:type="spellEnd"/>
+            <w:r>
+              <w:rPr>
+                <w:sz w:val="18"/>
+              </w:rPr>
+              <w:t xml:space="preserve"> para que </w:t>
+            </w:r>
+            <w:proofErr w:type="spellStart"/>
+            <w:r>
+              <w:rPr>
+                <w:sz w:val="18"/>
+              </w:rPr>
+              <w:t>el</w:t>
+            </w:r>
+            <w:proofErr w:type="spellEnd"/>
+            <w:r>
+              <w:rPr>
+                <w:sz w:val="18"/>
+              </w:rPr>
+              <w:t xml:space="preserve"> </w:t>
+            </w:r>
+            <w:proofErr w:type="spellStart"/>
+            <w:r>
+              <w:rPr>
+                <w:sz w:val="18"/>
+              </w:rPr>
+              <w:t>proyecto</w:t>
+            </w:r>
+            <w:proofErr w:type="spellEnd"/>
+            <w:r>
+              <w:rPr>
+                <w:sz w:val="18"/>
+              </w:rPr>
+              <w:t xml:space="preserve"> sea auditable sin </w:t>
+            </w:r>
+            <w:proofErr w:type="spellStart"/>
+            <w:r>
+              <w:rPr>
+                <w:sz w:val="18"/>
+              </w:rPr>
+              <w:t>depender</w:t>
             </w:r>
             <w:proofErr w:type="spellEnd"/>
             <w:r>
@@ -6171,56 +7689,28 @@
               <w:rPr>
                 <w:sz w:val="18"/>
               </w:rPr>
-              <w:t>esfuerzo</w:t>
-            </w:r>
-            <w:proofErr w:type="spellEnd"/>
-            <w:r>
-              <w:rPr>
-                <w:sz w:val="18"/>
-              </w:rPr>
-              <w:t xml:space="preserve"> y </w:t>
-            </w:r>
-            <w:proofErr w:type="spellStart"/>
-            <w:r>
-              <w:rPr>
-                <w:sz w:val="18"/>
-              </w:rPr>
-              <w:t>deformación</w:t>
-            </w:r>
-            <w:proofErr w:type="spellEnd"/>
-            <w:r>
-              <w:rPr>
-                <w:sz w:val="18"/>
-              </w:rPr>
-              <w:t xml:space="preserve">, </w:t>
-            </w:r>
-            <w:proofErr w:type="spellStart"/>
-            <w:r>
-              <w:rPr>
-                <w:sz w:val="18"/>
-              </w:rPr>
-              <w:t>reemplazando</w:t>
-            </w:r>
-            <w:proofErr w:type="spellEnd"/>
-            <w:r>
-              <w:rPr>
-                <w:sz w:val="18"/>
-              </w:rPr>
-              <w:t xml:space="preserve"> la imagen </w:t>
-            </w:r>
-            <w:proofErr w:type="spellStart"/>
-            <w:r>
-              <w:rPr>
-                <w:sz w:val="18"/>
-              </w:rPr>
-              <w:t>estática</w:t>
-            </w:r>
-            <w:proofErr w:type="spellEnd"/>
-            <w:r>
-              <w:rPr>
-                <w:sz w:val="18"/>
-              </w:rPr>
-              <w:t xml:space="preserve"> anterior.</w:t>
+              <w:t>explicaciones</w:t>
+            </w:r>
+            <w:proofErr w:type="spellEnd"/>
+            <w:r>
+              <w:rPr>
+                <w:sz w:val="18"/>
+              </w:rPr>
+              <w:t xml:space="preserve"> </w:t>
+            </w:r>
+            <w:proofErr w:type="spellStart"/>
+            <w:r>
+              <w:rPr>
+                <w:sz w:val="18"/>
+              </w:rPr>
+              <w:t>orales</w:t>
+            </w:r>
+            <w:proofErr w:type="spellEnd"/>
+            <w:r>
+              <w:rPr>
+                <w:sz w:val="18"/>
+              </w:rPr>
+              <w:t>.</w:t>
             </w:r>
             <w:r>
               <w:rPr>
@@ -6279,130 +7769,166 @@
             <w:pPr>
               <w:spacing w:after="0" w:line="240" w:lineRule="auto"/>
             </w:pPr>
-            <w:r>
-              <w:rPr>
-                <w:sz w:val="18"/>
-              </w:rPr>
-              <w:t xml:space="preserve">El </w:t>
-            </w:r>
-            <w:proofErr w:type="spellStart"/>
-            <w:r>
-              <w:rPr>
-                <w:sz w:val="18"/>
-              </w:rPr>
-              <w:t>desafío</w:t>
-            </w:r>
-            <w:proofErr w:type="spellEnd"/>
-            <w:r>
-              <w:rPr>
-                <w:sz w:val="18"/>
-              </w:rPr>
-              <w:t xml:space="preserve"> principal </w:t>
-            </w:r>
-            <w:proofErr w:type="spellStart"/>
-            <w:r>
-              <w:rPr>
-                <w:sz w:val="18"/>
-              </w:rPr>
-              <w:t>fue</w:t>
-            </w:r>
-            <w:proofErr w:type="spellEnd"/>
-            <w:r>
-              <w:rPr>
-                <w:sz w:val="18"/>
-              </w:rPr>
-              <w:t xml:space="preserve"> </w:t>
-            </w:r>
-            <w:proofErr w:type="spellStart"/>
-            <w:r>
-              <w:rPr>
-                <w:sz w:val="18"/>
-              </w:rPr>
-              <w:t>asegurar</w:t>
-            </w:r>
-            <w:proofErr w:type="spellEnd"/>
-            <w:r>
-              <w:rPr>
-                <w:sz w:val="18"/>
-              </w:rPr>
-              <w:t xml:space="preserve"> </w:t>
-            </w:r>
-            <w:proofErr w:type="spellStart"/>
-            <w:r>
-              <w:rPr>
-                <w:sz w:val="18"/>
-              </w:rPr>
-              <w:t>que</w:t>
-            </w:r>
-            <w:proofErr w:type="spellEnd"/>
-            <w:r>
-              <w:rPr>
-                <w:sz w:val="18"/>
-              </w:rPr>
-              <w:t xml:space="preserve"> </w:t>
-            </w:r>
-            <w:proofErr w:type="spellStart"/>
-            <w:r>
-              <w:rPr>
-                <w:sz w:val="18"/>
-              </w:rPr>
-              <w:t>los</w:t>
-            </w:r>
-            <w:proofErr w:type="spellEnd"/>
-            <w:r>
-              <w:rPr>
-                <w:sz w:val="18"/>
-              </w:rPr>
-              <w:t xml:space="preserve"> </w:t>
-            </w:r>
-            <w:proofErr w:type="spellStart"/>
-            <w:r>
-              <w:rPr>
-                <w:sz w:val="18"/>
-              </w:rPr>
-              <w:t>archivos</w:t>
-            </w:r>
-            <w:proofErr w:type="spellEnd"/>
-            <w:r>
-              <w:rPr>
-                <w:sz w:val="18"/>
-              </w:rPr>
-              <w:t xml:space="preserve"> </w:t>
-            </w:r>
-            <w:proofErr w:type="spellStart"/>
-            <w:r>
-              <w:rPr>
-                <w:sz w:val="18"/>
-              </w:rPr>
-              <w:t>originales</w:t>
-            </w:r>
-            <w:proofErr w:type="spellEnd"/>
-            <w:r>
-              <w:rPr>
-                <w:sz w:val="18"/>
-              </w:rPr>
-              <w:t xml:space="preserve"> se </w:t>
-            </w:r>
-            <w:proofErr w:type="spellStart"/>
-            <w:r>
-              <w:rPr>
-                <w:sz w:val="18"/>
-              </w:rPr>
-              <w:t>mantuvieran</w:t>
-            </w:r>
-            <w:proofErr w:type="spellEnd"/>
-            <w:r>
-              <w:rPr>
-                <w:sz w:val="18"/>
-              </w:rPr>
-              <w:t xml:space="preserve"> </w:t>
-            </w:r>
-            <w:proofErr w:type="spellStart"/>
-            <w:r>
-              <w:rPr>
-                <w:sz w:val="18"/>
-              </w:rPr>
-              <w:t>intactos</w:t>
+            <w:proofErr w:type="spellStart"/>
+            <w:r>
+              <w:rPr>
+                <w:sz w:val="18"/>
+              </w:rPr>
+              <w:t>Fue</w:t>
+            </w:r>
+            <w:proofErr w:type="spellEnd"/>
+            <w:r>
+              <w:rPr>
+                <w:sz w:val="18"/>
+              </w:rPr>
+              <w:t xml:space="preserve"> </w:t>
+            </w:r>
+            <w:proofErr w:type="spellStart"/>
+            <w:r>
+              <w:rPr>
+                <w:sz w:val="18"/>
+              </w:rPr>
+              <w:t>imposible</w:t>
+            </w:r>
+            <w:proofErr w:type="spellEnd"/>
+            <w:r>
+              <w:rPr>
+                <w:sz w:val="18"/>
+              </w:rPr>
+              <w:t xml:space="preserve"> </w:t>
+            </w:r>
+            <w:proofErr w:type="spellStart"/>
+            <w:r>
+              <w:rPr>
+                <w:sz w:val="18"/>
+              </w:rPr>
+              <w:t>determinar</w:t>
+            </w:r>
+            <w:proofErr w:type="spellEnd"/>
+            <w:r>
+              <w:rPr>
+                <w:sz w:val="18"/>
+              </w:rPr>
+              <w:t xml:space="preserve"> </w:t>
+            </w:r>
+            <w:proofErr w:type="spellStart"/>
+            <w:r>
+              <w:rPr>
+                <w:sz w:val="18"/>
+              </w:rPr>
+              <w:t>retrospectivamente</w:t>
+            </w:r>
+            <w:proofErr w:type="spellEnd"/>
+            <w:r>
+              <w:rPr>
+                <w:sz w:val="18"/>
+              </w:rPr>
+              <w:t xml:space="preserve"> </w:t>
+            </w:r>
+            <w:proofErr w:type="spellStart"/>
+            <w:r>
+              <w:rPr>
+                <w:sz w:val="18"/>
+              </w:rPr>
+              <w:t>qué</w:t>
+            </w:r>
+            <w:proofErr w:type="spellEnd"/>
+            <w:r>
+              <w:rPr>
+                <w:sz w:val="18"/>
+              </w:rPr>
+              <w:t xml:space="preserve"> </w:t>
+            </w:r>
+            <w:proofErr w:type="spellStart"/>
+            <w:r>
+              <w:rPr>
+                <w:sz w:val="18"/>
+              </w:rPr>
+              <w:t>fragmentos</w:t>
+            </w:r>
+            <w:proofErr w:type="spellEnd"/>
+            <w:r>
+              <w:rPr>
+                <w:sz w:val="18"/>
+              </w:rPr>
+              <w:t xml:space="preserve"> </w:t>
+            </w:r>
+            <w:proofErr w:type="spellStart"/>
+            <w:r>
+              <w:rPr>
+                <w:sz w:val="18"/>
+              </w:rPr>
+              <w:t>específicos</w:t>
+            </w:r>
+            <w:proofErr w:type="spellEnd"/>
+            <w:r>
+              <w:rPr>
+                <w:sz w:val="18"/>
+              </w:rPr>
+              <w:t xml:space="preserve"> </w:t>
+            </w:r>
+            <w:proofErr w:type="spellStart"/>
+            <w:r>
+              <w:rPr>
+                <w:sz w:val="18"/>
+              </w:rPr>
+              <w:t>generó</w:t>
+            </w:r>
+            <w:proofErr w:type="spellEnd"/>
+            <w:r>
+              <w:rPr>
+                <w:sz w:val="18"/>
+              </w:rPr>
+              <w:t xml:space="preserve"> con IA </w:t>
+            </w:r>
+            <w:proofErr w:type="spellStart"/>
+            <w:r>
+              <w:rPr>
+                <w:sz w:val="18"/>
+              </w:rPr>
+              <w:t>el</w:t>
+            </w:r>
+            <w:proofErr w:type="spellEnd"/>
+            <w:r>
+              <w:rPr>
+                <w:sz w:val="18"/>
+              </w:rPr>
+              <w:t xml:space="preserve"> </w:t>
+            </w:r>
+            <w:proofErr w:type="spellStart"/>
+            <w:r>
+              <w:rPr>
+                <w:sz w:val="18"/>
+              </w:rPr>
+              <w:t>integrante</w:t>
+            </w:r>
+            <w:proofErr w:type="spellEnd"/>
+            <w:r>
+              <w:rPr>
+                <w:sz w:val="18"/>
+              </w:rPr>
+              <w:t xml:space="preserve"> anterior. Por lo tanto, la </w:t>
+            </w:r>
+            <w:proofErr w:type="spellStart"/>
+            <w:r>
+              <w:rPr>
+                <w:sz w:val="18"/>
+              </w:rPr>
+              <w:t>dificultad</w:t>
+            </w:r>
+            <w:proofErr w:type="spellEnd"/>
+            <w:r>
+              <w:rPr>
+                <w:sz w:val="18"/>
+              </w:rPr>
+              <w:t xml:space="preserve"> </w:t>
+            </w:r>
+            <w:proofErr w:type="spellStart"/>
+            <w:r>
+              <w:rPr>
+                <w:sz w:val="18"/>
+              </w:rPr>
+              <w:t>consistió</w:t>
             </w:r>
             <w:proofErr w:type="spellEnd"/>
             <w:r>
@@ -6423,6 +7949,62 @@
               <w:rPr>
                 <w:sz w:val="18"/>
               </w:rPr>
+              <w:t xml:space="preserve"> </w:t>
+            </w:r>
+            <w:proofErr w:type="spellStart"/>
+            <w:r>
+              <w:rPr>
+                <w:sz w:val="18"/>
+              </w:rPr>
+              <w:t>transparentar</w:t>
+            </w:r>
+            <w:proofErr w:type="spellEnd"/>
+            <w:r>
+              <w:rPr>
+                <w:sz w:val="18"/>
+              </w:rPr>
+              <w:t xml:space="preserve"> </w:t>
+            </w:r>
+            <w:proofErr w:type="spellStart"/>
+            <w:r>
+              <w:rPr>
+                <w:sz w:val="18"/>
+              </w:rPr>
+              <w:t>el</w:t>
+            </w:r>
+            <w:proofErr w:type="spellEnd"/>
+            <w:r>
+              <w:rPr>
+                <w:sz w:val="18"/>
+              </w:rPr>
+              <w:t xml:space="preserve"> </w:t>
+            </w:r>
+            <w:proofErr w:type="spellStart"/>
+            <w:r>
+              <w:rPr>
+                <w:sz w:val="18"/>
+              </w:rPr>
+              <w:t>proceso</w:t>
+            </w:r>
+            <w:proofErr w:type="spellEnd"/>
+            <w:r>
+              <w:rPr>
+                <w:sz w:val="18"/>
+              </w:rPr>
+              <w:t xml:space="preserve"> actual </w:t>
+            </w:r>
+            <w:proofErr w:type="spellStart"/>
+            <w:r>
+              <w:rPr>
+                <w:sz w:val="18"/>
+              </w:rPr>
+              <w:t>asumiendo</w:t>
+            </w:r>
+            <w:proofErr w:type="spellEnd"/>
+            <w:r>
+              <w:rPr>
+                <w:sz w:val="18"/>
+              </w:rPr>
               <w:t xml:space="preserve"> la </w:t>
             </w:r>
             <w:proofErr w:type="spellStart"/>
@@ -6430,245 +8012,119 @@
               <w:rPr>
                 <w:sz w:val="18"/>
               </w:rPr>
-              <w:t>carpeta</w:t>
-            </w:r>
-            <w:proofErr w:type="spellEnd"/>
-            <w:r>
-              <w:rPr>
-                <w:sz w:val="18"/>
-              </w:rPr>
-              <w:t xml:space="preserve"> de </w:t>
-            </w:r>
-            <w:proofErr w:type="spellStart"/>
-            <w:r>
-              <w:rPr>
-                <w:sz w:val="18"/>
-              </w:rPr>
-              <w:t>origen</w:t>
-            </w:r>
-            <w:proofErr w:type="spellEnd"/>
-            <w:r>
-              <w:rPr>
-                <w:sz w:val="18"/>
-              </w:rPr>
-              <w:t xml:space="preserve"> sin </w:t>
-            </w:r>
-            <w:proofErr w:type="spellStart"/>
-            <w:r>
-              <w:rPr>
-                <w:sz w:val="18"/>
-              </w:rPr>
-              <w:t>sobrescribirlos</w:t>
-            </w:r>
-            <w:proofErr w:type="spellEnd"/>
-            <w:r>
-              <w:rPr>
-                <w:sz w:val="18"/>
-              </w:rPr>
-              <w:t xml:space="preserve"> </w:t>
-            </w:r>
-            <w:proofErr w:type="spellStart"/>
-            <w:r>
-              <w:rPr>
-                <w:sz w:val="18"/>
-              </w:rPr>
-              <w:t>por</w:t>
-            </w:r>
-            <w:proofErr w:type="spellEnd"/>
-            <w:r>
-              <w:rPr>
-                <w:sz w:val="18"/>
-              </w:rPr>
-              <w:t xml:space="preserve"> error al </w:t>
-            </w:r>
-            <w:proofErr w:type="spellStart"/>
-            <w:r>
-              <w:rPr>
-                <w:sz w:val="18"/>
-              </w:rPr>
-              <w:t>momento</w:t>
-            </w:r>
-            <w:proofErr w:type="spellEnd"/>
-            <w:r>
-              <w:rPr>
-                <w:sz w:val="18"/>
-              </w:rPr>
-              <w:t xml:space="preserve"> de </w:t>
-            </w:r>
-            <w:proofErr w:type="spellStart"/>
-            <w:r>
-              <w:rPr>
-                <w:sz w:val="18"/>
-              </w:rPr>
-              <w:t>hacer</w:t>
-            </w:r>
-            <w:proofErr w:type="spellEnd"/>
-            <w:r>
-              <w:rPr>
-                <w:sz w:val="18"/>
-              </w:rPr>
-              <w:t xml:space="preserve"> las </w:t>
-            </w:r>
-            <w:proofErr w:type="spellStart"/>
-            <w:r>
-              <w:rPr>
-                <w:sz w:val="18"/>
-              </w:rPr>
-              <w:t>correcciones</w:t>
-            </w:r>
-            <w:proofErr w:type="spellEnd"/>
-            <w:r>
-              <w:rPr>
-                <w:sz w:val="18"/>
-              </w:rPr>
-              <w:t xml:space="preserve">. También </w:t>
-            </w:r>
-            <w:proofErr w:type="spellStart"/>
-            <w:r>
-              <w:rPr>
-                <w:sz w:val="18"/>
-              </w:rPr>
-              <w:t>fue</w:t>
-            </w:r>
-            <w:proofErr w:type="spellEnd"/>
-            <w:r>
-              <w:rPr>
-                <w:sz w:val="18"/>
-              </w:rPr>
-              <w:t xml:space="preserve"> </w:t>
-            </w:r>
-            <w:proofErr w:type="spellStart"/>
-            <w:r>
-              <w:rPr>
-                <w:sz w:val="18"/>
-              </w:rPr>
-              <w:t>necesario</w:t>
-            </w:r>
-            <w:proofErr w:type="spellEnd"/>
-            <w:r>
-              <w:rPr>
-                <w:sz w:val="18"/>
-              </w:rPr>
-              <w:t xml:space="preserve"> </w:t>
-            </w:r>
-            <w:proofErr w:type="spellStart"/>
-            <w:r>
-              <w:rPr>
-                <w:sz w:val="18"/>
-              </w:rPr>
-              <w:t>aprender</w:t>
-            </w:r>
-            <w:proofErr w:type="spellEnd"/>
-            <w:r>
-              <w:rPr>
-                <w:sz w:val="18"/>
-              </w:rPr>
-              <w:t xml:space="preserve"> a </w:t>
-            </w:r>
-            <w:proofErr w:type="spellStart"/>
-            <w:r>
-              <w:rPr>
-                <w:sz w:val="18"/>
-              </w:rPr>
-              <w:t>utilizar</w:t>
-            </w:r>
-            <w:proofErr w:type="spellEnd"/>
-            <w:r>
-              <w:rPr>
-                <w:sz w:val="18"/>
-              </w:rPr>
-              <w:t xml:space="preserve"> el </w:t>
-            </w:r>
-            <w:proofErr w:type="spellStart"/>
-            <w:r>
-              <w:rPr>
-                <w:sz w:val="18"/>
-              </w:rPr>
-              <w:t>entorno</w:t>
-            </w:r>
-            <w:proofErr w:type="spellEnd"/>
-            <w:r>
-              <w:rPr>
-                <w:sz w:val="18"/>
-              </w:rPr>
-              <w:t xml:space="preserve"> web de GitHub (</w:t>
-            </w:r>
-            <w:proofErr w:type="spellStart"/>
-            <w:r>
-              <w:rPr>
-                <w:sz w:val="18"/>
-              </w:rPr>
-              <w:t>github.dev</w:t>
-            </w:r>
-            <w:proofErr w:type="spellEnd"/>
-            <w:r>
-              <w:rPr>
-                <w:sz w:val="18"/>
-              </w:rPr>
-              <w:t xml:space="preserve">) para </w:t>
-            </w:r>
-            <w:proofErr w:type="spellStart"/>
-            <w:r>
-              <w:rPr>
-                <w:sz w:val="18"/>
-              </w:rPr>
-              <w:t>subir</w:t>
-            </w:r>
-            <w:proofErr w:type="spellEnd"/>
-            <w:r>
-              <w:rPr>
-                <w:sz w:val="18"/>
-              </w:rPr>
-              <w:t xml:space="preserve"> las </w:t>
-            </w:r>
-            <w:proofErr w:type="spellStart"/>
-            <w:r>
-              <w:rPr>
-                <w:sz w:val="18"/>
-              </w:rPr>
-              <w:t>carpetas</w:t>
-            </w:r>
-            <w:proofErr w:type="spellEnd"/>
-            <w:r>
-              <w:rPr>
-                <w:sz w:val="18"/>
-              </w:rPr>
-              <w:t xml:space="preserve"> </w:t>
-            </w:r>
-            <w:proofErr w:type="spellStart"/>
-            <w:r>
-              <w:rPr>
-                <w:sz w:val="18"/>
-              </w:rPr>
-              <w:t>correctamente</w:t>
-            </w:r>
-            <w:proofErr w:type="spellEnd"/>
-            <w:r>
-              <w:rPr>
-                <w:sz w:val="18"/>
-              </w:rPr>
-              <w:t xml:space="preserve"> sin </w:t>
-            </w:r>
-            <w:proofErr w:type="spellStart"/>
-            <w:r>
-              <w:rPr>
-                <w:sz w:val="18"/>
-              </w:rPr>
-              <w:t>perder</w:t>
-            </w:r>
-            <w:proofErr w:type="spellEnd"/>
-            <w:r>
-              <w:rPr>
-                <w:sz w:val="18"/>
-              </w:rPr>
-              <w:t xml:space="preserve"> la </w:t>
-            </w:r>
-            <w:proofErr w:type="spellStart"/>
-            <w:r>
-              <w:rPr>
-                <w:sz w:val="18"/>
-              </w:rPr>
-              <w:t>estructura</w:t>
+              <w:t>responsabilidad</w:t>
+            </w:r>
+            <w:proofErr w:type="spellEnd"/>
+            <w:r>
+              <w:rPr>
+                <w:sz w:val="18"/>
+              </w:rPr>
+              <w:t xml:space="preserve"> </w:t>
+            </w:r>
+            <w:proofErr w:type="spellStart"/>
+            <w:r>
+              <w:rPr>
+                <w:sz w:val="18"/>
+              </w:rPr>
+              <w:t>técnica</w:t>
+            </w:r>
+            <w:proofErr w:type="spellEnd"/>
+            <w:r>
+              <w:rPr>
+                <w:sz w:val="18"/>
+              </w:rPr>
+              <w:t xml:space="preserve"> de la </w:t>
+            </w:r>
+            <w:proofErr w:type="spellStart"/>
+            <w:r>
+              <w:rPr>
+                <w:sz w:val="18"/>
+              </w:rPr>
+              <w:t>versión</w:t>
+            </w:r>
+            <w:proofErr w:type="spellEnd"/>
+            <w:r>
+              <w:rPr>
+                <w:sz w:val="18"/>
+              </w:rPr>
+              <w:t xml:space="preserve"> </w:t>
+            </w:r>
+            <w:proofErr w:type="spellStart"/>
+            <w:r>
+              <w:rPr>
+                <w:sz w:val="18"/>
+              </w:rPr>
+              <w:t>definitiva</w:t>
+            </w:r>
+            <w:proofErr w:type="spellEnd"/>
+            <w:r>
+              <w:rPr>
+                <w:sz w:val="18"/>
+              </w:rPr>
+              <w:t xml:space="preserve"> </w:t>
+            </w:r>
+            <w:proofErr w:type="spellStart"/>
+            <w:r>
+              <w:rPr>
+                <w:sz w:val="18"/>
+              </w:rPr>
+              <w:t>entregada</w:t>
+            </w:r>
+            <w:proofErr w:type="spellEnd"/>
+            <w:r>
+              <w:rPr>
+                <w:sz w:val="18"/>
+              </w:rPr>
+              <w:t xml:space="preserve">, </w:t>
+            </w:r>
+            <w:proofErr w:type="spellStart"/>
+            <w:r>
+              <w:rPr>
+                <w:sz w:val="18"/>
+              </w:rPr>
+              <w:t>verificando</w:t>
+            </w:r>
+            <w:proofErr w:type="spellEnd"/>
+            <w:r>
+              <w:rPr>
+                <w:sz w:val="18"/>
+              </w:rPr>
+              <w:t xml:space="preserve"> </w:t>
+            </w:r>
+            <w:proofErr w:type="spellStart"/>
+            <w:r>
+              <w:rPr>
+                <w:sz w:val="18"/>
+              </w:rPr>
+              <w:t>cada</w:t>
+            </w:r>
+            <w:proofErr w:type="spellEnd"/>
+            <w:r>
+              <w:rPr>
+                <w:sz w:val="18"/>
+              </w:rPr>
+              <w:t xml:space="preserve"> </w:t>
+            </w:r>
+            <w:proofErr w:type="spellStart"/>
+            <w:r>
+              <w:rPr>
+                <w:sz w:val="18"/>
+              </w:rPr>
+              <w:t>fórmula</w:t>
+            </w:r>
+            <w:proofErr w:type="spellEnd"/>
+            <w:r>
+              <w:rPr>
+                <w:sz w:val="18"/>
+              </w:rPr>
+              <w:t xml:space="preserve"> de Excel </w:t>
+            </w:r>
+            <w:proofErr w:type="spellStart"/>
+            <w:r>
+              <w:rPr>
+                <w:sz w:val="18"/>
+              </w:rPr>
+              <w:t>manualmente</w:t>
             </w:r>
             <w:proofErr w:type="spellEnd"/>
             <w:r>
@@ -6746,35 +8202,105 @@
               <w:rPr>
                 <w:sz w:val="18"/>
               </w:rPr>
-              <w:t xml:space="preserve"> el </w:t>
-            </w:r>
-            <w:proofErr w:type="spellStart"/>
-            <w:r>
-              <w:rPr>
-                <w:sz w:val="18"/>
-              </w:rPr>
-              <w:t>repositorio</w:t>
-            </w:r>
-            <w:proofErr w:type="spellEnd"/>
-            <w:r>
-              <w:rPr>
-                <w:sz w:val="18"/>
-              </w:rPr>
-              <w:t xml:space="preserve"> </w:t>
-            </w:r>
-            <w:proofErr w:type="spellStart"/>
-            <w:r>
-              <w:rPr>
-                <w:sz w:val="18"/>
-              </w:rPr>
-              <w:t>según</w:t>
-            </w:r>
-            <w:proofErr w:type="spellEnd"/>
-            <w:r>
-              <w:rPr>
-                <w:sz w:val="18"/>
-              </w:rPr>
-              <w:t xml:space="preserve"> el Checklist de </w:t>
+              <w:t xml:space="preserve"> que </w:t>
+            </w:r>
+            <w:proofErr w:type="spellStart"/>
+            <w:r>
+              <w:rPr>
+                <w:sz w:val="18"/>
+              </w:rPr>
+              <w:t>el</w:t>
+            </w:r>
+            <w:proofErr w:type="spellEnd"/>
+            <w:r>
+              <w:rPr>
+                <w:sz w:val="18"/>
+              </w:rPr>
+              <w:t xml:space="preserve"> README.md </w:t>
+            </w:r>
+            <w:proofErr w:type="spellStart"/>
+            <w:r>
+              <w:rPr>
+                <w:sz w:val="18"/>
+              </w:rPr>
+              <w:t>responde</w:t>
+            </w:r>
+            <w:proofErr w:type="spellEnd"/>
+            <w:r>
+              <w:rPr>
+                <w:sz w:val="18"/>
+              </w:rPr>
+              <w:t xml:space="preserve"> a </w:t>
+            </w:r>
+            <w:proofErr w:type="spellStart"/>
+            <w:r>
+              <w:rPr>
+                <w:sz w:val="18"/>
+              </w:rPr>
+              <w:t>todas</w:t>
+            </w:r>
+            <w:proofErr w:type="spellEnd"/>
+            <w:r>
+              <w:rPr>
+                <w:sz w:val="18"/>
+              </w:rPr>
+              <w:t xml:space="preserve"> las </w:t>
+            </w:r>
+            <w:proofErr w:type="spellStart"/>
+            <w:r>
+              <w:rPr>
+                <w:sz w:val="18"/>
+              </w:rPr>
+              <w:t>preguntas</w:t>
+            </w:r>
+            <w:proofErr w:type="spellEnd"/>
+            <w:r>
+              <w:rPr>
+                <w:sz w:val="18"/>
+              </w:rPr>
+              <w:t xml:space="preserve"> </w:t>
+            </w:r>
+            <w:proofErr w:type="spellStart"/>
+            <w:r>
+              <w:rPr>
+                <w:sz w:val="18"/>
+              </w:rPr>
+              <w:t>exigidas</w:t>
+            </w:r>
+            <w:proofErr w:type="spellEnd"/>
+            <w:r>
+              <w:rPr>
+                <w:sz w:val="18"/>
+              </w:rPr>
+              <w:t xml:space="preserve"> </w:t>
+            </w:r>
+            <w:proofErr w:type="spellStart"/>
+            <w:r>
+              <w:rPr>
+                <w:sz w:val="18"/>
+              </w:rPr>
+              <w:t>en</w:t>
+            </w:r>
+            <w:proofErr w:type="spellEnd"/>
+            <w:r>
+              <w:rPr>
+                <w:sz w:val="18"/>
+              </w:rPr>
+              <w:t xml:space="preserve"> </w:t>
+            </w:r>
+            <w:proofErr w:type="spellStart"/>
+            <w:r>
+              <w:rPr>
+                <w:sz w:val="18"/>
+              </w:rPr>
+              <w:t>el</w:t>
+            </w:r>
+            <w:proofErr w:type="spellEnd"/>
+            <w:r>
+              <w:rPr>
+                <w:sz w:val="18"/>
+              </w:rPr>
+              <w:t xml:space="preserve"> checklist de </w:t>
             </w:r>
             <w:proofErr w:type="spellStart"/>
             <w:r>
@@ -6788,7 +8314,7 @@
               <w:rPr>
                 <w:sz w:val="18"/>
               </w:rPr>
-              <w:t xml:space="preserve">, </w:t>
+              <w:t xml:space="preserve"> y </w:t>
             </w:r>
             <w:proofErr w:type="spellStart"/>
             <w:r>
@@ -6802,224 +8328,56 @@
               <w:rPr>
                 <w:sz w:val="18"/>
               </w:rPr>
-              <w:t xml:space="preserve"> </w:t>
-            </w:r>
-            <w:proofErr w:type="spellStart"/>
-            <w:r>
-              <w:rPr>
-                <w:sz w:val="18"/>
-              </w:rPr>
-              <w:t>que</w:t>
-            </w:r>
-            <w:proofErr w:type="spellEnd"/>
-            <w:r>
-              <w:rPr>
-                <w:sz w:val="18"/>
-              </w:rPr>
-              <w:t xml:space="preserve"> </w:t>
-            </w:r>
-            <w:proofErr w:type="spellStart"/>
-            <w:r>
-              <w:rPr>
-                <w:sz w:val="18"/>
-              </w:rPr>
-              <w:t>cualquier</w:t>
-            </w:r>
-            <w:proofErr w:type="spellEnd"/>
-            <w:r>
-              <w:rPr>
-                <w:sz w:val="18"/>
-              </w:rPr>
-              <w:t xml:space="preserve"> persona externa </w:t>
-            </w:r>
-            <w:proofErr w:type="spellStart"/>
-            <w:r>
-              <w:rPr>
-                <w:sz w:val="18"/>
-              </w:rPr>
-              <w:t>puede</w:t>
-            </w:r>
-            <w:proofErr w:type="spellEnd"/>
-            <w:r>
-              <w:rPr>
-                <w:sz w:val="18"/>
-              </w:rPr>
-              <w:t xml:space="preserve"> </w:t>
-            </w:r>
-            <w:proofErr w:type="spellStart"/>
-            <w:r>
-              <w:rPr>
-                <w:sz w:val="18"/>
-              </w:rPr>
-              <w:t>descargar</w:t>
-            </w:r>
-            <w:proofErr w:type="spellEnd"/>
-            <w:r>
-              <w:rPr>
-                <w:sz w:val="18"/>
-              </w:rPr>
-              <w:t xml:space="preserve"> la </w:t>
-            </w:r>
-            <w:proofErr w:type="spellStart"/>
-            <w:r>
-              <w:rPr>
-                <w:sz w:val="18"/>
-              </w:rPr>
-              <w:t>carpeta</w:t>
-            </w:r>
-            <w:proofErr w:type="spellEnd"/>
-            <w:r>
-              <w:rPr>
-                <w:sz w:val="18"/>
-              </w:rPr>
-              <w:t xml:space="preserve">, </w:t>
-            </w:r>
-            <w:proofErr w:type="spellStart"/>
-            <w:r>
-              <w:rPr>
-                <w:sz w:val="18"/>
-              </w:rPr>
-              <w:t>entender</w:t>
-            </w:r>
-            <w:proofErr w:type="spellEnd"/>
-            <w:r>
-              <w:rPr>
-                <w:sz w:val="18"/>
-              </w:rPr>
-              <w:t xml:space="preserve"> </w:t>
-            </w:r>
-            <w:proofErr w:type="spellStart"/>
-            <w:r>
-              <w:rPr>
-                <w:sz w:val="18"/>
-              </w:rPr>
-              <w:t>qué</w:t>
-            </w:r>
-            <w:proofErr w:type="spellEnd"/>
-            <w:r>
-              <w:rPr>
-                <w:sz w:val="18"/>
-              </w:rPr>
-              <w:t xml:space="preserve"> </w:t>
-            </w:r>
-            <w:proofErr w:type="spellStart"/>
-            <w:r>
-              <w:rPr>
-                <w:sz w:val="18"/>
-              </w:rPr>
-              <w:t>archivo</w:t>
-            </w:r>
-            <w:proofErr w:type="spellEnd"/>
-            <w:r>
-              <w:rPr>
-                <w:sz w:val="18"/>
-              </w:rPr>
-              <w:t xml:space="preserve"> </w:t>
-            </w:r>
-            <w:proofErr w:type="spellStart"/>
-            <w:r>
-              <w:rPr>
-                <w:sz w:val="18"/>
-              </w:rPr>
-              <w:t>contiene</w:t>
-            </w:r>
-            <w:proofErr w:type="spellEnd"/>
-            <w:r>
-              <w:rPr>
-                <w:sz w:val="18"/>
-              </w:rPr>
-              <w:t xml:space="preserve"> </w:t>
-            </w:r>
-            <w:proofErr w:type="spellStart"/>
-            <w:r>
-              <w:rPr>
-                <w:sz w:val="18"/>
-              </w:rPr>
-              <w:t>los</w:t>
-            </w:r>
-            <w:proofErr w:type="spellEnd"/>
-            <w:r>
-              <w:rPr>
-                <w:sz w:val="18"/>
-              </w:rPr>
-              <w:t xml:space="preserve"> </w:t>
-            </w:r>
-            <w:proofErr w:type="spellStart"/>
-            <w:r>
-              <w:rPr>
-                <w:sz w:val="18"/>
-              </w:rPr>
-              <w:t>datos</w:t>
-            </w:r>
-            <w:proofErr w:type="spellEnd"/>
-            <w:r>
-              <w:rPr>
-                <w:sz w:val="18"/>
-              </w:rPr>
-              <w:t xml:space="preserve"> crudos y </w:t>
-            </w:r>
-            <w:proofErr w:type="spellStart"/>
-            <w:r>
-              <w:rPr>
-                <w:sz w:val="18"/>
-              </w:rPr>
-              <w:t>cuál</w:t>
-            </w:r>
-            <w:proofErr w:type="spellEnd"/>
-            <w:r>
-              <w:rPr>
-                <w:sz w:val="18"/>
-              </w:rPr>
-              <w:t xml:space="preserve"> </w:t>
-            </w:r>
-            <w:proofErr w:type="spellStart"/>
-            <w:r>
-              <w:rPr>
-                <w:sz w:val="18"/>
-              </w:rPr>
-              <w:t>tiene</w:t>
-            </w:r>
-            <w:proofErr w:type="spellEnd"/>
-            <w:r>
-              <w:rPr>
-                <w:sz w:val="18"/>
-              </w:rPr>
-              <w:t xml:space="preserve"> el </w:t>
-            </w:r>
-            <w:proofErr w:type="spellStart"/>
-            <w:r>
-              <w:rPr>
-                <w:sz w:val="18"/>
-              </w:rPr>
-              <w:t>análisis</w:t>
-            </w:r>
-            <w:proofErr w:type="spellEnd"/>
-            <w:r>
-              <w:rPr>
-                <w:sz w:val="18"/>
-              </w:rPr>
-              <w:t xml:space="preserve"> </w:t>
-            </w:r>
-            <w:proofErr w:type="spellStart"/>
-            <w:r>
-              <w:rPr>
-                <w:sz w:val="18"/>
-              </w:rPr>
-              <w:t>procesado</w:t>
-            </w:r>
-            <w:proofErr w:type="spellEnd"/>
-            <w:r>
-              <w:rPr>
-                <w:sz w:val="18"/>
-              </w:rPr>
-              <w:t xml:space="preserve">, sin </w:t>
-            </w:r>
-            <w:proofErr w:type="spellStart"/>
-            <w:r>
-              <w:rPr>
-                <w:sz w:val="18"/>
-              </w:rPr>
-              <w:t>necesidad</w:t>
+              <w:t xml:space="preserve"> que la </w:t>
+            </w:r>
+            <w:proofErr w:type="spellStart"/>
+            <w:r>
+              <w:rPr>
+                <w:sz w:val="18"/>
+              </w:rPr>
+              <w:t>declaración</w:t>
+            </w:r>
+            <w:proofErr w:type="spellEnd"/>
+            <w:r>
+              <w:rPr>
+                <w:sz w:val="18"/>
+              </w:rPr>
+              <w:t xml:space="preserve"> de IA </w:t>
+            </w:r>
+            <w:proofErr w:type="spellStart"/>
+            <w:r>
+              <w:rPr>
+                <w:sz w:val="18"/>
+              </w:rPr>
+              <w:t>cumple</w:t>
+            </w:r>
+            <w:proofErr w:type="spellEnd"/>
+            <w:r>
+              <w:rPr>
+                <w:sz w:val="18"/>
+              </w:rPr>
+              <w:t xml:space="preserve"> con </w:t>
+            </w:r>
+            <w:proofErr w:type="spellStart"/>
+            <w:r>
+              <w:rPr>
+                <w:sz w:val="18"/>
+              </w:rPr>
+              <w:t>el</w:t>
+            </w:r>
+            <w:proofErr w:type="spellEnd"/>
+            <w:r>
+              <w:rPr>
+                <w:sz w:val="18"/>
+              </w:rPr>
+              <w:t xml:space="preserve"> </w:t>
+            </w:r>
+            <w:proofErr w:type="spellStart"/>
+            <w:r>
+              <w:rPr>
+                <w:sz w:val="18"/>
+              </w:rPr>
+              <w:t>criterio</w:t>
             </w:r>
             <w:proofErr w:type="spellEnd"/>
             <w:r>
@@ -7033,42 +8391,98 @@
               <w:rPr>
                 <w:sz w:val="18"/>
               </w:rPr>
-              <w:t>preguntarme</w:t>
-            </w:r>
-            <w:proofErr w:type="spellEnd"/>
-            <w:r>
-              <w:rPr>
-                <w:sz w:val="18"/>
-              </w:rPr>
-              <w:t xml:space="preserve"> </w:t>
-            </w:r>
-            <w:proofErr w:type="spellStart"/>
-            <w:r>
-              <w:rPr>
-                <w:sz w:val="18"/>
-              </w:rPr>
-              <w:t>qué</w:t>
-            </w:r>
-            <w:proofErr w:type="spellEnd"/>
-            <w:r>
-              <w:rPr>
-                <w:sz w:val="18"/>
-              </w:rPr>
-              <w:t xml:space="preserve"> </w:t>
-            </w:r>
-            <w:proofErr w:type="spellStart"/>
-            <w:r>
-              <w:rPr>
-                <w:sz w:val="18"/>
-              </w:rPr>
-              <w:t>archivo</w:t>
-            </w:r>
-            <w:proofErr w:type="spellEnd"/>
-            <w:r>
-              <w:rPr>
-                <w:sz w:val="18"/>
-              </w:rPr>
-              <w:t xml:space="preserve"> usar.</w:t>
+              <w:t>evaluación</w:t>
+            </w:r>
+            <w:proofErr w:type="spellEnd"/>
+            <w:r>
+              <w:rPr>
+                <w:sz w:val="18"/>
+              </w:rPr>
+              <w:t xml:space="preserve"> </w:t>
+            </w:r>
+            <w:proofErr w:type="spellStart"/>
+            <w:r>
+              <w:rPr>
+                <w:sz w:val="18"/>
+              </w:rPr>
+              <w:t>sobre</w:t>
+            </w:r>
+            <w:proofErr w:type="spellEnd"/>
+            <w:r>
+              <w:rPr>
+                <w:sz w:val="18"/>
+              </w:rPr>
+              <w:t xml:space="preserve"> </w:t>
+            </w:r>
+            <w:proofErr w:type="spellStart"/>
+            <w:r>
+              <w:rPr>
+                <w:sz w:val="18"/>
+              </w:rPr>
+              <w:t>el</w:t>
+            </w:r>
+            <w:proofErr w:type="spellEnd"/>
+            <w:r>
+              <w:rPr>
+                <w:sz w:val="18"/>
+              </w:rPr>
+              <w:t xml:space="preserve"> </w:t>
+            </w:r>
+            <w:proofErr w:type="spellStart"/>
+            <w:r>
+              <w:rPr>
+                <w:sz w:val="18"/>
+              </w:rPr>
+              <w:t>uso</w:t>
+            </w:r>
+            <w:proofErr w:type="spellEnd"/>
+            <w:r>
+              <w:rPr>
+                <w:sz w:val="18"/>
+              </w:rPr>
+              <w:t xml:space="preserve"> </w:t>
+            </w:r>
+            <w:proofErr w:type="spellStart"/>
+            <w:r>
+              <w:rPr>
+                <w:sz w:val="18"/>
+              </w:rPr>
+              <w:t>crítico</w:t>
+            </w:r>
+            <w:proofErr w:type="spellEnd"/>
+            <w:r>
+              <w:rPr>
+                <w:sz w:val="18"/>
+              </w:rPr>
+              <w:t xml:space="preserve"> de </w:t>
+            </w:r>
+            <w:proofErr w:type="spellStart"/>
+            <w:r>
+              <w:rPr>
+                <w:sz w:val="18"/>
+              </w:rPr>
+              <w:t>estas</w:t>
+            </w:r>
+            <w:proofErr w:type="spellEnd"/>
+            <w:r>
+              <w:rPr>
+                <w:sz w:val="18"/>
+              </w:rPr>
+              <w:t xml:space="preserve"> </w:t>
+            </w:r>
+            <w:proofErr w:type="spellStart"/>
+            <w:r>
+              <w:rPr>
+                <w:sz w:val="18"/>
+              </w:rPr>
+              <w:t>herramientas</w:t>
+            </w:r>
+            <w:proofErr w:type="spellEnd"/>
+            <w:r>
+              <w:rPr>
+                <w:sz w:val="18"/>
+              </w:rPr>
+              <w:t>.</w:t>
             </w:r>
             <w:r>
               <w:rPr>
@@ -7098,7 +8512,7 @@
       </w:pPr>
       <w:r>
         <w:lastRenderedPageBreak/>
-        <w:t>Entrada 3. Documentación, fuentes e IA</w:t>
+        <w:t>Reflexión final</w:t>
       </w:r>
     </w:p>
     <w:p>
@@ -7112,7 +8526,7 @@
           <w:color w:val="394049"/>
           <w:sz w:val="20"/>
         </w:rPr>
-        <w:t>¿Qué hice?</w:t>
+        <w:t>1. ¿Qué cambio realizado aporta más a la reproducibilidad del proyecto y por qué?</w:t>
       </w:r>
     </w:p>
     <w:tbl>
@@ -7142,19 +8556,151 @@
             <w:pPr>
               <w:spacing w:after="0" w:line="240" w:lineRule="auto"/>
             </w:pPr>
-            <w:proofErr w:type="spellStart"/>
-            <w:r>
-              <w:rPr>
-                <w:sz w:val="18"/>
-              </w:rPr>
-              <w:t>Redacté</w:t>
-            </w:r>
-            <w:proofErr w:type="spellEnd"/>
-            <w:r>
-              <w:rPr>
-                <w:sz w:val="18"/>
-              </w:rPr>
-              <w:t xml:space="preserve"> el </w:t>
+            <w:r>
+              <w:rPr>
+                <w:sz w:val="18"/>
+              </w:rPr>
+              <w:t xml:space="preserve">El </w:t>
+            </w:r>
+            <w:proofErr w:type="spellStart"/>
+            <w:r>
+              <w:rPr>
+                <w:sz w:val="18"/>
+              </w:rPr>
+              <w:t>cambio</w:t>
+            </w:r>
+            <w:proofErr w:type="spellEnd"/>
+            <w:r>
+              <w:rPr>
+                <w:sz w:val="18"/>
+              </w:rPr>
+              <w:t xml:space="preserve"> </w:t>
+            </w:r>
+            <w:proofErr w:type="spellStart"/>
+            <w:r>
+              <w:rPr>
+                <w:sz w:val="18"/>
+              </w:rPr>
+              <w:t>más</w:t>
+            </w:r>
+            <w:proofErr w:type="spellEnd"/>
+            <w:r>
+              <w:rPr>
+                <w:sz w:val="18"/>
+              </w:rPr>
+              <w:t xml:space="preserve"> </w:t>
+            </w:r>
+            <w:proofErr w:type="spellStart"/>
+            <w:r>
+              <w:rPr>
+                <w:sz w:val="18"/>
+              </w:rPr>
+              <w:t>importante</w:t>
+            </w:r>
+            <w:proofErr w:type="spellEnd"/>
+            <w:r>
+              <w:rPr>
+                <w:sz w:val="18"/>
+              </w:rPr>
+              <w:t xml:space="preserve"> </w:t>
+            </w:r>
+            <w:proofErr w:type="spellStart"/>
+            <w:r>
+              <w:rPr>
+                <w:sz w:val="18"/>
+              </w:rPr>
+              <w:t>fue</w:t>
+            </w:r>
+            <w:proofErr w:type="spellEnd"/>
+            <w:r>
+              <w:rPr>
+                <w:sz w:val="18"/>
+              </w:rPr>
+              <w:t xml:space="preserve"> </w:t>
+            </w:r>
+            <w:proofErr w:type="spellStart"/>
+            <w:r>
+              <w:rPr>
+                <w:sz w:val="18"/>
+              </w:rPr>
+              <w:t>reemplazar</w:t>
+            </w:r>
+            <w:proofErr w:type="spellEnd"/>
+            <w:r>
+              <w:rPr>
+                <w:sz w:val="18"/>
+              </w:rPr>
+              <w:t xml:space="preserve"> </w:t>
+            </w:r>
+            <w:proofErr w:type="spellStart"/>
+            <w:r>
+              <w:rPr>
+                <w:sz w:val="18"/>
+              </w:rPr>
+              <w:t>el</w:t>
+            </w:r>
+            <w:proofErr w:type="spellEnd"/>
+            <w:r>
+              <w:rPr>
+                <w:sz w:val="18"/>
+              </w:rPr>
+              <w:t xml:space="preserve"> </w:t>
+            </w:r>
+            <w:proofErr w:type="spellStart"/>
+            <w:r>
+              <w:rPr>
+                <w:sz w:val="18"/>
+              </w:rPr>
+              <w:t>gráfico</w:t>
+            </w:r>
+            <w:proofErr w:type="spellEnd"/>
+            <w:r>
+              <w:rPr>
+                <w:sz w:val="18"/>
+              </w:rPr>
+              <w:t xml:space="preserve"> </w:t>
+            </w:r>
+            <w:proofErr w:type="spellStart"/>
+            <w:r>
+              <w:rPr>
+                <w:sz w:val="18"/>
+              </w:rPr>
+              <w:t>estático</w:t>
+            </w:r>
+            <w:proofErr w:type="spellEnd"/>
+            <w:r>
+              <w:rPr>
+                <w:sz w:val="18"/>
+              </w:rPr>
+              <w:t xml:space="preserve"> por un </w:t>
+            </w:r>
+            <w:proofErr w:type="spellStart"/>
+            <w:r>
+              <w:rPr>
+                <w:sz w:val="18"/>
+              </w:rPr>
+              <w:t>gráfico</w:t>
+            </w:r>
+            <w:proofErr w:type="spellEnd"/>
+            <w:r>
+              <w:rPr>
+                <w:sz w:val="18"/>
+              </w:rPr>
+              <w:t xml:space="preserve"> </w:t>
+            </w:r>
+            <w:proofErr w:type="spellStart"/>
+            <w:r>
+              <w:rPr>
+                <w:sz w:val="18"/>
+              </w:rPr>
+              <w:t>dinámico</w:t>
+            </w:r>
+            <w:proofErr w:type="spellEnd"/>
+            <w:r>
+              <w:rPr>
+                <w:sz w:val="18"/>
+              </w:rPr>
+              <w:t xml:space="preserve"> dentro del </w:t>
             </w:r>
             <w:proofErr w:type="spellStart"/>
             <w:r>
@@ -7168,42 +8714,224 @@
               <w:rPr>
                 <w:sz w:val="18"/>
               </w:rPr>
-              <w:t xml:space="preserve"> README.md </w:t>
-            </w:r>
-            <w:proofErr w:type="spellStart"/>
-            <w:r>
-              <w:rPr>
-                <w:sz w:val="18"/>
-              </w:rPr>
-              <w:t>detallando</w:t>
-            </w:r>
-            <w:proofErr w:type="spellEnd"/>
-            <w:r>
-              <w:rPr>
-                <w:sz w:val="18"/>
-              </w:rPr>
-              <w:t xml:space="preserve"> el </w:t>
-            </w:r>
-            <w:proofErr w:type="spellStart"/>
-            <w:r>
-              <w:rPr>
-                <w:sz w:val="18"/>
-              </w:rPr>
-              <w:t>propósito</w:t>
-            </w:r>
-            <w:proofErr w:type="spellEnd"/>
-            <w:r>
-              <w:rPr>
-                <w:sz w:val="18"/>
-              </w:rPr>
-              <w:t xml:space="preserve">, las entradas, </w:t>
-            </w:r>
-            <w:proofErr w:type="spellStart"/>
-            <w:r>
-              <w:rPr>
-                <w:sz w:val="18"/>
-              </w:rPr>
-              <w:t>salidas</w:t>
+              <w:t xml:space="preserve"> analisis_compresion.xlsx </w:t>
+            </w:r>
+            <w:proofErr w:type="spellStart"/>
+            <w:r>
+              <w:rPr>
+                <w:sz w:val="18"/>
+              </w:rPr>
+              <w:t>en</w:t>
+            </w:r>
+            <w:proofErr w:type="spellEnd"/>
+            <w:r>
+              <w:rPr>
+                <w:sz w:val="18"/>
+              </w:rPr>
+              <w:t xml:space="preserve"> la </w:t>
+            </w:r>
+            <w:proofErr w:type="spellStart"/>
+            <w:r>
+              <w:rPr>
+                <w:sz w:val="18"/>
+              </w:rPr>
+              <w:t>carpeta</w:t>
+            </w:r>
+            <w:proofErr w:type="spellEnd"/>
+            <w:r>
+              <w:rPr>
+                <w:sz w:val="18"/>
+              </w:rPr>
+              <w:t xml:space="preserve"> de </w:t>
+            </w:r>
+            <w:proofErr w:type="spellStart"/>
+            <w:r>
+              <w:rPr>
+                <w:sz w:val="18"/>
+              </w:rPr>
+              <w:t>procesamiento</w:t>
+            </w:r>
+            <w:proofErr w:type="spellEnd"/>
+            <w:r>
+              <w:rPr>
+                <w:sz w:val="18"/>
+              </w:rPr>
+              <w:t xml:space="preserve">. Al </w:t>
+            </w:r>
+            <w:proofErr w:type="spellStart"/>
+            <w:r>
+              <w:rPr>
+                <w:sz w:val="18"/>
+              </w:rPr>
+              <w:t>vincular</w:t>
+            </w:r>
+            <w:proofErr w:type="spellEnd"/>
+            <w:r>
+              <w:rPr>
+                <w:sz w:val="18"/>
+              </w:rPr>
+              <w:t xml:space="preserve"> </w:t>
+            </w:r>
+            <w:proofErr w:type="spellStart"/>
+            <w:r>
+              <w:rPr>
+                <w:sz w:val="18"/>
+              </w:rPr>
+              <w:t>el</w:t>
+            </w:r>
+            <w:proofErr w:type="spellEnd"/>
+            <w:r>
+              <w:rPr>
+                <w:sz w:val="18"/>
+              </w:rPr>
+              <w:t xml:space="preserve"> </w:t>
+            </w:r>
+            <w:proofErr w:type="spellStart"/>
+            <w:r>
+              <w:rPr>
+                <w:sz w:val="18"/>
+              </w:rPr>
+              <w:t>gráfico</w:t>
+            </w:r>
+            <w:proofErr w:type="spellEnd"/>
+            <w:r>
+              <w:rPr>
+                <w:sz w:val="18"/>
+              </w:rPr>
+              <w:t xml:space="preserve"> </w:t>
+            </w:r>
+            <w:proofErr w:type="spellStart"/>
+            <w:r>
+              <w:rPr>
+                <w:sz w:val="18"/>
+              </w:rPr>
+              <w:t>directamente</w:t>
+            </w:r>
+            <w:proofErr w:type="spellEnd"/>
+            <w:r>
+              <w:rPr>
+                <w:sz w:val="18"/>
+              </w:rPr>
+              <w:t xml:space="preserve"> a una </w:t>
+            </w:r>
+            <w:proofErr w:type="spellStart"/>
+            <w:r>
+              <w:rPr>
+                <w:sz w:val="18"/>
+              </w:rPr>
+              <w:t>tabla</w:t>
+            </w:r>
+            <w:proofErr w:type="spellEnd"/>
+            <w:r>
+              <w:rPr>
+                <w:sz w:val="18"/>
+              </w:rPr>
+              <w:t xml:space="preserve"> de </w:t>
+            </w:r>
+            <w:proofErr w:type="spellStart"/>
+            <w:r>
+              <w:rPr>
+                <w:sz w:val="18"/>
+              </w:rPr>
+              <w:t>datos</w:t>
+            </w:r>
+            <w:proofErr w:type="spellEnd"/>
+            <w:r>
+              <w:rPr>
+                <w:sz w:val="18"/>
+              </w:rPr>
+              <w:t xml:space="preserve"> </w:t>
+            </w:r>
+            <w:proofErr w:type="spellStart"/>
+            <w:r>
+              <w:rPr>
+                <w:sz w:val="18"/>
+              </w:rPr>
+              <w:t>donde</w:t>
+            </w:r>
+            <w:proofErr w:type="spellEnd"/>
+            <w:r>
+              <w:rPr>
+                <w:sz w:val="18"/>
+              </w:rPr>
+              <w:t xml:space="preserve"> se </w:t>
+            </w:r>
+            <w:proofErr w:type="spellStart"/>
+            <w:r>
+              <w:rPr>
+                <w:sz w:val="18"/>
+              </w:rPr>
+              <w:t>explicita</w:t>
+            </w:r>
+            <w:proofErr w:type="spellEnd"/>
+            <w:r>
+              <w:rPr>
+                <w:sz w:val="18"/>
+              </w:rPr>
+              <w:t xml:space="preserve"> </w:t>
+            </w:r>
+            <w:proofErr w:type="spellStart"/>
+            <w:r>
+              <w:rPr>
+                <w:sz w:val="18"/>
+              </w:rPr>
+              <w:t>el</w:t>
+            </w:r>
+            <w:proofErr w:type="spellEnd"/>
+            <w:r>
+              <w:rPr>
+                <w:sz w:val="18"/>
+              </w:rPr>
+              <w:t xml:space="preserve"> </w:t>
+            </w:r>
+            <w:proofErr w:type="spellStart"/>
+            <w:r>
+              <w:rPr>
+                <w:sz w:val="18"/>
+              </w:rPr>
+              <w:t>cálculo</w:t>
+            </w:r>
+            <w:proofErr w:type="spellEnd"/>
+            <w:r>
+              <w:rPr>
+                <w:sz w:val="18"/>
+              </w:rPr>
+              <w:t xml:space="preserve"> del </w:t>
+            </w:r>
+            <w:proofErr w:type="spellStart"/>
+            <w:r>
+              <w:rPr>
+                <w:sz w:val="18"/>
+              </w:rPr>
+              <w:t>área</w:t>
+            </w:r>
+            <w:proofErr w:type="spellEnd"/>
+            <w:r>
+              <w:rPr>
+                <w:sz w:val="18"/>
+              </w:rPr>
+              <w:t xml:space="preserve"> y </w:t>
+            </w:r>
+            <w:proofErr w:type="spellStart"/>
+            <w:r>
+              <w:rPr>
+                <w:sz w:val="18"/>
+              </w:rPr>
+              <w:t>el</w:t>
+            </w:r>
+            <w:proofErr w:type="spellEnd"/>
+            <w:r>
+              <w:rPr>
+                <w:sz w:val="18"/>
+              </w:rPr>
+              <w:t xml:space="preserve"> </w:t>
+            </w:r>
+            <w:proofErr w:type="spellStart"/>
+            <w:r>
+              <w:rPr>
+                <w:sz w:val="18"/>
+              </w:rPr>
+              <w:t>esfuerzo</w:t>
             </w:r>
             <w:proofErr w:type="spellEnd"/>
             <w:r>
@@ -7217,77 +8945,35 @@
               <w:rPr>
                 <w:sz w:val="18"/>
               </w:rPr>
-              <w:t>herramientas</w:t>
-            </w:r>
-            <w:proofErr w:type="spellEnd"/>
-            <w:r>
-              <w:rPr>
-                <w:sz w:val="18"/>
-              </w:rPr>
-              <w:t xml:space="preserve">, y </w:t>
-            </w:r>
-            <w:proofErr w:type="spellStart"/>
-            <w:r>
-              <w:rPr>
-                <w:sz w:val="18"/>
-              </w:rPr>
-              <w:t>explicitando</w:t>
-            </w:r>
-            <w:proofErr w:type="spellEnd"/>
-            <w:r>
-              <w:rPr>
-                <w:sz w:val="18"/>
-              </w:rPr>
-              <w:t xml:space="preserve"> </w:t>
-            </w:r>
-            <w:proofErr w:type="spellStart"/>
-            <w:r>
-              <w:rPr>
-                <w:sz w:val="18"/>
-              </w:rPr>
-              <w:t>los</w:t>
-            </w:r>
-            <w:proofErr w:type="spellEnd"/>
-            <w:r>
-              <w:rPr>
-                <w:sz w:val="18"/>
-              </w:rPr>
-              <w:t xml:space="preserve"> </w:t>
-            </w:r>
-            <w:proofErr w:type="spellStart"/>
-            <w:r>
-              <w:rPr>
-                <w:sz w:val="18"/>
-              </w:rPr>
-              <w:t>supuestos</w:t>
-            </w:r>
-            <w:proofErr w:type="spellEnd"/>
-            <w:r>
-              <w:rPr>
-                <w:sz w:val="18"/>
-              </w:rPr>
-              <w:t xml:space="preserve"> </w:t>
-            </w:r>
-            <w:proofErr w:type="spellStart"/>
-            <w:r>
-              <w:rPr>
-                <w:sz w:val="18"/>
-              </w:rPr>
-              <w:t>críticos</w:t>
-            </w:r>
-            <w:proofErr w:type="spellEnd"/>
-            <w:r>
-              <w:rPr>
-                <w:sz w:val="18"/>
-              </w:rPr>
-              <w:t xml:space="preserve"> </w:t>
-            </w:r>
-            <w:proofErr w:type="spellStart"/>
-            <w:r>
-              <w:rPr>
-                <w:sz w:val="18"/>
-              </w:rPr>
-              <w:t>como</w:t>
+              <w:t>cualquier</w:t>
+            </w:r>
+            <w:proofErr w:type="spellEnd"/>
+            <w:r>
+              <w:rPr>
+                <w:sz w:val="18"/>
+              </w:rPr>
+              <w:t xml:space="preserve"> persona </w:t>
+            </w:r>
+            <w:proofErr w:type="spellStart"/>
+            <w:r>
+              <w:rPr>
+                <w:sz w:val="18"/>
+              </w:rPr>
+              <w:t>puede</w:t>
+            </w:r>
+            <w:proofErr w:type="spellEnd"/>
+            <w:r>
+              <w:rPr>
+                <w:sz w:val="18"/>
+              </w:rPr>
+              <w:t xml:space="preserve"> </w:t>
+            </w:r>
+            <w:proofErr w:type="spellStart"/>
+            <w:r>
+              <w:rPr>
+                <w:sz w:val="18"/>
+              </w:rPr>
+              <w:t>auditar</w:t>
             </w:r>
             <w:proofErr w:type="spellEnd"/>
             <w:r>
@@ -7301,49 +8987,91 @@
               <w:rPr>
                 <w:sz w:val="18"/>
               </w:rPr>
-              <w:t>dimensiones</w:t>
-            </w:r>
-            <w:proofErr w:type="spellEnd"/>
-            <w:r>
-              <w:rPr>
-                <w:sz w:val="18"/>
-              </w:rPr>
-              <w:t xml:space="preserve"> de la </w:t>
-            </w:r>
-            <w:proofErr w:type="spellStart"/>
-            <w:r>
-              <w:rPr>
-                <w:sz w:val="18"/>
-              </w:rPr>
-              <w:t>probeta</w:t>
-            </w:r>
-            <w:proofErr w:type="spellEnd"/>
-            <w:r>
-              <w:rPr>
-                <w:sz w:val="18"/>
-              </w:rPr>
-              <w:t xml:space="preserve"> (150x300 mm) y las </w:t>
-            </w:r>
-            <w:proofErr w:type="spellStart"/>
-            <w:r>
-              <w:rPr>
-                <w:sz w:val="18"/>
-              </w:rPr>
-              <w:t>unidades</w:t>
-            </w:r>
-            <w:proofErr w:type="spellEnd"/>
-            <w:r>
-              <w:rPr>
-                <w:sz w:val="18"/>
-              </w:rPr>
-              <w:t xml:space="preserve">. </w:t>
-            </w:r>
-            <w:proofErr w:type="spellStart"/>
-            <w:r>
-              <w:rPr>
-                <w:sz w:val="18"/>
-              </w:rPr>
-              <w:t>Además</w:t>
+              <w:t>fórmulas</w:t>
+            </w:r>
+            <w:proofErr w:type="spellEnd"/>
+            <w:r>
+              <w:rPr>
+                <w:sz w:val="18"/>
+              </w:rPr>
+              <w:t xml:space="preserve"> y </w:t>
+            </w:r>
+            <w:proofErr w:type="spellStart"/>
+            <w:r>
+              <w:rPr>
+                <w:sz w:val="18"/>
+              </w:rPr>
+              <w:t>ver</w:t>
+            </w:r>
+            <w:proofErr w:type="spellEnd"/>
+            <w:r>
+              <w:rPr>
+                <w:sz w:val="18"/>
+              </w:rPr>
+              <w:t xml:space="preserve"> </w:t>
+            </w:r>
+            <w:proofErr w:type="spellStart"/>
+            <w:r>
+              <w:rPr>
+                <w:sz w:val="18"/>
+              </w:rPr>
+              <w:t>cómo</w:t>
+            </w:r>
+            <w:proofErr w:type="spellEnd"/>
+            <w:r>
+              <w:rPr>
+                <w:sz w:val="18"/>
+              </w:rPr>
+              <w:t xml:space="preserve"> </w:t>
+            </w:r>
+            <w:proofErr w:type="spellStart"/>
+            <w:r>
+              <w:rPr>
+                <w:sz w:val="18"/>
+              </w:rPr>
+              <w:t>el</w:t>
+            </w:r>
+            <w:proofErr w:type="spellEnd"/>
+            <w:r>
+              <w:rPr>
+                <w:sz w:val="18"/>
+              </w:rPr>
+              <w:t xml:space="preserve"> </w:t>
+            </w:r>
+            <w:proofErr w:type="spellStart"/>
+            <w:r>
+              <w:rPr>
+                <w:sz w:val="18"/>
+              </w:rPr>
+              <w:t>resultado</w:t>
+            </w:r>
+            <w:proofErr w:type="spellEnd"/>
+            <w:r>
+              <w:rPr>
+                <w:sz w:val="18"/>
+              </w:rPr>
+              <w:t xml:space="preserve"> se </w:t>
+            </w:r>
+            <w:proofErr w:type="spellStart"/>
+            <w:r>
+              <w:rPr>
+                <w:sz w:val="18"/>
+              </w:rPr>
+              <w:t>actualiza</w:t>
+            </w:r>
+            <w:proofErr w:type="spellEnd"/>
+            <w:r>
+              <w:rPr>
+                <w:sz w:val="18"/>
+              </w:rPr>
+              <w:t xml:space="preserve"> </w:t>
+            </w:r>
+            <w:proofErr w:type="spellStart"/>
+            <w:r>
+              <w:rPr>
+                <w:sz w:val="18"/>
+              </w:rPr>
+              <w:t>automáticamente</w:t>
             </w:r>
             <w:proofErr w:type="spellEnd"/>
             <w:r>
@@ -7357,84 +9085,42 @@
               <w:rPr>
                 <w:sz w:val="18"/>
               </w:rPr>
-              <w:t>completé</w:t>
-            </w:r>
-            <w:proofErr w:type="spellEnd"/>
-            <w:r>
-              <w:rPr>
-                <w:sz w:val="18"/>
-              </w:rPr>
-              <w:t xml:space="preserve"> la </w:t>
-            </w:r>
-            <w:proofErr w:type="spellStart"/>
-            <w:r>
-              <w:rPr>
-                <w:sz w:val="18"/>
-              </w:rPr>
-              <w:t>declaración</w:t>
-            </w:r>
-            <w:proofErr w:type="spellEnd"/>
-            <w:r>
-              <w:rPr>
-                <w:sz w:val="18"/>
-              </w:rPr>
-              <w:t xml:space="preserve"> de IA (USO_IA_sin_completar.md) </w:t>
-            </w:r>
-            <w:proofErr w:type="spellStart"/>
-            <w:r>
-              <w:rPr>
-                <w:sz w:val="18"/>
-              </w:rPr>
-              <w:t>detallando</w:t>
-            </w:r>
-            <w:proofErr w:type="spellEnd"/>
-            <w:r>
-              <w:rPr>
-                <w:sz w:val="18"/>
-              </w:rPr>
-              <w:t xml:space="preserve"> el </w:t>
-            </w:r>
-            <w:proofErr w:type="spellStart"/>
-            <w:r>
-              <w:rPr>
-                <w:sz w:val="18"/>
-              </w:rPr>
-              <w:t>uso</w:t>
-            </w:r>
-            <w:proofErr w:type="spellEnd"/>
-            <w:r>
-              <w:rPr>
-                <w:sz w:val="18"/>
-              </w:rPr>
-              <w:t xml:space="preserve"> de un </w:t>
-            </w:r>
-            <w:proofErr w:type="spellStart"/>
-            <w:r>
-              <w:rPr>
-                <w:sz w:val="18"/>
-              </w:rPr>
-              <w:t>asistente</w:t>
-            </w:r>
-            <w:proofErr w:type="spellEnd"/>
-            <w:r>
-              <w:rPr>
-                <w:sz w:val="18"/>
-              </w:rPr>
-              <w:t xml:space="preserve"> para la </w:t>
-            </w:r>
-            <w:proofErr w:type="spellStart"/>
-            <w:r>
-              <w:rPr>
-                <w:sz w:val="18"/>
-              </w:rPr>
-              <w:t>reestructuración</w:t>
-            </w:r>
-            <w:proofErr w:type="spellEnd"/>
-            <w:r>
-              <w:rPr>
-                <w:sz w:val="18"/>
-              </w:rPr>
-              <w:t xml:space="preserve"> del </w:t>
+              <w:t>eliminando</w:t>
+            </w:r>
+            <w:proofErr w:type="spellEnd"/>
+            <w:r>
+              <w:rPr>
+                <w:sz w:val="18"/>
+              </w:rPr>
+              <w:t xml:space="preserve"> la "</w:t>
+            </w:r>
+            <w:proofErr w:type="spellStart"/>
+            <w:r>
+              <w:rPr>
+                <w:sz w:val="18"/>
+              </w:rPr>
+              <w:t>caja</w:t>
+            </w:r>
+            <w:proofErr w:type="spellEnd"/>
+            <w:r>
+              <w:rPr>
+                <w:sz w:val="18"/>
+              </w:rPr>
+              <w:t xml:space="preserve"> </w:t>
+            </w:r>
+            <w:proofErr w:type="spellStart"/>
+            <w:r>
+              <w:rPr>
+                <w:sz w:val="18"/>
+              </w:rPr>
+              <w:t>negra</w:t>
+            </w:r>
+            <w:proofErr w:type="spellEnd"/>
+            <w:r>
+              <w:rPr>
+                <w:sz w:val="18"/>
+              </w:rPr>
+              <w:t xml:space="preserve">" del </w:t>
             </w:r>
             <w:proofErr w:type="spellStart"/>
             <w:r>
@@ -7442,62 +9128,6 @@
                 <w:sz w:val="18"/>
               </w:rPr>
               <w:t>proyecto</w:t>
-            </w:r>
-            <w:proofErr w:type="spellEnd"/>
-            <w:r>
-              <w:rPr>
-                <w:sz w:val="18"/>
-              </w:rPr>
-              <w:t xml:space="preserve">, </w:t>
-            </w:r>
-            <w:proofErr w:type="spellStart"/>
-            <w:r>
-              <w:rPr>
-                <w:sz w:val="18"/>
-              </w:rPr>
-              <w:t>corrigiendo</w:t>
-            </w:r>
-            <w:proofErr w:type="spellEnd"/>
-            <w:r>
-              <w:rPr>
-                <w:sz w:val="18"/>
-              </w:rPr>
-              <w:t xml:space="preserve"> la </w:t>
-            </w:r>
-            <w:proofErr w:type="spellStart"/>
-            <w:r>
-              <w:rPr>
-                <w:sz w:val="18"/>
-              </w:rPr>
-              <w:t>falta</w:t>
-            </w:r>
-            <w:proofErr w:type="spellEnd"/>
-            <w:r>
-              <w:rPr>
-                <w:sz w:val="18"/>
-              </w:rPr>
-              <w:t xml:space="preserve"> de </w:t>
-            </w:r>
-            <w:proofErr w:type="spellStart"/>
-            <w:r>
-              <w:rPr>
-                <w:sz w:val="18"/>
-              </w:rPr>
-              <w:t>transparencia</w:t>
-            </w:r>
-            <w:proofErr w:type="spellEnd"/>
-            <w:r>
-              <w:rPr>
-                <w:sz w:val="18"/>
-              </w:rPr>
-              <w:t xml:space="preserve"> del </w:t>
-            </w:r>
-            <w:proofErr w:type="spellStart"/>
-            <w:r>
-              <w:rPr>
-                <w:sz w:val="18"/>
-              </w:rPr>
-              <w:t>autor</w:t>
             </w:r>
             <w:proofErr w:type="spellEnd"/>
             <w:r>
@@ -7533,7 +9163,7 @@
           <w:color w:val="394049"/>
           <w:sz w:val="20"/>
         </w:rPr>
-        <w:t>¿Qué evidencia demuestra el cambio o aprendizaje?</w:t>
+        <w:t>2. ¿Qué evidencia del portafolio muestra mejor su progreso?</w:t>
       </w:r>
     </w:p>
     <w:tbl>
@@ -7574,7 +9204,7 @@
               <w:rPr>
                 <w:sz w:val="18"/>
               </w:rPr>
-              <w:t>existencia</w:t>
+              <w:t>estructura</w:t>
             </w:r>
             <w:proofErr w:type="spellEnd"/>
             <w:r>
@@ -7588,14 +9218,210 @@
               <w:rPr>
                 <w:sz w:val="18"/>
               </w:rPr>
-              <w:t>los</w:t>
-            </w:r>
-            <w:proofErr w:type="spellEnd"/>
-            <w:r>
-              <w:rPr>
-                <w:sz w:val="18"/>
-              </w:rPr>
-              <w:t xml:space="preserve"> </w:t>
+              <w:t>directorios</w:t>
+            </w:r>
+            <w:proofErr w:type="spellEnd"/>
+            <w:r>
+              <w:rPr>
+                <w:sz w:val="18"/>
+              </w:rPr>
+              <w:t xml:space="preserve"> del </w:t>
+            </w:r>
+            <w:proofErr w:type="spellStart"/>
+            <w:r>
+              <w:rPr>
+                <w:sz w:val="18"/>
+              </w:rPr>
+              <w:t>repositorio</w:t>
+            </w:r>
+            <w:proofErr w:type="spellEnd"/>
+            <w:r>
+              <w:rPr>
+                <w:sz w:val="18"/>
+              </w:rPr>
+              <w:t xml:space="preserve"> </w:t>
+            </w:r>
+            <w:proofErr w:type="spellStart"/>
+            <w:r>
+              <w:rPr>
+                <w:sz w:val="18"/>
+              </w:rPr>
+              <w:t>en</w:t>
+            </w:r>
+            <w:proofErr w:type="spellEnd"/>
+            <w:r>
+              <w:rPr>
+                <w:sz w:val="18"/>
+              </w:rPr>
+              <w:t xml:space="preserve"> GitHub (/</w:t>
+            </w:r>
+            <w:proofErr w:type="spellStart"/>
+            <w:r>
+              <w:rPr>
+                <w:sz w:val="18"/>
+              </w:rPr>
+              <w:t>datos_origen</w:t>
+            </w:r>
+            <w:proofErr w:type="spellEnd"/>
+            <w:r>
+              <w:rPr>
+                <w:sz w:val="18"/>
+              </w:rPr>
+              <w:t>, /</w:t>
+            </w:r>
+            <w:proofErr w:type="spellStart"/>
+            <w:r>
+              <w:rPr>
+                <w:sz w:val="18"/>
+              </w:rPr>
+              <w:t>procesamiento</w:t>
+            </w:r>
+            <w:proofErr w:type="spellEnd"/>
+            <w:r>
+              <w:rPr>
+                <w:sz w:val="18"/>
+              </w:rPr>
+              <w:t>, /</w:t>
+            </w:r>
+            <w:proofErr w:type="spellStart"/>
+            <w:r>
+              <w:rPr>
+                <w:sz w:val="18"/>
+              </w:rPr>
+              <w:t>resultados</w:t>
+            </w:r>
+            <w:proofErr w:type="spellEnd"/>
+            <w:r>
+              <w:rPr>
+                <w:sz w:val="18"/>
+              </w:rPr>
+              <w:t>, /</w:t>
+            </w:r>
+            <w:proofErr w:type="spellStart"/>
+            <w:r>
+              <w:rPr>
+                <w:sz w:val="18"/>
+              </w:rPr>
+              <w:t>documentacion</w:t>
+            </w:r>
+            <w:proofErr w:type="spellEnd"/>
+            <w:r>
+              <w:rPr>
+                <w:sz w:val="18"/>
+              </w:rPr>
+              <w:t xml:space="preserve">). </w:t>
+            </w:r>
+            <w:proofErr w:type="spellStart"/>
+            <w:r>
+              <w:rPr>
+                <w:sz w:val="18"/>
+              </w:rPr>
+              <w:t>Esta</w:t>
+            </w:r>
+            <w:proofErr w:type="spellEnd"/>
+            <w:r>
+              <w:rPr>
+                <w:sz w:val="18"/>
+              </w:rPr>
+              <w:t xml:space="preserve"> </w:t>
+            </w:r>
+            <w:proofErr w:type="spellStart"/>
+            <w:r>
+              <w:rPr>
+                <w:sz w:val="18"/>
+              </w:rPr>
+              <w:t>estructura</w:t>
+            </w:r>
+            <w:proofErr w:type="spellEnd"/>
+            <w:r>
+              <w:rPr>
+                <w:sz w:val="18"/>
+              </w:rPr>
+              <w:t xml:space="preserve"> </w:t>
+            </w:r>
+            <w:proofErr w:type="spellStart"/>
+            <w:r>
+              <w:rPr>
+                <w:sz w:val="18"/>
+              </w:rPr>
+              <w:t>demuestra</w:t>
+            </w:r>
+            <w:proofErr w:type="spellEnd"/>
+            <w:r>
+              <w:rPr>
+                <w:sz w:val="18"/>
+              </w:rPr>
+              <w:t xml:space="preserve"> </w:t>
+            </w:r>
+            <w:proofErr w:type="spellStart"/>
+            <w:r>
+              <w:rPr>
+                <w:sz w:val="18"/>
+              </w:rPr>
+              <w:t>visualmente</w:t>
+            </w:r>
+            <w:proofErr w:type="spellEnd"/>
+            <w:r>
+              <w:rPr>
+                <w:sz w:val="18"/>
+              </w:rPr>
+              <w:t xml:space="preserve"> </w:t>
+            </w:r>
+            <w:proofErr w:type="spellStart"/>
+            <w:r>
+              <w:rPr>
+                <w:sz w:val="18"/>
+              </w:rPr>
+              <w:t>cómo</w:t>
+            </w:r>
+            <w:proofErr w:type="spellEnd"/>
+            <w:r>
+              <w:rPr>
+                <w:sz w:val="18"/>
+              </w:rPr>
+              <w:t xml:space="preserve"> </w:t>
+            </w:r>
+            <w:proofErr w:type="spellStart"/>
+            <w:r>
+              <w:rPr>
+                <w:sz w:val="18"/>
+              </w:rPr>
+              <w:t>pasé</w:t>
+            </w:r>
+            <w:proofErr w:type="spellEnd"/>
+            <w:r>
+              <w:rPr>
+                <w:sz w:val="18"/>
+              </w:rPr>
+              <w:t xml:space="preserve"> de </w:t>
+            </w:r>
+            <w:proofErr w:type="spellStart"/>
+            <w:r>
+              <w:rPr>
+                <w:sz w:val="18"/>
+              </w:rPr>
+              <w:t>tener</w:t>
+            </w:r>
+            <w:proofErr w:type="spellEnd"/>
+            <w:r>
+              <w:rPr>
+                <w:sz w:val="18"/>
+              </w:rPr>
+              <w:t xml:space="preserve"> un </w:t>
+            </w:r>
+            <w:proofErr w:type="spellStart"/>
+            <w:r>
+              <w:rPr>
+                <w:sz w:val="18"/>
+              </w:rPr>
+              <w:t>montón</w:t>
+            </w:r>
+            <w:proofErr w:type="spellEnd"/>
+            <w:r>
+              <w:rPr>
+                <w:sz w:val="18"/>
+              </w:rPr>
+              <w:t xml:space="preserve"> de </w:t>
             </w:r>
             <w:proofErr w:type="spellStart"/>
             <w:r>
@@ -7609,28 +9435,28 @@
               <w:rPr>
                 <w:sz w:val="18"/>
               </w:rPr>
-              <w:t xml:space="preserve"> README.md y USO_IA_sin_completar.md </w:t>
-            </w:r>
-            <w:proofErr w:type="spellStart"/>
-            <w:r>
-              <w:rPr>
-                <w:sz w:val="18"/>
-              </w:rPr>
-              <w:t>en</w:t>
-            </w:r>
-            <w:proofErr w:type="spellEnd"/>
-            <w:r>
-              <w:rPr>
-                <w:sz w:val="18"/>
-              </w:rPr>
-              <w:t xml:space="preserve"> el </w:t>
-            </w:r>
-            <w:proofErr w:type="spellStart"/>
-            <w:r>
-              <w:rPr>
-                <w:sz w:val="18"/>
-              </w:rPr>
-              <w:t>directorio</w:t>
+              <w:t xml:space="preserve"> </w:t>
+            </w:r>
+            <w:proofErr w:type="spellStart"/>
+            <w:r>
+              <w:rPr>
+                <w:sz w:val="18"/>
+              </w:rPr>
+              <w:t>sueltos</w:t>
+            </w:r>
+            <w:proofErr w:type="spellEnd"/>
+            <w:r>
+              <w:rPr>
+                <w:sz w:val="18"/>
+              </w:rPr>
+              <w:t xml:space="preserve"> a un </w:t>
+            </w:r>
+            <w:proofErr w:type="spellStart"/>
+            <w:r>
+              <w:rPr>
+                <w:sz w:val="18"/>
+              </w:rPr>
+              <w:t>flujo</w:t>
             </w:r>
             <w:proofErr w:type="spellEnd"/>
             <w:r>
@@ -7644,1251 +9470,21 @@
               <w:rPr>
                 <w:sz w:val="18"/>
               </w:rPr>
-              <w:t>documentación</w:t>
-            </w:r>
-            <w:proofErr w:type="spellEnd"/>
-            <w:r>
-              <w:rPr>
-                <w:sz w:val="18"/>
-              </w:rPr>
-              <w:t xml:space="preserve"> del </w:t>
-            </w:r>
-            <w:proofErr w:type="spellStart"/>
-            <w:r>
-              <w:rPr>
-                <w:sz w:val="18"/>
-              </w:rPr>
-              <w:t>repositorio</w:t>
-            </w:r>
-            <w:proofErr w:type="spellEnd"/>
-            <w:r>
-              <w:rPr>
-                <w:sz w:val="18"/>
-              </w:rPr>
-              <w:t xml:space="preserve">, </w:t>
-            </w:r>
-            <w:proofErr w:type="spellStart"/>
-            <w:r>
-              <w:rPr>
-                <w:sz w:val="18"/>
-              </w:rPr>
-              <w:t>los</w:t>
-            </w:r>
-            <w:proofErr w:type="spellEnd"/>
-            <w:r>
-              <w:rPr>
-                <w:sz w:val="18"/>
-              </w:rPr>
-              <w:t xml:space="preserve"> </w:t>
-            </w:r>
-            <w:proofErr w:type="spellStart"/>
-            <w:r>
-              <w:rPr>
-                <w:sz w:val="18"/>
-              </w:rPr>
-              <w:t>cuales</w:t>
-            </w:r>
-            <w:proofErr w:type="spellEnd"/>
-            <w:r>
-              <w:rPr>
-                <w:sz w:val="18"/>
-              </w:rPr>
-              <w:t xml:space="preserve"> </w:t>
-            </w:r>
-            <w:proofErr w:type="spellStart"/>
-            <w:r>
-              <w:rPr>
-                <w:sz w:val="18"/>
-              </w:rPr>
-              <w:t>proporcionan</w:t>
-            </w:r>
-            <w:proofErr w:type="spellEnd"/>
-            <w:r>
-              <w:rPr>
-                <w:sz w:val="18"/>
-              </w:rPr>
-              <w:t xml:space="preserve"> el </w:t>
-            </w:r>
-            <w:proofErr w:type="spellStart"/>
-            <w:r>
-              <w:rPr>
-                <w:sz w:val="18"/>
-              </w:rPr>
-              <w:t>contexto</w:t>
-            </w:r>
-            <w:proofErr w:type="spellEnd"/>
-            <w:r>
-              <w:rPr>
-                <w:sz w:val="18"/>
-              </w:rPr>
-              <w:t xml:space="preserve"> </w:t>
-            </w:r>
-            <w:proofErr w:type="spellStart"/>
-            <w:r>
-              <w:rPr>
-                <w:sz w:val="18"/>
-              </w:rPr>
-              <w:t>necesario</w:t>
-            </w:r>
-            <w:proofErr w:type="spellEnd"/>
-            <w:r>
-              <w:rPr>
-                <w:sz w:val="18"/>
-              </w:rPr>
-              <w:t xml:space="preserve"> para </w:t>
-            </w:r>
-            <w:proofErr w:type="spellStart"/>
-            <w:r>
-              <w:rPr>
-                <w:sz w:val="18"/>
-              </w:rPr>
-              <w:t>que</w:t>
-            </w:r>
-            <w:proofErr w:type="spellEnd"/>
-            <w:r>
-              <w:rPr>
-                <w:sz w:val="18"/>
-              </w:rPr>
-              <w:t xml:space="preserve"> el </w:t>
-            </w:r>
-            <w:proofErr w:type="spellStart"/>
-            <w:r>
-              <w:rPr>
-                <w:sz w:val="18"/>
-              </w:rPr>
-              <w:t>proyecto</w:t>
-            </w:r>
-            <w:proofErr w:type="spellEnd"/>
-            <w:r>
-              <w:rPr>
-                <w:sz w:val="18"/>
-              </w:rPr>
-              <w:t xml:space="preserve"> sea auditable sin </w:t>
-            </w:r>
-            <w:proofErr w:type="spellStart"/>
-            <w:r>
-              <w:rPr>
-                <w:sz w:val="18"/>
-              </w:rPr>
-              <w:t>depender</w:t>
-            </w:r>
-            <w:proofErr w:type="spellEnd"/>
-            <w:r>
-              <w:rPr>
-                <w:sz w:val="18"/>
-              </w:rPr>
-              <w:t xml:space="preserve"> de </w:t>
-            </w:r>
-            <w:proofErr w:type="spellStart"/>
-            <w:r>
-              <w:rPr>
-                <w:sz w:val="18"/>
-              </w:rPr>
-              <w:t>explicaciones</w:t>
-            </w:r>
-            <w:proofErr w:type="spellEnd"/>
-            <w:r>
-              <w:rPr>
-                <w:sz w:val="18"/>
-              </w:rPr>
-              <w:t xml:space="preserve"> </w:t>
-            </w:r>
-            <w:proofErr w:type="spellStart"/>
-            <w:r>
-              <w:rPr>
-                <w:sz w:val="18"/>
-              </w:rPr>
-              <w:t>orales</w:t>
-            </w:r>
-            <w:proofErr w:type="spellEnd"/>
-            <w:r>
-              <w:rPr>
-                <w:sz w:val="18"/>
-              </w:rPr>
-              <w:t>.</w:t>
-            </w:r>
-            <w:r>
-              <w:rPr>
-                <w:sz w:val="18"/>
-              </w:rPr>
-              <w:br/>
-            </w:r>
-            <w:r>
-              <w:rPr>
-                <w:sz w:val="18"/>
-              </w:rPr>
-              <w:br/>
-            </w:r>
-          </w:p>
-        </w:tc>
-      </w:tr>
-    </w:tbl>
-    <w:p>
-      <w:pPr>
-        <w:keepNext/>
-        <w:spacing w:after="40"/>
-      </w:pPr>
-      <w:r>
-        <w:rPr>
-          <w:b/>
-          <w:color w:val="394049"/>
-          <w:sz w:val="20"/>
-        </w:rPr>
-        <w:t>¿Qué problema o dificultad encontré?</w:t>
-      </w:r>
-    </w:p>
-    <w:tbl>
-      <w:tblPr>
-        <w:tblW w:w="0" w:type="auto"/>
-        <w:tblLook w:val="04A0" w:firstRow="1" w:lastRow="0" w:firstColumn="1" w:lastColumn="0" w:noHBand="0" w:noVBand="1"/>
-      </w:tblPr>
-      <w:tblGrid>
-        <w:gridCol w:w="10368"/>
-      </w:tblGrid>
-      <w:tr>
-        <w:trPr>
-          <w:cantSplit/>
-        </w:trPr>
-        <w:tc>
-          <w:tcPr>
-            <w:tcW w:w="10368" w:type="dxa"/>
-            <w:shd w:val="clear" w:color="auto" w:fill="F8F8F8"/>
-            <w:tcMar>
-              <w:top w:w="130" w:type="dxa"/>
-              <w:left w:w="130" w:type="dxa"/>
-              <w:bottom w:w="130" w:type="dxa"/>
-              <w:right w:w="130" w:type="dxa"/>
-            </w:tcMar>
-          </w:tcPr>
-          <w:p>
-            <w:pPr>
-              <w:spacing w:after="0" w:line="240" w:lineRule="auto"/>
-            </w:pPr>
-            <w:r>
-              <w:rPr>
-                <w:sz w:val="18"/>
-              </w:rPr>
-              <w:t xml:space="preserve">Fue </w:t>
-            </w:r>
-            <w:proofErr w:type="spellStart"/>
-            <w:r>
-              <w:rPr>
-                <w:sz w:val="18"/>
-              </w:rPr>
-              <w:t>imposible</w:t>
-            </w:r>
-            <w:proofErr w:type="spellEnd"/>
-            <w:r>
-              <w:rPr>
-                <w:sz w:val="18"/>
-              </w:rPr>
-              <w:t xml:space="preserve"> </w:t>
-            </w:r>
-            <w:proofErr w:type="spellStart"/>
-            <w:r>
-              <w:rPr>
-                <w:sz w:val="18"/>
-              </w:rPr>
-              <w:t>determinar</w:t>
-            </w:r>
-            <w:proofErr w:type="spellEnd"/>
-            <w:r>
-              <w:rPr>
-                <w:sz w:val="18"/>
-              </w:rPr>
-              <w:t xml:space="preserve"> </w:t>
-            </w:r>
-            <w:proofErr w:type="spellStart"/>
-            <w:r>
-              <w:rPr>
-                <w:sz w:val="18"/>
-              </w:rPr>
-              <w:t>retrospectivamente</w:t>
-            </w:r>
-            <w:proofErr w:type="spellEnd"/>
-            <w:r>
-              <w:rPr>
-                <w:sz w:val="18"/>
-              </w:rPr>
-              <w:t xml:space="preserve"> </w:t>
-            </w:r>
-            <w:proofErr w:type="spellStart"/>
-            <w:r>
-              <w:rPr>
-                <w:sz w:val="18"/>
-              </w:rPr>
-              <w:t>qué</w:t>
-            </w:r>
-            <w:proofErr w:type="spellEnd"/>
-            <w:r>
-              <w:rPr>
-                <w:sz w:val="18"/>
-              </w:rPr>
-              <w:t xml:space="preserve"> </w:t>
-            </w:r>
-            <w:proofErr w:type="spellStart"/>
-            <w:r>
-              <w:rPr>
-                <w:sz w:val="18"/>
-              </w:rPr>
-              <w:t>fragmentos</w:t>
-            </w:r>
-            <w:proofErr w:type="spellEnd"/>
-            <w:r>
-              <w:rPr>
-                <w:sz w:val="18"/>
-              </w:rPr>
-              <w:t xml:space="preserve"> </w:t>
-            </w:r>
-            <w:proofErr w:type="spellStart"/>
-            <w:r>
-              <w:rPr>
-                <w:sz w:val="18"/>
-              </w:rPr>
-              <w:t>específicos</w:t>
-            </w:r>
-            <w:proofErr w:type="spellEnd"/>
-            <w:r>
-              <w:rPr>
-                <w:sz w:val="18"/>
-              </w:rPr>
-              <w:t xml:space="preserve"> </w:t>
-            </w:r>
-            <w:proofErr w:type="spellStart"/>
-            <w:r>
-              <w:rPr>
-                <w:sz w:val="18"/>
-              </w:rPr>
-              <w:t>generó</w:t>
-            </w:r>
-            <w:proofErr w:type="spellEnd"/>
-            <w:r>
-              <w:rPr>
-                <w:sz w:val="18"/>
-              </w:rPr>
-              <w:t xml:space="preserve"> con IA el </w:t>
-            </w:r>
-            <w:proofErr w:type="spellStart"/>
-            <w:r>
-              <w:rPr>
-                <w:sz w:val="18"/>
-              </w:rPr>
-              <w:t>integrante</w:t>
-            </w:r>
-            <w:proofErr w:type="spellEnd"/>
-            <w:r>
-              <w:rPr>
-                <w:sz w:val="18"/>
-              </w:rPr>
-              <w:t xml:space="preserve"> anterior. Por lo tanto, la </w:t>
-            </w:r>
-            <w:proofErr w:type="spellStart"/>
-            <w:r>
-              <w:rPr>
-                <w:sz w:val="18"/>
-              </w:rPr>
-              <w:t>dificultad</w:t>
-            </w:r>
-            <w:proofErr w:type="spellEnd"/>
-            <w:r>
-              <w:rPr>
-                <w:sz w:val="18"/>
-              </w:rPr>
-              <w:t xml:space="preserve"> </w:t>
-            </w:r>
-            <w:proofErr w:type="spellStart"/>
-            <w:r>
-              <w:rPr>
-                <w:sz w:val="18"/>
-              </w:rPr>
-              <w:t>consistió</w:t>
-            </w:r>
-            <w:proofErr w:type="spellEnd"/>
-            <w:r>
-              <w:rPr>
-                <w:sz w:val="18"/>
-              </w:rPr>
-              <w:t xml:space="preserve"> </w:t>
-            </w:r>
-            <w:proofErr w:type="spellStart"/>
-            <w:r>
-              <w:rPr>
-                <w:sz w:val="18"/>
-              </w:rPr>
-              <w:t>en</w:t>
-            </w:r>
-            <w:proofErr w:type="spellEnd"/>
-            <w:r>
-              <w:rPr>
-                <w:sz w:val="18"/>
-              </w:rPr>
-              <w:t xml:space="preserve"> </w:t>
-            </w:r>
-            <w:proofErr w:type="spellStart"/>
-            <w:r>
-              <w:rPr>
-                <w:sz w:val="18"/>
-              </w:rPr>
-              <w:t>transparentar</w:t>
-            </w:r>
-            <w:proofErr w:type="spellEnd"/>
-            <w:r>
-              <w:rPr>
-                <w:sz w:val="18"/>
-              </w:rPr>
-              <w:t xml:space="preserve"> el </w:t>
-            </w:r>
-            <w:proofErr w:type="spellStart"/>
-            <w:r>
-              <w:rPr>
-                <w:sz w:val="18"/>
-              </w:rPr>
-              <w:t>proceso</w:t>
-            </w:r>
-            <w:proofErr w:type="spellEnd"/>
-            <w:r>
-              <w:rPr>
-                <w:sz w:val="18"/>
-              </w:rPr>
-              <w:t xml:space="preserve"> actual </w:t>
-            </w:r>
-            <w:proofErr w:type="spellStart"/>
-            <w:r>
-              <w:rPr>
-                <w:sz w:val="18"/>
-              </w:rPr>
-              <w:t>asumiendo</w:t>
-            </w:r>
-            <w:proofErr w:type="spellEnd"/>
-            <w:r>
-              <w:rPr>
-                <w:sz w:val="18"/>
-              </w:rPr>
-              <w:t xml:space="preserve"> la </w:t>
-            </w:r>
-            <w:proofErr w:type="spellStart"/>
-            <w:r>
-              <w:rPr>
-                <w:sz w:val="18"/>
-              </w:rPr>
-              <w:t>responsabilidad</w:t>
-            </w:r>
-            <w:proofErr w:type="spellEnd"/>
-            <w:r>
-              <w:rPr>
-                <w:sz w:val="18"/>
-              </w:rPr>
-              <w:t xml:space="preserve"> </w:t>
-            </w:r>
-            <w:proofErr w:type="spellStart"/>
-            <w:r>
-              <w:rPr>
-                <w:sz w:val="18"/>
-              </w:rPr>
-              <w:t>técnica</w:t>
-            </w:r>
-            <w:proofErr w:type="spellEnd"/>
-            <w:r>
-              <w:rPr>
-                <w:sz w:val="18"/>
-              </w:rPr>
-              <w:t xml:space="preserve"> de la </w:t>
-            </w:r>
-            <w:proofErr w:type="spellStart"/>
-            <w:r>
-              <w:rPr>
-                <w:sz w:val="18"/>
-              </w:rPr>
-              <w:t>versión</w:t>
-            </w:r>
-            <w:proofErr w:type="spellEnd"/>
-            <w:r>
-              <w:rPr>
-                <w:sz w:val="18"/>
-              </w:rPr>
-              <w:t xml:space="preserve"> </w:t>
-            </w:r>
-            <w:proofErr w:type="spellStart"/>
-            <w:r>
-              <w:rPr>
-                <w:sz w:val="18"/>
-              </w:rPr>
-              <w:t>definitiva</w:t>
-            </w:r>
-            <w:proofErr w:type="spellEnd"/>
-            <w:r>
-              <w:rPr>
-                <w:sz w:val="18"/>
-              </w:rPr>
-              <w:t xml:space="preserve"> </w:t>
-            </w:r>
-            <w:proofErr w:type="spellStart"/>
-            <w:r>
-              <w:rPr>
-                <w:sz w:val="18"/>
-              </w:rPr>
-              <w:t>entregada</w:t>
-            </w:r>
-            <w:proofErr w:type="spellEnd"/>
-            <w:r>
-              <w:rPr>
-                <w:sz w:val="18"/>
-              </w:rPr>
-              <w:t xml:space="preserve">, </w:t>
-            </w:r>
-            <w:proofErr w:type="spellStart"/>
-            <w:r>
-              <w:rPr>
-                <w:sz w:val="18"/>
-              </w:rPr>
-              <w:t>verificando</w:t>
-            </w:r>
-            <w:proofErr w:type="spellEnd"/>
-            <w:r>
-              <w:rPr>
-                <w:sz w:val="18"/>
-              </w:rPr>
-              <w:t xml:space="preserve"> </w:t>
-            </w:r>
-            <w:proofErr w:type="spellStart"/>
-            <w:r>
-              <w:rPr>
-                <w:sz w:val="18"/>
-              </w:rPr>
-              <w:t>cada</w:t>
-            </w:r>
-            <w:proofErr w:type="spellEnd"/>
-            <w:r>
-              <w:rPr>
-                <w:sz w:val="18"/>
-              </w:rPr>
-              <w:t xml:space="preserve"> </w:t>
-            </w:r>
-            <w:proofErr w:type="spellStart"/>
-            <w:r>
-              <w:rPr>
-                <w:sz w:val="18"/>
-              </w:rPr>
-              <w:t>fórmula</w:t>
-            </w:r>
-            <w:proofErr w:type="spellEnd"/>
-            <w:r>
-              <w:rPr>
-                <w:sz w:val="18"/>
-              </w:rPr>
-              <w:t xml:space="preserve"> de Excel </w:t>
-            </w:r>
-            <w:proofErr w:type="spellStart"/>
-            <w:r>
-              <w:rPr>
-                <w:sz w:val="18"/>
-              </w:rPr>
-              <w:t>manualmente</w:t>
-            </w:r>
-            <w:proofErr w:type="spellEnd"/>
-            <w:r>
-              <w:rPr>
-                <w:sz w:val="18"/>
-              </w:rPr>
-              <w:t>.</w:t>
-            </w:r>
-            <w:r>
-              <w:rPr>
-                <w:sz w:val="18"/>
-              </w:rPr>
-              <w:br/>
-            </w:r>
-            <w:r>
-              <w:rPr>
-                <w:sz w:val="18"/>
-              </w:rPr>
-              <w:br/>
-            </w:r>
-          </w:p>
-        </w:tc>
-      </w:tr>
-    </w:tbl>
-    <w:p>
-      <w:pPr>
-        <w:keepNext/>
-        <w:spacing w:after="40"/>
-      </w:pPr>
-      <w:r>
-        <w:rPr>
-          <w:b/>
-          <w:color w:val="394049"/>
-          <w:sz w:val="20"/>
-        </w:rPr>
-        <w:t>¿Cómo verifiqué que la solución funcionaba?</w:t>
-      </w:r>
-    </w:p>
-    <w:tbl>
-      <w:tblPr>
-        <w:tblW w:w="0" w:type="auto"/>
-        <w:tblLook w:val="04A0" w:firstRow="1" w:lastRow="0" w:firstColumn="1" w:lastColumn="0" w:noHBand="0" w:noVBand="1"/>
-      </w:tblPr>
-      <w:tblGrid>
-        <w:gridCol w:w="10368"/>
-      </w:tblGrid>
-      <w:tr>
-        <w:trPr>
-          <w:cantSplit/>
-        </w:trPr>
-        <w:tc>
-          <w:tcPr>
-            <w:tcW w:w="10368" w:type="dxa"/>
-            <w:shd w:val="clear" w:color="auto" w:fill="F8F8F8"/>
-            <w:tcMar>
-              <w:top w:w="130" w:type="dxa"/>
-              <w:left w:w="130" w:type="dxa"/>
-              <w:bottom w:w="130" w:type="dxa"/>
-              <w:right w:w="130" w:type="dxa"/>
-            </w:tcMar>
-          </w:tcPr>
-          <w:p>
-            <w:pPr>
-              <w:spacing w:after="0" w:line="240" w:lineRule="auto"/>
-            </w:pPr>
-            <w:proofErr w:type="spellStart"/>
-            <w:r>
-              <w:rPr>
-                <w:sz w:val="18"/>
-              </w:rPr>
-              <w:t>Revisando</w:t>
-            </w:r>
-            <w:proofErr w:type="spellEnd"/>
-            <w:r>
-              <w:rPr>
-                <w:sz w:val="18"/>
-              </w:rPr>
-              <w:t xml:space="preserve"> </w:t>
-            </w:r>
-            <w:proofErr w:type="spellStart"/>
-            <w:r>
-              <w:rPr>
-                <w:sz w:val="18"/>
-              </w:rPr>
-              <w:t>que</w:t>
-            </w:r>
-            <w:proofErr w:type="spellEnd"/>
-            <w:r>
-              <w:rPr>
-                <w:sz w:val="18"/>
-              </w:rPr>
-              <w:t xml:space="preserve"> el README.md </w:t>
-            </w:r>
-            <w:proofErr w:type="spellStart"/>
-            <w:r>
-              <w:rPr>
-                <w:sz w:val="18"/>
-              </w:rPr>
-              <w:t>responde</w:t>
-            </w:r>
-            <w:proofErr w:type="spellEnd"/>
-            <w:r>
-              <w:rPr>
-                <w:sz w:val="18"/>
-              </w:rPr>
-              <w:t xml:space="preserve"> a </w:t>
-            </w:r>
-            <w:proofErr w:type="spellStart"/>
-            <w:r>
-              <w:rPr>
-                <w:sz w:val="18"/>
-              </w:rPr>
-              <w:t>todas</w:t>
-            </w:r>
-            <w:proofErr w:type="spellEnd"/>
-            <w:r>
-              <w:rPr>
-                <w:sz w:val="18"/>
-              </w:rPr>
-              <w:t xml:space="preserve"> las </w:t>
-            </w:r>
-            <w:proofErr w:type="spellStart"/>
-            <w:r>
-              <w:rPr>
-                <w:sz w:val="18"/>
-              </w:rPr>
-              <w:t>preguntas</w:t>
-            </w:r>
-            <w:proofErr w:type="spellEnd"/>
-            <w:r>
-              <w:rPr>
-                <w:sz w:val="18"/>
-              </w:rPr>
-              <w:t xml:space="preserve"> </w:t>
-            </w:r>
-            <w:proofErr w:type="spellStart"/>
-            <w:r>
-              <w:rPr>
-                <w:sz w:val="18"/>
-              </w:rPr>
-              <w:t>exigidas</w:t>
-            </w:r>
-            <w:proofErr w:type="spellEnd"/>
-            <w:r>
-              <w:rPr>
-                <w:sz w:val="18"/>
-              </w:rPr>
-              <w:t xml:space="preserve"> </w:t>
-            </w:r>
-            <w:proofErr w:type="spellStart"/>
-            <w:r>
-              <w:rPr>
-                <w:sz w:val="18"/>
-              </w:rPr>
-              <w:t>en</w:t>
-            </w:r>
-            <w:proofErr w:type="spellEnd"/>
-            <w:r>
-              <w:rPr>
-                <w:sz w:val="18"/>
-              </w:rPr>
-              <w:t xml:space="preserve"> el checklist de </w:t>
-            </w:r>
-            <w:proofErr w:type="spellStart"/>
-            <w:r>
-              <w:rPr>
-                <w:sz w:val="18"/>
-              </w:rPr>
-              <w:t>revisión</w:t>
-            </w:r>
-            <w:proofErr w:type="spellEnd"/>
-            <w:r>
-              <w:rPr>
-                <w:sz w:val="18"/>
-              </w:rPr>
-              <w:t xml:space="preserve"> y </w:t>
-            </w:r>
-            <w:proofErr w:type="spellStart"/>
-            <w:r>
-              <w:rPr>
-                <w:sz w:val="18"/>
-              </w:rPr>
-              <w:t>confirmando</w:t>
-            </w:r>
-            <w:proofErr w:type="spellEnd"/>
-            <w:r>
-              <w:rPr>
-                <w:sz w:val="18"/>
-              </w:rPr>
-              <w:t xml:space="preserve"> </w:t>
-            </w:r>
-            <w:proofErr w:type="spellStart"/>
-            <w:r>
-              <w:rPr>
-                <w:sz w:val="18"/>
-              </w:rPr>
-              <w:t>que</w:t>
-            </w:r>
-            <w:proofErr w:type="spellEnd"/>
-            <w:r>
-              <w:rPr>
-                <w:sz w:val="18"/>
-              </w:rPr>
-              <w:t xml:space="preserve"> la </w:t>
-            </w:r>
-            <w:proofErr w:type="spellStart"/>
-            <w:r>
-              <w:rPr>
-                <w:sz w:val="18"/>
-              </w:rPr>
-              <w:t>declaración</w:t>
-            </w:r>
-            <w:proofErr w:type="spellEnd"/>
-            <w:r>
-              <w:rPr>
-                <w:sz w:val="18"/>
-              </w:rPr>
-              <w:t xml:space="preserve"> de IA </w:t>
-            </w:r>
-            <w:proofErr w:type="spellStart"/>
-            <w:r>
-              <w:rPr>
-                <w:sz w:val="18"/>
-              </w:rPr>
-              <w:t>cumple</w:t>
-            </w:r>
-            <w:proofErr w:type="spellEnd"/>
-            <w:r>
-              <w:rPr>
-                <w:sz w:val="18"/>
-              </w:rPr>
-              <w:t xml:space="preserve"> con el </w:t>
-            </w:r>
-            <w:proofErr w:type="spellStart"/>
-            <w:r>
-              <w:rPr>
-                <w:sz w:val="18"/>
-              </w:rPr>
-              <w:t>criterio</w:t>
-            </w:r>
-            <w:proofErr w:type="spellEnd"/>
-            <w:r>
-              <w:rPr>
-                <w:sz w:val="18"/>
-              </w:rPr>
-              <w:t xml:space="preserve"> de </w:t>
-            </w:r>
-            <w:proofErr w:type="spellStart"/>
-            <w:r>
-              <w:rPr>
-                <w:sz w:val="18"/>
-              </w:rPr>
-              <w:t>evaluación</w:t>
-            </w:r>
-            <w:proofErr w:type="spellEnd"/>
-            <w:r>
-              <w:rPr>
-                <w:sz w:val="18"/>
-              </w:rPr>
-              <w:t xml:space="preserve"> </w:t>
-            </w:r>
-            <w:proofErr w:type="spellStart"/>
-            <w:r>
-              <w:rPr>
-                <w:sz w:val="18"/>
-              </w:rPr>
-              <w:t>sobre</w:t>
-            </w:r>
-            <w:proofErr w:type="spellEnd"/>
-            <w:r>
-              <w:rPr>
-                <w:sz w:val="18"/>
-              </w:rPr>
-              <w:t xml:space="preserve"> el </w:t>
-            </w:r>
-            <w:proofErr w:type="spellStart"/>
-            <w:r>
-              <w:rPr>
-                <w:sz w:val="18"/>
-              </w:rPr>
-              <w:t>uso</w:t>
-            </w:r>
-            <w:proofErr w:type="spellEnd"/>
-            <w:r>
-              <w:rPr>
-                <w:sz w:val="18"/>
-              </w:rPr>
-              <w:t xml:space="preserve"> </w:t>
-            </w:r>
-            <w:proofErr w:type="spellStart"/>
-            <w:r>
-              <w:rPr>
-                <w:sz w:val="18"/>
-              </w:rPr>
-              <w:t>crítico</w:t>
-            </w:r>
-            <w:proofErr w:type="spellEnd"/>
-            <w:r>
-              <w:rPr>
-                <w:sz w:val="18"/>
-              </w:rPr>
-              <w:t xml:space="preserve"> de </w:t>
-            </w:r>
-            <w:proofErr w:type="spellStart"/>
-            <w:r>
-              <w:rPr>
-                <w:sz w:val="18"/>
-              </w:rPr>
-              <w:t>estas</w:t>
-            </w:r>
-            <w:proofErr w:type="spellEnd"/>
-            <w:r>
-              <w:rPr>
-                <w:sz w:val="18"/>
-              </w:rPr>
-              <w:t xml:space="preserve"> </w:t>
-            </w:r>
-            <w:proofErr w:type="spellStart"/>
-            <w:r>
-              <w:rPr>
-                <w:sz w:val="18"/>
-              </w:rPr>
-              <w:t>herramientas</w:t>
-            </w:r>
-            <w:proofErr w:type="spellEnd"/>
-            <w:r>
-              <w:rPr>
-                <w:sz w:val="18"/>
-              </w:rPr>
-              <w:t>.</w:t>
-            </w:r>
-            <w:r>
-              <w:rPr>
-                <w:sz w:val="18"/>
-              </w:rPr>
-              <w:br/>
-            </w:r>
-            <w:r>
-              <w:rPr>
-                <w:sz w:val="18"/>
-              </w:rPr>
-              <w:br/>
-            </w:r>
-          </w:p>
-        </w:tc>
-      </w:tr>
-    </w:tbl>
-    <w:p>
-      <w:pPr>
-        <w:spacing w:after="0" w:line="60" w:lineRule="exact"/>
-      </w:pPr>
-    </w:p>
-    <w:p>
-      <w:pPr>
-        <w:pStyle w:val="Ttulo1"/>
-        <w:pageBreakBefore/>
-      </w:pPr>
-      <w:r>
-        <w:lastRenderedPageBreak/>
-        <w:t>Reflexión final</w:t>
-      </w:r>
-    </w:p>
-    <w:p>
-      <w:pPr>
-        <w:keepNext/>
-        <w:spacing w:after="40"/>
-      </w:pPr>
-      <w:proofErr w:type="gramStart"/>
-      <w:r>
-        <w:rPr>
-          <w:b/>
-          <w:color w:val="394049"/>
-          <w:sz w:val="20"/>
-        </w:rPr>
-        <w:t>1. ¿</w:t>
-      </w:r>
-      <w:proofErr w:type="gramEnd"/>
-      <w:r>
-        <w:rPr>
-          <w:b/>
-          <w:color w:val="394049"/>
-          <w:sz w:val="20"/>
-        </w:rPr>
-        <w:t>Qué cambio realizado aporta más a la reproducibilidad del proyecto y por qué?</w:t>
-      </w:r>
-    </w:p>
-    <w:tbl>
-      <w:tblPr>
-        <w:tblW w:w="0" w:type="auto"/>
-        <w:tblLook w:val="04A0" w:firstRow="1" w:lastRow="0" w:firstColumn="1" w:lastColumn="0" w:noHBand="0" w:noVBand="1"/>
-      </w:tblPr>
-      <w:tblGrid>
-        <w:gridCol w:w="10368"/>
-      </w:tblGrid>
-      <w:tr>
-        <w:trPr>
-          <w:cantSplit/>
-        </w:trPr>
-        <w:tc>
-          <w:tcPr>
-            <w:tcW w:w="10368" w:type="dxa"/>
-            <w:shd w:val="clear" w:color="auto" w:fill="F8F8F8"/>
-            <w:tcMar>
-              <w:top w:w="130" w:type="dxa"/>
-              <w:left w:w="130" w:type="dxa"/>
-              <w:bottom w:w="130" w:type="dxa"/>
-              <w:right w:w="130" w:type="dxa"/>
-            </w:tcMar>
-          </w:tcPr>
-          <w:p>
-            <w:pPr>
-              <w:spacing w:after="0" w:line="240" w:lineRule="auto"/>
-            </w:pPr>
-            <w:r>
-              <w:rPr>
-                <w:sz w:val="18"/>
-              </w:rPr>
-              <w:t xml:space="preserve">El </w:t>
-            </w:r>
-            <w:proofErr w:type="spellStart"/>
-            <w:r>
-              <w:rPr>
-                <w:sz w:val="18"/>
-              </w:rPr>
-              <w:t>cambio</w:t>
-            </w:r>
-            <w:proofErr w:type="spellEnd"/>
-            <w:r>
-              <w:rPr>
-                <w:sz w:val="18"/>
-              </w:rPr>
-              <w:t xml:space="preserve"> </w:t>
-            </w:r>
-            <w:proofErr w:type="spellStart"/>
-            <w:r>
-              <w:rPr>
-                <w:sz w:val="18"/>
-              </w:rPr>
-              <w:t>más</w:t>
-            </w:r>
-            <w:proofErr w:type="spellEnd"/>
-            <w:r>
-              <w:rPr>
-                <w:sz w:val="18"/>
-              </w:rPr>
-              <w:t xml:space="preserve"> </w:t>
-            </w:r>
-            <w:proofErr w:type="spellStart"/>
-            <w:r>
-              <w:rPr>
-                <w:sz w:val="18"/>
-              </w:rPr>
-              <w:t>importante</w:t>
-            </w:r>
-            <w:proofErr w:type="spellEnd"/>
-            <w:r>
-              <w:rPr>
-                <w:sz w:val="18"/>
-              </w:rPr>
-              <w:t xml:space="preserve"> </w:t>
-            </w:r>
-            <w:proofErr w:type="spellStart"/>
-            <w:r>
-              <w:rPr>
-                <w:sz w:val="18"/>
-              </w:rPr>
-              <w:t>fue</w:t>
-            </w:r>
-            <w:proofErr w:type="spellEnd"/>
-            <w:r>
-              <w:rPr>
-                <w:sz w:val="18"/>
-              </w:rPr>
-              <w:t xml:space="preserve"> </w:t>
-            </w:r>
-            <w:proofErr w:type="spellStart"/>
-            <w:r>
-              <w:rPr>
-                <w:sz w:val="18"/>
-              </w:rPr>
-              <w:t>reemplazar</w:t>
-            </w:r>
-            <w:proofErr w:type="spellEnd"/>
-            <w:r>
-              <w:rPr>
-                <w:sz w:val="18"/>
-              </w:rPr>
-              <w:t xml:space="preserve"> el </w:t>
-            </w:r>
-            <w:proofErr w:type="spellStart"/>
-            <w:r>
-              <w:rPr>
-                <w:sz w:val="18"/>
-              </w:rPr>
-              <w:t>gráfico</w:t>
-            </w:r>
-            <w:proofErr w:type="spellEnd"/>
-            <w:r>
-              <w:rPr>
-                <w:sz w:val="18"/>
-              </w:rPr>
-              <w:t xml:space="preserve"> </w:t>
-            </w:r>
-            <w:proofErr w:type="spellStart"/>
-            <w:r>
-              <w:rPr>
-                <w:sz w:val="18"/>
-              </w:rPr>
-              <w:t>estático</w:t>
-            </w:r>
-            <w:proofErr w:type="spellEnd"/>
-            <w:r>
-              <w:rPr>
-                <w:sz w:val="18"/>
-              </w:rPr>
-              <w:t xml:space="preserve"> </w:t>
-            </w:r>
-            <w:proofErr w:type="spellStart"/>
-            <w:r>
-              <w:rPr>
-                <w:sz w:val="18"/>
-              </w:rPr>
-              <w:t>por</w:t>
-            </w:r>
-            <w:proofErr w:type="spellEnd"/>
-            <w:r>
-              <w:rPr>
-                <w:sz w:val="18"/>
-              </w:rPr>
-              <w:t xml:space="preserve"> un </w:t>
-            </w:r>
-            <w:proofErr w:type="spellStart"/>
-            <w:r>
-              <w:rPr>
-                <w:sz w:val="18"/>
-              </w:rPr>
-              <w:t>gráfico</w:t>
-            </w:r>
-            <w:proofErr w:type="spellEnd"/>
-            <w:r>
-              <w:rPr>
-                <w:sz w:val="18"/>
-              </w:rPr>
-              <w:t xml:space="preserve"> </w:t>
-            </w:r>
-            <w:proofErr w:type="spellStart"/>
-            <w:r>
-              <w:rPr>
-                <w:sz w:val="18"/>
-              </w:rPr>
-              <w:t>dinámico</w:t>
-            </w:r>
-            <w:proofErr w:type="spellEnd"/>
-            <w:r>
-              <w:rPr>
-                <w:sz w:val="18"/>
-              </w:rPr>
-              <w:t xml:space="preserve"> </w:t>
-            </w:r>
-            <w:proofErr w:type="spellStart"/>
-            <w:r>
-              <w:rPr>
-                <w:sz w:val="18"/>
-              </w:rPr>
-              <w:t>dentro</w:t>
-            </w:r>
-            <w:proofErr w:type="spellEnd"/>
-            <w:r>
-              <w:rPr>
-                <w:sz w:val="18"/>
-              </w:rPr>
-              <w:t xml:space="preserve"> del </w:t>
-            </w:r>
-            <w:proofErr w:type="spellStart"/>
-            <w:r>
-              <w:rPr>
-                <w:sz w:val="18"/>
-              </w:rPr>
-              <w:t>archivo</w:t>
-            </w:r>
-            <w:proofErr w:type="spellEnd"/>
-            <w:r>
-              <w:rPr>
-                <w:sz w:val="18"/>
-              </w:rPr>
-              <w:t xml:space="preserve"> analisis_compresion.xlsx </w:t>
-            </w:r>
-            <w:proofErr w:type="spellStart"/>
-            <w:r>
-              <w:rPr>
-                <w:sz w:val="18"/>
-              </w:rPr>
-              <w:t>en</w:t>
-            </w:r>
-            <w:proofErr w:type="spellEnd"/>
-            <w:r>
-              <w:rPr>
-                <w:sz w:val="18"/>
-              </w:rPr>
-              <w:t xml:space="preserve"> la </w:t>
-            </w:r>
-            <w:proofErr w:type="spellStart"/>
-            <w:r>
-              <w:rPr>
-                <w:sz w:val="18"/>
-              </w:rPr>
-              <w:t>carpeta</w:t>
-            </w:r>
-            <w:proofErr w:type="spellEnd"/>
-            <w:r>
-              <w:rPr>
-                <w:sz w:val="18"/>
-              </w:rPr>
-              <w:t xml:space="preserve"> de </w:t>
-            </w:r>
-            <w:proofErr w:type="spellStart"/>
-            <w:r>
-              <w:rPr>
-                <w:sz w:val="18"/>
-              </w:rPr>
-              <w:t>procesamiento</w:t>
-            </w:r>
-            <w:proofErr w:type="spellEnd"/>
-            <w:r>
-              <w:rPr>
-                <w:sz w:val="18"/>
-              </w:rPr>
-              <w:t xml:space="preserve">. Al </w:t>
-            </w:r>
-            <w:proofErr w:type="spellStart"/>
-            <w:r>
-              <w:rPr>
-                <w:sz w:val="18"/>
-              </w:rPr>
-              <w:t>vincular</w:t>
-            </w:r>
-            <w:proofErr w:type="spellEnd"/>
-            <w:r>
-              <w:rPr>
-                <w:sz w:val="18"/>
-              </w:rPr>
-              <w:t xml:space="preserve"> el </w:t>
-            </w:r>
-            <w:proofErr w:type="spellStart"/>
-            <w:r>
-              <w:rPr>
-                <w:sz w:val="18"/>
-              </w:rPr>
-              <w:t>gráfico</w:t>
-            </w:r>
-            <w:proofErr w:type="spellEnd"/>
-            <w:r>
-              <w:rPr>
-                <w:sz w:val="18"/>
-              </w:rPr>
-              <w:t xml:space="preserve"> </w:t>
-            </w:r>
-            <w:proofErr w:type="spellStart"/>
-            <w:r>
-              <w:rPr>
-                <w:sz w:val="18"/>
-              </w:rPr>
-              <w:t>directamente</w:t>
-            </w:r>
-            <w:proofErr w:type="spellEnd"/>
-            <w:r>
-              <w:rPr>
-                <w:sz w:val="18"/>
-              </w:rPr>
-              <w:t xml:space="preserve"> a </w:t>
-            </w:r>
-            <w:proofErr w:type="spellStart"/>
-            <w:r>
-              <w:rPr>
-                <w:sz w:val="18"/>
-              </w:rPr>
-              <w:t>una</w:t>
-            </w:r>
-            <w:proofErr w:type="spellEnd"/>
-            <w:r>
-              <w:rPr>
-                <w:sz w:val="18"/>
-              </w:rPr>
-              <w:t xml:space="preserve"> </w:t>
-            </w:r>
-            <w:proofErr w:type="spellStart"/>
-            <w:r>
-              <w:rPr>
-                <w:sz w:val="18"/>
-              </w:rPr>
-              <w:t>tabla</w:t>
-            </w:r>
-            <w:proofErr w:type="spellEnd"/>
-            <w:r>
-              <w:rPr>
-                <w:sz w:val="18"/>
-              </w:rPr>
-              <w:t xml:space="preserve"> de </w:t>
-            </w:r>
-            <w:proofErr w:type="spellStart"/>
-            <w:r>
-              <w:rPr>
-                <w:sz w:val="18"/>
-              </w:rPr>
-              <w:t>datos</w:t>
+              <w:t>trabajo</w:t>
+            </w:r>
+            <w:proofErr w:type="spellEnd"/>
+            <w:r>
+              <w:rPr>
+                <w:sz w:val="18"/>
+              </w:rPr>
+              <w:t xml:space="preserve"> </w:t>
+            </w:r>
+            <w:proofErr w:type="spellStart"/>
+            <w:r>
+              <w:rPr>
+                <w:sz w:val="18"/>
+              </w:rPr>
+              <w:t>lógico</w:t>
             </w:r>
             <w:proofErr w:type="spellEnd"/>
             <w:r>
@@ -8916,611 +9512,6 @@
               <w:rPr>
                 <w:sz w:val="18"/>
               </w:rPr>
-              <w:t>explicita</w:t>
-            </w:r>
-            <w:proofErr w:type="spellEnd"/>
-            <w:r>
-              <w:rPr>
-                <w:sz w:val="18"/>
-              </w:rPr>
-              <w:t xml:space="preserve"> el </w:t>
-            </w:r>
-            <w:proofErr w:type="spellStart"/>
-            <w:r>
-              <w:rPr>
-                <w:sz w:val="18"/>
-              </w:rPr>
-              <w:t>cálculo</w:t>
-            </w:r>
-            <w:proofErr w:type="spellEnd"/>
-            <w:r>
-              <w:rPr>
-                <w:sz w:val="18"/>
-              </w:rPr>
-              <w:t xml:space="preserve"> del </w:t>
-            </w:r>
-            <w:proofErr w:type="spellStart"/>
-            <w:r>
-              <w:rPr>
-                <w:sz w:val="18"/>
-              </w:rPr>
-              <w:t>área</w:t>
-            </w:r>
-            <w:proofErr w:type="spellEnd"/>
-            <w:r>
-              <w:rPr>
-                <w:sz w:val="18"/>
-              </w:rPr>
-              <w:t xml:space="preserve"> y el </w:t>
-            </w:r>
-            <w:proofErr w:type="spellStart"/>
-            <w:r>
-              <w:rPr>
-                <w:sz w:val="18"/>
-              </w:rPr>
-              <w:t>esfuerzo</w:t>
-            </w:r>
-            <w:proofErr w:type="spellEnd"/>
-            <w:r>
-              <w:rPr>
-                <w:sz w:val="18"/>
-              </w:rPr>
-              <w:t xml:space="preserve">, </w:t>
-            </w:r>
-            <w:proofErr w:type="spellStart"/>
-            <w:r>
-              <w:rPr>
-                <w:sz w:val="18"/>
-              </w:rPr>
-              <w:t>cualquier</w:t>
-            </w:r>
-            <w:proofErr w:type="spellEnd"/>
-            <w:r>
-              <w:rPr>
-                <w:sz w:val="18"/>
-              </w:rPr>
-              <w:t xml:space="preserve"> persona </w:t>
-            </w:r>
-            <w:proofErr w:type="spellStart"/>
-            <w:r>
-              <w:rPr>
-                <w:sz w:val="18"/>
-              </w:rPr>
-              <w:t>puede</w:t>
-            </w:r>
-            <w:proofErr w:type="spellEnd"/>
-            <w:r>
-              <w:rPr>
-                <w:sz w:val="18"/>
-              </w:rPr>
-              <w:t xml:space="preserve"> </w:t>
-            </w:r>
-            <w:proofErr w:type="spellStart"/>
-            <w:r>
-              <w:rPr>
-                <w:sz w:val="18"/>
-              </w:rPr>
-              <w:t>auditar</w:t>
-            </w:r>
-            <w:proofErr w:type="spellEnd"/>
-            <w:r>
-              <w:rPr>
-                <w:sz w:val="18"/>
-              </w:rPr>
-              <w:t xml:space="preserve"> las </w:t>
-            </w:r>
-            <w:proofErr w:type="spellStart"/>
-            <w:r>
-              <w:rPr>
-                <w:sz w:val="18"/>
-              </w:rPr>
-              <w:t>fórmulas</w:t>
-            </w:r>
-            <w:proofErr w:type="spellEnd"/>
-            <w:r>
-              <w:rPr>
-                <w:sz w:val="18"/>
-              </w:rPr>
-              <w:t xml:space="preserve"> y </w:t>
-            </w:r>
-            <w:proofErr w:type="spellStart"/>
-            <w:r>
-              <w:rPr>
-                <w:sz w:val="18"/>
-              </w:rPr>
-              <w:t>ver</w:t>
-            </w:r>
-            <w:proofErr w:type="spellEnd"/>
-            <w:r>
-              <w:rPr>
-                <w:sz w:val="18"/>
-              </w:rPr>
-              <w:t xml:space="preserve"> </w:t>
-            </w:r>
-            <w:proofErr w:type="spellStart"/>
-            <w:r>
-              <w:rPr>
-                <w:sz w:val="18"/>
-              </w:rPr>
-              <w:t>cómo</w:t>
-            </w:r>
-            <w:proofErr w:type="spellEnd"/>
-            <w:r>
-              <w:rPr>
-                <w:sz w:val="18"/>
-              </w:rPr>
-              <w:t xml:space="preserve"> el </w:t>
-            </w:r>
-            <w:proofErr w:type="spellStart"/>
-            <w:r>
-              <w:rPr>
-                <w:sz w:val="18"/>
-              </w:rPr>
-              <w:t>resultado</w:t>
-            </w:r>
-            <w:proofErr w:type="spellEnd"/>
-            <w:r>
-              <w:rPr>
-                <w:sz w:val="18"/>
-              </w:rPr>
-              <w:t xml:space="preserve"> se </w:t>
-            </w:r>
-            <w:proofErr w:type="spellStart"/>
-            <w:r>
-              <w:rPr>
-                <w:sz w:val="18"/>
-              </w:rPr>
-              <w:t>actualiza</w:t>
-            </w:r>
-            <w:proofErr w:type="spellEnd"/>
-            <w:r>
-              <w:rPr>
-                <w:sz w:val="18"/>
-              </w:rPr>
-              <w:t xml:space="preserve"> </w:t>
-            </w:r>
-            <w:proofErr w:type="spellStart"/>
-            <w:r>
-              <w:rPr>
-                <w:sz w:val="18"/>
-              </w:rPr>
-              <w:t>automáticamente</w:t>
-            </w:r>
-            <w:proofErr w:type="spellEnd"/>
-            <w:r>
-              <w:rPr>
-                <w:sz w:val="18"/>
-              </w:rPr>
-              <w:t xml:space="preserve">, </w:t>
-            </w:r>
-            <w:proofErr w:type="spellStart"/>
-            <w:r>
-              <w:rPr>
-                <w:sz w:val="18"/>
-              </w:rPr>
-              <w:t>eliminando</w:t>
-            </w:r>
-            <w:proofErr w:type="spellEnd"/>
-            <w:r>
-              <w:rPr>
-                <w:sz w:val="18"/>
-              </w:rPr>
-              <w:t xml:space="preserve"> la "</w:t>
-            </w:r>
-            <w:proofErr w:type="spellStart"/>
-            <w:r>
-              <w:rPr>
-                <w:sz w:val="18"/>
-              </w:rPr>
-              <w:t>caja</w:t>
-            </w:r>
-            <w:proofErr w:type="spellEnd"/>
-            <w:r>
-              <w:rPr>
-                <w:sz w:val="18"/>
-              </w:rPr>
-              <w:t xml:space="preserve"> </w:t>
-            </w:r>
-            <w:proofErr w:type="spellStart"/>
-            <w:r>
-              <w:rPr>
-                <w:sz w:val="18"/>
-              </w:rPr>
-              <w:t>negra</w:t>
-            </w:r>
-            <w:proofErr w:type="spellEnd"/>
-            <w:r>
-              <w:rPr>
-                <w:sz w:val="18"/>
-              </w:rPr>
-              <w:t xml:space="preserve">" del </w:t>
-            </w:r>
-            <w:proofErr w:type="spellStart"/>
-            <w:r>
-              <w:rPr>
-                <w:sz w:val="18"/>
-              </w:rPr>
-              <w:t>proyecto</w:t>
-            </w:r>
-            <w:proofErr w:type="spellEnd"/>
-            <w:r>
-              <w:rPr>
-                <w:sz w:val="18"/>
-              </w:rPr>
-              <w:t xml:space="preserve"> original.</w:t>
-            </w:r>
-            <w:r>
-              <w:rPr>
-                <w:sz w:val="18"/>
-              </w:rPr>
-              <w:br/>
-            </w:r>
-            <w:r>
-              <w:rPr>
-                <w:sz w:val="18"/>
-              </w:rPr>
-              <w:br/>
-            </w:r>
-          </w:p>
-        </w:tc>
-      </w:tr>
-    </w:tbl>
-    <w:p>
-      <w:pPr>
-        <w:keepNext/>
-        <w:spacing w:after="40"/>
-      </w:pPr>
-      <w:proofErr w:type="gramStart"/>
-      <w:r>
-        <w:rPr>
-          <w:b/>
-          <w:color w:val="394049"/>
-          <w:sz w:val="20"/>
-        </w:rPr>
-        <w:t>2. ¿</w:t>
-      </w:r>
-      <w:proofErr w:type="gramEnd"/>
-      <w:r>
-        <w:rPr>
-          <w:b/>
-          <w:color w:val="394049"/>
-          <w:sz w:val="20"/>
-        </w:rPr>
-        <w:t>Qué evidencia del portafolio muestra mejor su progreso?</w:t>
-      </w:r>
-    </w:p>
-    <w:tbl>
-      <w:tblPr>
-        <w:tblW w:w="0" w:type="auto"/>
-        <w:tblLook w:val="04A0" w:firstRow="1" w:lastRow="0" w:firstColumn="1" w:lastColumn="0" w:noHBand="0" w:noVBand="1"/>
-      </w:tblPr>
-      <w:tblGrid>
-        <w:gridCol w:w="10368"/>
-      </w:tblGrid>
-      <w:tr>
-        <w:trPr>
-          <w:cantSplit/>
-        </w:trPr>
-        <w:tc>
-          <w:tcPr>
-            <w:tcW w:w="10368" w:type="dxa"/>
-            <w:shd w:val="clear" w:color="auto" w:fill="F8F8F8"/>
-            <w:tcMar>
-              <w:top w:w="130" w:type="dxa"/>
-              <w:left w:w="130" w:type="dxa"/>
-              <w:bottom w:w="130" w:type="dxa"/>
-              <w:right w:w="130" w:type="dxa"/>
-            </w:tcMar>
-          </w:tcPr>
-          <w:p>
-            <w:pPr>
-              <w:spacing w:after="0" w:line="240" w:lineRule="auto"/>
-            </w:pPr>
-            <w:r>
-              <w:rPr>
-                <w:sz w:val="18"/>
-              </w:rPr>
-              <w:t xml:space="preserve">La </w:t>
-            </w:r>
-            <w:proofErr w:type="spellStart"/>
-            <w:r>
-              <w:rPr>
-                <w:sz w:val="18"/>
-              </w:rPr>
-              <w:t>estructura</w:t>
-            </w:r>
-            <w:proofErr w:type="spellEnd"/>
-            <w:r>
-              <w:rPr>
-                <w:sz w:val="18"/>
-              </w:rPr>
-              <w:t xml:space="preserve"> de </w:t>
-            </w:r>
-            <w:proofErr w:type="spellStart"/>
-            <w:r>
-              <w:rPr>
-                <w:sz w:val="18"/>
-              </w:rPr>
-              <w:t>directorios</w:t>
-            </w:r>
-            <w:proofErr w:type="spellEnd"/>
-            <w:r>
-              <w:rPr>
-                <w:sz w:val="18"/>
-              </w:rPr>
-              <w:t xml:space="preserve"> del </w:t>
-            </w:r>
-            <w:proofErr w:type="spellStart"/>
-            <w:r>
-              <w:rPr>
-                <w:sz w:val="18"/>
-              </w:rPr>
-              <w:t>repositorio</w:t>
-            </w:r>
-            <w:proofErr w:type="spellEnd"/>
-            <w:r>
-              <w:rPr>
-                <w:sz w:val="18"/>
-              </w:rPr>
-              <w:t xml:space="preserve"> </w:t>
-            </w:r>
-            <w:proofErr w:type="spellStart"/>
-            <w:r>
-              <w:rPr>
-                <w:sz w:val="18"/>
-              </w:rPr>
-              <w:t>en</w:t>
-            </w:r>
-            <w:proofErr w:type="spellEnd"/>
-            <w:r>
-              <w:rPr>
-                <w:sz w:val="18"/>
-              </w:rPr>
-              <w:t xml:space="preserve"> GitHub (/</w:t>
-            </w:r>
-            <w:proofErr w:type="spellStart"/>
-            <w:r>
-              <w:rPr>
-                <w:sz w:val="18"/>
-              </w:rPr>
-              <w:t>datos_origen</w:t>
-            </w:r>
-            <w:proofErr w:type="spellEnd"/>
-            <w:r>
-              <w:rPr>
-                <w:sz w:val="18"/>
-              </w:rPr>
-              <w:t>, /</w:t>
-            </w:r>
-            <w:proofErr w:type="spellStart"/>
-            <w:r>
-              <w:rPr>
-                <w:sz w:val="18"/>
-              </w:rPr>
-              <w:t>procesamiento</w:t>
-            </w:r>
-            <w:proofErr w:type="spellEnd"/>
-            <w:r>
-              <w:rPr>
-                <w:sz w:val="18"/>
-              </w:rPr>
-              <w:t>, /</w:t>
-            </w:r>
-            <w:proofErr w:type="spellStart"/>
-            <w:r>
-              <w:rPr>
-                <w:sz w:val="18"/>
-              </w:rPr>
-              <w:t>resultados</w:t>
-            </w:r>
-            <w:proofErr w:type="spellEnd"/>
-            <w:r>
-              <w:rPr>
-                <w:sz w:val="18"/>
-              </w:rPr>
-              <w:t>, /</w:t>
-            </w:r>
-            <w:proofErr w:type="spellStart"/>
-            <w:r>
-              <w:rPr>
-                <w:sz w:val="18"/>
-              </w:rPr>
-              <w:t>documentacion</w:t>
-            </w:r>
-            <w:proofErr w:type="spellEnd"/>
-            <w:r>
-              <w:rPr>
-                <w:sz w:val="18"/>
-              </w:rPr>
-              <w:t xml:space="preserve">). Esta </w:t>
-            </w:r>
-            <w:proofErr w:type="spellStart"/>
-            <w:r>
-              <w:rPr>
-                <w:sz w:val="18"/>
-              </w:rPr>
-              <w:t>estructura</w:t>
-            </w:r>
-            <w:proofErr w:type="spellEnd"/>
-            <w:r>
-              <w:rPr>
-                <w:sz w:val="18"/>
-              </w:rPr>
-              <w:t xml:space="preserve"> </w:t>
-            </w:r>
-            <w:proofErr w:type="spellStart"/>
-            <w:r>
-              <w:rPr>
-                <w:sz w:val="18"/>
-              </w:rPr>
-              <w:t>demuestra</w:t>
-            </w:r>
-            <w:proofErr w:type="spellEnd"/>
-            <w:r>
-              <w:rPr>
-                <w:sz w:val="18"/>
-              </w:rPr>
-              <w:t xml:space="preserve"> </w:t>
-            </w:r>
-            <w:proofErr w:type="spellStart"/>
-            <w:r>
-              <w:rPr>
-                <w:sz w:val="18"/>
-              </w:rPr>
-              <w:t>visualmente</w:t>
-            </w:r>
-            <w:proofErr w:type="spellEnd"/>
-            <w:r>
-              <w:rPr>
-                <w:sz w:val="18"/>
-              </w:rPr>
-              <w:t xml:space="preserve"> </w:t>
-            </w:r>
-            <w:proofErr w:type="spellStart"/>
-            <w:r>
-              <w:rPr>
-                <w:sz w:val="18"/>
-              </w:rPr>
-              <w:t>cómo</w:t>
-            </w:r>
-            <w:proofErr w:type="spellEnd"/>
-            <w:r>
-              <w:rPr>
-                <w:sz w:val="18"/>
-              </w:rPr>
-              <w:t xml:space="preserve"> </w:t>
-            </w:r>
-            <w:proofErr w:type="spellStart"/>
-            <w:r>
-              <w:rPr>
-                <w:sz w:val="18"/>
-              </w:rPr>
-              <w:t>pasé</w:t>
-            </w:r>
-            <w:proofErr w:type="spellEnd"/>
-            <w:r>
-              <w:rPr>
-                <w:sz w:val="18"/>
-              </w:rPr>
-              <w:t xml:space="preserve"> de </w:t>
-            </w:r>
-            <w:proofErr w:type="spellStart"/>
-            <w:r>
-              <w:rPr>
-                <w:sz w:val="18"/>
-              </w:rPr>
-              <w:t>tener</w:t>
-            </w:r>
-            <w:proofErr w:type="spellEnd"/>
-            <w:r>
-              <w:rPr>
-                <w:sz w:val="18"/>
-              </w:rPr>
-              <w:t xml:space="preserve"> un </w:t>
-            </w:r>
-            <w:proofErr w:type="spellStart"/>
-            <w:r>
-              <w:rPr>
-                <w:sz w:val="18"/>
-              </w:rPr>
-              <w:t>montón</w:t>
-            </w:r>
-            <w:proofErr w:type="spellEnd"/>
-            <w:r>
-              <w:rPr>
-                <w:sz w:val="18"/>
-              </w:rPr>
-              <w:t xml:space="preserve"> de </w:t>
-            </w:r>
-            <w:proofErr w:type="spellStart"/>
-            <w:r>
-              <w:rPr>
-                <w:sz w:val="18"/>
-              </w:rPr>
-              <w:t>archivos</w:t>
-            </w:r>
-            <w:proofErr w:type="spellEnd"/>
-            <w:r>
-              <w:rPr>
-                <w:sz w:val="18"/>
-              </w:rPr>
-              <w:t xml:space="preserve"> </w:t>
-            </w:r>
-            <w:proofErr w:type="spellStart"/>
-            <w:r>
-              <w:rPr>
-                <w:sz w:val="18"/>
-              </w:rPr>
-              <w:t>sueltos</w:t>
-            </w:r>
-            <w:proofErr w:type="spellEnd"/>
-            <w:r>
-              <w:rPr>
-                <w:sz w:val="18"/>
-              </w:rPr>
-              <w:t xml:space="preserve"> a un </w:t>
-            </w:r>
-            <w:proofErr w:type="spellStart"/>
-            <w:r>
-              <w:rPr>
-                <w:sz w:val="18"/>
-              </w:rPr>
-              <w:t>flujo</w:t>
-            </w:r>
-            <w:proofErr w:type="spellEnd"/>
-            <w:r>
-              <w:rPr>
-                <w:sz w:val="18"/>
-              </w:rPr>
-              <w:t xml:space="preserve"> de </w:t>
-            </w:r>
-            <w:proofErr w:type="spellStart"/>
-            <w:r>
-              <w:rPr>
-                <w:sz w:val="18"/>
-              </w:rPr>
-              <w:t>trabajo</w:t>
-            </w:r>
-            <w:proofErr w:type="spellEnd"/>
-            <w:r>
-              <w:rPr>
-                <w:sz w:val="18"/>
-              </w:rPr>
-              <w:t xml:space="preserve"> </w:t>
-            </w:r>
-            <w:proofErr w:type="spellStart"/>
-            <w:r>
-              <w:rPr>
-                <w:sz w:val="18"/>
-              </w:rPr>
-              <w:t>lógico</w:t>
-            </w:r>
-            <w:proofErr w:type="spellEnd"/>
-            <w:r>
-              <w:rPr>
-                <w:sz w:val="18"/>
-              </w:rPr>
-              <w:t xml:space="preserve"> </w:t>
-            </w:r>
-            <w:proofErr w:type="spellStart"/>
-            <w:r>
-              <w:rPr>
-                <w:sz w:val="18"/>
-              </w:rPr>
-              <w:t>donde</w:t>
-            </w:r>
-            <w:proofErr w:type="spellEnd"/>
-            <w:r>
-              <w:rPr>
-                <w:sz w:val="18"/>
-              </w:rPr>
-              <w:t xml:space="preserve"> se </w:t>
-            </w:r>
-            <w:proofErr w:type="spellStart"/>
-            <w:r>
-              <w:rPr>
-                <w:sz w:val="18"/>
-              </w:rPr>
               <w:t>protegen</w:t>
             </w:r>
             <w:proofErr w:type="spellEnd"/>
@@ -9528,21 +9519,7 @@
               <w:rPr>
                 <w:sz w:val="18"/>
               </w:rPr>
-              <w:t xml:space="preserve"> </w:t>
-            </w:r>
-            <w:proofErr w:type="spellStart"/>
-            <w:r>
-              <w:rPr>
-                <w:sz w:val="18"/>
-              </w:rPr>
-              <w:t>los</w:t>
-            </w:r>
-            <w:proofErr w:type="spellEnd"/>
-            <w:r>
-              <w:rPr>
-                <w:sz w:val="18"/>
-              </w:rPr>
-              <w:t xml:space="preserve"> </w:t>
+              <w:t xml:space="preserve"> los </w:t>
             </w:r>
             <w:proofErr w:type="spellStart"/>
             <w:r>
@@ -9781,6 +9758,216 @@
               <w:rPr>
                 <w:sz w:val="18"/>
               </w:rPr>
+              <w:t xml:space="preserve">, los </w:t>
+            </w:r>
+            <w:proofErr w:type="spellStart"/>
+            <w:r>
+              <w:rPr>
+                <w:sz w:val="18"/>
+              </w:rPr>
+              <w:t>supuestos</w:t>
+            </w:r>
+            <w:proofErr w:type="spellEnd"/>
+            <w:r>
+              <w:rPr>
+                <w:sz w:val="18"/>
+              </w:rPr>
+              <w:t xml:space="preserve"> (</w:t>
+            </w:r>
+            <w:proofErr w:type="spellStart"/>
+            <w:r>
+              <w:rPr>
+                <w:sz w:val="18"/>
+              </w:rPr>
+              <w:t>como</w:t>
+            </w:r>
+            <w:proofErr w:type="spellEnd"/>
+            <w:r>
+              <w:rPr>
+                <w:sz w:val="18"/>
+              </w:rPr>
+              <w:t xml:space="preserve"> las </w:t>
+            </w:r>
+            <w:proofErr w:type="spellStart"/>
+            <w:r>
+              <w:rPr>
+                <w:sz w:val="18"/>
+              </w:rPr>
+              <w:t>dimensiones</w:t>
+            </w:r>
+            <w:proofErr w:type="spellEnd"/>
+            <w:r>
+              <w:rPr>
+                <w:sz w:val="18"/>
+              </w:rPr>
+              <w:t xml:space="preserve"> de las </w:t>
+            </w:r>
+            <w:proofErr w:type="spellStart"/>
+            <w:r>
+              <w:rPr>
+                <w:sz w:val="18"/>
+              </w:rPr>
+              <w:t>probetas</w:t>
+            </w:r>
+            <w:proofErr w:type="spellEnd"/>
+            <w:r>
+              <w:rPr>
+                <w:sz w:val="18"/>
+              </w:rPr>
+              <w:t xml:space="preserve">) y </w:t>
+            </w:r>
+            <w:proofErr w:type="spellStart"/>
+            <w:r>
+              <w:rPr>
+                <w:sz w:val="18"/>
+              </w:rPr>
+              <w:t>el</w:t>
+            </w:r>
+            <w:proofErr w:type="spellEnd"/>
+            <w:r>
+              <w:rPr>
+                <w:sz w:val="18"/>
+              </w:rPr>
+              <w:t xml:space="preserve"> </w:t>
+            </w:r>
+            <w:proofErr w:type="spellStart"/>
+            <w:r>
+              <w:rPr>
+                <w:sz w:val="18"/>
+              </w:rPr>
+              <w:t>propósito</w:t>
+            </w:r>
+            <w:proofErr w:type="spellEnd"/>
+            <w:r>
+              <w:rPr>
+                <w:sz w:val="18"/>
+              </w:rPr>
+              <w:t xml:space="preserve"> del </w:t>
+            </w:r>
+            <w:proofErr w:type="spellStart"/>
+            <w:r>
+              <w:rPr>
+                <w:sz w:val="18"/>
+              </w:rPr>
+              <w:t>trabajo</w:t>
+            </w:r>
+            <w:proofErr w:type="spellEnd"/>
+            <w:r>
+              <w:rPr>
+                <w:sz w:val="18"/>
+              </w:rPr>
+              <w:t xml:space="preserve">. </w:t>
+            </w:r>
+            <w:proofErr w:type="spellStart"/>
+            <w:r>
+              <w:rPr>
+                <w:sz w:val="18"/>
+              </w:rPr>
+              <w:t>También</w:t>
+            </w:r>
+            <w:proofErr w:type="spellEnd"/>
+            <w:r>
+              <w:rPr>
+                <w:sz w:val="18"/>
+              </w:rPr>
+              <w:t xml:space="preserve"> </w:t>
+            </w:r>
+            <w:proofErr w:type="spellStart"/>
+            <w:r>
+              <w:rPr>
+                <w:sz w:val="18"/>
+              </w:rPr>
+              <w:t>aplicaré</w:t>
+            </w:r>
+            <w:proofErr w:type="spellEnd"/>
+            <w:r>
+              <w:rPr>
+                <w:sz w:val="18"/>
+              </w:rPr>
+              <w:t xml:space="preserve"> la </w:t>
+            </w:r>
+            <w:proofErr w:type="spellStart"/>
+            <w:r>
+              <w:rPr>
+                <w:sz w:val="18"/>
+              </w:rPr>
+              <w:t>regla</w:t>
+            </w:r>
+            <w:proofErr w:type="spellEnd"/>
+            <w:r>
+              <w:rPr>
+                <w:sz w:val="18"/>
+              </w:rPr>
+              <w:t xml:space="preserve"> de </w:t>
+            </w:r>
+            <w:proofErr w:type="spellStart"/>
+            <w:r>
+              <w:rPr>
+                <w:sz w:val="18"/>
+              </w:rPr>
+              <w:t>nunca</w:t>
+            </w:r>
+            <w:proofErr w:type="spellEnd"/>
+            <w:r>
+              <w:rPr>
+                <w:sz w:val="18"/>
+              </w:rPr>
+              <w:t xml:space="preserve"> </w:t>
+            </w:r>
+            <w:proofErr w:type="spellStart"/>
+            <w:r>
+              <w:rPr>
+                <w:sz w:val="18"/>
+              </w:rPr>
+              <w:t>sobrescribir</w:t>
+            </w:r>
+            <w:proofErr w:type="spellEnd"/>
+            <w:r>
+              <w:rPr>
+                <w:sz w:val="18"/>
+              </w:rPr>
+              <w:t xml:space="preserve"> los </w:t>
+            </w:r>
+            <w:proofErr w:type="spellStart"/>
+            <w:r>
+              <w:rPr>
+                <w:sz w:val="18"/>
+              </w:rPr>
+              <w:t>datos</w:t>
+            </w:r>
+            <w:proofErr w:type="spellEnd"/>
+            <w:r>
+              <w:rPr>
+                <w:sz w:val="18"/>
+              </w:rPr>
+              <w:t xml:space="preserve"> </w:t>
+            </w:r>
+            <w:proofErr w:type="spellStart"/>
+            <w:r>
+              <w:rPr>
+                <w:sz w:val="18"/>
+              </w:rPr>
+              <w:t>brutos</w:t>
+            </w:r>
+            <w:proofErr w:type="spellEnd"/>
+            <w:r>
+              <w:rPr>
+                <w:sz w:val="18"/>
+              </w:rPr>
+              <w:t xml:space="preserve"> de </w:t>
+            </w:r>
+            <w:proofErr w:type="spellStart"/>
+            <w:r>
+              <w:rPr>
+                <w:sz w:val="18"/>
+              </w:rPr>
+              <w:t>laboratorio</w:t>
+            </w:r>
+            <w:proofErr w:type="spellEnd"/>
+            <w:r>
+              <w:rPr>
+                <w:sz w:val="18"/>
+              </w:rPr>
               <w:t xml:space="preserve">, </w:t>
             </w:r>
             <w:proofErr w:type="spellStart"/>
@@ -9788,216 +9975,6 @@
               <w:rPr>
                 <w:sz w:val="18"/>
               </w:rPr>
-              <w:t>los</w:t>
-            </w:r>
-            <w:proofErr w:type="spellEnd"/>
-            <w:r>
-              <w:rPr>
-                <w:sz w:val="18"/>
-              </w:rPr>
-              <w:t xml:space="preserve"> </w:t>
-            </w:r>
-            <w:proofErr w:type="spellStart"/>
-            <w:r>
-              <w:rPr>
-                <w:sz w:val="18"/>
-              </w:rPr>
-              <w:t>supuestos</w:t>
-            </w:r>
-            <w:proofErr w:type="spellEnd"/>
-            <w:r>
-              <w:rPr>
-                <w:sz w:val="18"/>
-              </w:rPr>
-              <w:t xml:space="preserve"> (</w:t>
-            </w:r>
-            <w:proofErr w:type="spellStart"/>
-            <w:r>
-              <w:rPr>
-                <w:sz w:val="18"/>
-              </w:rPr>
-              <w:t>como</w:t>
-            </w:r>
-            <w:proofErr w:type="spellEnd"/>
-            <w:r>
-              <w:rPr>
-                <w:sz w:val="18"/>
-              </w:rPr>
-              <w:t xml:space="preserve"> las </w:t>
-            </w:r>
-            <w:proofErr w:type="spellStart"/>
-            <w:r>
-              <w:rPr>
-                <w:sz w:val="18"/>
-              </w:rPr>
-              <w:t>dimensiones</w:t>
-            </w:r>
-            <w:proofErr w:type="spellEnd"/>
-            <w:r>
-              <w:rPr>
-                <w:sz w:val="18"/>
-              </w:rPr>
-              <w:t xml:space="preserve"> de las </w:t>
-            </w:r>
-            <w:proofErr w:type="spellStart"/>
-            <w:r>
-              <w:rPr>
-                <w:sz w:val="18"/>
-              </w:rPr>
-              <w:t>probetas</w:t>
-            </w:r>
-            <w:proofErr w:type="spellEnd"/>
-            <w:r>
-              <w:rPr>
-                <w:sz w:val="18"/>
-              </w:rPr>
-              <w:t xml:space="preserve">) y el </w:t>
-            </w:r>
-            <w:proofErr w:type="spellStart"/>
-            <w:r>
-              <w:rPr>
-                <w:sz w:val="18"/>
-              </w:rPr>
-              <w:t>propósito</w:t>
-            </w:r>
-            <w:proofErr w:type="spellEnd"/>
-            <w:r>
-              <w:rPr>
-                <w:sz w:val="18"/>
-              </w:rPr>
-              <w:t xml:space="preserve"> del </w:t>
-            </w:r>
-            <w:proofErr w:type="spellStart"/>
-            <w:r>
-              <w:rPr>
-                <w:sz w:val="18"/>
-              </w:rPr>
-              <w:t>trabajo</w:t>
-            </w:r>
-            <w:proofErr w:type="spellEnd"/>
-            <w:r>
-              <w:rPr>
-                <w:sz w:val="18"/>
-              </w:rPr>
-              <w:t xml:space="preserve">. También </w:t>
-            </w:r>
-            <w:proofErr w:type="spellStart"/>
-            <w:r>
-              <w:rPr>
-                <w:sz w:val="18"/>
-              </w:rPr>
-              <w:t>aplicaré</w:t>
-            </w:r>
-            <w:proofErr w:type="spellEnd"/>
-            <w:r>
-              <w:rPr>
-                <w:sz w:val="18"/>
-              </w:rPr>
-              <w:t xml:space="preserve"> la </w:t>
-            </w:r>
-            <w:proofErr w:type="spellStart"/>
-            <w:r>
-              <w:rPr>
-                <w:sz w:val="18"/>
-              </w:rPr>
-              <w:t>regla</w:t>
-            </w:r>
-            <w:proofErr w:type="spellEnd"/>
-            <w:r>
-              <w:rPr>
-                <w:sz w:val="18"/>
-              </w:rPr>
-              <w:t xml:space="preserve"> de </w:t>
-            </w:r>
-            <w:proofErr w:type="spellStart"/>
-            <w:r>
-              <w:rPr>
-                <w:sz w:val="18"/>
-              </w:rPr>
-              <w:t>nunca</w:t>
-            </w:r>
-            <w:proofErr w:type="spellEnd"/>
-            <w:r>
-              <w:rPr>
-                <w:sz w:val="18"/>
-              </w:rPr>
-              <w:t xml:space="preserve"> </w:t>
-            </w:r>
-            <w:proofErr w:type="spellStart"/>
-            <w:r>
-              <w:rPr>
-                <w:sz w:val="18"/>
-              </w:rPr>
-              <w:t>sobrescribir</w:t>
-            </w:r>
-            <w:proofErr w:type="spellEnd"/>
-            <w:r>
-              <w:rPr>
-                <w:sz w:val="18"/>
-              </w:rPr>
-              <w:t xml:space="preserve"> </w:t>
-            </w:r>
-            <w:proofErr w:type="spellStart"/>
-            <w:r>
-              <w:rPr>
-                <w:sz w:val="18"/>
-              </w:rPr>
-              <w:t>los</w:t>
-            </w:r>
-            <w:proofErr w:type="spellEnd"/>
-            <w:r>
-              <w:rPr>
-                <w:sz w:val="18"/>
-              </w:rPr>
-              <w:t xml:space="preserve"> </w:t>
-            </w:r>
-            <w:proofErr w:type="spellStart"/>
-            <w:r>
-              <w:rPr>
-                <w:sz w:val="18"/>
-              </w:rPr>
-              <w:t>datos</w:t>
-            </w:r>
-            <w:proofErr w:type="spellEnd"/>
-            <w:r>
-              <w:rPr>
-                <w:sz w:val="18"/>
-              </w:rPr>
-              <w:t xml:space="preserve"> </w:t>
-            </w:r>
-            <w:proofErr w:type="spellStart"/>
-            <w:r>
-              <w:rPr>
-                <w:sz w:val="18"/>
-              </w:rPr>
-              <w:t>brutos</w:t>
-            </w:r>
-            <w:proofErr w:type="spellEnd"/>
-            <w:r>
-              <w:rPr>
-                <w:sz w:val="18"/>
-              </w:rPr>
-              <w:t xml:space="preserve"> de </w:t>
-            </w:r>
-            <w:proofErr w:type="spellStart"/>
-            <w:r>
-              <w:rPr>
-                <w:sz w:val="18"/>
-              </w:rPr>
-              <w:t>laboratorio</w:t>
-            </w:r>
-            <w:proofErr w:type="spellEnd"/>
-            <w:r>
-              <w:rPr>
-                <w:sz w:val="18"/>
-              </w:rPr>
-              <w:t xml:space="preserve">, </w:t>
-            </w:r>
-            <w:proofErr w:type="spellStart"/>
-            <w:r>
-              <w:rPr>
-                <w:sz w:val="18"/>
-              </w:rPr>
               <w:t>trabajando</w:t>
             </w:r>
             <w:proofErr w:type="spellEnd"/>
@@ -10033,21 +10010,7 @@
               <w:rPr>
                 <w:sz w:val="18"/>
               </w:rPr>
-              <w:t xml:space="preserve"> </w:t>
-            </w:r>
-            <w:proofErr w:type="spellStart"/>
-            <w:r>
-              <w:rPr>
-                <w:sz w:val="18"/>
-              </w:rPr>
-              <w:t>una</w:t>
-            </w:r>
-            <w:proofErr w:type="spellEnd"/>
-            <w:r>
-              <w:rPr>
-                <w:sz w:val="18"/>
-              </w:rPr>
-              <w:t xml:space="preserve"> </w:t>
+              <w:t xml:space="preserve"> una </w:t>
             </w:r>
             <w:proofErr w:type="spellStart"/>
             <w:r>
@@ -10137,8 +10100,8 @@
     </w:tbl>
     <w:p/>
     <w:sectPr>
-      <w:headerReference w:type="default" r:id="rId10"/>
-      <w:footerReference w:type="default" r:id="rId11"/>
+      <w:headerReference w:type="default" r:id="rId9"/>
+      <w:footerReference w:type="default" r:id="rId10"/>
       <w:pgSz w:w="12240" w:h="15840"/>
       <w:pgMar w:top="792" w:right="936" w:bottom="792" w:left="936" w:header="720" w:footer="720" w:gutter="0"/>
       <w:cols w:space="720"/>
@@ -10149,7 +10112,7 @@
 </file>
 
 <file path=word/endnotes.xml><?xml version="1.0" encoding="utf-8"?>
-<w:endnotes xmlns:wpc="http://schemas.microsoft.com/office/word/2010/wordprocessingCanvas" xmlns:cx="http://schemas.microsoft.com/office/drawing/2014/chartex" xmlns:cx1="http://schemas.microsoft.com/office/drawing/2015/9/8/chartex" xmlns:cx2="http://schemas.microsoft.com/office/drawing/2015/10/21/chartex" xmlns:cx3="http://schemas.microsoft.com/office/drawing/2016/5/9/chartex" xmlns:cx4="http://schemas.microsoft.com/office/drawing/2016/5/10/chartex" xmlns:cx5="http://schemas.microsoft.com/office/drawing/2016/5/11/chartex" xmlns:cx6="http://schemas.microsoft.com/office/drawing/2016/5/12/chartex" xmlns:cx7="http://schemas.microsoft.com/office/drawing/2016/5/13/chartex" xmlns:cx8="http://schemas.microsoft.com/office/drawing/2016/5/14/chartex" xmlns:mc="http://schemas.openxmlformats.org/markup-compatibility/2006" xmlns:aink="http://schemas.microsoft.com/office/drawing/2016/ink" xmlns:am3d="http://schemas.microsoft.com/office/drawing/2017/model3d" xmlns:o="urn:schemas-microsoft-com:office:office" xmlns:oel="http://schemas.microsoft.com/office/2019/extlst" xmlns:r="http://schemas.openxmlformats.org/officeDocument/2006/relationships" xmlns:m="http://schemas.openxmlformats.org/officeDocument/2006/math" xmlns:v="urn:schemas-microsoft-com:vml" xmlns:wp14="http://schemas.microsoft.com/office/word/2010/wordprocessingDrawing" xmlns:wp="http://schemas.openxmlformats.org/drawingml/2006/wordprocessingDrawing" xmlns:w10="urn:schemas-microsoft-com:office:word" xmlns:w="http://schemas.openxmlformats.org/wordprocessingml/2006/main" xmlns:w14="http://schemas.microsoft.com/office/word/2010/wordml" xmlns:w15="http://schemas.microsoft.com/office/word/2012/wordml" xmlns:w16cex="http://schemas.microsoft.com/office/word/2018/wordml/cex" xmlns:w16cid="http://schemas.microsoft.com/office/word/2016/wordml/cid" xmlns:w16="http://schemas.microsoft.com/office/word/2018/wordml" xmlns:w16du="http://schemas.microsoft.com/office/word/2023/wordml/word16du" xmlns:w16sdtdh="http://schemas.microsoft.com/office/word/2020/wordml/sdtdatahash" xmlns:w16sdtfl="http://schemas.microsoft.com/office/word/2024/wordml/sdtformatlock" xmlns:w16se="http://schemas.microsoft.com/office/word/2015/wordml/symex" xmlns:wpg="http://schemas.microsoft.com/office/word/2010/wordprocessingGroup" xmlns:wpi="http://schemas.microsoft.com/office/word/2010/wordprocessingInk" xmlns:wne="http://schemas.microsoft.com/office/word/2006/wordml" xmlns:wps="http://schemas.microsoft.com/office/word/2010/wordprocessingShape" mc:Ignorable="w14 w15 w16se w16cid w16 w16cex w16sdtdh w16sdtfl w16du wp14">
+<w:endnotes xmlns:wpc="http://schemas.microsoft.com/office/word/2010/wordprocessingCanvas" xmlns:cx="http://schemas.microsoft.com/office/drawing/2014/chartex" xmlns:cx1="http://schemas.microsoft.com/office/drawing/2015/9/8/chartex" xmlns:cx2="http://schemas.microsoft.com/office/drawing/2015/10/21/chartex" xmlns:cx3="http://schemas.microsoft.com/office/drawing/2016/5/9/chartex" xmlns:cx4="http://schemas.microsoft.com/office/drawing/2016/5/10/chartex" xmlns:cx5="http://schemas.microsoft.com/office/drawing/2016/5/11/chartex" xmlns:cx6="http://schemas.microsoft.com/office/drawing/2016/5/12/chartex" xmlns:cx7="http://schemas.microsoft.com/office/drawing/2016/5/13/chartex" xmlns:cx8="http://schemas.microsoft.com/office/drawing/2016/5/14/chartex" xmlns:mc="http://schemas.openxmlformats.org/markup-compatibility/2006" xmlns:aink="http://schemas.microsoft.com/office/drawing/2016/ink" xmlns:am3d="http://schemas.microsoft.com/office/drawing/2017/model3d" xmlns:o="urn:schemas-microsoft-com:office:office" xmlns:r="http://schemas.openxmlformats.org/officeDocument/2006/relationships" xmlns:m="http://schemas.openxmlformats.org/officeDocument/2006/math" xmlns:v="urn:schemas-microsoft-com:vml" xmlns:wp14="http://schemas.microsoft.com/office/word/2010/wordprocessingDrawing" xmlns:wp="http://schemas.openxmlformats.org/drawingml/2006/wordprocessingDrawing" xmlns:w10="urn:schemas-microsoft-com:office:word" xmlns:w="http://schemas.openxmlformats.org/wordprocessingml/2006/main" xmlns:w14="http://schemas.microsoft.com/office/word/2010/wordml" xmlns:w15="http://schemas.microsoft.com/office/word/2012/wordml" xmlns:w16cex="http://schemas.microsoft.com/office/word/2018/wordml/cex" xmlns:w16cid="http://schemas.microsoft.com/office/word/2016/wordml/cid" xmlns:w16="http://schemas.microsoft.com/office/word/2018/wordml" xmlns:w16sdtdh="http://schemas.microsoft.com/office/word/2020/wordml/sdtdatahash" xmlns:w16se="http://schemas.microsoft.com/office/word/2015/wordml/symex" xmlns:wpg="http://schemas.microsoft.com/office/word/2010/wordprocessingGroup" xmlns:wpi="http://schemas.microsoft.com/office/word/2010/wordprocessingInk" xmlns:wne="http://schemas.microsoft.com/office/word/2006/wordml" xmlns:wps="http://schemas.microsoft.com/office/word/2010/wordprocessingShape" mc:Ignorable="w14 w15 w16se w16cid w16 w16cex w16sdtdh wp14">
   <w:endnote w:type="separator" w:id="-1">
     <w:p>
       <w:pPr>
@@ -10174,7 +10137,7 @@
 </file>
 
 <file path=word/footer1.xml><?xml version="1.0" encoding="utf-8"?>
-<w:ftr xmlns:wpc="http://schemas.microsoft.com/office/word/2010/wordprocessingCanvas" xmlns:cx="http://schemas.microsoft.com/office/drawing/2014/chartex" xmlns:cx1="http://schemas.microsoft.com/office/drawing/2015/9/8/chartex" xmlns:cx2="http://schemas.microsoft.com/office/drawing/2015/10/21/chartex" xmlns:cx3="http://schemas.microsoft.com/office/drawing/2016/5/9/chartex" xmlns:cx4="http://schemas.microsoft.com/office/drawing/2016/5/10/chartex" xmlns:cx5="http://schemas.microsoft.com/office/drawing/2016/5/11/chartex" xmlns:cx6="http://schemas.microsoft.com/office/drawing/2016/5/12/chartex" xmlns:cx7="http://schemas.microsoft.com/office/drawing/2016/5/13/chartex" xmlns:cx8="http://schemas.microsoft.com/office/drawing/2016/5/14/chartex" xmlns:mc="http://schemas.openxmlformats.org/markup-compatibility/2006" xmlns:aink="http://schemas.microsoft.com/office/drawing/2016/ink" xmlns:am3d="http://schemas.microsoft.com/office/drawing/2017/model3d" xmlns:o="urn:schemas-microsoft-com:office:office" xmlns:oel="http://schemas.microsoft.com/office/2019/extlst" xmlns:r="http://schemas.openxmlformats.org/officeDocument/2006/relationships" xmlns:m="http://schemas.openxmlformats.org/officeDocument/2006/math" xmlns:v="urn:schemas-microsoft-com:vml" xmlns:wp14="http://schemas.microsoft.com/office/word/2010/wordprocessingDrawing" xmlns:wp="http://schemas.openxmlformats.org/drawingml/2006/wordprocessingDrawing" xmlns:w10="urn:schemas-microsoft-com:office:word" xmlns:w="http://schemas.openxmlformats.org/wordprocessingml/2006/main" xmlns:w14="http://schemas.microsoft.com/office/word/2010/wordml" xmlns:w15="http://schemas.microsoft.com/office/word/2012/wordml" xmlns:w16cex="http://schemas.microsoft.com/office/word/2018/wordml/cex" xmlns:w16cid="http://schemas.microsoft.com/office/word/2016/wordml/cid" xmlns:w16="http://schemas.microsoft.com/office/word/2018/wordml" xmlns:w16du="http://schemas.microsoft.com/office/word/2023/wordml/word16du" xmlns:w16sdtdh="http://schemas.microsoft.com/office/word/2020/wordml/sdtdatahash" xmlns:w16sdtfl="http://schemas.microsoft.com/office/word/2024/wordml/sdtformatlock" xmlns:w16se="http://schemas.microsoft.com/office/word/2015/wordml/symex" xmlns:wpg="http://schemas.microsoft.com/office/word/2010/wordprocessingGroup" xmlns:wpi="http://schemas.microsoft.com/office/word/2010/wordprocessingInk" xmlns:wne="http://schemas.microsoft.com/office/word/2006/wordml" xmlns:wps="http://schemas.microsoft.com/office/word/2010/wordprocessingShape" mc:Ignorable="w14 w15 w16se w16cid w16 w16cex w16sdtdh w16sdtfl w16du wp14">
+<w:ftr xmlns:wpc="http://schemas.microsoft.com/office/word/2010/wordprocessingCanvas" xmlns:cx="http://schemas.microsoft.com/office/drawing/2014/chartex" xmlns:cx1="http://schemas.microsoft.com/office/drawing/2015/9/8/chartex" xmlns:cx2="http://schemas.microsoft.com/office/drawing/2015/10/21/chartex" xmlns:cx3="http://schemas.microsoft.com/office/drawing/2016/5/9/chartex" xmlns:cx4="http://schemas.microsoft.com/office/drawing/2016/5/10/chartex" xmlns:cx5="http://schemas.microsoft.com/office/drawing/2016/5/11/chartex" xmlns:cx6="http://schemas.microsoft.com/office/drawing/2016/5/12/chartex" xmlns:cx7="http://schemas.microsoft.com/office/drawing/2016/5/13/chartex" xmlns:cx8="http://schemas.microsoft.com/office/drawing/2016/5/14/chartex" xmlns:mc="http://schemas.openxmlformats.org/markup-compatibility/2006" xmlns:aink="http://schemas.microsoft.com/office/drawing/2016/ink" xmlns:am3d="http://schemas.microsoft.com/office/drawing/2017/model3d" xmlns:o="urn:schemas-microsoft-com:office:office" xmlns:r="http://schemas.openxmlformats.org/officeDocument/2006/relationships" xmlns:m="http://schemas.openxmlformats.org/officeDocument/2006/math" xmlns:v="urn:schemas-microsoft-com:vml" xmlns:wp14="http://schemas.microsoft.com/office/word/2010/wordprocessingDrawing" xmlns:wp="http://schemas.openxmlformats.org/drawingml/2006/wordprocessingDrawing" xmlns:w10="urn:schemas-microsoft-com:office:word" xmlns:w="http://schemas.openxmlformats.org/wordprocessingml/2006/main" xmlns:w14="http://schemas.microsoft.com/office/word/2010/wordml" xmlns:w15="http://schemas.microsoft.com/office/word/2012/wordml" xmlns:w16cex="http://schemas.microsoft.com/office/word/2018/wordml/cex" xmlns:w16cid="http://schemas.microsoft.com/office/word/2016/wordml/cid" xmlns:w16="http://schemas.microsoft.com/office/word/2018/wordml" xmlns:w16sdtdh="http://schemas.microsoft.com/office/word/2020/wordml/sdtdatahash" xmlns:w16se="http://schemas.microsoft.com/office/word/2015/wordml/symex" xmlns:wpg="http://schemas.microsoft.com/office/word/2010/wordprocessingGroup" xmlns:wpi="http://schemas.microsoft.com/office/word/2010/wordprocessingInk" xmlns:wne="http://schemas.microsoft.com/office/word/2006/wordml" xmlns:wps="http://schemas.microsoft.com/office/word/2010/wordprocessingShape" mc:Ignorable="w14 w15 w16se w16cid w16 w16cex w16sdtdh wp14">
   <w:p>
     <w:pPr>
       <w:pStyle w:val="Piedepgina"/>
@@ -10240,7 +10203,7 @@
 </file>
 
 <file path=word/footnotes.xml><?xml version="1.0" encoding="utf-8"?>
-<w:footnotes xmlns:wpc="http://schemas.microsoft.com/office/word/2010/wordprocessingCanvas" xmlns:cx="http://schemas.microsoft.com/office/drawing/2014/chartex" xmlns:cx1="http://schemas.microsoft.com/office/drawing/2015/9/8/chartex" xmlns:cx2="http://schemas.microsoft.com/office/drawing/2015/10/21/chartex" xmlns:cx3="http://schemas.microsoft.com/office/drawing/2016/5/9/chartex" xmlns:cx4="http://schemas.microsoft.com/office/drawing/2016/5/10/chartex" xmlns:cx5="http://schemas.microsoft.com/office/drawing/2016/5/11/chartex" xmlns:cx6="http://schemas.microsoft.com/office/drawing/2016/5/12/chartex" xmlns:cx7="http://schemas.microsoft.com/office/drawing/2016/5/13/chartex" xmlns:cx8="http://schemas.microsoft.com/office/drawing/2016/5/14/chartex" xmlns:mc="http://schemas.openxmlformats.org/markup-compatibility/2006" xmlns:aink="http://schemas.microsoft.com/office/drawing/2016/ink" xmlns:am3d="http://schemas.microsoft.com/office/drawing/2017/model3d" xmlns:o="urn:schemas-microsoft-com:office:office" xmlns:oel="http://schemas.microsoft.com/office/2019/extlst" xmlns:r="http://schemas.openxmlformats.org/officeDocument/2006/relationships" xmlns:m="http://schemas.openxmlformats.org/officeDocument/2006/math" xmlns:v="urn:schemas-microsoft-com:vml" xmlns:wp14="http://schemas.microsoft.com/office/word/2010/wordprocessingDrawing" xmlns:wp="http://schemas.openxmlformats.org/drawingml/2006/wordprocessingDrawing" xmlns:w10="urn:schemas-microsoft-com:office:word" xmlns:w="http://schemas.openxmlformats.org/wordprocessingml/2006/main" xmlns:w14="http://schemas.microsoft.com/office/word/2010/wordml" xmlns:w15="http://schemas.microsoft.com/office/word/2012/wordml" xmlns:w16cex="http://schemas.microsoft.com/office/word/2018/wordml/cex" xmlns:w16cid="http://schemas.microsoft.com/office/word/2016/wordml/cid" xmlns:w16="http://schemas.microsoft.com/office/word/2018/wordml" xmlns:w16du="http://schemas.microsoft.com/office/word/2023/wordml/word16du" xmlns:w16sdtdh="http://schemas.microsoft.com/office/word/2020/wordml/sdtdatahash" xmlns:w16sdtfl="http://schemas.microsoft.com/office/word/2024/wordml/sdtformatlock" xmlns:w16se="http://schemas.microsoft.com/office/word/2015/wordml/symex" xmlns:wpg="http://schemas.microsoft.com/office/word/2010/wordprocessingGroup" xmlns:wpi="http://schemas.microsoft.com/office/word/2010/wordprocessingInk" xmlns:wne="http://schemas.microsoft.com/office/word/2006/wordml" xmlns:wps="http://schemas.microsoft.com/office/word/2010/wordprocessingShape" mc:Ignorable="w14 w15 w16se w16cid w16 w16cex w16sdtdh w16sdtfl w16du wp14">
+<w:footnotes xmlns:wpc="http://schemas.microsoft.com/office/word/2010/wordprocessingCanvas" xmlns:cx="http://schemas.microsoft.com/office/drawing/2014/chartex" xmlns:cx1="http://schemas.microsoft.com/office/drawing/2015/9/8/chartex" xmlns:cx2="http://schemas.microsoft.com/office/drawing/2015/10/21/chartex" xmlns:cx3="http://schemas.microsoft.com/office/drawing/2016/5/9/chartex" xmlns:cx4="http://schemas.microsoft.com/office/drawing/2016/5/10/chartex" xmlns:cx5="http://schemas.microsoft.com/office/drawing/2016/5/11/chartex" xmlns:cx6="http://schemas.microsoft.com/office/drawing/2016/5/12/chartex" xmlns:cx7="http://schemas.microsoft.com/office/drawing/2016/5/13/chartex" xmlns:cx8="http://schemas.microsoft.com/office/drawing/2016/5/14/chartex" xmlns:mc="http://schemas.openxmlformats.org/markup-compatibility/2006" xmlns:aink="http://schemas.microsoft.com/office/drawing/2016/ink" xmlns:am3d="http://schemas.microsoft.com/office/drawing/2017/model3d" xmlns:o="urn:schemas-microsoft-com:office:office" xmlns:r="http://schemas.openxmlformats.org/officeDocument/2006/relationships" xmlns:m="http://schemas.openxmlformats.org/officeDocument/2006/math" xmlns:v="urn:schemas-microsoft-com:vml" xmlns:wp14="http://schemas.microsoft.com/office/word/2010/wordprocessingDrawing" xmlns:wp="http://schemas.openxmlformats.org/drawingml/2006/wordprocessingDrawing" xmlns:w10="urn:schemas-microsoft-com:office:word" xmlns:w="http://schemas.openxmlformats.org/wordprocessingml/2006/main" xmlns:w14="http://schemas.microsoft.com/office/word/2010/wordml" xmlns:w15="http://schemas.microsoft.com/office/word/2012/wordml" xmlns:w16cex="http://schemas.microsoft.com/office/word/2018/wordml/cex" xmlns:w16cid="http://schemas.microsoft.com/office/word/2016/wordml/cid" xmlns:w16="http://schemas.microsoft.com/office/word/2018/wordml" xmlns:w16sdtdh="http://schemas.microsoft.com/office/word/2020/wordml/sdtdatahash" xmlns:w16se="http://schemas.microsoft.com/office/word/2015/wordml/symex" xmlns:wpg="http://schemas.microsoft.com/office/word/2010/wordprocessingGroup" xmlns:wpi="http://schemas.microsoft.com/office/word/2010/wordprocessingInk" xmlns:wne="http://schemas.microsoft.com/office/word/2006/wordml" xmlns:wps="http://schemas.microsoft.com/office/word/2010/wordprocessingShape" mc:Ignorable="w14 w15 w16se w16cid w16 w16cex w16sdtdh wp14">
   <w:footnote w:type="separator" w:id="-1">
     <w:p>
       <w:pPr>
@@ -10265,7 +10228,7 @@
 </file>
 
 <file path=word/header1.xml><?xml version="1.0" encoding="utf-8"?>
-<w:hdr xmlns:wpc="http://schemas.microsoft.com/office/word/2010/wordprocessingCanvas" xmlns:cx="http://schemas.microsoft.com/office/drawing/2014/chartex" xmlns:cx1="http://schemas.microsoft.com/office/drawing/2015/9/8/chartex" xmlns:cx2="http://schemas.microsoft.com/office/drawing/2015/10/21/chartex" xmlns:cx3="http://schemas.microsoft.com/office/drawing/2016/5/9/chartex" xmlns:cx4="http://schemas.microsoft.com/office/drawing/2016/5/10/chartex" xmlns:cx5="http://schemas.microsoft.com/office/drawing/2016/5/11/chartex" xmlns:cx6="http://schemas.microsoft.com/office/drawing/2016/5/12/chartex" xmlns:cx7="http://schemas.microsoft.com/office/drawing/2016/5/13/chartex" xmlns:cx8="http://schemas.microsoft.com/office/drawing/2016/5/14/chartex" xmlns:mc="http://schemas.openxmlformats.org/markup-compatibility/2006" xmlns:aink="http://schemas.microsoft.com/office/drawing/2016/ink" xmlns:am3d="http://schemas.microsoft.com/office/drawing/2017/model3d" xmlns:o="urn:schemas-microsoft-com:office:office" xmlns:oel="http://schemas.microsoft.com/office/2019/extlst" xmlns:r="http://schemas.openxmlformats.org/officeDocument/2006/relationships" xmlns:m="http://schemas.openxmlformats.org/officeDocument/2006/math" xmlns:v="urn:schemas-microsoft-com:vml" xmlns:wp14="http://schemas.microsoft.com/office/word/2010/wordprocessingDrawing" xmlns:wp="http://schemas.openxmlformats.org/drawingml/2006/wordprocessingDrawing" xmlns:w10="urn:schemas-microsoft-com:office:word" xmlns:w="http://schemas.openxmlformats.org/wordprocessingml/2006/main" xmlns:w14="http://schemas.microsoft.com/office/word/2010/wordml" xmlns:w15="http://schemas.microsoft.com/office/word/2012/wordml" xmlns:w16cex="http://schemas.microsoft.com/office/word/2018/wordml/cex" xmlns:w16cid="http://schemas.microsoft.com/office/word/2016/wordml/cid" xmlns:w16="http://schemas.microsoft.com/office/word/2018/wordml" xmlns:w16du="http://schemas.microsoft.com/office/word/2023/wordml/word16du" xmlns:w16sdtdh="http://schemas.microsoft.com/office/word/2020/wordml/sdtdatahash" xmlns:w16sdtfl="http://schemas.microsoft.com/office/word/2024/wordml/sdtformatlock" xmlns:w16se="http://schemas.microsoft.com/office/word/2015/wordml/symex" xmlns:wpg="http://schemas.microsoft.com/office/word/2010/wordprocessingGroup" xmlns:wpi="http://schemas.microsoft.com/office/word/2010/wordprocessingInk" xmlns:wne="http://schemas.microsoft.com/office/word/2006/wordml" xmlns:wps="http://schemas.microsoft.com/office/word/2010/wordprocessingShape" mc:Ignorable="w14 w15 w16se w16cid w16 w16cex w16sdtdh w16sdtfl w16du wp14">
+<w:hdr xmlns:wpc="http://schemas.microsoft.com/office/word/2010/wordprocessingCanvas" xmlns:cx="http://schemas.microsoft.com/office/drawing/2014/chartex" xmlns:cx1="http://schemas.microsoft.com/office/drawing/2015/9/8/chartex" xmlns:cx2="http://schemas.microsoft.com/office/drawing/2015/10/21/chartex" xmlns:cx3="http://schemas.microsoft.com/office/drawing/2016/5/9/chartex" xmlns:cx4="http://schemas.microsoft.com/office/drawing/2016/5/10/chartex" xmlns:cx5="http://schemas.microsoft.com/office/drawing/2016/5/11/chartex" xmlns:cx6="http://schemas.microsoft.com/office/drawing/2016/5/12/chartex" xmlns:cx7="http://schemas.microsoft.com/office/drawing/2016/5/13/chartex" xmlns:cx8="http://schemas.microsoft.com/office/drawing/2016/5/14/chartex" xmlns:mc="http://schemas.openxmlformats.org/markup-compatibility/2006" xmlns:aink="http://schemas.microsoft.com/office/drawing/2016/ink" xmlns:am3d="http://schemas.microsoft.com/office/drawing/2017/model3d" xmlns:o="urn:schemas-microsoft-com:office:office" xmlns:r="http://schemas.openxmlformats.org/officeDocument/2006/relationships" xmlns:m="http://schemas.openxmlformats.org/officeDocument/2006/math" xmlns:v="urn:schemas-microsoft-com:vml" xmlns:wp14="http://schemas.microsoft.com/office/word/2010/wordprocessingDrawing" xmlns:wp="http://schemas.openxmlformats.org/drawingml/2006/wordprocessingDrawing" xmlns:w10="urn:schemas-microsoft-com:office:word" xmlns:w="http://schemas.openxmlformats.org/wordprocessingml/2006/main" xmlns:w14="http://schemas.microsoft.com/office/word/2010/wordml" xmlns:w15="http://schemas.microsoft.com/office/word/2012/wordml" xmlns:w16cex="http://schemas.microsoft.com/office/word/2018/wordml/cex" xmlns:w16cid="http://schemas.microsoft.com/office/word/2016/wordml/cid" xmlns:w16="http://schemas.microsoft.com/office/word/2018/wordml" xmlns:w16sdtdh="http://schemas.microsoft.com/office/word/2020/wordml/sdtdatahash" xmlns:w16se="http://schemas.microsoft.com/office/word/2015/wordml/symex" xmlns:wpg="http://schemas.microsoft.com/office/word/2010/wordprocessingGroup" xmlns:wpi="http://schemas.microsoft.com/office/word/2010/wordprocessingInk" xmlns:wne="http://schemas.microsoft.com/office/word/2006/wordml" xmlns:wps="http://schemas.microsoft.com/office/word/2010/wordprocessingShape" mc:Ignorable="w14 w15 w16se w16cid w16 w16cex w16sdtdh wp14">
   <w:p>
     <w:pPr>
       <w:pStyle w:val="Encabezado"/>
@@ -10352,14 +10315,30 @@
         <w:color w:val="394049"/>
         <w:sz w:val="17"/>
       </w:rPr>
-      <w:t xml:space="preserve"> para Ingeniería II</w:t>
+      <w:t xml:space="preserve"> para </w:t>
+    </w:r>
+    <w:proofErr w:type="spellStart"/>
+    <w:r>
+      <w:rPr>
+        <w:color w:val="394049"/>
+        <w:sz w:val="17"/>
+      </w:rPr>
+      <w:t>Ingeniería</w:t>
+    </w:r>
+    <w:proofErr w:type="spellEnd"/>
+    <w:r>
+      <w:rPr>
+        <w:color w:val="394049"/>
+        <w:sz w:val="17"/>
+      </w:rPr>
+      <w:t xml:space="preserve"> II</w:t>
     </w:r>
   </w:p>
 </w:hdr>
 </file>
 
 <file path=word/numbering.xml><?xml version="1.0" encoding="utf-8"?>
-<w:numbering xmlns:wpc="http://schemas.microsoft.com/office/word/2010/wordprocessingCanvas" xmlns:cx="http://schemas.microsoft.com/office/drawing/2014/chartex" xmlns:cx1="http://schemas.microsoft.com/office/drawing/2015/9/8/chartex" xmlns:cx2="http://schemas.microsoft.com/office/drawing/2015/10/21/chartex" xmlns:cx3="http://schemas.microsoft.com/office/drawing/2016/5/9/chartex" xmlns:cx4="http://schemas.microsoft.com/office/drawing/2016/5/10/chartex" xmlns:cx5="http://schemas.microsoft.com/office/drawing/2016/5/11/chartex" xmlns:cx6="http://schemas.microsoft.com/office/drawing/2016/5/12/chartex" xmlns:cx7="http://schemas.microsoft.com/office/drawing/2016/5/13/chartex" xmlns:cx8="http://schemas.microsoft.com/office/drawing/2016/5/14/chartex" xmlns:mc="http://schemas.openxmlformats.org/markup-compatibility/2006" xmlns:aink="http://schemas.microsoft.com/office/drawing/2016/ink" xmlns:am3d="http://schemas.microsoft.com/office/drawing/2017/model3d" xmlns:o="urn:schemas-microsoft-com:office:office" xmlns:oel="http://schemas.microsoft.com/office/2019/extlst" xmlns:r="http://schemas.openxmlformats.org/officeDocument/2006/relationships" xmlns:m="http://schemas.openxmlformats.org/officeDocument/2006/math" xmlns:v="urn:schemas-microsoft-com:vml" xmlns:wp14="http://schemas.microsoft.com/office/word/2010/wordprocessingDrawing" xmlns:wp="http://schemas.openxmlformats.org/drawingml/2006/wordprocessingDrawing" xmlns:w10="urn:schemas-microsoft-com:office:word" xmlns:w="http://schemas.openxmlformats.org/wordprocessingml/2006/main" xmlns:w14="http://schemas.microsoft.com/office/word/2010/wordml" xmlns:w15="http://schemas.microsoft.com/office/word/2012/wordml" xmlns:w16cex="http://schemas.microsoft.com/office/word/2018/wordml/cex" xmlns:w16cid="http://schemas.microsoft.com/office/word/2016/wordml/cid" xmlns:w16="http://schemas.microsoft.com/office/word/2018/wordml" xmlns:w16du="http://schemas.microsoft.com/office/word/2023/wordml/word16du" xmlns:w16sdtdh="http://schemas.microsoft.com/office/word/2020/wordml/sdtdatahash" xmlns:w16sdtfl="http://schemas.microsoft.com/office/word/2024/wordml/sdtformatlock" xmlns:w16se="http://schemas.microsoft.com/office/word/2015/wordml/symex" xmlns:wpg="http://schemas.microsoft.com/office/word/2010/wordprocessingGroup" xmlns:wpi="http://schemas.microsoft.com/office/word/2010/wordprocessingInk" xmlns:wne="http://schemas.microsoft.com/office/word/2006/wordml" xmlns:wps="http://schemas.microsoft.com/office/word/2010/wordprocessingShape" mc:Ignorable="w14 w15 w16se w16cid w16 w16cex w16sdtdh w16sdtfl w16du wp14">
+<w:numbering xmlns:wpc="http://schemas.microsoft.com/office/word/2010/wordprocessingCanvas" xmlns:cx="http://schemas.microsoft.com/office/drawing/2014/chartex" xmlns:cx1="http://schemas.microsoft.com/office/drawing/2015/9/8/chartex" xmlns:cx2="http://schemas.microsoft.com/office/drawing/2015/10/21/chartex" xmlns:cx3="http://schemas.microsoft.com/office/drawing/2016/5/9/chartex" xmlns:cx4="http://schemas.microsoft.com/office/drawing/2016/5/10/chartex" xmlns:cx5="http://schemas.microsoft.com/office/drawing/2016/5/11/chartex" xmlns:cx6="http://schemas.microsoft.com/office/drawing/2016/5/12/chartex" xmlns:cx7="http://schemas.microsoft.com/office/drawing/2016/5/13/chartex" xmlns:cx8="http://schemas.microsoft.com/office/drawing/2016/5/14/chartex" xmlns:mc="http://schemas.openxmlformats.org/markup-compatibility/2006" xmlns:aink="http://schemas.microsoft.com/office/drawing/2016/ink" xmlns:am3d="http://schemas.microsoft.com/office/drawing/2017/model3d" xmlns:o="urn:schemas-microsoft-com:office:office" xmlns:r="http://schemas.openxmlformats.org/officeDocument/2006/relationships" xmlns:m="http://schemas.openxmlformats.org/officeDocument/2006/math" xmlns:v="urn:schemas-microsoft-com:vml" xmlns:wp14="http://schemas.microsoft.com/office/word/2010/wordprocessingDrawing" xmlns:wp="http://schemas.openxmlformats.org/drawingml/2006/wordprocessingDrawing" xmlns:w10="urn:schemas-microsoft-com:office:word" xmlns:w="http://schemas.openxmlformats.org/wordprocessingml/2006/main" xmlns:w14="http://schemas.microsoft.com/office/word/2010/wordml" xmlns:w15="http://schemas.microsoft.com/office/word/2012/wordml" xmlns:w16cex="http://schemas.microsoft.com/office/word/2018/wordml/cex" xmlns:w16cid="http://schemas.microsoft.com/office/word/2016/wordml/cid" xmlns:w16="http://schemas.microsoft.com/office/word/2018/wordml" xmlns:w16sdtdh="http://schemas.microsoft.com/office/word/2020/wordml/sdtdatahash" xmlns:w16se="http://schemas.microsoft.com/office/word/2015/wordml/symex" xmlns:wpg="http://schemas.microsoft.com/office/word/2010/wordprocessingGroup" xmlns:wpi="http://schemas.microsoft.com/office/word/2010/wordprocessingInk" xmlns:wne="http://schemas.microsoft.com/office/word/2006/wordml" xmlns:wps="http://schemas.microsoft.com/office/word/2010/wordprocessingShape" mc:Ignorable="w14 w15 w16se w16cid w16 w16cex w16sdtdh wp14">
   <w:abstractNum w:abstractNumId="0" w15:restartNumberingAfterBreak="0">
     <w:nsid w:val="FFFFFF7C"/>
     <w:multiLevelType w:val="singleLevel"/>
@@ -11276,53 +11255,53 @@
       </w:rPr>
     </w:lvl>
   </w:abstractNum>
-  <w:num w:numId="1" w16cid:durableId="421612965">
+  <w:num w:numId="1">
     <w:abstractNumId w:val="8"/>
   </w:num>
-  <w:num w:numId="2" w16cid:durableId="98724013">
+  <w:num w:numId="2">
     <w:abstractNumId w:val="6"/>
   </w:num>
-  <w:num w:numId="3" w16cid:durableId="1739328417">
+  <w:num w:numId="3">
     <w:abstractNumId w:val="5"/>
   </w:num>
-  <w:num w:numId="4" w16cid:durableId="743182660">
+  <w:num w:numId="4">
     <w:abstractNumId w:val="4"/>
   </w:num>
-  <w:num w:numId="5" w16cid:durableId="337931999">
+  <w:num w:numId="5">
     <w:abstractNumId w:val="7"/>
   </w:num>
-  <w:num w:numId="6" w16cid:durableId="9110905">
+  <w:num w:numId="6">
     <w:abstractNumId w:val="3"/>
   </w:num>
-  <w:num w:numId="7" w16cid:durableId="991173505">
+  <w:num w:numId="7">
     <w:abstractNumId w:val="2"/>
   </w:num>
-  <w:num w:numId="8" w16cid:durableId="14232115">
+  <w:num w:numId="8">
     <w:abstractNumId w:val="1"/>
   </w:num>
-  <w:num w:numId="9" w16cid:durableId="693072923">
+  <w:num w:numId="9">
     <w:abstractNumId w:val="0"/>
   </w:num>
-  <w:num w:numId="10" w16cid:durableId="176696821">
+  <w:num w:numId="10">
     <w:abstractNumId w:val="13"/>
   </w:num>
-  <w:num w:numId="11" w16cid:durableId="645626579">
+  <w:num w:numId="11">
     <w:abstractNumId w:val="11"/>
   </w:num>
-  <w:num w:numId="12" w16cid:durableId="836190098">
+  <w:num w:numId="12">
     <w:abstractNumId w:val="9"/>
   </w:num>
-  <w:num w:numId="13" w16cid:durableId="578758037">
+  <w:num w:numId="13">
     <w:abstractNumId w:val="12"/>
   </w:num>
-  <w:num w:numId="14" w16cid:durableId="500661849">
+  <w:num w:numId="14">
     <w:abstractNumId w:val="10"/>
   </w:num>
 </w:numbering>
 </file>
 
 <file path=word/styles.xml><?xml version="1.0" encoding="utf-8"?>
-<w:styles xmlns:mc="http://schemas.openxmlformats.org/markup-compatibility/2006" xmlns:r="http://schemas.openxmlformats.org/officeDocument/2006/relationships" xmlns:w="http://schemas.openxmlformats.org/wordprocessingml/2006/main" xmlns:w14="http://schemas.microsoft.com/office/word/2010/wordml" xmlns:w15="http://schemas.microsoft.com/office/word/2012/wordml" xmlns:w16cex="http://schemas.microsoft.com/office/word/2018/wordml/cex" xmlns:w16cid="http://schemas.microsoft.com/office/word/2016/wordml/cid" xmlns:w16="http://schemas.microsoft.com/office/word/2018/wordml" xmlns:w16du="http://schemas.microsoft.com/office/word/2023/wordml/word16du" xmlns:w16sdtdh="http://schemas.microsoft.com/office/word/2020/wordml/sdtdatahash" xmlns:w16sdtfl="http://schemas.microsoft.com/office/word/2024/wordml/sdtformatlock" xmlns:w16se="http://schemas.microsoft.com/office/word/2015/wordml/symex" mc:Ignorable="w14 w15 w16se w16cid w16 w16cex w16sdtdh w16sdtfl w16du">
+<w:styles xmlns:mc="http://schemas.openxmlformats.org/markup-compatibility/2006" xmlns:r="http://schemas.openxmlformats.org/officeDocument/2006/relationships" xmlns:w="http://schemas.openxmlformats.org/wordprocessingml/2006/main" xmlns:w14="http://schemas.microsoft.com/office/word/2010/wordml" xmlns:w15="http://schemas.microsoft.com/office/word/2012/wordml" xmlns:w16cex="http://schemas.microsoft.com/office/word/2018/wordml/cex" xmlns:w16cid="http://schemas.microsoft.com/office/word/2016/wordml/cid" xmlns:w16="http://schemas.microsoft.com/office/word/2018/wordml" xmlns:w16sdtdh="http://schemas.microsoft.com/office/word/2020/wordml/sdtdatahash" xmlns:w16se="http://schemas.microsoft.com/office/word/2015/wordml/symex" mc:Ignorable="w14 w15 w16se w16cid w16 w16cex w16sdtdh">
   <w:docDefaults>
     <w:rPrDefault>
       <w:rPr>
@@ -11928,6 +11907,7 @@
   <w:style w:type="character" w:default="1" w:styleId="Fuentedeprrafopredeter">
     <w:name w:val="Default Paragraph Font"/>
     <w:uiPriority w:val="1"/>
+    <w:semiHidden/>
     <w:unhideWhenUsed/>
   </w:style>
   <w:style w:type="table" w:default="1" w:styleId="Tablanormal">
@@ -12513,7 +12493,7 @@
       <w:szCs w:val="18"/>
     </w:rPr>
   </w:style>
-  <w:style w:type="character" w:styleId="Fuerte">
+  <w:style w:type="character" w:styleId="Textoennegrita">
     <w:name w:val="Strong"/>
     <w:basedOn w:val="Fuentedeprrafopredeter"/>
     <w:uiPriority w:val="22"/>
